--- a/downloads/teacher/ai-7-week-02.docx
+++ b/downloads/teacher/ai-7-week-02.docx
@@ -1928,6 +1928,396 @@
         <w:t>For the Reproducible AI Research Study, retain an annotated worked trace and the changed-case reasoning. Connect the claim to its records, units and assumptions so another investigator can challenge or reproduce it.</w:t>
       </w:r>
     </w:p>
+    <w:p>
+      <w:pPr>
+        <w:pStyle w:val="Heading1"/>
+      </w:pPr>
+      <w:r>
+        <w:t>07. Prepare, teach and assess</w:t>
+      </w:r>
+    </w:p>
+    <w:p>
+      <w:r>
+        <w:t>Teaching target: Explain the mechanism and terminology of reading a research claim</w:t>
+      </w:r>
+    </w:p>
+    <w:p>
+      <w:r>
+        <w:t>Prepare the labelled worked-case picture, the matching workbook, fictional input cards and a place for individual responses. Check a local Python 3 environment before class; have a paper-trace version ready.</w:t>
+      </w:r>
+    </w:p>
+    <w:tbl>
+      <w:tblPr>
+        <w:tblStyle w:val="LightShading-Accent1"/>
+        <w:tblW w:type="auto" w:w="0"/>
+        <w:tblLook w:firstColumn="1" w:firstRow="1" w:lastColumn="0" w:lastRow="0" w:noHBand="0" w:noVBand="1" w:val="04A0"/>
+      </w:tblPr>
+      <w:tblGrid>
+        <w:gridCol w:w="3408"/>
+        <w:gridCol w:w="3408"/>
+        <w:gridCol w:w="3408"/>
+      </w:tblGrid>
+      <w:tr>
+        <w:trPr>
+          <w:tblHeader/>
+        </w:trPr>
+        <w:tc>
+          <w:tcPr>
+            <w:tcW w:type="dxa" w:w="3408"/>
+          </w:tcPr>
+          <w:p>
+            <w:r>
+              <w:t>Session</w:t>
+            </w:r>
+          </w:p>
+        </w:tc>
+        <w:tc>
+          <w:tcPr>
+            <w:tcW w:type="dxa" w:w="3408"/>
+          </w:tcPr>
+          <w:p>
+            <w:r>
+              <w:t>Plan</w:t>
+            </w:r>
+          </w:p>
+        </w:tc>
+        <w:tc>
+          <w:tcPr>
+            <w:tcW w:type="dxa" w:w="3408"/>
+          </w:tcPr>
+          <w:p>
+            <w:r>
+              <w:t>Resources</w:t>
+            </w:r>
+          </w:p>
+        </w:tc>
+      </w:tr>
+      <w:tr>
+        <w:tc>
+          <w:tcPr>
+            <w:tcW w:type="dxa" w:w="3408"/>
+          </w:tcPr>
+          <w:p>
+            <w:r>
+              <w:t>Session 1 · Understand · 45 min</w:t>
+            </w:r>
+          </w:p>
+        </w:tc>
+        <w:tc>
+          <w:tcPr>
+            <w:tcW w:type="dxa" w:w="3408"/>
+          </w:tcPr>
+          <w:p>
+            <w:r>
+              <w:t>0–7: recall and prerequisite; 7–15: inspect the concrete case and predict; 15–30: teacher models the worked trace; 30–40: learners explain a step using the text and visual; 40–45: check the core idea.</w:t>
+            </w:r>
+          </w:p>
+        </w:tc>
+        <w:tc>
+          <w:tcPr>
+            <w:tcW w:type="dxa" w:w="3408"/>
+          </w:tcPr>
+          <w:p>
+            <w:r>
+              <w:t>Sections 1–6; record the brief recall in the workbook.</w:t>
+            </w:r>
+          </w:p>
+        </w:tc>
+      </w:tr>
+      <w:tr>
+        <w:tc>
+          <w:tcPr>
+            <w:tcW w:type="dxa" w:w="3408"/>
+          </w:tcPr>
+          <w:p>
+            <w:r>
+              <w:t>Session 2 · Practise · 45 min</w:t>
+            </w:r>
+          </w:p>
+        </w:tc>
+        <w:tc>
+          <w:tcPr>
+            <w:tcW w:type="dxa" w:w="3408"/>
+          </w:tcPr>
+          <w:p>
+            <w:r>
+              <w:t>0–5: retrieve the procedure; 5–15: W2 completion practice; 15–23: explain and check with a partner; 23–30: each learner answers the misconception check; 30–40: targeted reteaching or a harder variation; 40–45: prepare the investigation.</w:t>
+            </w:r>
+          </w:p>
+        </w:tc>
+        <w:tc>
+          <w:tcPr>
+            <w:tcW w:type="dxa" w:w="3408"/>
+          </w:tcPr>
+          <w:p>
+            <w:r>
+              <w:t>Sections 7–10; use the matching workbook W2 and misconception check.</w:t>
+            </w:r>
+          </w:p>
+        </w:tc>
+      </w:tr>
+      <w:tr>
+        <w:tc>
+          <w:tcPr>
+            <w:tcW w:type="dxa" w:w="3408"/>
+          </w:tcPr>
+          <w:p>
+            <w:r>
+              <w:t>Session 3 · Investigate and transfer · 45 min</w:t>
+            </w:r>
+          </w:p>
+        </w:tc>
+        <w:tc>
+          <w:tcPr>
+            <w:tcW w:type="dxa" w:w="3408"/>
+          </w:tcPr>
+          <w:p>
+            <w:r>
+              <w:t>0–5: retrieve the decision rule; 5–20: investigate or trace; 20–30: start the independent case; 30–38: connect the project; 38–43: act on feedback; 43–45: plan the return check.</w:t>
+            </w:r>
+          </w:p>
+        </w:tc>
+        <w:tc>
+          <w:tcPr>
+            <w:tcW w:type="dxa" w:w="3408"/>
+          </w:tcPr>
+          <w:p>
+            <w:r>
+              <w:t>Sections 9 and 11–14. Give extra time to finish the full task set; use Section 15 when the week includes a coding lab.</w:t>
+            </w:r>
+          </w:p>
+        </w:tc>
+      </w:tr>
+    </w:tbl>
+    <w:p>
+      <w:r>
+        <w:t>Before class, solve the supported practice: A fictional report says method B is better after6/8 supported answers versus baseline5/8 on the same constructed cases. Show the intermediate steps and give the conclusion with its scope.</w:t>
+      </w:r>
+    </w:p>
+    <w:p>
+      <w:r>
+        <w:t>Reasoned practice answer: Teacher explanation: B has75% versus62.5%, a12.5-point difference on eight cases. Better in this measured outcome does not establish broader tasks or uncertainty.</w:t>
+      </w:r>
+    </w:p>
+    <w:p>
+      <w:r>
+        <w:t>Check every learner before discussion: Use the worked case for Reading a research claim. Proposed explanation: “The worked result establishes every future case”. Decide whether this explanation is supported. Point to the step or supplied fact that decides; explain your repair if needed.</w:t>
+      </w:r>
+    </w:p>
+    <w:p>
+      <w:r>
+        <w:t>Misconception repair: A numerical improvement can be real in the sample while the broader claim remains unsupported.</w:t>
+      </w:r>
+    </w:p>
+    <w:p>
+      <w:r>
+        <w:t>Support: read the exact case aloud, enlarge the labelled picture, supply input cards and model only the first deciding step. Accept a spoken explanation or drawing; retain the reasoning goal.</w:t>
+      </w:r>
+    </w:p>
+    <w:p>
+      <w:r>
+        <w:t>Extension: The headline changes to "every learner improves twice as much". Require a prediction and a reason before comparing. Expected result: That learner claim is unsupported by these answer counts. Reason: The outcome and experimental unit have changed in the wording without new evidence.</w:t>
+      </w:r>
+    </w:p>
+    <w:p>
+      <w:r>
+        <w:t>Independent assessment: withhold the reserved answer until the learner has attempted the new case. Record support separately from correctness.</w:t>
+      </w:r>
+    </w:p>
+    <w:tbl>
+      <w:tblPr>
+        <w:tblStyle w:val="LightShading-Accent1"/>
+        <w:tblW w:type="auto" w:w="0"/>
+        <w:tblLook w:firstColumn="1" w:firstRow="1" w:lastColumn="0" w:lastRow="0" w:noHBand="0" w:noVBand="1" w:val="04A0"/>
+      </w:tblPr>
+      <w:tblGrid>
+        <w:gridCol w:w="2556"/>
+        <w:gridCol w:w="2556"/>
+        <w:gridCol w:w="2556"/>
+        <w:gridCol w:w="2556"/>
+      </w:tblGrid>
+      <w:tr>
+        <w:trPr>
+          <w:tblHeader/>
+        </w:trPr>
+        <w:tc>
+          <w:tcPr>
+            <w:tcW w:type="dxa" w:w="2556"/>
+          </w:tcPr>
+          <w:p>
+            <w:r>
+              <w:t>Criterion</w:t>
+            </w:r>
+          </w:p>
+        </w:tc>
+        <w:tc>
+          <w:tcPr>
+            <w:tcW w:type="dxa" w:w="2556"/>
+          </w:tcPr>
+          <w:p>
+            <w:r>
+              <w:t>Not yet</w:t>
+            </w:r>
+          </w:p>
+        </w:tc>
+        <w:tc>
+          <w:tcPr>
+            <w:tcW w:type="dxa" w:w="2556"/>
+          </w:tcPr>
+          <w:p>
+            <w:r>
+              <w:t>With support</w:t>
+            </w:r>
+          </w:p>
+        </w:tc>
+        <w:tc>
+          <w:tcPr>
+            <w:tcW w:type="dxa" w:w="2556"/>
+          </w:tcPr>
+          <w:p>
+            <w:r>
+              <w:t>Independent</w:t>
+            </w:r>
+          </w:p>
+        </w:tc>
+      </w:tr>
+      <w:tr>
+        <w:tc>
+          <w:tcPr>
+            <w:tcW w:type="dxa" w:w="2556"/>
+          </w:tcPr>
+          <w:p>
+            <w:r>
+              <w:t>Explanation</w:t>
+            </w:r>
+          </w:p>
+        </w:tc>
+        <w:tc>
+          <w:tcPr>
+            <w:tcW w:type="dxa" w:w="2556"/>
+          </w:tcPr>
+          <w:p>
+            <w:r>
+              <w:t>Names an answer without a deciding fact</w:t>
+            </w:r>
+          </w:p>
+        </w:tc>
+        <w:tc>
+          <w:tcPr>
+            <w:tcW w:type="dxa" w:w="2556"/>
+          </w:tcPr>
+          <w:p>
+            <w:r>
+              <w:t>Uses a hint to link fact and decision</w:t>
+            </w:r>
+          </w:p>
+        </w:tc>
+        <w:tc>
+          <w:tcPr>
+            <w:tcW w:type="dxa" w:w="2556"/>
+          </w:tcPr>
+          <w:p>
+            <w:r>
+              <w:t>Explains the deciding fact in own words</w:t>
+            </w:r>
+          </w:p>
+        </w:tc>
+      </w:tr>
+      <w:tr>
+        <w:tc>
+          <w:tcPr>
+            <w:tcW w:type="dxa" w:w="2556"/>
+          </w:tcPr>
+          <w:p>
+            <w:r>
+              <w:t>Trace or test</w:t>
+            </w:r>
+          </w:p>
+        </w:tc>
+        <w:tc>
+          <w:tcPr>
+            <w:tcW w:type="dxa" w:w="2556"/>
+          </w:tcPr>
+          <w:p>
+            <w:r>
+              <w:t>Cannot connect input and result</w:t>
+            </w:r>
+          </w:p>
+        </w:tc>
+        <w:tc>
+          <w:tcPr>
+            <w:tcW w:type="dxa" w:w="2556"/>
+          </w:tcPr>
+          <w:p>
+            <w:r>
+              <w:t>Completes steps with prompts</w:t>
+            </w:r>
+          </w:p>
+        </w:tc>
+        <w:tc>
+          <w:tcPr>
+            <w:tcW w:type="dxa" w:w="2556"/>
+          </w:tcPr>
+          <w:p>
+            <w:r>
+              <w:t>Traces or tests a changed case accurately</w:t>
+            </w:r>
+          </w:p>
+        </w:tc>
+      </w:tr>
+      <w:tr>
+        <w:tc>
+          <w:tcPr>
+            <w:tcW w:type="dxa" w:w="2556"/>
+          </w:tcPr>
+          <w:p>
+            <w:r>
+              <w:t>Limits and revision</w:t>
+            </w:r>
+          </w:p>
+        </w:tc>
+        <w:tc>
+          <w:tcPr>
+            <w:tcW w:type="dxa" w:w="2556"/>
+          </w:tcPr>
+          <w:p>
+            <w:r>
+              <w:t>Claims more than evidence supports</w:t>
+            </w:r>
+          </w:p>
+        </w:tc>
+        <w:tc>
+          <w:tcPr>
+            <w:tcW w:type="dxa" w:w="2556"/>
+          </w:tcPr>
+          <w:p>
+            <w:r>
+              <w:t>Names a limit after a prompt</w:t>
+            </w:r>
+          </w:p>
+        </w:tc>
+        <w:tc>
+          <w:tcPr>
+            <w:tcW w:type="dxa" w:w="2556"/>
+          </w:tcPr>
+          <w:p>
+            <w:r>
+              <w:t>States a defensible limit and useful next test</w:t>
+            </w:r>
+          </w:p>
+        </w:tc>
+      </w:tr>
+    </w:tbl>
+    <w:p>
+      <w:r>
+        <w:t>Project checkpoint: Frame the need. Name the user, the problem, allowed inputs and a safe simple starting method.</w:t>
+      </w:r>
+    </w:p>
+    <w:p>
+      <w:r>
+        <w:t>Use the weekly teacher answer for topic-specific reasoning. A saved progress tick is an activity record; judge mastery from the learner’s explanation and evidence.</w:t>
+      </w:r>
+    </w:p>
     <w:sectPr>
       <w:pgSz w:w="12240" w:h="15840"/>
       <w:pgMar w:top="936" w:right="1008" w:bottom="936" w:left="1008" w:header="720" w:footer="720" w:gutter="0"/>

--- a/downloads/teacher/ai-7-week-02.docx
+++ b/downloads/teacher/ai-7-week-02.docx
@@ -2318,6 +2318,39 @@
         <w:t>Use the weekly teacher answer for topic-specific reasoning. A saved progress tick is an activity record; judge mastery from the learner’s explanation and evidence.</w:t>
       </w:r>
     </w:p>
+    <w:p>
+      <w:pPr>
+        <w:pStyle w:val="Heading1"/>
+      </w:pPr>
+      <w:r>
+        <w:t>08. Use feedback, labs and repair paths</w:t>
+      </w:r>
+    </w:p>
+    <w:p>
+      <w:r>
+        <w:t>Use the two formative questions as supported practice, not as independent mastery scores. Discuss the deciding evidence rather than accepting a guessed selection.</w:t>
+      </w:r>
+    </w:p>
+    <w:p>
+      <w:r>
+        <w:t>The feedback comes from the reviewed public worked case. Do not reveal the separately reserved independent teacher answer until the learner has attempted that case.</w:t>
+      </w:r>
+    </w:p>
+    <w:p>
+      <w:r>
+        <w:t>Ask students to predict before running code. Preserve errors and actual outputs; collect a changed test and an explanation. The branch-boundary and indexing lessons deliberately include failure cases.</w:t>
+      </w:r>
+    </w:p>
+    <w:p>
+      <w:r>
+        <w:t>Use the earlier worked-explanation links to address a specific missing building block, then return to the current question. Adapt this suggestion after observing the learner; it is not an automatic diagnosis.</w:t>
+      </w:r>
+    </w:p>
+    <w:p>
+      <w:r>
+        <w:t>Collect the completed-work portfolio as evidence. Record support separately from correctness, and assess explanation, trace/test and limitations. Progress ticks and quiz selections alone do not establish mastery.</w:t>
+      </w:r>
+    </w:p>
     <w:sectPr>
       <w:pgSz w:w="12240" w:h="15840"/>
       <w:pgMar w:top="936" w:right="1008" w:bottom="936" w:left="1008" w:header="720" w:footer="720" w:gutter="0"/>

--- a/downloads/teacher/ai-7-week-02.docx
+++ b/downloads/teacher/ai-7-week-02.docx
@@ -29,16 +29,45 @@
       </w:r>
     </w:p>
     <w:p>
-      <w:pPr>
-        <w:pStyle w:val="Heading3"/>
-      </w:pPr>
-      <w:r>
-        <w:t>Teach the learning cycle</w:t>
+      <w:r>
+        <w:t>Prepare Reading a research claim: check the target, prerequisites, resources and adaptable teaching schedule.</w:t>
       </w:r>
     </w:p>
     <w:p>
-      <w:r>
-        <w:t>Primary target: Explain the mechanism and terminology of reading a research claim</w:t>
+      <w:pPr>
+        <w:pStyle w:val="Heading3"/>
+      </w:pPr>
+      <w:r>
+        <w:t>Teach the learning cycle</w:t>
+      </w:r>
+    </w:p>
+    <w:p>
+      <w:pPr>
+        <w:spacing w:line="336" w:lineRule="auto" w:after="180"/>
+      </w:pPr>
+      <w:r>
+        <w:rPr>
+          <w:b w:val="0"/>
+        </w:rPr>
+        <w:t xml:space="preserve">Primary target: Explain the </w:t>
+      </w:r>
+      <w:r>
+        <w:rPr>
+          <w:b/>
+        </w:rPr>
+        <w:t>mechanism</w:t>
+      </w:r>
+      <w:r>
+        <w:rPr>
+          <w:b w:val="0"/>
+        </w:rPr>
+        <w:t xml:space="preserve"> and terminology of reading a research </w:t>
+      </w:r>
+      <w:r>
+        <w:rPr>
+          <w:b/>
+        </w:rPr>
+        <w:t>claim</w:t>
       </w:r>
     </w:p>
     <w:tbl>
@@ -185,16 +214,37 @@
       </w:tr>
     </w:tbl>
     <w:p>
-      <w:r>
-        <w:t>This is a starting allocation of 135 minutes, not a validated duration. Preserve all named topics. Schedule extra time for connected examples, the full investigation, independent cases and project building. Repeated copies of a case share one recorded attempt; they are not new evidence.</w:t>
+      <w:pPr>
+        <w:spacing w:line="336" w:lineRule="auto" w:after="180"/>
+      </w:pPr>
+      <w:r>
+        <w:rPr>
+          <w:b w:val="0"/>
+        </w:rPr>
+        <w:t>This is a starting allocation of 135 minutes, not a validated duration. Preserve all named topics. Schedule extra time for connected examples, the full investigation, independent cases and project building.</w:t>
       </w:r>
     </w:p>
     <w:p>
       <w:pPr>
-        <w:pStyle w:val="Heading3"/>
-      </w:pPr>
-      <w:r>
-        <w:t>Retrieval answer guidance</w:t>
+        <w:spacing w:line="336" w:lineRule="auto" w:after="180"/>
+      </w:pPr>
+      <w:r>
+        <w:rPr>
+          <w:b w:val="0"/>
+        </w:rPr>
+        <w:t xml:space="preserve">Repeated copies of a case share one recorded attempt; they are not new </w:t>
+      </w:r>
+      <w:r>
+        <w:rPr>
+          <w:b/>
+        </w:rPr>
+        <w:t>evidence</w:t>
+      </w:r>
+      <w:r>
+        <w:rPr>
+          <w:b w:val="0"/>
+        </w:rPr>
+        <w:t>.</w:t>
       </w:r>
     </w:p>
     <w:p>
@@ -202,50 +252,176 @@
         <w:pStyle w:val="Heading3"/>
       </w:pPr>
       <w:r>
-        <w:t>A question that evidence can answer</w:t>
+        <w:t>Retrieval answer guidance</w:t>
       </w:r>
     </w:p>
     <w:p>
-      <w:r>
-        <w:t>Without opening the old lesson, explain one key idea from A question that evidence can answer. Give an example and a mistake that the idea helps you avoid.</w:t>
+      <w:pPr>
+        <w:pStyle w:val="Heading3"/>
+      </w:pPr>
+      <w:r>
+        <w:t>A question that evidence can answer</w:t>
       </w:r>
     </w:p>
     <w:p>
-      <w:r>
-        <w:t>Look for: Explain the mechanism and terminology of a question that evidence can answer</w:t>
+      <w:pPr>
+        <w:spacing w:line="336" w:lineRule="auto" w:after="180"/>
+      </w:pPr>
+      <w:r>
+        <w:rPr>
+          <w:b w:val="0"/>
+        </w:rPr>
+        <w:t xml:space="preserve">Without opening the old lesson, explain one key idea from A question that </w:t>
+      </w:r>
+      <w:r>
+        <w:rPr>
+          <w:b/>
+        </w:rPr>
+        <w:t>evidence</w:t>
+      </w:r>
+      <w:r>
+        <w:rPr>
+          <w:b w:val="0"/>
+        </w:rPr>
+        <w:t xml:space="preserve"> can answer. Give an example and a mistake that the idea helps you avoid.</w:t>
       </w:r>
     </w:p>
     <w:p>
-      <w:r>
-        <w:t>Reference example, not the only acceptable wording: Teacher explanation: A research question identifies an outcome, comparison and conditions that evidence could answer. A broad aspiration needs narrowing before a study. For fictional classroom retrieval, ask whether method B returns more relevant records than lexical baseline A on a reserved judged query set at cutoff3. Define eligible corpus and relevance rules before running.</w:t>
+      <w:pPr>
+        <w:spacing w:line="336" w:lineRule="auto" w:after="180"/>
+      </w:pPr>
+      <w:r>
+        <w:rPr>
+          <w:b w:val="0"/>
+        </w:rPr>
+        <w:t xml:space="preserve">Look for: Explain the </w:t>
+      </w:r>
+      <w:r>
+        <w:rPr>
+          <w:b/>
+        </w:rPr>
+        <w:t>mechanism</w:t>
+      </w:r>
+      <w:r>
+        <w:rPr>
+          <w:b w:val="0"/>
+        </w:rPr>
+        <w:t xml:space="preserve"> and terminology of a question that </w:t>
+      </w:r>
+      <w:r>
+        <w:rPr>
+          <w:b/>
+        </w:rPr>
+        <w:t>evidence</w:t>
+      </w:r>
+      <w:r>
+        <w:rPr>
+          <w:b w:val="0"/>
+        </w:rPr>
+        <w:t xml:space="preserve"> can answer</w:t>
       </w:r>
     </w:p>
     <w:p>
-      <w:r>
-        <w:t>Two 45-minute sessions. Reading a claim requires its method, data, comparison and uncertainty. Titles and abstracts may omit conditions crucial to interpretation. Use the supplied constructed scenarios to make the mechanism inspectable. Collect W4 before sharing solutions. Students should name intermediate evidence and limitations; classroom pacing and learning effectiveness remain unvalidated.</w:t>
+      <w:pPr>
+        <w:spacing w:line="336" w:lineRule="auto" w:after="180"/>
+      </w:pPr>
+      <w:r>
+        <w:rPr>
+          <w:b w:val="0"/>
+        </w:rPr>
+        <w:t xml:space="preserve">Reference example, not the only acceptable wording: Teacher explanation: A research question identifies an outcome, comparison and conditions that </w:t>
+      </w:r>
+      <w:r>
+        <w:rPr>
+          <w:b/>
+        </w:rPr>
+        <w:t>evidence</w:t>
+      </w:r>
+      <w:r>
+        <w:rPr>
+          <w:b w:val="0"/>
+        </w:rPr>
+        <w:t xml:space="preserve"> could answer. A broad aspiration needs narrowing before a study.</w:t>
       </w:r>
     </w:p>
     <w:p>
       <w:pPr>
-        <w:pStyle w:val="Heading3"/>
-      </w:pPr>
-      <w:r>
-        <w:t>Outcomes</w:t>
+        <w:spacing w:line="336" w:lineRule="auto" w:after="180"/>
+      </w:pPr>
+      <w:r>
+        <w:rPr>
+          <w:b w:val="0"/>
+        </w:rPr>
+        <w:t>For fictional classroom retrieval, ask whether method B returns more relevant records than lexical baseline A on a reserved judged query set at cutoff3. Define eligible corpus and relevance rules before running.</w:t>
       </w:r>
     </w:p>
     <w:p>
-      <w:r>
-        <w:t>Explain the mechanism and terminology of reading a research claim</w:t>
+      <w:pPr>
+        <w:spacing w:line="336" w:lineRule="auto" w:after="180"/>
+      </w:pPr>
+      <w:r>
+        <w:rPr>
+          <w:b w:val="0"/>
+        </w:rPr>
+        <w:t xml:space="preserve">Two 45-minute sessions. Reading a </w:t>
+      </w:r>
+      <w:r>
+        <w:rPr>
+          <w:b/>
+        </w:rPr>
+        <w:t>claim</w:t>
+      </w:r>
+      <w:r>
+        <w:rPr>
+          <w:b w:val="0"/>
+        </w:rPr>
+        <w:t xml:space="preserve"> requires its method, data, comparison and uncertainty. Titles and abstracts may omit conditions crucial to interpretation.</w:t>
       </w:r>
     </w:p>
     <w:p>
-      <w:r>
-        <w:t>Apply the stated procedure to a new case with a traceable result</w:t>
+      <w:pPr>
+        <w:spacing w:line="336" w:lineRule="auto" w:after="180"/>
+      </w:pPr>
+      <w:r>
+        <w:rPr>
+          <w:b w:val="0"/>
+        </w:rPr>
+        <w:t xml:space="preserve">Use the supplied constructed scenarios to make the </w:t>
+      </w:r>
+      <w:r>
+        <w:rPr>
+          <w:b/>
+        </w:rPr>
+        <w:t>mechanism</w:t>
+      </w:r>
+      <w:r>
+        <w:rPr>
+          <w:b w:val="0"/>
+        </w:rPr>
+        <w:t xml:space="preserve"> inspectable. Collect W4 before sharing solutions.</w:t>
       </w:r>
     </w:p>
     <w:p>
-      <w:r>
-        <w:t>Identify an assumption or limitation and design a revealing follow-up</w:t>
+      <w:pPr>
+        <w:spacing w:line="336" w:lineRule="auto" w:after="180"/>
+      </w:pPr>
+      <w:r>
+        <w:rPr>
+          <w:b w:val="0"/>
+        </w:rPr>
+        <w:t xml:space="preserve">Students should name intermediate </w:t>
+      </w:r>
+      <w:r>
+        <w:rPr>
+          <w:b/>
+        </w:rPr>
+        <w:t>evidence</w:t>
+      </w:r>
+      <w:r>
+        <w:rPr>
+          <w:b w:val="0"/>
+        </w:rPr>
+        <w:t xml:space="preserve"> and limitations; classroom pacing and learning effectiveness remain unvalidated.</w:t>
       </w:r>
     </w:p>
     <w:p>
@@ -253,22 +429,58 @@
         <w:pStyle w:val="Heading3"/>
       </w:pPr>
       <w:r>
-        <w:t>Preparation</w:t>
+        <w:t>Outcomes</w:t>
       </w:r>
     </w:p>
     <w:p>
-      <w:r>
-        <w:t>Lesson and workbook; paper and pencil</w:t>
+      <w:pPr>
+        <w:spacing w:line="336" w:lineRule="auto" w:after="180"/>
+      </w:pPr>
+      <w:r>
+        <w:rPr>
+          <w:b w:val="0"/>
+        </w:rPr>
+        <w:t xml:space="preserve">Explain the </w:t>
+      </w:r>
+      <w:r>
+        <w:rPr>
+          <w:b/>
+        </w:rPr>
+        <w:t>mechanism</w:t>
+      </w:r>
+      <w:r>
+        <w:rPr>
+          <w:b w:val="0"/>
+        </w:rPr>
+        <w:t xml:space="preserve"> and terminology of reading a research </w:t>
+      </w:r>
+      <w:r>
+        <w:rPr>
+          <w:b/>
+        </w:rPr>
+        <w:t>claim</w:t>
       </w:r>
     </w:p>
     <w:p>
-      <w:r>
-        <w:t>Calculator and optional local Python 3 for arithmetic; no live API or private data</w:t>
+      <w:pPr>
+        <w:spacing w:line="336" w:lineRule="auto" w:after="180"/>
+      </w:pPr>
+      <w:r>
+        <w:rPr>
+          <w:b w:val="0"/>
+        </w:rPr>
+        <w:t>Apply the stated procedure to a new case with a traceable result</w:t>
       </w:r>
     </w:p>
     <w:p>
-      <w:r>
-        <w:t>Prepare the fresh retry separately and withhold its solution until after collection</w:t>
+      <w:pPr>
+        <w:spacing w:line="336" w:lineRule="auto" w:after="180"/>
+      </w:pPr>
+      <w:r>
+        <w:rPr>
+          <w:b w:val="0"/>
+        </w:rPr>
+        <w:t>Identify an assumption or limitation and design a revealing follow-up</w:t>
       </w:r>
     </w:p>
     <w:p>
@@ -276,58 +488,303 @@
         <w:pStyle w:val="Heading3"/>
       </w:pPr>
       <w:r>
-        <w:t>Prerequisite answer</w:t>
+        <w:t>Preparation</w:t>
       </w:r>
     </w:p>
     <w:p>
-      <w:r>
-        <w:t>A result depends on the inputs, procedure and conditions that produced it. Preserve data roles and distinguish observed outcomes from predictions or unmeasured conditions. If the prior concept cannot be explained, use a short retrieval activity before this chapter.</w:t>
+      <w:pPr>
+        <w:spacing w:line="336" w:lineRule="auto" w:after="180"/>
+      </w:pPr>
+      <w:r>
+        <w:rPr>
+          <w:b w:val="0"/>
+        </w:rPr>
+        <w:t>Lesson and workbook; paper and pencil</w:t>
       </w:r>
     </w:p>
     <w:p>
       <w:pPr>
-        <w:pStyle w:val="Heading3"/>
-      </w:pPr>
-      <w:r>
-        <w:t>End goal for the pictorial case</w:t>
+        <w:spacing w:line="336" w:lineRule="auto" w:after="180"/>
+      </w:pPr>
+      <w:r>
+        <w:rPr>
+          <w:b w:val="0"/>
+        </w:rPr>
+        <w:t>Calculator and optional local Python 3 for arithmetic; no live API or private data</w:t>
       </w:r>
     </w:p>
     <w:p>
-      <w:r>
-        <w:t>Explain reading a research claim using the records and boundaries of this fictional investigation.</w:t>
+      <w:pPr>
+        <w:spacing w:line="336" w:lineRule="auto" w:after="180"/>
+      </w:pPr>
+      <w:r>
+        <w:rPr>
+          <w:b w:val="0"/>
+        </w:rPr>
+        <w:t>Prepare the fresh retry separately and withhold its solution until after collection</w:t>
       </w:r>
     </w:p>
     <w:p>
-      <w:r>
-        <w:t>This added worked case illustrates the week’s main idea. Retain all original and connected topics; schedule its practice within the teaching cycle.</w:t>
+      <w:pPr>
+        <w:pStyle w:val="Heading3"/>
+      </w:pPr>
+      <w:r>
+        <w:t>Prerequisite answer</w:t>
       </w:r>
     </w:p>
     <w:p>
       <w:pPr>
-        <w:pStyle w:val="Heading1"/>
-      </w:pPr>
-      <w:r>
-        <w:t>02. Explain and model the mechanism</w:t>
+        <w:spacing w:line="336" w:lineRule="auto" w:after="180"/>
+      </w:pPr>
+      <w:r>
+        <w:rPr>
+          <w:b w:val="0"/>
+        </w:rPr>
+        <w:t xml:space="preserve">A result depends on the </w:t>
+      </w:r>
+      <w:r>
+        <w:rPr>
+          <w:b/>
+        </w:rPr>
+        <w:t>input</w:t>
+      </w:r>
+      <w:r>
+        <w:rPr>
+          <w:b w:val="0"/>
+        </w:rPr>
+        <w:t xml:space="preserve">s, procedure and conditions that produced it. Preserve data roles and distinguish observed outcomes from </w:t>
+      </w:r>
+      <w:r>
+        <w:rPr>
+          <w:b/>
+        </w:rPr>
+        <w:t>prediction</w:t>
+      </w:r>
+      <w:r>
+        <w:rPr>
+          <w:b w:val="0"/>
+        </w:rPr>
+        <w:t>s or unmeasured conditions.</w:t>
       </w:r>
     </w:p>
     <w:p>
-      <w:r>
-        <w:t>Reading a claim requires its method, data, comparison and uncertainty. Titles and abstracts may omit conditions crucial to interpretation.</w:t>
+      <w:pPr>
+        <w:spacing w:line="336" w:lineRule="auto" w:after="180"/>
+      </w:pPr>
+      <w:r>
+        <w:rPr>
+          <w:b w:val="0"/>
+        </w:rPr>
+        <w:t>If the prior concept cannot be explained, use a short retrieval activity before this chapter.</w:t>
       </w:r>
     </w:p>
     <w:p>
-      <w:r>
-        <w:t>Begin by writing the question the procedure is intended to answer. Identify the information already supplied, the information it will produce and the information still missing. These are constructed classroom examples; they do not require live accounts, private records or an external service. Do not treat a plausible explanation as a measured outcome.</w:t>
+      <w:pPr>
+        <w:pStyle w:val="Heading3"/>
+      </w:pPr>
+      <w:r>
+        <w:t>End goal for the pictorial case</w:t>
       </w:r>
     </w:p>
     <w:p>
-      <w:r>
-        <w:t>Separate the claim from supplied evidence. Record dataset, unit, baseline, metric and limitations. Ask whether the statement extends beyond those observations.</w:t>
+      <w:pPr>
+        <w:spacing w:line="336" w:lineRule="auto" w:after="180"/>
+      </w:pPr>
+      <w:r>
+        <w:rPr>
+          <w:b w:val="0"/>
+        </w:rPr>
+        <w:t xml:space="preserve">Explain reading a research </w:t>
+      </w:r>
+      <w:r>
+        <w:rPr>
+          <w:b/>
+        </w:rPr>
+        <w:t>claim</w:t>
+      </w:r>
+      <w:r>
+        <w:rPr>
+          <w:b w:val="0"/>
+        </w:rPr>
+        <w:t xml:space="preserve"> using the records and boundaries of this fictional investigation.</w:t>
       </w:r>
     </w:p>
     <w:p>
-      <w:r>
-        <w:t>Before applying the procedure, write its units, denominator or decision boundary where relevant. A partner should be able to repeat each step using the same inputs. If a required input is absent or violates the stated contract, record that condition explicitly instead of quietly replacing it with a convenient value.</w:t>
+      <w:pPr>
+        <w:spacing w:line="336" w:lineRule="auto" w:after="180"/>
+      </w:pPr>
+      <w:r>
+        <w:rPr>
+          <w:b w:val="0"/>
+        </w:rPr>
+        <w:t>This added worked case illustrates the week’s main idea. Retain all original and connected topics; schedule its practice within the teaching cycle.</w:t>
+      </w:r>
+    </w:p>
+    <w:p>
+      <w:pPr>
+        <w:pStyle w:val="Heading1"/>
+      </w:pPr>
+      <w:r>
+        <w:t>02. Explain and model the mechanism</w:t>
+      </w:r>
+    </w:p>
+    <w:p>
+      <w:r>
+        <w:t>Model Reading a research claim using the supplied case, labelled mechanism and reasoning. Make the scope of each conclusion explicit.</w:t>
+      </w:r>
+    </w:p>
+    <w:p>
+      <w:pPr>
+        <w:spacing w:line="336" w:lineRule="auto" w:after="180"/>
+      </w:pPr>
+      <w:r>
+        <w:rPr>
+          <w:b w:val="0"/>
+        </w:rPr>
+        <w:t xml:space="preserve">Reading a </w:t>
+      </w:r>
+      <w:r>
+        <w:rPr>
+          <w:b/>
+        </w:rPr>
+        <w:t>claim</w:t>
+      </w:r>
+      <w:r>
+        <w:rPr>
+          <w:b w:val="0"/>
+        </w:rPr>
+        <w:t xml:space="preserve"> requires its method, data, comparison and uncertainty. Titles and abstracts may omit conditions crucial to interpretation.</w:t>
+      </w:r>
+    </w:p>
+    <w:p>
+      <w:pPr>
+        <w:pStyle w:val="Heading3"/>
+      </w:pPr>
+      <w:r>
+        <w:t>Explain Reading a research claim · 1</w:t>
+      </w:r>
+    </w:p>
+    <w:p>
+      <w:pPr>
+        <w:spacing w:line="336" w:lineRule="auto" w:after="180"/>
+      </w:pPr>
+      <w:r>
+        <w:rPr>
+          <w:b w:val="0"/>
+        </w:rPr>
+        <w:t>Begin by writing the question the procedure is intended to answer. Identify the information already supplied, the information it will produce and the information still missing.</w:t>
+      </w:r>
+    </w:p>
+    <w:p>
+      <w:pPr>
+        <w:spacing w:line="336" w:lineRule="auto" w:after="180"/>
+      </w:pPr>
+      <w:r>
+        <w:rPr>
+          <w:b w:val="0"/>
+        </w:rPr>
+        <w:t>These are constructed classroom examples; they do not require live accounts, private records or an external service. Do not treat a plausible explanation as a measured outcome.</w:t>
+      </w:r>
+    </w:p>
+    <w:p>
+      <w:pPr>
+        <w:spacing w:line="336" w:lineRule="auto" w:after="180"/>
+      </w:pPr>
+      <w:r>
+        <w:rPr>
+          <w:b w:val="0"/>
+        </w:rPr>
+        <w:t xml:space="preserve">Separate the </w:t>
+      </w:r>
+      <w:r>
+        <w:rPr>
+          <w:b/>
+        </w:rPr>
+        <w:t>claim</w:t>
+      </w:r>
+      <w:r>
+        <w:rPr>
+          <w:b w:val="0"/>
+        </w:rPr>
+        <w:t xml:space="preserve"> from supplied </w:t>
+      </w:r>
+      <w:r>
+        <w:rPr>
+          <w:b/>
+        </w:rPr>
+        <w:t>evidence</w:t>
+      </w:r>
+      <w:r>
+        <w:rPr>
+          <w:b w:val="0"/>
+        </w:rPr>
+        <w:t xml:space="preserve">. Record dataset, unit, baseline, metric and limitations. Ask whether the statement extends beyond those </w:t>
+      </w:r>
+      <w:r>
+        <w:rPr>
+          <w:b/>
+        </w:rPr>
+        <w:t>observation</w:t>
+      </w:r>
+      <w:r>
+        <w:rPr>
+          <w:b w:val="0"/>
+        </w:rPr>
+        <w:t>s.</w:t>
+      </w:r>
+    </w:p>
+    <w:p>
+      <w:pPr>
+        <w:pStyle w:val="Heading3"/>
+      </w:pPr>
+      <w:r>
+        <w:t>Explain Reading a research claim · 2</w:t>
+      </w:r>
+    </w:p>
+    <w:p>
+      <w:pPr>
+        <w:spacing w:line="336" w:lineRule="auto" w:after="180"/>
+      </w:pPr>
+      <w:r>
+        <w:rPr>
+          <w:b w:val="0"/>
+        </w:rPr>
+        <w:t xml:space="preserve">Before applying the procedure, write its units, denominator or decision boundary where relevant. A partner should be able to repeat each step using the same </w:t>
+      </w:r>
+      <w:r>
+        <w:rPr>
+          <w:b/>
+        </w:rPr>
+        <w:t>input</w:t>
+      </w:r>
+      <w:r>
+        <w:rPr>
+          <w:b w:val="0"/>
+        </w:rPr>
+        <w:t>s.</w:t>
+      </w:r>
+    </w:p>
+    <w:p>
+      <w:pPr>
+        <w:spacing w:line="336" w:lineRule="auto" w:after="180"/>
+      </w:pPr>
+      <w:r>
+        <w:rPr>
+          <w:b w:val="0"/>
+        </w:rPr>
+        <w:t xml:space="preserve">If a required </w:t>
+      </w:r>
+      <w:r>
+        <w:rPr>
+          <w:b/>
+        </w:rPr>
+        <w:t>input</w:t>
+      </w:r>
+      <w:r>
+        <w:rPr>
+          <w:b w:val="0"/>
+        </w:rPr>
+        <w:t xml:space="preserve"> is absent or violates the stated contract, record that condition explicitly instead of quietly replacing it with a convenient value.</w:t>
       </w:r>
     </w:p>
     <w:tbl>
@@ -525,36 +982,222 @@
       </w:r>
     </w:p>
     <w:p>
-      <w:r>
-        <w:t>Guided: B has75% versus62.5%, a12.5-point difference on eight cases. Better in this measured outcome does not establish broader tasks or uncertainty. Qualification: A numerical improvement can be real in the sample while the broader claim remains unsupported. Exit: accept a concrete variation with its predicted outcome and a stated condition that would challenge the mechanism; reject a claim resting on unmeasured evidence.</w:t>
+      <w:pPr>
+        <w:pStyle w:val="Heading3"/>
+      </w:pPr>
+      <w:r>
+        <w:t>Explain Reading a research claim · 3</w:t>
       </w:r>
     </w:p>
     <w:p>
       <w:pPr>
-        <w:pStyle w:val="Heading3"/>
-      </w:pPr>
-      <w:r>
-        <w:t>Model the reasoning aloud</w:t>
+        <w:spacing w:line="336" w:lineRule="auto" w:after="180"/>
+      </w:pPr>
+      <w:r>
+        <w:rPr>
+          <w:b w:val="0"/>
+        </w:rPr>
+        <w:t>Guided: B has75% versus62.5%, a12.5-point difference on eight cases. Better in this measured outcome does not establish broader tasks or uncertainty.</w:t>
       </w:r>
     </w:p>
     <w:p>
-      <w:r>
-        <w:t>Use the complete worked example below before asking learners to complete W2. Reveal a small part, invite a prediction, then explain the deciding step. These teacher notes contain solutions; do not reveal the independent case answer during modelling.</w:t>
+      <w:pPr>
+        <w:spacing w:line="336" w:lineRule="auto" w:after="180"/>
+      </w:pPr>
+      <w:r>
+        <w:rPr>
+          <w:b w:val="0"/>
+        </w:rPr>
+        <w:t xml:space="preserve">Qualification: A numerical improvement can be real in the sample while the broader </w:t>
+      </w:r>
+      <w:r>
+        <w:rPr>
+          <w:b/>
+        </w:rPr>
+        <w:t>claim</w:t>
+      </w:r>
+      <w:r>
+        <w:rPr>
+          <w:b w:val="0"/>
+        </w:rPr>
+        <w:t xml:space="preserve"> remains unsupported.</w:t>
       </w:r>
     </w:p>
     <w:p>
-      <w:r>
-        <w:t>A fictional report says method B is better after6/8 supported answers versus baseline5/8 on the same constructed cases.</w:t>
+      <w:pPr>
+        <w:spacing w:line="336" w:lineRule="auto" w:after="180"/>
+      </w:pPr>
+      <w:r>
+        <w:rPr>
+          <w:b w:val="0"/>
+        </w:rPr>
+        <w:t xml:space="preserve">Exit: accept a concrete variation with its predicted outcome and a stated condition that would challenge the </w:t>
+      </w:r>
+      <w:r>
+        <w:rPr>
+          <w:b/>
+        </w:rPr>
+        <w:t>mechanism</w:t>
+      </w:r>
+      <w:r>
+        <w:rPr>
+          <w:b w:val="0"/>
+        </w:rPr>
+        <w:t xml:space="preserve">; reject a </w:t>
+      </w:r>
+      <w:r>
+        <w:rPr>
+          <w:b/>
+        </w:rPr>
+        <w:t>claim</w:t>
+      </w:r>
+      <w:r>
+        <w:rPr>
+          <w:b w:val="0"/>
+        </w:rPr>
+        <w:t xml:space="preserve"> resting on unmeasured </w:t>
+      </w:r>
+      <w:r>
+        <w:rPr>
+          <w:b/>
+        </w:rPr>
+        <w:t>evidence</w:t>
+      </w:r>
+      <w:r>
+        <w:rPr>
+          <w:b w:val="0"/>
+        </w:rPr>
+        <w:t>.</w:t>
       </w:r>
     </w:p>
     <w:p>
-      <w:r>
-        <w:t>B has75% versus62.5%, a12.5-point difference on eight cases. Better in this measured outcome does not establish broader tasks or uncertainty.</w:t>
+      <w:pPr>
+        <w:pStyle w:val="Heading3"/>
+      </w:pPr>
+      <w:r>
+        <w:t>Model the reasoning aloud</w:t>
       </w:r>
     </w:p>
     <w:p>
-      <w:r>
-        <w:t>Compare the intermediate evidence with the final statement. Explain why each number or decision follows from the stated inputs. The conclusion belongs to this scenario and procedure; changing the inputs, evaluation population or authority can change what it establishes. Retain the raw record so a later revision can be compared honestly.</w:t>
+      <w:pPr>
+        <w:spacing w:line="336" w:lineRule="auto" w:after="180"/>
+      </w:pPr>
+      <w:r>
+        <w:rPr>
+          <w:b w:val="0"/>
+        </w:rPr>
+        <w:t xml:space="preserve">Use the complete worked example below before asking learners to complete W2. Reveal a small part, invite a </w:t>
+      </w:r>
+      <w:r>
+        <w:rPr>
+          <w:b/>
+        </w:rPr>
+        <w:t>prediction</w:t>
+      </w:r>
+      <w:r>
+        <w:rPr>
+          <w:b w:val="0"/>
+        </w:rPr>
+        <w:t>, then explain the deciding step.</w:t>
+      </w:r>
+    </w:p>
+    <w:p>
+      <w:pPr>
+        <w:spacing w:line="336" w:lineRule="auto" w:after="180"/>
+      </w:pPr>
+      <w:r>
+        <w:rPr>
+          <w:b w:val="0"/>
+        </w:rPr>
+        <w:t>These teacher notes contain solutions; do not reveal the independent case answer during modelling.</w:t>
+      </w:r>
+    </w:p>
+    <w:p>
+      <w:pPr>
+        <w:spacing w:line="336" w:lineRule="auto" w:after="180"/>
+      </w:pPr>
+      <w:r>
+        <w:rPr>
+          <w:b w:val="0"/>
+        </w:rPr>
+        <w:t>A fictional report says method B is better after6/8 supported answers versus baseline5/8 on the same constructed cases.</w:t>
+      </w:r>
+    </w:p>
+    <w:p>
+      <w:pPr>
+        <w:spacing w:line="336" w:lineRule="auto" w:after="180"/>
+      </w:pPr>
+      <w:r>
+        <w:rPr>
+          <w:b w:val="0"/>
+        </w:rPr>
+        <w:t>B has75% versus62.5%, a12.5-point difference on eight cases. Better in this measured outcome does not establish broader tasks or uncertainty.</w:t>
+      </w:r>
+    </w:p>
+    <w:p>
+      <w:pPr>
+        <w:pStyle w:val="Heading3"/>
+      </w:pPr>
+      <w:r>
+        <w:t>Model the reasoning aloud · 4</w:t>
+      </w:r>
+    </w:p>
+    <w:p>
+      <w:pPr>
+        <w:spacing w:line="336" w:lineRule="auto" w:after="180"/>
+      </w:pPr>
+      <w:r>
+        <w:rPr>
+          <w:b w:val="0"/>
+        </w:rPr>
+        <w:t xml:space="preserve">Compare the intermediate </w:t>
+      </w:r>
+      <w:r>
+        <w:rPr>
+          <w:b/>
+        </w:rPr>
+        <w:t>evidence</w:t>
+      </w:r>
+      <w:r>
+        <w:rPr>
+          <w:b w:val="0"/>
+        </w:rPr>
+        <w:t xml:space="preserve"> with the final statement. Explain why each number or decision follows from the stated </w:t>
+      </w:r>
+      <w:r>
+        <w:rPr>
+          <w:b/>
+        </w:rPr>
+        <w:t>input</w:t>
+      </w:r>
+      <w:r>
+        <w:rPr>
+          <w:b w:val="0"/>
+        </w:rPr>
+        <w:t>s.</w:t>
+      </w:r>
+    </w:p>
+    <w:p>
+      <w:pPr>
+        <w:spacing w:line="336" w:lineRule="auto" w:after="180"/>
+      </w:pPr>
+      <w:r>
+        <w:rPr>
+          <w:b w:val="0"/>
+        </w:rPr>
+        <w:t xml:space="preserve">The conclusion belongs to this scenario and procedure; changing the </w:t>
+      </w:r>
+      <w:r>
+        <w:rPr>
+          <w:b/>
+        </w:rPr>
+        <w:t>input</w:t>
+      </w:r>
+      <w:r>
+        <w:rPr>
+          <w:b w:val="0"/>
+        </w:rPr>
+        <w:t>s, evaluation population or authority can change what it establishes. Retain the raw record so a later revision can be compared honestly.</w:t>
       </w:r>
     </w:p>
     <w:tbl>
@@ -660,7 +1303,13 @@
       </w:tr>
     </w:tbl>
     <w:p>
-      <w:r>
+      <w:pPr>
+        <w:spacing w:line="336" w:lineRule="auto" w:after="180"/>
+      </w:pPr>
+      <w:r>
+        <w:rPr>
+          <w:b w:val="0"/>
+        </w:rPr>
         <w:t>Use the diagram and verbal explanation together. Ask learners to match a sentence to a specific visual step; do not assign learners fixed visual or auditory learning styles.</w:t>
       </w:r>
     </w:p>
@@ -673,8 +1322,26 @@
       </w:r>
     </w:p>
     <w:p>
-      <w:r>
-        <w:t>Read a claim with its denominator. A fictional paper headline says a prompt is twice as effective. Its table reports four correct cases instead of two.</w:t>
+      <w:pPr>
+        <w:spacing w:line="336" w:lineRule="auto" w:after="180"/>
+      </w:pPr>
+      <w:r>
+        <w:rPr>
+          <w:b w:val="0"/>
+        </w:rPr>
+        <w:t xml:space="preserve">Read a </w:t>
+      </w:r>
+      <w:r>
+        <w:rPr>
+          <w:b/>
+        </w:rPr>
+        <w:t>claim</w:t>
+      </w:r>
+      <w:r>
+        <w:rPr>
+          <w:b w:val="0"/>
+        </w:rPr>
+        <w:t xml:space="preserve"> with its denominator. A fictional paper headline says a prompt is twice as effective. Its table reports four correct cases instead of two.</w:t>
       </w:r>
     </w:p>
     <w:p>
@@ -686,7 +1353,22 @@
       </w:r>
     </w:p>
     <w:p>
-      <w:r>
+      <w:pPr>
+        <w:pStyle w:val="Heading3"/>
+      </w:pPr>
+      <w:r>
+        <w:t>Supplied facts</w:t>
+      </w:r>
+    </w:p>
+    <w:p>
+      <w:pPr>
+        <w:spacing w:line="336" w:lineRule="auto" w:after="180"/>
+        <w:shd w:fill="F1F6FC"/>
+      </w:pPr>
+      <w:r>
+        <w:rPr>
+          <w:b w:val="0"/>
+        </w:rPr>
         <w:t>Baseline: 2/10 correct. New prompt: 4/10 on the same ten cases. Scoring is fixed.</w:t>
       </w:r>
     </w:p>
@@ -886,21 +1568,43 @@
       </w:r>
     </w:p>
     <w:p>
-      <w:r>
-        <w:t>A research claim compresses a method and result. Unpack the measured variable, denominator and comparison before accepting the headline.</w:t>
+      <w:pPr>
+        <w:pStyle w:val="Heading3"/>
+      </w:pPr>
+      <w:r>
+        <w:t>Why the result follows</w:t>
       </w:r>
     </w:p>
     <w:p>
       <w:pPr>
-        <w:pStyle w:val="Heading3"/>
-      </w:pPr>
-      <w:r>
-        <w:t>What this example does not establish</w:t>
+        <w:spacing w:line="336" w:lineRule="auto" w:after="180"/>
+        <w:shd w:fill="F1F6FC"/>
+      </w:pPr>
+      <w:r>
+        <w:rPr>
+          <w:b w:val="0"/>
+        </w:rPr>
+        <w:t xml:space="preserve">A research </w:t>
+      </w:r>
+      <w:r>
+        <w:rPr>
+          <w:b/>
+        </w:rPr>
+        <w:t>claim</w:t>
+      </w:r>
+      <w:r>
+        <w:rPr>
+          <w:b w:val="0"/>
+        </w:rPr>
+        <w:t xml:space="preserve"> compresses a method and result. Unpack the measured variable, denominator and comparison before accepting the headline.</w:t>
       </w:r>
     </w:p>
     <w:p>
-      <w:r>
-        <w:t>Small case counts leave substantial uncertainty; no significance or causal effect is supplied.</w:t>
+      <w:pPr>
+        <w:pStyle w:val="Heading3"/>
+      </w:pPr>
+      <w:r>
+        <w:t>What this example does not establish</w:t>
       </w:r>
     </w:p>
     <w:p>
@@ -908,43 +1612,192 @@
         <w:pStyle w:val="Heading3"/>
       </w:pPr>
       <w:r>
-        <w:t>Change one thing in the pictured case</w:t>
+        <w:t>Keep the stated limit</w:t>
       </w:r>
     </w:p>
     <w:p>
-      <w:r>
-        <w:t>Change: The headline changes to "every learner improves twice as much".</w:t>
+      <w:pPr>
+        <w:spacing w:line="336" w:lineRule="auto" w:after="180"/>
+        <w:shd w:fill="FFF5E6"/>
+      </w:pPr>
+      <w:r>
+        <w:rPr>
+          <w:b w:val="0"/>
+        </w:rPr>
+        <w:t>Small case counts leave substantial uncertainty; no significance or causal effect is supplied.</w:t>
       </w:r>
     </w:p>
     <w:p>
-      <w:r>
-        <w:t>Prediction: That learner claim is unsupported by these answer counts.</w:t>
+      <w:pPr>
+        <w:pStyle w:val="Heading3"/>
+      </w:pPr>
+      <w:r>
+        <w:t>Change one thing in the pictured case</w:t>
       </w:r>
     </w:p>
     <w:p>
-      <w:r>
-        <w:t>Reason: The outcome and experimental unit have changed in the wording without new evidence.</w:t>
+      <w:pPr>
+        <w:pStyle w:val="Heading3"/>
+      </w:pPr>
+      <w:r>
+        <w:t>Change one thing</w:t>
       </w:r>
     </w:p>
     <w:p>
       <w:pPr>
-        <w:pStyle w:val="Heading3"/>
-      </w:pPr>
-      <w:r>
-        <w:t>Ask while showing the picture</w:t>
+        <w:spacing w:line="336" w:lineRule="auto" w:after="180"/>
+        <w:shd w:fill="F5F1FB"/>
+      </w:pPr>
+      <w:r>
+        <w:rPr>
+          <w:b w:val="0"/>
+        </w:rPr>
+        <w:t>Change: The headline changes to "every learner improves twice as much".</w:t>
       </w:r>
     </w:p>
     <w:p>
-      <w:r>
-        <w:t>Cover the result. Ask learners to name the inputs and predict the next step. Uncover one step, connect the icon to the actual procedure, and explain its evidence. Then change the supplied condition and compare. The picture is a representation; it does not document execution of a real AI model.</w:t>
+      <w:pPr>
+        <w:pStyle w:val="Heading3"/>
+      </w:pPr>
+      <w:r>
+        <w:t>Predicted result</w:t>
       </w:r>
     </w:p>
     <w:p>
       <w:pPr>
+        <w:spacing w:line="336" w:lineRule="auto" w:after="180"/>
+        <w:shd w:fill="F1F6FC"/>
+      </w:pPr>
+      <w:r>
+        <w:rPr>
+          <w:b/>
+        </w:rPr>
+        <w:t>Prediction</w:t>
+      </w:r>
+      <w:r>
+        <w:rPr>
+          <w:b w:val="0"/>
+        </w:rPr>
+        <w:t xml:space="preserve">: That learner </w:t>
+      </w:r>
+      <w:r>
+        <w:rPr>
+          <w:b/>
+        </w:rPr>
+        <w:t>claim</w:t>
+      </w:r>
+      <w:r>
+        <w:rPr>
+          <w:b w:val="0"/>
+        </w:rPr>
+        <w:t xml:space="preserve"> is unsupported by these answer counts.</w:t>
+      </w:r>
+    </w:p>
+    <w:p>
+      <w:pPr>
+        <w:pStyle w:val="Heading3"/>
+      </w:pPr>
+      <w:r>
+        <w:t>Why the result follows</w:t>
+      </w:r>
+    </w:p>
+    <w:p>
+      <w:pPr>
+        <w:spacing w:line="336" w:lineRule="auto" w:after="180"/>
+        <w:shd w:fill="F1F6FC"/>
+      </w:pPr>
+      <w:r>
+        <w:rPr>
+          <w:b w:val="0"/>
+        </w:rPr>
+        <w:t xml:space="preserve">Reason: The outcome and experimental unit have changed in the wording without new </w:t>
+      </w:r>
+      <w:r>
+        <w:rPr>
+          <w:b/>
+        </w:rPr>
+        <w:t>evidence</w:t>
+      </w:r>
+      <w:r>
+        <w:rPr>
+          <w:b w:val="0"/>
+        </w:rPr>
+        <w:t>.</w:t>
+      </w:r>
+    </w:p>
+    <w:p>
+      <w:pPr>
+        <w:pStyle w:val="Heading3"/>
+      </w:pPr>
+      <w:r>
+        <w:t>Ask while showing the picture</w:t>
+      </w:r>
+    </w:p>
+    <w:p>
+      <w:pPr>
+        <w:pStyle w:val="Heading3"/>
+      </w:pPr>
+      <w:r>
+        <w:t>Ask while showing the picture · 5</w:t>
+      </w:r>
+    </w:p>
+    <w:p>
+      <w:pPr>
+        <w:spacing w:line="336" w:lineRule="auto" w:after="180"/>
+      </w:pPr>
+      <w:r>
+        <w:rPr>
+          <w:b w:val="0"/>
+        </w:rPr>
+        <w:t xml:space="preserve">Cover the result. Ask learners to name the </w:t>
+      </w:r>
+      <w:r>
+        <w:rPr>
+          <w:b/>
+        </w:rPr>
+        <w:t>input</w:t>
+      </w:r>
+      <w:r>
+        <w:rPr>
+          <w:b w:val="0"/>
+        </w:rPr>
+        <w:t xml:space="preserve">s and predict the next step. Uncover one step, connect the icon to the actual procedure, and explain its </w:t>
+      </w:r>
+      <w:r>
+        <w:rPr>
+          <w:b/>
+        </w:rPr>
+        <w:t>evidence</w:t>
+      </w:r>
+      <w:r>
+        <w:rPr>
+          <w:b w:val="0"/>
+        </w:rPr>
+        <w:t>. Then change the supplied condition and compare.</w:t>
+      </w:r>
+    </w:p>
+    <w:p>
+      <w:pPr>
+        <w:spacing w:line="336" w:lineRule="auto" w:after="180"/>
+      </w:pPr>
+      <w:r>
+        <w:rPr>
+          <w:b w:val="0"/>
+        </w:rPr>
+        <w:t>The picture is a representation; it does not document execution of a real AI model.</w:t>
+      </w:r>
+    </w:p>
+    <w:p>
+      <w:pPr>
         <w:pStyle w:val="Heading1"/>
       </w:pPr>
       <w:r>
         <w:t>03. Demonstrate and guide practice</w:t>
+      </w:r>
+    </w:p>
+    <w:p>
+      <w:r>
+        <w:t>Demonstrate Reading a research claim, reduce support deliberately and check individual reasoning before discussing answers.</w:t>
       </w:r>
     </w:p>
     <w:tbl>
@@ -1160,36 +2013,100 @@
       </w:tr>
     </w:tbl>
     <w:p>
-      <w:r>
-        <w:t>Use the worked example in Sections 3 and 6. Collect a prediction before revealing its result; ask the learner to point to each intermediate fact.</w:t>
+      <w:pPr>
+        <w:spacing w:line="336" w:lineRule="auto" w:after="180"/>
+      </w:pPr>
+      <w:r>
+        <w:rPr>
+          <w:b w:val="0"/>
+        </w:rPr>
+        <w:t xml:space="preserve">Use the worked example in Sections 3 and 6. Collect a </w:t>
+      </w:r>
+      <w:r>
+        <w:rPr>
+          <w:b/>
+        </w:rPr>
+        <w:t>prediction</w:t>
+      </w:r>
+      <w:r>
+        <w:rPr>
+          <w:b w:val="0"/>
+        </w:rPr>
+        <w:t xml:space="preserve"> before revealing its result; ask the learner to point to each intermediate fact.</w:t>
       </w:r>
     </w:p>
     <w:p>
-      <w:r>
-        <w:t>Provide an input/procedure/result/limit frame and a calculator when needed. Ask students to identify the first step before completing the whole trace. Extension: compare two concrete variants of this mechanism while holding unrelated conditions fixed; report both successful and unsuccessful outcomes.</w:t>
+      <w:pPr>
+        <w:spacing w:line="336" w:lineRule="auto" w:after="180"/>
+      </w:pPr>
+      <w:r>
+        <w:rPr>
+          <w:b w:val="0"/>
+        </w:rPr>
+        <w:t xml:space="preserve">Provide an </w:t>
+      </w:r>
+      <w:r>
+        <w:rPr>
+          <w:b/>
+        </w:rPr>
+        <w:t>input</w:t>
+      </w:r>
+      <w:r>
+        <w:rPr>
+          <w:b w:val="0"/>
+        </w:rPr>
+        <w:t>/procedure/result/limit frame and a calculator when needed. Ask students to identify the first step before completing the whole trace.</w:t>
       </w:r>
     </w:p>
     <w:p>
       <w:pPr>
-        <w:pStyle w:val="Heading3"/>
-      </w:pPr>
-      <w:r>
-        <w:t>Reduce help deliberately</w:t>
+        <w:spacing w:line="336" w:lineRule="auto" w:after="180"/>
+      </w:pPr>
+      <w:r>
+        <w:rPr>
+          <w:b w:val="0"/>
+        </w:rPr>
+        <w:t xml:space="preserve">Extension: compare two concrete variants of this </w:t>
+      </w:r>
+      <w:r>
+        <w:rPr>
+          <w:b/>
+        </w:rPr>
+        <w:t>mechanism</w:t>
+      </w:r>
+      <w:r>
+        <w:rPr>
+          <w:b w:val="0"/>
+        </w:rPr>
+        <w:t xml:space="preserve"> while holding unrelated conditions fixed; report both successful and unsuccessful outcomes.</w:t>
       </w:r>
     </w:p>
     <w:p>
-      <w:r>
-        <w:t>Completion task: A fictional report says method B is better after6/8 supported answers versus baseline5/8 on the same constructed cases. Show the intermediate steps and give the conclusion with its scope.</w:t>
+      <w:pPr>
+        <w:pStyle w:val="Heading3"/>
+      </w:pPr>
+      <w:r>
+        <w:t>Reduce help deliberately</w:t>
       </w:r>
     </w:p>
     <w:p>
-      <w:r>
-        <w:t>Teacher check: Teacher explanation: B has75% versus62.5%, a12.5-point difference on eight cases. Better in this measured outcome does not establish broader tasks or uncertainty.</w:t>
+      <w:pPr>
+        <w:pStyle w:val="Heading3"/>
+      </w:pPr>
+      <w:r>
+        <w:t>Completion practice</w:t>
       </w:r>
     </w:p>
     <w:p>
-      <w:r>
-        <w:t>Start by identifying the given inputs together. Leave the intermediate steps blank. If needed, model one step, then withdraw that help on the next step. Move to a full trace only when the partial trace is understood. For partners, alternate explainer and checker; collect a response from every learner before discussion.</w:t>
+      <w:pPr>
+        <w:spacing w:line="336" w:lineRule="auto" w:after="180"/>
+        <w:shd w:fill="F5F1FB"/>
+      </w:pPr>
+      <w:r>
+        <w:rPr>
+          <w:b w:val="0"/>
+        </w:rPr>
+        <w:t>Completion task: A fictional report says method B is better after6/8 supported answers versus baseline5/8 on the same constructed cases. Show the intermediate steps and give the conclusion with its scope.</w:t>
       </w:r>
     </w:p>
     <w:p>
@@ -1197,22 +2114,53 @@
         <w:pStyle w:val="Heading3"/>
       </w:pPr>
       <w:r>
-        <w:t>Individual reasoning check</w:t>
+        <w:t>Reasoning to listen for</w:t>
       </w:r>
     </w:p>
     <w:p>
-      <w:r>
-        <w:t>Use the worked case for Reading a research claim. Proposed explanation: “The worked result establishes every future case”. Decide whether this explanation is supported. Point to the step or supplied fact that decides; explain your repair if needed.</w:t>
+      <w:pPr>
+        <w:spacing w:line="336" w:lineRule="auto" w:after="180"/>
+        <w:shd w:fill="F1F6FC"/>
+      </w:pPr>
+      <w:r>
+        <w:rPr>
+          <w:b w:val="0"/>
+        </w:rPr>
+        <w:t>Teacher check: Teacher explanation: B has75% versus62.5%, a12.5-point difference on eight cases. Better in this measured outcome does not establish broader tasks or uncertainty.</w:t>
       </w:r>
     </w:p>
     <w:p>
-      <w:r>
-        <w:t>Expected correction: A numerical improvement can be real in the sample while the broader claim remains unsupported.</w:t>
+      <w:pPr>
+        <w:spacing w:line="336" w:lineRule="auto" w:after="180"/>
+      </w:pPr>
+      <w:r>
+        <w:rPr>
+          <w:b w:val="0"/>
+        </w:rPr>
+        <w:t xml:space="preserve">Start by identifying the given </w:t>
+      </w:r>
+      <w:r>
+        <w:rPr>
+          <w:b/>
+        </w:rPr>
+        <w:t>input</w:t>
+      </w:r>
+      <w:r>
+        <w:rPr>
+          <w:b w:val="0"/>
+        </w:rPr>
+        <w:t>s together. Leave the intermediate steps blank. If needed, model one step, then withdraw that help on the next step. Move to a full trace only when the partial trace is understood.</w:t>
       </w:r>
     </w:p>
     <w:p>
-      <w:r>
-        <w:t>Collect explanations, not only yes/no votes. If a misunderstanding is common, re-model the relevant step for the class. If it affects a few learners, give a short targeted group explanation while others solve a more demanding variation.</w:t>
+      <w:pPr>
+        <w:spacing w:line="336" w:lineRule="auto" w:after="180"/>
+      </w:pPr>
+      <w:r>
+        <w:rPr>
+          <w:b w:val="0"/>
+        </w:rPr>
+        <w:t>For partners, alternate explainer and checker; collect a response from every learner before discussion.</w:t>
       </w:r>
     </w:p>
     <w:p>
@@ -1220,63 +2168,367 @@
         <w:pStyle w:val="Heading3"/>
       </w:pPr>
       <w:r>
-        <w:t>Pictorial practice question</w:t>
+        <w:t>Individual reasoning check</w:t>
       </w:r>
     </w:p>
     <w:p>
-      <w:r>
-        <w:t>Calculate the baseline and new rates for 2/10 and 4/10. Explain both twice the rate and the percentage-point change, and say why neither measures every learner’s improvement.</w:t>
+      <w:pPr>
+        <w:spacing w:line="336" w:lineRule="auto" w:after="180"/>
+      </w:pPr>
+      <w:r>
+        <w:rPr>
+          <w:b w:val="0"/>
+        </w:rPr>
+        <w:t xml:space="preserve">Use the worked case for Reading a research </w:t>
+      </w:r>
+      <w:r>
+        <w:rPr>
+          <w:b/>
+        </w:rPr>
+        <w:t>claim</w:t>
+      </w:r>
+      <w:r>
+        <w:rPr>
+          <w:b w:val="0"/>
+        </w:rPr>
+        <w:t>. Proposed explanation: “The worked result establishes every future case”. Decide whether this explanation is supported.</w:t>
       </w:r>
     </w:p>
     <w:p>
       <w:pPr>
-        <w:pStyle w:val="Heading3"/>
-      </w:pPr>
-      <w:r>
-        <w:t>Reasoned teacher answer</w:t>
+        <w:spacing w:line="336" w:lineRule="auto" w:after="180"/>
+      </w:pPr>
+      <w:r>
+        <w:rPr>
+          <w:b w:val="0"/>
+        </w:rPr>
+        <w:t>Point to the step or supplied fact that decides; explain your repair if needed.</w:t>
       </w:r>
     </w:p>
     <w:p>
-      <w:r>
-        <w:t>The table counts correct answers, not learning or satisfaction. 20%→40% is twice the rate and a 20-percentage-point increase. These ten cases support a descriptive comparison, not universal doubling. Changed case: That learner claim is unsupported by these answer counts. The outcome and experimental unit have changed in the wording without new evidence.</w:t>
+      <w:pPr>
+        <w:pStyle w:val="Heading3"/>
+      </w:pPr>
+      <w:r>
+        <w:t>Expected repair</w:t>
       </w:r>
     </w:p>
     <w:p>
-      <w:r>
-        <w:t>Changed-case reasoning: That learner claim is unsupported by these answer counts. The outcome and experimental unit have changed in the wording without new evidence.</w:t>
+      <w:pPr>
+        <w:spacing w:line="336" w:lineRule="auto" w:after="180"/>
+        <w:shd w:fill="F1F6FC"/>
+      </w:pPr>
+      <w:r>
+        <w:rPr>
+          <w:b w:val="0"/>
+        </w:rPr>
+        <w:t xml:space="preserve">Expected correction: A numerical improvement can be real in the sample while the broader </w:t>
+      </w:r>
+      <w:r>
+        <w:rPr>
+          <w:b/>
+        </w:rPr>
+        <w:t>claim</w:t>
+      </w:r>
+      <w:r>
+        <w:rPr>
+          <w:b w:val="0"/>
+        </w:rPr>
+        <w:t xml:space="preserve"> remains unsupported.</w:t>
       </w:r>
     </w:p>
     <w:p>
-      <w:r>
-        <w:t>Collect each learner’s explanation before discussion. Use the first missing connection between input, deciding step and result to choose support. This question is worked-case practice, not fresh mastery evidence.</w:t>
+      <w:pPr>
+        <w:spacing w:line="336" w:lineRule="auto" w:after="180"/>
+      </w:pPr>
+      <w:r>
+        <w:rPr>
+          <w:b w:val="0"/>
+        </w:rPr>
+        <w:t>Collect explanations, not only yes/no votes. If a misunderstanding is common, re-model the relevant step for the class.</w:t>
       </w:r>
     </w:p>
     <w:p>
       <w:pPr>
-        <w:pStyle w:val="Heading1"/>
-      </w:pPr>
-      <w:r>
-        <w:t>04. Run the investigation and diagnose misconceptions</w:t>
+        <w:spacing w:line="336" w:lineRule="auto" w:after="180"/>
+      </w:pPr>
+      <w:r>
+        <w:rPr>
+          <w:b w:val="0"/>
+        </w:rPr>
+        <w:t>If it affects a few learners, give a short targeted group explanation while others solve a more demanding variation.</w:t>
       </w:r>
     </w:p>
     <w:p>
-      <w:r>
-        <w:t>The worked result establishes every future case: A numerical improvement can be real in the sample while the broader claim remains unsupported.</w:t>
+      <w:pPr>
+        <w:pStyle w:val="Heading3"/>
+      </w:pPr>
+      <w:r>
+        <w:t>Pictorial practice question</w:t>
       </w:r>
     </w:p>
     <w:p>
-      <w:r>
-        <w:t>A missing input may be replaced without recording the change: A replacement changes the evidence or contract. Record the change and its justification; do not silently turn unknown into a measured value.</w:t>
+      <w:pPr>
+        <w:spacing w:line="336" w:lineRule="auto" w:after="180"/>
+      </w:pPr>
+      <w:r>
+        <w:rPr>
+          <w:b w:val="0"/>
+        </w:rPr>
+        <w:t>Calculate the baseline and new rates for 2/10 and 4/10. Explain both twice the rate and the percentage-point change, and say why neither measures every learner’s improvement.</w:t>
       </w:r>
     </w:p>
     <w:p>
-      <w:r>
-        <w:t>Repeating an assessed case is new independent evidence: A replay checks consistency. An example used for feedback or revision cannot later be described as untouched final evaluation.</w:t>
+      <w:pPr>
+        <w:pStyle w:val="Heading3"/>
+      </w:pPr>
+      <w:r>
+        <w:t>Reasoned teacher answer</w:t>
       </w:r>
     </w:p>
     <w:p>
-      <w:r>
-        <w:t>Use Section 9 for the evidence ledger. Add a boundary or missing-input case and record the expected response before checking. More successful repeats of one case do not establish wider coverage.</w:t>
+      <w:pPr>
+        <w:spacing w:line="336" w:lineRule="auto" w:after="180"/>
+      </w:pPr>
+      <w:r>
+        <w:rPr>
+          <w:b w:val="0"/>
+        </w:rPr>
+        <w:t>The table counts correct answers, not learning or satisfaction. 20%→40% is twice the rate and a 20-percentage-point increase. These ten cases support a descriptive comparison, not universal doubling.</w:t>
+      </w:r>
+    </w:p>
+    <w:p>
+      <w:pPr>
+        <w:spacing w:line="336" w:lineRule="auto" w:after="180"/>
+      </w:pPr>
+      <w:r>
+        <w:rPr>
+          <w:b w:val="0"/>
+        </w:rPr>
+        <w:t xml:space="preserve">Changed case: That learner </w:t>
+      </w:r>
+      <w:r>
+        <w:rPr>
+          <w:b/>
+        </w:rPr>
+        <w:t>claim</w:t>
+      </w:r>
+      <w:r>
+        <w:rPr>
+          <w:b w:val="0"/>
+        </w:rPr>
+        <w:t xml:space="preserve"> is unsupported by these answer counts. The outcome and experimental unit have changed in the wording without new </w:t>
+      </w:r>
+      <w:r>
+        <w:rPr>
+          <w:b/>
+        </w:rPr>
+        <w:t>evidence</w:t>
+      </w:r>
+      <w:r>
+        <w:rPr>
+          <w:b w:val="0"/>
+        </w:rPr>
+        <w:t>.</w:t>
+      </w:r>
+    </w:p>
+    <w:p>
+      <w:pPr>
+        <w:spacing w:line="336" w:lineRule="auto" w:after="180"/>
+      </w:pPr>
+      <w:r>
+        <w:rPr>
+          <w:b w:val="0"/>
+        </w:rPr>
+        <w:t xml:space="preserve">Changed-case reasoning: That learner </w:t>
+      </w:r>
+      <w:r>
+        <w:rPr>
+          <w:b/>
+        </w:rPr>
+        <w:t>claim</w:t>
+      </w:r>
+      <w:r>
+        <w:rPr>
+          <w:b w:val="0"/>
+        </w:rPr>
+        <w:t xml:space="preserve"> is unsupported by these answer counts. The outcome and experimental unit have changed in the wording without new </w:t>
+      </w:r>
+      <w:r>
+        <w:rPr>
+          <w:b/>
+        </w:rPr>
+        <w:t>evidence</w:t>
+      </w:r>
+      <w:r>
+        <w:rPr>
+          <w:b w:val="0"/>
+        </w:rPr>
+        <w:t>.</w:t>
+      </w:r>
+    </w:p>
+    <w:p>
+      <w:pPr>
+        <w:spacing w:line="336" w:lineRule="auto" w:after="180"/>
+      </w:pPr>
+      <w:r>
+        <w:rPr>
+          <w:b w:val="0"/>
+        </w:rPr>
+        <w:t xml:space="preserve">Collect each learner’s explanation before discussion. Use the first missing connection between </w:t>
+      </w:r>
+      <w:r>
+        <w:rPr>
+          <w:b/>
+        </w:rPr>
+        <w:t>input</w:t>
+      </w:r>
+      <w:r>
+        <w:rPr>
+          <w:b w:val="0"/>
+        </w:rPr>
+        <w:t xml:space="preserve">, deciding step and result to choose support. This question is worked-case practice, not fresh mastery </w:t>
+      </w:r>
+      <w:r>
+        <w:rPr>
+          <w:b/>
+        </w:rPr>
+        <w:t>evidence</w:t>
+      </w:r>
+      <w:r>
+        <w:rPr>
+          <w:b w:val="0"/>
+        </w:rPr>
+        <w:t>.</w:t>
+      </w:r>
+    </w:p>
+    <w:p>
+      <w:pPr>
+        <w:pStyle w:val="Heading1"/>
+      </w:pPr>
+      <w:r>
+        <w:t>04. Run the investigation and diagnose misconceptions</w:t>
+      </w:r>
+    </w:p>
+    <w:p>
+      <w:r>
+        <w:t>Run the Reading a research claim investigation and use the first unsupported step to choose a teaching response.</w:t>
+      </w:r>
+    </w:p>
+    <w:p>
+      <w:pPr>
+        <w:spacing w:line="336" w:lineRule="auto" w:after="180"/>
+      </w:pPr>
+      <w:r>
+        <w:rPr>
+          <w:b w:val="0"/>
+        </w:rPr>
+        <w:t xml:space="preserve">The worked result establishes every future case: A numerical improvement can be real in the sample while the broader </w:t>
+      </w:r>
+      <w:r>
+        <w:rPr>
+          <w:b/>
+        </w:rPr>
+        <w:t>claim</w:t>
+      </w:r>
+      <w:r>
+        <w:rPr>
+          <w:b w:val="0"/>
+        </w:rPr>
+        <w:t xml:space="preserve"> remains unsupported.</w:t>
+      </w:r>
+    </w:p>
+    <w:p>
+      <w:pPr>
+        <w:spacing w:line="336" w:lineRule="auto" w:after="180"/>
+      </w:pPr>
+      <w:r>
+        <w:rPr>
+          <w:b w:val="0"/>
+        </w:rPr>
+        <w:t xml:space="preserve">A missing </w:t>
+      </w:r>
+      <w:r>
+        <w:rPr>
+          <w:b/>
+        </w:rPr>
+        <w:t>input</w:t>
+      </w:r>
+      <w:r>
+        <w:rPr>
+          <w:b w:val="0"/>
+        </w:rPr>
+        <w:t xml:space="preserve"> may be replaced without recording the change: A replacement changes the </w:t>
+      </w:r>
+      <w:r>
+        <w:rPr>
+          <w:b/>
+        </w:rPr>
+        <w:t>evidence</w:t>
+      </w:r>
+      <w:r>
+        <w:rPr>
+          <w:b w:val="0"/>
+        </w:rPr>
+        <w:t xml:space="preserve"> or contract. Record the change and its justification; do not silently turn unknown into a measured value.</w:t>
+      </w:r>
+    </w:p>
+    <w:p>
+      <w:pPr>
+        <w:spacing w:line="336" w:lineRule="auto" w:after="180"/>
+      </w:pPr>
+      <w:r>
+        <w:rPr>
+          <w:b w:val="0"/>
+        </w:rPr>
+        <w:t xml:space="preserve">Repeating an assessed case is new independent </w:t>
+      </w:r>
+      <w:r>
+        <w:rPr>
+          <w:b/>
+        </w:rPr>
+        <w:t>evidence</w:t>
+      </w:r>
+      <w:r>
+        <w:rPr>
+          <w:b w:val="0"/>
+        </w:rPr>
+        <w:t>: A replay checks consistency. An example used for feedback or revision cannot later be described as untouched final evaluation.</w:t>
+      </w:r>
+    </w:p>
+    <w:p>
+      <w:pPr>
+        <w:spacing w:line="336" w:lineRule="auto" w:after="180"/>
+      </w:pPr>
+      <w:r>
+        <w:rPr>
+          <w:b w:val="0"/>
+        </w:rPr>
+        <w:t xml:space="preserve">Use Section 9 for the </w:t>
+      </w:r>
+      <w:r>
+        <w:rPr>
+          <w:b/>
+        </w:rPr>
+        <w:t>evidence</w:t>
+      </w:r>
+      <w:r>
+        <w:rPr>
+          <w:b w:val="0"/>
+        </w:rPr>
+        <w:t xml:space="preserve"> ledger. Add a boundary or missing-</w:t>
+      </w:r>
+      <w:r>
+        <w:rPr>
+          <w:b/>
+        </w:rPr>
+        <w:t>input</w:t>
+      </w:r>
+      <w:r>
+        <w:rPr>
+          <w:b w:val="0"/>
+        </w:rPr>
+        <w:t xml:space="preserve"> case and record the expected response before checking. More successful repeats of one case do not establish wider coverage.</w:t>
       </w:r>
     </w:p>
     <w:p>
@@ -1434,29 +2686,38 @@
       </w:tr>
     </w:tbl>
     <w:p>
-      <w:r>
-        <w:t>Offer an oral explanation, drawing, enlarged visual or fewer examples when that removes a reading/writing barrier. Keep the same reasoning goal. Stretch secure learners by changing a boundary or assumption and asking them to defend the effect, not simply by assigning more of the same questions.</w:t>
+      <w:pPr>
+        <w:spacing w:line="336" w:lineRule="auto" w:after="180"/>
+      </w:pPr>
+      <w:r>
+        <w:rPr>
+          <w:b w:val="0"/>
+        </w:rPr>
+        <w:t>Offer an oral explanation, drawing, enlarged visual or fewer examples when that removes a reading/writing barrier. Keep the same reasoning goal.</w:t>
       </w:r>
     </w:p>
     <w:p>
       <w:pPr>
-        <w:pStyle w:val="Heading1"/>
-      </w:pPr>
-      <w:r>
-        <w:t>05. Assess and explain the answers</w:t>
+        <w:spacing w:line="336" w:lineRule="auto" w:after="180"/>
+      </w:pPr>
+      <w:r>
+        <w:rPr>
+          <w:b w:val="0"/>
+        </w:rPr>
+        <w:t>Stretch secure learners by changing a boundary or assumption and asking them to defend the effect, not simply by assigning more of the same questions.</w:t>
       </w:r>
     </w:p>
     <w:p>
       <w:pPr>
-        <w:pStyle w:val="Heading3"/>
-      </w:pPr>
-      <w:r>
-        <w:t>Guided and exit questions</w:t>
+        <w:pStyle w:val="Heading1"/>
+      </w:pPr>
+      <w:r>
+        <w:t>05. Assess and explain the answers</w:t>
       </w:r>
     </w:p>
     <w:p>
       <w:r>
-        <w:t>Guided: B has75% versus62.5%, a12.5-point difference on eight cases. Better in this measured outcome does not establish broader tasks or uncertainty. Qualification: A numerical improvement can be real in the sample while the broader claim remains unsupported. Exit: accept a concrete variation with its predicted outcome and a stated condition that would challenge the mechanism; reject a claim resting on unmeasured evidence.</w:t>
+        <w:t>Use the Reading a research claim questions, teacher keys and criteria after the relevant attempts. Previously discussed cases are practice; protect the separately selected independent task.</w:t>
       </w:r>
     </w:p>
     <w:p>
@@ -1464,89 +2725,280 @@
         <w:pStyle w:val="Heading3"/>
       </w:pPr>
       <w:r>
-        <w:t>W1 Explain the mechanism</w:t>
+        <w:t>Guided and exit questions</w:t>
       </w:r>
     </w:p>
     <w:p>
-      <w:r>
-        <w:t>Explain the weekly mechanism in your own words. Use the worked scenario to name its input, decision rule and output.</w:t>
+      <w:pPr>
+        <w:spacing w:line="336" w:lineRule="auto" w:after="180"/>
+      </w:pPr>
+      <w:r>
+        <w:rPr>
+          <w:b w:val="0"/>
+        </w:rPr>
+        <w:t>Guided: B has75% versus62.5%, a12.5-point difference on eight cases. Better in this measured outcome does not establish broader tasks or uncertainty.</w:t>
       </w:r>
     </w:p>
     <w:p>
-      <w:r>
-        <w:t>Teacher explanation: Reading a claim requires its method, data, comparison and uncertainty. Titles and abstracts may omit conditions crucial to interpretation. Separate the claim from supplied evidence. Record dataset, unit, baseline, metric and limitations. Ask whether the statement extends beyond those observations.</w:t>
+      <w:pPr>
+        <w:spacing w:line="336" w:lineRule="auto" w:after="180"/>
+      </w:pPr>
+      <w:r>
+        <w:rPr>
+          <w:b w:val="0"/>
+        </w:rPr>
+        <w:t xml:space="preserve">Qualification: A numerical improvement can be real in the sample while the broader </w:t>
+      </w:r>
+      <w:r>
+        <w:rPr>
+          <w:b/>
+        </w:rPr>
+        <w:t>claim</w:t>
+      </w:r>
+      <w:r>
+        <w:rPr>
+          <w:b w:val="0"/>
+        </w:rPr>
+        <w:t xml:space="preserve"> remains unsupported.</w:t>
       </w:r>
     </w:p>
     <w:p>
       <w:pPr>
-        <w:pStyle w:val="Heading3"/>
-      </w:pPr>
-      <w:r>
-        <w:t>W2 Trace the worked case</w:t>
+        <w:spacing w:line="336" w:lineRule="auto" w:after="180"/>
+      </w:pPr>
+      <w:r>
+        <w:rPr>
+          <w:b w:val="0"/>
+        </w:rPr>
+        <w:t xml:space="preserve">Exit: accept a concrete variation with its predicted outcome and a stated condition that would challenge the </w:t>
+      </w:r>
+      <w:r>
+        <w:rPr>
+          <w:b/>
+        </w:rPr>
+        <w:t>mechanism</w:t>
+      </w:r>
+      <w:r>
+        <w:rPr>
+          <w:b w:val="0"/>
+        </w:rPr>
+        <w:t xml:space="preserve">; reject a </w:t>
+      </w:r>
+      <w:r>
+        <w:rPr>
+          <w:b/>
+        </w:rPr>
+        <w:t>claim</w:t>
+      </w:r>
+      <w:r>
+        <w:rPr>
+          <w:b w:val="0"/>
+        </w:rPr>
+        <w:t xml:space="preserve"> resting on unmeasured </w:t>
+      </w:r>
+      <w:r>
+        <w:rPr>
+          <w:b/>
+        </w:rPr>
+        <w:t>evidence</w:t>
+      </w:r>
+      <w:r>
+        <w:rPr>
+          <w:b w:val="0"/>
+        </w:rPr>
+        <w:t>.</w:t>
       </w:r>
     </w:p>
     <w:p>
-      <w:r>
-        <w:t>A fictional report says method B is better after6/8 supported answers versus baseline5/8 on the same constructed cases. Show the intermediate steps and give the conclusion with its scope.</w:t>
+      <w:pPr>
+        <w:pStyle w:val="Heading3"/>
+      </w:pPr>
+      <w:r>
+        <w:t>W1 Explain the mechanism</w:t>
       </w:r>
     </w:p>
     <w:p>
-      <w:r>
-        <w:t>Teacher explanation: B has75% versus62.5%, a12.5-point difference on eight cases. Better in this measured outcome does not establish broader tasks or uncertainty.</w:t>
+      <w:pPr>
+        <w:pStyle w:val="Heading3"/>
+      </w:pPr>
+      <w:r>
+        <w:t>Workbook question · W1</w:t>
       </w:r>
     </w:p>
     <w:p>
       <w:pPr>
-        <w:pStyle w:val="Heading3"/>
-      </w:pPr>
-      <w:r>
-        <w:t>W3 Audit the limit</w:t>
+        <w:spacing w:line="336" w:lineRule="auto" w:after="180"/>
+        <w:shd w:fill="F5F1FB"/>
+      </w:pPr>
+      <w:r>
+        <w:rPr>
+          <w:b w:val="0"/>
+        </w:rPr>
+        <w:t xml:space="preserve">Explain the weekly </w:t>
+      </w:r>
+      <w:r>
+        <w:rPr>
+          <w:b/>
+        </w:rPr>
+        <w:t>mechanism</w:t>
+      </w:r>
+      <w:r>
+        <w:rPr>
+          <w:b w:val="0"/>
+        </w:rPr>
+        <w:t xml:space="preserve"> in your own words. Use the worked scenario to name its </w:t>
+      </w:r>
+      <w:r>
+        <w:rPr>
+          <w:b/>
+        </w:rPr>
+        <w:t>input</w:t>
+      </w:r>
+      <w:r>
+        <w:rPr>
+          <w:b w:val="0"/>
+        </w:rPr>
+        <w:t xml:space="preserve">, decision rule and </w:t>
+      </w:r>
+      <w:r>
+        <w:rPr>
+          <w:b/>
+        </w:rPr>
+        <w:t>output</w:t>
+      </w:r>
+      <w:r>
+        <w:rPr>
+          <w:b w:val="0"/>
+        </w:rPr>
+        <w:t>.</w:t>
       </w:r>
     </w:p>
     <w:p>
-      <w:r>
-        <w:t>A report omits this qualification: A numerical improvement can be real in the sample while the broader claim remains unsupported. Explain how omitting it could change a reader's interpretation, and write an accurate replacement.</w:t>
+      <w:pPr>
+        <w:pStyle w:val="Heading3"/>
+      </w:pPr>
+      <w:r>
+        <w:t>Teacher reasoning · W1</w:t>
       </w:r>
     </w:p>
     <w:p>
-      <w:r>
-        <w:t>Teacher explanation: A numerical improvement can be real in the sample while the broader claim remains unsupported. State the observed result separately from the unverified or out-of-scope claim; preserve the original evidence rather than inventing a missing fact.</w:t>
+      <w:pPr>
+        <w:spacing w:line="336" w:lineRule="auto" w:after="180"/>
+        <w:shd w:fill="F1F6FC"/>
+      </w:pPr>
+      <w:r>
+        <w:rPr>
+          <w:b w:val="0"/>
+        </w:rPr>
+        <w:t xml:space="preserve">Teacher explanation: Reading a </w:t>
+      </w:r>
+      <w:r>
+        <w:rPr>
+          <w:b/>
+        </w:rPr>
+        <w:t>claim</w:t>
+      </w:r>
+      <w:r>
+        <w:rPr>
+          <w:b w:val="0"/>
+        </w:rPr>
+        <w:t xml:space="preserve"> requires its method, data, comparison and uncertainty. Titles and abstracts may omit conditions crucial to interpretation. Separate the </w:t>
+      </w:r>
+      <w:r>
+        <w:rPr>
+          <w:b/>
+        </w:rPr>
+        <w:t>claim</w:t>
+      </w:r>
+      <w:r>
+        <w:rPr>
+          <w:b w:val="0"/>
+        </w:rPr>
+        <w:t xml:space="preserve"> from supplied </w:t>
+      </w:r>
+      <w:r>
+        <w:rPr>
+          <w:b/>
+        </w:rPr>
+        <w:t>evidence</w:t>
+      </w:r>
+      <w:r>
+        <w:rPr>
+          <w:b w:val="0"/>
+        </w:rPr>
+        <w:t>.</w:t>
       </w:r>
     </w:p>
     <w:p>
       <w:pPr>
-        <w:pStyle w:val="Heading3"/>
-      </w:pPr>
-      <w:r>
-        <w:t>W4 Apply a new case independently</w:t>
+        <w:spacing w:line="336" w:lineRule="auto" w:after="180"/>
+        <w:shd w:fill="F1F6FC"/>
+      </w:pPr>
+      <w:r>
+        <w:rPr>
+          <w:b w:val="0"/>
+        </w:rPr>
+        <w:t xml:space="preserve">Record dataset, unit, baseline, metric and limitations. Ask whether the statement extends beyond those </w:t>
+      </w:r>
+      <w:r>
+        <w:rPr>
+          <w:b/>
+        </w:rPr>
+        <w:t>observation</w:t>
+      </w:r>
+      <w:r>
+        <w:rPr>
+          <w:b w:val="0"/>
+        </w:rPr>
+        <w:t>s.</w:t>
       </w:r>
     </w:p>
     <w:p>
-      <w:r>
-        <w:t>Report claims universal speed after median2 seconds versus3 on four local fixtures. Audit scope.</w:t>
+      <w:pPr>
+        <w:pStyle w:val="Heading3"/>
+      </w:pPr>
+      <w:r>
+        <w:t>W2 Trace the worked case</w:t>
       </w:r>
     </w:p>
     <w:p>
-      <w:r>
-        <w:t>Teacher explanation: Observed median difference1 second in four local fixtures supports that comparison only; workload, environment and quality must be recorded.</w:t>
+      <w:pPr>
+        <w:pStyle w:val="Heading3"/>
+      </w:pPr>
+      <w:r>
+        <w:t>Workbook question · W2</w:t>
       </w:r>
     </w:p>
     <w:p>
       <w:pPr>
-        <w:pStyle w:val="Heading3"/>
-      </w:pPr>
-      <w:r>
-        <w:t>W5 Design a revealing follow-up</w:t>
+        <w:spacing w:line="336" w:lineRule="auto" w:after="180"/>
+        <w:shd w:fill="F5F1FB"/>
+      </w:pPr>
+      <w:r>
+        <w:rPr>
+          <w:b w:val="0"/>
+        </w:rPr>
+        <w:t>A fictional report says method B is better after6/8 supported answers versus baseline5/8 on the same constructed cases. Show the intermediate steps and give the conclusion with its scope.</w:t>
       </w:r>
     </w:p>
     <w:p>
-      <w:r>
-        <w:t>For the worked scenario, propose one additional case that could reveal a failure, describe its expected outcome before running it, and explain what would need to remain fixed for a fair comparison. Do not reuse W4 as a new final test after receiving feedback.</w:t>
+      <w:pPr>
+        <w:pStyle w:val="Heading3"/>
+      </w:pPr>
+      <w:r>
+        <w:t>Teacher reasoning · W2</w:t>
       </w:r>
     </w:p>
     <w:p>
-      <w:r>
-        <w:t>Teacher explanation: Accept a concrete variant of the worked input or a missing/conflicting/boundary condition, with an expectation derived from the declared procedure. Require preserved settings, original outputs and data roles. A numerical improvement can be real in the sample while the broader claim remains unsupported. The new case should test this particular mechanism rather than merely restate the original result.</w:t>
+      <w:pPr>
+        <w:spacing w:line="336" w:lineRule="auto" w:after="180"/>
+        <w:shd w:fill="F1F6FC"/>
+      </w:pPr>
+      <w:r>
+        <w:rPr>
+          <w:b w:val="0"/>
+        </w:rPr>
+        <w:t>Teacher explanation: B has75% versus62.5%, a12.5-point difference on eight cases. Better in this measured outcome does not establish broader tasks or uncertainty.</w:t>
       </w:r>
     </w:p>
     <w:p>
@@ -1554,25 +3006,51 @@
         <w:pStyle w:val="Heading3"/>
       </w:pPr>
       <w:r>
-        <w:t>Independent assessment and fresh retry</w:t>
+        <w:t>W3 Audit the limit</w:t>
       </w:r>
     </w:p>
     <w:p>
-      <w:r>
-        <w:t>W4: Observed median difference1 second in four local fixtures supports that comparison only; workload, environment and quality must be recorded. Require intermediate reasoning and the stated scope. Fresh retry: Report claims zero errors from ten passing fixtures. Expected reasoning: Ten observed passes do not prove zero population or future errors; retain the tested scope. If students need support, record it and reassess with another new case rather than awarding independence to a copied answer.</w:t>
+      <w:pPr>
+        <w:pStyle w:val="Heading3"/>
+      </w:pPr>
+      <w:r>
+        <w:t>Workbook question · W3</w:t>
       </w:r>
     </w:p>
     <w:p>
       <w:pPr>
-        <w:pStyle w:val="Heading3"/>
-      </w:pPr>
-      <w:r>
-        <w:t>Assess independent transfer</w:t>
+        <w:spacing w:line="336" w:lineRule="auto" w:after="180"/>
+        <w:shd w:fill="F5F1FB"/>
+      </w:pPr>
+      <w:r>
+        <w:rPr>
+          <w:b w:val="0"/>
+        </w:rPr>
+        <w:t xml:space="preserve">A report omits this qualification: A numerical improvement can be real in the sample while the broader </w:t>
+      </w:r>
+      <w:r>
+        <w:rPr>
+          <w:b/>
+        </w:rPr>
+        <w:t>claim</w:t>
+      </w:r>
+      <w:r>
+        <w:rPr>
+          <w:b w:val="0"/>
+        </w:rPr>
+        <w:t xml:space="preserve"> remains unsupported.</w:t>
       </w:r>
     </w:p>
     <w:p>
-      <w:r>
-        <w:t>Selected case: Report claims universal speed after median2 seconds versus3 on four local fixtures. Audit scope.</w:t>
+      <w:pPr>
+        <w:spacing w:line="336" w:lineRule="auto" w:after="180"/>
+        <w:shd w:fill="F5F1FB"/>
+      </w:pPr>
+      <w:r>
+        <w:rPr>
+          <w:b w:val="0"/>
+        </w:rPr>
+        <w:t>Explain how omitting it could change a reader's interpretation, and write an accurate replacement.</w:t>
       </w:r>
     </w:p>
     <w:p>
@@ -1580,11 +3058,390 @@
         <w:pStyle w:val="Heading3"/>
       </w:pPr>
       <w:r>
-        <w:t>Selected case answer</w:t>
+        <w:t>Teacher reasoning · W3</w:t>
       </w:r>
     </w:p>
     <w:p>
-      <w:r>
+      <w:pPr>
+        <w:spacing w:line="336" w:lineRule="auto" w:after="180"/>
+        <w:shd w:fill="F1F6FC"/>
+      </w:pPr>
+      <w:r>
+        <w:rPr>
+          <w:b w:val="0"/>
+        </w:rPr>
+        <w:t xml:space="preserve">Teacher explanation: A numerical improvement can be real in the sample while the broader </w:t>
+      </w:r>
+      <w:r>
+        <w:rPr>
+          <w:b/>
+        </w:rPr>
+        <w:t>claim</w:t>
+      </w:r>
+      <w:r>
+        <w:rPr>
+          <w:b w:val="0"/>
+        </w:rPr>
+        <w:t xml:space="preserve"> remains unsupported.</w:t>
+      </w:r>
+    </w:p>
+    <w:p>
+      <w:pPr>
+        <w:spacing w:line="336" w:lineRule="auto" w:after="180"/>
+        <w:shd w:fill="F1F6FC"/>
+      </w:pPr>
+      <w:r>
+        <w:rPr>
+          <w:b w:val="0"/>
+        </w:rPr>
+        <w:t xml:space="preserve">State the observed result separately from the unverified or out-of-scope </w:t>
+      </w:r>
+      <w:r>
+        <w:rPr>
+          <w:b/>
+        </w:rPr>
+        <w:t>claim</w:t>
+      </w:r>
+      <w:r>
+        <w:rPr>
+          <w:b w:val="0"/>
+        </w:rPr>
+        <w:t xml:space="preserve">; preserve the original </w:t>
+      </w:r>
+      <w:r>
+        <w:rPr>
+          <w:b/>
+        </w:rPr>
+        <w:t>evidence</w:t>
+      </w:r>
+      <w:r>
+        <w:rPr>
+          <w:b w:val="0"/>
+        </w:rPr>
+        <w:t xml:space="preserve"> rather than inventing a missing fact.</w:t>
+      </w:r>
+    </w:p>
+    <w:p>
+      <w:pPr>
+        <w:pStyle w:val="Heading3"/>
+      </w:pPr>
+      <w:r>
+        <w:t>W4 Apply a new case independently</w:t>
+      </w:r>
+    </w:p>
+    <w:p>
+      <w:pPr>
+        <w:pStyle w:val="Heading3"/>
+      </w:pPr>
+      <w:r>
+        <w:t>Workbook question · W4</w:t>
+      </w:r>
+    </w:p>
+    <w:p>
+      <w:pPr>
+        <w:spacing w:line="336" w:lineRule="auto" w:after="180"/>
+        <w:shd w:fill="F5F1FB"/>
+      </w:pPr>
+      <w:r>
+        <w:rPr>
+          <w:b w:val="0"/>
+        </w:rPr>
+        <w:t xml:space="preserve">Report </w:t>
+      </w:r>
+      <w:r>
+        <w:rPr>
+          <w:b/>
+        </w:rPr>
+        <w:t>claim</w:t>
+      </w:r>
+      <w:r>
+        <w:rPr>
+          <w:b w:val="0"/>
+        </w:rPr>
+        <w:t>s universal speed after median2 seconds versus3 on four local fixtures. Audit scope.</w:t>
+      </w:r>
+    </w:p>
+    <w:p>
+      <w:pPr>
+        <w:pStyle w:val="Heading3"/>
+      </w:pPr>
+      <w:r>
+        <w:t>Teacher reasoning · W4</w:t>
+      </w:r>
+    </w:p>
+    <w:p>
+      <w:pPr>
+        <w:spacing w:line="336" w:lineRule="auto" w:after="180"/>
+        <w:shd w:fill="F1F6FC"/>
+      </w:pPr>
+      <w:r>
+        <w:rPr>
+          <w:b w:val="0"/>
+        </w:rPr>
+        <w:t>Teacher explanation: Observed median difference1 second in four local fixtures supports that comparison only; workload, environment and quality must be recorded.</w:t>
+      </w:r>
+    </w:p>
+    <w:p>
+      <w:pPr>
+        <w:pStyle w:val="Heading3"/>
+      </w:pPr>
+      <w:r>
+        <w:t>W5 Design a revealing follow-up</w:t>
+      </w:r>
+    </w:p>
+    <w:p>
+      <w:pPr>
+        <w:pStyle w:val="Heading3"/>
+      </w:pPr>
+      <w:r>
+        <w:t>Workbook question · W5</w:t>
+      </w:r>
+    </w:p>
+    <w:p>
+      <w:pPr>
+        <w:spacing w:line="336" w:lineRule="auto" w:after="180"/>
+        <w:shd w:fill="F5F1FB"/>
+      </w:pPr>
+      <w:r>
+        <w:rPr>
+          <w:b w:val="0"/>
+        </w:rPr>
+        <w:t>For the worked scenario, propose one additional case that could reveal a failure, describe its expected outcome before running it, and explain what would need to remain fixed for a fair comparison.</w:t>
+      </w:r>
+    </w:p>
+    <w:p>
+      <w:pPr>
+        <w:spacing w:line="336" w:lineRule="auto" w:after="180"/>
+        <w:shd w:fill="F5F1FB"/>
+      </w:pPr>
+      <w:r>
+        <w:rPr>
+          <w:b w:val="0"/>
+        </w:rPr>
+        <w:t>Do not reuse W4 as a new final test after receiving feedback.</w:t>
+      </w:r>
+    </w:p>
+    <w:p>
+      <w:pPr>
+        <w:pStyle w:val="Heading3"/>
+      </w:pPr>
+      <w:r>
+        <w:t>Teacher reasoning · W5</w:t>
+      </w:r>
+    </w:p>
+    <w:p>
+      <w:pPr>
+        <w:spacing w:line="336" w:lineRule="auto" w:after="180"/>
+        <w:shd w:fill="F1F6FC"/>
+      </w:pPr>
+      <w:r>
+        <w:rPr>
+          <w:b w:val="0"/>
+        </w:rPr>
+        <w:t xml:space="preserve">Teacher explanation: Accept a concrete variant of the worked </w:t>
+      </w:r>
+      <w:r>
+        <w:rPr>
+          <w:b/>
+        </w:rPr>
+        <w:t>input</w:t>
+      </w:r>
+      <w:r>
+        <w:rPr>
+          <w:b w:val="0"/>
+        </w:rPr>
+        <w:t xml:space="preserve"> or a missing/conflicting/boundary condition, with an expectation derived from the declared procedure.</w:t>
+      </w:r>
+    </w:p>
+    <w:p>
+      <w:pPr>
+        <w:spacing w:line="336" w:lineRule="auto" w:after="180"/>
+        <w:shd w:fill="F1F6FC"/>
+      </w:pPr>
+      <w:r>
+        <w:rPr>
+          <w:b w:val="0"/>
+        </w:rPr>
+        <w:t xml:space="preserve">Require preserved settings, original </w:t>
+      </w:r>
+      <w:r>
+        <w:rPr>
+          <w:b/>
+        </w:rPr>
+        <w:t>output</w:t>
+      </w:r>
+      <w:r>
+        <w:rPr>
+          <w:b w:val="0"/>
+        </w:rPr>
+        <w:t xml:space="preserve">s and data roles. A numerical improvement can be real in the sample while the broader </w:t>
+      </w:r>
+      <w:r>
+        <w:rPr>
+          <w:b/>
+        </w:rPr>
+        <w:t>claim</w:t>
+      </w:r>
+      <w:r>
+        <w:rPr>
+          <w:b w:val="0"/>
+        </w:rPr>
+        <w:t xml:space="preserve"> remains unsupported.</w:t>
+      </w:r>
+    </w:p>
+    <w:p>
+      <w:pPr>
+        <w:spacing w:line="336" w:lineRule="auto" w:after="180"/>
+        <w:shd w:fill="F1F6FC"/>
+      </w:pPr>
+      <w:r>
+        <w:rPr>
+          <w:b w:val="0"/>
+        </w:rPr>
+        <w:t xml:space="preserve">The new case should test this particular </w:t>
+      </w:r>
+      <w:r>
+        <w:rPr>
+          <w:b/>
+        </w:rPr>
+        <w:t>mechanism</w:t>
+      </w:r>
+      <w:r>
+        <w:rPr>
+          <w:b w:val="0"/>
+        </w:rPr>
+        <w:t xml:space="preserve"> rather than merely restate the original result.</w:t>
+      </w:r>
+    </w:p>
+    <w:p>
+      <w:pPr>
+        <w:pStyle w:val="Heading3"/>
+      </w:pPr>
+      <w:r>
+        <w:t>Independent assessment and fresh retry</w:t>
+      </w:r>
+    </w:p>
+    <w:p>
+      <w:pPr>
+        <w:pStyle w:val="Heading3"/>
+      </w:pPr>
+      <w:r>
+        <w:t>Teacher key · Independent assessment and fresh retry</w:t>
+      </w:r>
+    </w:p>
+    <w:p>
+      <w:pPr>
+        <w:spacing w:line="336" w:lineRule="auto" w:after="180"/>
+        <w:shd w:fill="F1F6FC"/>
+      </w:pPr>
+      <w:r>
+        <w:rPr>
+          <w:b w:val="0"/>
+        </w:rPr>
+        <w:t>W4: Observed median difference1 second in four local fixtures supports that comparison only; workload, environment and quality must be recorded. Require intermediate reasoning and the stated scope.</w:t>
+      </w:r>
+    </w:p>
+    <w:p>
+      <w:pPr>
+        <w:spacing w:line="336" w:lineRule="auto" w:after="180"/>
+        <w:shd w:fill="F1F6FC"/>
+      </w:pPr>
+      <w:r>
+        <w:rPr>
+          <w:b w:val="0"/>
+        </w:rPr>
+        <w:t xml:space="preserve">Fresh retry: Report </w:t>
+      </w:r>
+      <w:r>
+        <w:rPr>
+          <w:b/>
+        </w:rPr>
+        <w:t>claim</w:t>
+      </w:r>
+      <w:r>
+        <w:rPr>
+          <w:b w:val="0"/>
+        </w:rPr>
+        <w:t>s zero errors from ten passing fixtures. Expected reasoning: Ten observed passes do not prove zero population or future errors; retain the tested scope.</w:t>
+      </w:r>
+    </w:p>
+    <w:p>
+      <w:pPr>
+        <w:spacing w:line="336" w:lineRule="auto" w:after="180"/>
+        <w:shd w:fill="F1F6FC"/>
+      </w:pPr>
+      <w:r>
+        <w:rPr>
+          <w:b w:val="0"/>
+        </w:rPr>
+        <w:t>If students need support, record it and reassess with another new case rather than awarding independence to a copied answer.</w:t>
+      </w:r>
+    </w:p>
+    <w:p>
+      <w:pPr>
+        <w:pStyle w:val="Heading3"/>
+      </w:pPr>
+      <w:r>
+        <w:t>Assess independent transfer</w:t>
+      </w:r>
+    </w:p>
+    <w:p>
+      <w:pPr>
+        <w:pStyle w:val="Heading3"/>
+      </w:pPr>
+      <w:r>
+        <w:t>Independent question · withhold the key</w:t>
+      </w:r>
+    </w:p>
+    <w:p>
+      <w:pPr>
+        <w:spacing w:line="336" w:lineRule="auto" w:after="180"/>
+        <w:shd w:fill="F5F1FB"/>
+      </w:pPr>
+      <w:r>
+        <w:rPr>
+          <w:b w:val="0"/>
+        </w:rPr>
+        <w:t xml:space="preserve">Selected case: Report </w:t>
+      </w:r>
+      <w:r>
+        <w:rPr>
+          <w:b/>
+        </w:rPr>
+        <w:t>claim</w:t>
+      </w:r>
+      <w:r>
+        <w:rPr>
+          <w:b w:val="0"/>
+        </w:rPr>
+        <w:t>s universal speed after median2 seconds versus3 on four local fixtures. Audit scope.</w:t>
+      </w:r>
+    </w:p>
+    <w:p>
+      <w:pPr>
+        <w:pStyle w:val="Heading3"/>
+      </w:pPr>
+      <w:r>
+        <w:t>Selected case answer</w:t>
+      </w:r>
+    </w:p>
+    <w:p>
+      <w:pPr>
+        <w:pStyle w:val="Heading3"/>
+      </w:pPr>
+      <w:r>
+        <w:t>Teacher key · Selected case answer</w:t>
+      </w:r>
+    </w:p>
+    <w:p>
+      <w:pPr>
+        <w:spacing w:line="336" w:lineRule="auto" w:after="180"/>
+        <w:shd w:fill="F1F6FC"/>
+      </w:pPr>
+      <w:r>
+        <w:rPr>
+          <w:b w:val="0"/>
+        </w:rPr>
         <w:t>Teacher explanation: Observed median difference1 second in four local fixtures supports that comparison only; workload, environment and quality must be recorded.</w:t>
       </w:r>
     </w:p>
@@ -1691,67 +3548,317 @@
       </w:tr>
     </w:tbl>
     <w:p>
-      <w:r>
-        <w:t>Record each dimension as not yet, with support, or independent. Accept a valid alternative procedure with a defensible trace. Do not penalise an honestly recorded model failure if the learner correctly explains its evidence and limits.</w:t>
+      <w:pPr>
+        <w:pStyle w:val="Heading3"/>
+      </w:pPr>
+      <w:r>
+        <w:t>Teacher key · Selected case answer</w:t>
       </w:r>
     </w:p>
     <w:p>
       <w:pPr>
-        <w:pStyle w:val="Heading3"/>
-      </w:pPr>
-      <w:r>
-        <w:t>Feedback that the learner uses</w:t>
+        <w:spacing w:line="336" w:lineRule="auto" w:after="180"/>
+        <w:shd w:fill="F1F6FC"/>
+      </w:pPr>
+      <w:r>
+        <w:rPr>
+          <w:b w:val="0"/>
+        </w:rPr>
+        <w:t>Record each dimension as not yet, with support, or independent. Accept a valid alternative procedure with a defensible trace.</w:t>
       </w:r>
     </w:p>
     <w:p>
-      <w:r>
-        <w:t>Name the earliest unsupported step and give one action to repair it. Have the learner make that repair now and explain why. Then assess the relevant skill on a fresh, fully specified case. Confirm it was not previously practised with feedback; solve and check the new case before assigning it. A follow-up design prompt is a starting brief, not automatically an equivalent test.</w:t>
+      <w:pPr>
+        <w:spacing w:line="336" w:lineRule="auto" w:after="180"/>
+        <w:shd w:fill="F1F6FC"/>
+      </w:pPr>
+      <w:r>
+        <w:rPr>
+          <w:b w:val="0"/>
+        </w:rPr>
+        <w:t xml:space="preserve">Do not penalise an honestly recorded model failure if the learner correctly explains its </w:t>
+      </w:r>
+      <w:r>
+        <w:rPr>
+          <w:b/>
+        </w:rPr>
+        <w:t>evidence</w:t>
+      </w:r>
+      <w:r>
+        <w:rPr>
+          <w:b w:val="0"/>
+        </w:rPr>
+        <w:t xml:space="preserve"> and limits.</w:t>
       </w:r>
     </w:p>
     <w:p>
       <w:pPr>
-        <w:pStyle w:val="Heading1"/>
-      </w:pPr>
-      <w:r>
-        <w:t>06. Connect the project, support and next lesson</w:t>
+        <w:pStyle w:val="Heading3"/>
+      </w:pPr>
+      <w:r>
+        <w:t>Feedback that the learner uses</w:t>
       </w:r>
     </w:p>
     <w:p>
-      <w:r>
-        <w:t>Add a labelled reading a research claim evidence sheet to Reproducible AI Research Study. Show how you can explain the mechanism and terminology of reading a research claim. Use the supplied fictional case and keep its inputs, intermediate steps, calculation or prediction, and limitation. Connect this record to last week’s record; a matching answer without a trace is insufficient.</w:t>
+      <w:pPr>
+        <w:spacing w:line="336" w:lineRule="auto" w:after="180"/>
+      </w:pPr>
+      <w:r>
+        <w:rPr>
+          <w:b w:val="0"/>
+        </w:rPr>
+        <w:t>Name the earliest unsupported step and give one action to repair it. Have the learner make that repair now and explain why. Then assess the relevant skill on a fresh, fully specified case.</w:t>
       </w:r>
     </w:p>
     <w:p>
-      <w:r>
-        <w:t>Provide an input/procedure/result/limit frame and a calculator when needed. Ask students to identify the first step before completing the whole trace. Extension: compare two concrete variants of this mechanism while holding unrelated conditions fixed; report both successful and unsuccessful outcomes.</w:t>
+      <w:pPr>
+        <w:spacing w:line="336" w:lineRule="auto" w:after="180"/>
+      </w:pPr>
+      <w:r>
+        <w:rPr>
+          <w:b w:val="0"/>
+        </w:rPr>
+        <w:t>Confirm it was not previously practised with feedback; solve and check the new case before assigning it. A follow-up design prompt is a starting brief, not automatically an equivalent test.</w:t>
       </w:r>
     </w:p>
     <w:p>
-      <w:r>
-        <w:t>Next connection: Finding primary research. Preserve the current case record and retrieve its evidence boundary before moving on.</w:t>
+      <w:pPr>
+        <w:pStyle w:val="Heading1"/>
+      </w:pPr>
+      <w:r>
+        <w:t>06. Connect the project, support and next lesson</w:t>
       </w:r>
     </w:p>
     <w:p>
       <w:r>
-        <w:t>Retain the project ledger and assess a changed case after support. Check the relevant prerequisite before carrying this component forward.</w:t>
+        <w:t>Connect Reading a research claim to Reproducible AI Research Study, adapt support and plan a later changed-case check.</w:t>
       </w:r>
     </w:p>
     <w:p>
       <w:pPr>
-        <w:pStyle w:val="Heading3"/>
-      </w:pPr>
-      <w:r>
-        <w:t>Plan the delayed return</w:t>
+        <w:spacing w:line="336" w:lineRule="auto" w:after="180"/>
+      </w:pPr>
+      <w:r>
+        <w:rPr>
+          <w:b w:val="0"/>
+        </w:rPr>
+        <w:t xml:space="preserve">Add a labelled reading a research </w:t>
+      </w:r>
+      <w:r>
+        <w:rPr>
+          <w:b/>
+        </w:rPr>
+        <w:t>claim</w:t>
+      </w:r>
+      <w:r>
+        <w:rPr>
+          <w:b w:val="0"/>
+        </w:rPr>
+        <w:t xml:space="preserve"> </w:t>
+      </w:r>
+      <w:r>
+        <w:rPr>
+          <w:b/>
+        </w:rPr>
+        <w:t>evidence</w:t>
+      </w:r>
+      <w:r>
+        <w:rPr>
+          <w:b w:val="0"/>
+        </w:rPr>
+        <w:t xml:space="preserve"> sheet to Reproducible AI Research Study. Show how you can explain the </w:t>
+      </w:r>
+      <w:r>
+        <w:rPr>
+          <w:b/>
+        </w:rPr>
+        <w:t>mechanism</w:t>
+      </w:r>
+      <w:r>
+        <w:rPr>
+          <w:b w:val="0"/>
+        </w:rPr>
+        <w:t xml:space="preserve"> and terminology of reading a research </w:t>
+      </w:r>
+      <w:r>
+        <w:rPr>
+          <w:b/>
+        </w:rPr>
+        <w:t>claim</w:t>
+      </w:r>
+      <w:r>
+        <w:rPr>
+          <w:b w:val="0"/>
+        </w:rPr>
+        <w:t>.</w:t>
       </w:r>
     </w:p>
     <w:p>
-      <w:r>
-        <w:t>Suggested return points in this level: ai-7/3, ai-7/5, ai-7/8. Use actual classroom dates, adjusting for holidays and gaps. One, three and six teaching weeks are scheduling choices, not a claimed optimal spacing.</w:t>
+      <w:pPr>
+        <w:spacing w:line="336" w:lineRule="auto" w:after="180"/>
+      </w:pPr>
+      <w:r>
+        <w:rPr>
+          <w:b w:val="0"/>
+        </w:rPr>
+        <w:t xml:space="preserve">Use the supplied fictional case and keep its </w:t>
+      </w:r>
+      <w:r>
+        <w:rPr>
+          <w:b/>
+        </w:rPr>
+        <w:t>input</w:t>
+      </w:r>
+      <w:r>
+        <w:rPr>
+          <w:b w:val="0"/>
+        </w:rPr>
+        <w:t xml:space="preserve">s, intermediate steps, calculation or </w:t>
+      </w:r>
+      <w:r>
+        <w:rPr>
+          <w:b/>
+        </w:rPr>
+        <w:t>prediction</w:t>
+      </w:r>
+      <w:r>
+        <w:rPr>
+          <w:b w:val="0"/>
+        </w:rPr>
+        <w:t>, and limitation. Connect this record to last week’s record; a matching answer without a trace is insufficient.</w:t>
       </w:r>
     </w:p>
     <w:p>
-      <w:r>
-        <w:t>At a delayed check, ask for the idea from memory and a changed application. Compare with the earlier independent response and record support used. For a new level, revisit the previous capstone before checking the new prerequisites.</w:t>
+      <w:pPr>
+        <w:spacing w:line="336" w:lineRule="auto" w:after="180"/>
+      </w:pPr>
+      <w:r>
+        <w:rPr>
+          <w:b w:val="0"/>
+        </w:rPr>
+        <w:t xml:space="preserve">Provide an </w:t>
+      </w:r>
+      <w:r>
+        <w:rPr>
+          <w:b/>
+        </w:rPr>
+        <w:t>input</w:t>
+      </w:r>
+      <w:r>
+        <w:rPr>
+          <w:b w:val="0"/>
+        </w:rPr>
+        <w:t>/procedure/result/limit frame and a calculator when needed. Ask students to identify the first step before completing the whole trace.</w:t>
+      </w:r>
+    </w:p>
+    <w:p>
+      <w:pPr>
+        <w:spacing w:line="336" w:lineRule="auto" w:after="180"/>
+      </w:pPr>
+      <w:r>
+        <w:rPr>
+          <w:b w:val="0"/>
+        </w:rPr>
+        <w:t xml:space="preserve">Extension: compare two concrete variants of this </w:t>
+      </w:r>
+      <w:r>
+        <w:rPr>
+          <w:b/>
+        </w:rPr>
+        <w:t>mechanism</w:t>
+      </w:r>
+      <w:r>
+        <w:rPr>
+          <w:b w:val="0"/>
+        </w:rPr>
+        <w:t xml:space="preserve"> while holding unrelated conditions fixed; report both successful and unsuccessful outcomes.</w:t>
+      </w:r>
+    </w:p>
+    <w:p>
+      <w:pPr>
+        <w:spacing w:line="336" w:lineRule="auto" w:after="180"/>
+      </w:pPr>
+      <w:r>
+        <w:rPr>
+          <w:b w:val="0"/>
+        </w:rPr>
+        <w:t xml:space="preserve">Next connection: Finding primary research. Preserve the current case record and retrieve its </w:t>
+      </w:r>
+      <w:r>
+        <w:rPr>
+          <w:b/>
+        </w:rPr>
+        <w:t>evidence</w:t>
+      </w:r>
+      <w:r>
+        <w:rPr>
+          <w:b w:val="0"/>
+        </w:rPr>
+        <w:t xml:space="preserve"> boundary before moving on.</w:t>
+      </w:r>
+    </w:p>
+    <w:p>
+      <w:pPr>
+        <w:spacing w:line="336" w:lineRule="auto" w:after="180"/>
+      </w:pPr>
+      <w:r>
+        <w:rPr>
+          <w:b w:val="0"/>
+        </w:rPr>
+        <w:t>Retain the project ledger and assess a changed case after support. Check the relevant prerequisite before carrying this component forward.</w:t>
+      </w:r>
+    </w:p>
+    <w:p>
+      <w:pPr>
+        <w:pStyle w:val="Heading3"/>
+      </w:pPr>
+      <w:r>
+        <w:t>Plan the delayed return</w:t>
+      </w:r>
+    </w:p>
+    <w:p>
+      <w:pPr>
+        <w:spacing w:line="336" w:lineRule="auto" w:after="180"/>
+      </w:pPr>
+      <w:r>
+        <w:rPr>
+          <w:b w:val="0"/>
+        </w:rPr>
+        <w:t xml:space="preserve">Suggested return points in this level: ai-7/3, ai-7/5, ai-7/8. Use actual classroom dates, adjusting for holidays and gaps. One, three and six teaching weeks are scheduling choices, not a </w:t>
+      </w:r>
+      <w:r>
+        <w:rPr>
+          <w:b/>
+        </w:rPr>
+        <w:t>claim</w:t>
+      </w:r>
+      <w:r>
+        <w:rPr>
+          <w:b w:val="0"/>
+        </w:rPr>
+        <w:t>ed optimal spacing.</w:t>
+      </w:r>
+    </w:p>
+    <w:p>
+      <w:pPr>
+        <w:spacing w:line="336" w:lineRule="auto" w:after="180"/>
+      </w:pPr>
+      <w:r>
+        <w:rPr>
+          <w:b w:val="0"/>
+        </w:rPr>
+        <w:t>At a delayed check, ask for the idea from memory and a changed application. Compare with the earlier independent response and record support used.</w:t>
+      </w:r>
+    </w:p>
+    <w:p>
+      <w:pPr>
+        <w:spacing w:line="336" w:lineRule="auto" w:after="180"/>
+      </w:pPr>
+      <w:r>
+        <w:rPr>
+          <w:b w:val="0"/>
+        </w:rPr>
+        <w:t>For a new level, revisit the previous capstone before checking the new prerequisites.</w:t>
       </w:r>
     </w:p>
     <w:tbl>
@@ -1911,8 +4018,26 @@
       </w:tr>
     </w:tbl>
     <w:p>
-      <w:r>
-        <w:t>Use the evidence to choose reteaching or the next step. A completed page, confidence rating or attractive project does not by itself demonstrate understanding.</w:t>
+      <w:pPr>
+        <w:spacing w:line="336" w:lineRule="auto" w:after="180"/>
+      </w:pPr>
+      <w:r>
+        <w:rPr>
+          <w:b w:val="0"/>
+        </w:rPr>
+        <w:t xml:space="preserve">Use the </w:t>
+      </w:r>
+      <w:r>
+        <w:rPr>
+          <w:b/>
+        </w:rPr>
+        <w:t>evidence</w:t>
+      </w:r>
+      <w:r>
+        <w:rPr>
+          <w:b w:val="0"/>
+        </w:rPr>
+        <w:t xml:space="preserve"> to choose reteaching or the next step. A completed page, confidence rating or attractive project does not by itself demonstrate understanding.</w:t>
       </w:r>
     </w:p>
     <w:p>
@@ -1924,8 +4049,26 @@
       </w:r>
     </w:p>
     <w:p>
-      <w:r>
-        <w:t>For the Reproducible AI Research Study, retain an annotated worked trace and the changed-case reasoning. Connect the claim to its records, units and assumptions so another investigator can challenge or reproduce it.</w:t>
+      <w:pPr>
+        <w:spacing w:line="336" w:lineRule="auto" w:after="180"/>
+      </w:pPr>
+      <w:r>
+        <w:rPr>
+          <w:b w:val="0"/>
+        </w:rPr>
+        <w:t xml:space="preserve">For the Reproducible AI Research Study, retain an annotated worked trace and the changed-case reasoning. Connect the </w:t>
+      </w:r>
+      <w:r>
+        <w:rPr>
+          <w:b/>
+        </w:rPr>
+        <w:t>claim</w:t>
+      </w:r>
+      <w:r>
+        <w:rPr>
+          <w:b w:val="0"/>
+        </w:rPr>
+        <w:t xml:space="preserve"> to its records, units and assumptions so another investigator can challenge or reproduce it.</w:t>
       </w:r>
     </w:p>
     <w:p>
@@ -1938,12 +4081,68 @@
     </w:p>
     <w:p>
       <w:r>
-        <w:t>Teaching target: Explain the mechanism and terminology of reading a research claim</w:t>
+        <w:t>Use this preparation summary alongside the detailed Reading a research claim lesson; it is a checklist rather than a replacement for the full sequence.</w:t>
       </w:r>
     </w:p>
     <w:p>
-      <w:r>
-        <w:t>Prepare the labelled worked-case picture, the matching workbook, fictional input cards and a place for individual responses. Check a local Python 3 environment before class; have a paper-trace version ready.</w:t>
+      <w:pPr>
+        <w:pStyle w:val="Heading3"/>
+      </w:pPr>
+      <w:r>
+        <w:t>Teaching target</w:t>
+      </w:r>
+    </w:p>
+    <w:p>
+      <w:pPr>
+        <w:spacing w:line="336" w:lineRule="auto" w:after="180"/>
+        <w:shd w:fill="EDF7F3"/>
+      </w:pPr>
+      <w:r>
+        <w:rPr>
+          <w:b w:val="0"/>
+        </w:rPr>
+        <w:t xml:space="preserve">Teaching target: Explain the </w:t>
+      </w:r>
+      <w:r>
+        <w:rPr>
+          <w:b/>
+        </w:rPr>
+        <w:t>mechanism</w:t>
+      </w:r>
+      <w:r>
+        <w:rPr>
+          <w:b w:val="0"/>
+        </w:rPr>
+        <w:t xml:space="preserve"> and terminology of reading a research </w:t>
+      </w:r>
+      <w:r>
+        <w:rPr>
+          <w:b/>
+        </w:rPr>
+        <w:t>claim</w:t>
+      </w:r>
+    </w:p>
+    <w:p>
+      <w:pPr>
+        <w:spacing w:line="336" w:lineRule="auto" w:after="180"/>
+      </w:pPr>
+      <w:r>
+        <w:rPr>
+          <w:b w:val="0"/>
+        </w:rPr>
+        <w:t xml:space="preserve">Prepare the labelled worked-case picture, the matching workbook, fictional </w:t>
+      </w:r>
+      <w:r>
+        <w:rPr>
+          <w:b/>
+        </w:rPr>
+        <w:t>input</w:t>
+      </w:r>
+      <w:r>
+        <w:rPr>
+          <w:b w:val="0"/>
+        </w:rPr>
+        <w:t xml:space="preserve"> cards and a place for individual responses. Check a local Python 3 environment before class; have a paper-trace version ready.</w:t>
       </w:r>
     </w:p>
     <w:tbl>
@@ -2090,37 +4289,230 @@
       </w:tr>
     </w:tbl>
     <w:p>
-      <w:r>
-        <w:t>Before class, solve the supported practice: A fictional report says method B is better after6/8 supported answers versus baseline5/8 on the same constructed cases. Show the intermediate steps and give the conclusion with its scope.</w:t>
+      <w:pPr>
+        <w:spacing w:line="336" w:lineRule="auto" w:after="180"/>
+      </w:pPr>
+      <w:r>
+        <w:rPr>
+          <w:b w:val="0"/>
+        </w:rPr>
+        <w:t>Before class, solve the supported practice: A fictional report says method B is better after6/8 supported answers versus baseline5/8 on the same constructed cases.</w:t>
       </w:r>
     </w:p>
     <w:p>
-      <w:r>
-        <w:t>Reasoned practice answer: Teacher explanation: B has75% versus62.5%, a12.5-point difference on eight cases. Better in this measured outcome does not establish broader tasks or uncertainty.</w:t>
+      <w:pPr>
+        <w:spacing w:line="336" w:lineRule="auto" w:after="180"/>
+      </w:pPr>
+      <w:r>
+        <w:rPr>
+          <w:b w:val="0"/>
+        </w:rPr>
+        <w:t>Show the intermediate steps and give the conclusion with its scope.</w:t>
       </w:r>
     </w:p>
     <w:p>
-      <w:r>
-        <w:t>Check every learner before discussion: Use the worked case for Reading a research claim. Proposed explanation: “The worked result establishes every future case”. Decide whether this explanation is supported. Point to the step or supplied fact that decides; explain your repair if needed.</w:t>
+      <w:pPr>
+        <w:pStyle w:val="Heading3"/>
+      </w:pPr>
+      <w:r>
+        <w:t>Supported practice answer</w:t>
       </w:r>
     </w:p>
     <w:p>
-      <w:r>
-        <w:t>Misconception repair: A numerical improvement can be real in the sample while the broader claim remains unsupported.</w:t>
+      <w:pPr>
+        <w:spacing w:line="336" w:lineRule="auto" w:after="180"/>
+        <w:shd w:fill="F1F6FC"/>
+      </w:pPr>
+      <w:r>
+        <w:rPr>
+          <w:b w:val="0"/>
+        </w:rPr>
+        <w:t>Reasoned practice answer: Teacher explanation: B has75% versus62.5%, a12.5-point difference on eight cases. Better in this measured outcome does not establish broader tasks or uncertainty.</w:t>
       </w:r>
     </w:p>
     <w:p>
-      <w:r>
-        <w:t>Support: read the exact case aloud, enlarge the labelled picture, supply input cards and model only the first deciding step. Accept a spoken explanation or drawing; retain the reasoning goal.</w:t>
+      <w:pPr>
+        <w:spacing w:line="336" w:lineRule="auto" w:after="180"/>
+      </w:pPr>
+      <w:r>
+        <w:rPr>
+          <w:b w:val="0"/>
+        </w:rPr>
+        <w:t xml:space="preserve">Check every learner before discussion: Use the worked case for Reading a research </w:t>
+      </w:r>
+      <w:r>
+        <w:rPr>
+          <w:b/>
+        </w:rPr>
+        <w:t>claim</w:t>
+      </w:r>
+      <w:r>
+        <w:rPr>
+          <w:b w:val="0"/>
+        </w:rPr>
+        <w:t>. Proposed explanation: “The worked result establishes every future case”. Decide whether this explanation is supported.</w:t>
       </w:r>
     </w:p>
     <w:p>
-      <w:r>
-        <w:t>Extension: The headline changes to "every learner improves twice as much". Require a prediction and a reason before comparing. Expected result: That learner claim is unsupported by these answer counts. Reason: The outcome and experimental unit have changed in the wording without new evidence.</w:t>
+      <w:pPr>
+        <w:spacing w:line="336" w:lineRule="auto" w:after="180"/>
+      </w:pPr>
+      <w:r>
+        <w:rPr>
+          <w:b w:val="0"/>
+        </w:rPr>
+        <w:t>Point to the step or supplied fact that decides; explain your repair if needed.</w:t>
       </w:r>
     </w:p>
     <w:p>
-      <w:r>
+      <w:pPr>
+        <w:pStyle w:val="Heading3"/>
+      </w:pPr>
+      <w:r>
+        <w:t>Repair the misconception</w:t>
+      </w:r>
+    </w:p>
+    <w:p>
+      <w:pPr>
+        <w:spacing w:line="336" w:lineRule="auto" w:after="180"/>
+        <w:shd w:fill="FFF5E6"/>
+      </w:pPr>
+      <w:r>
+        <w:rPr>
+          <w:b w:val="0"/>
+        </w:rPr>
+        <w:t xml:space="preserve">Misconception repair: A numerical improvement can be real in the sample while the broader </w:t>
+      </w:r>
+      <w:r>
+        <w:rPr>
+          <w:b/>
+        </w:rPr>
+        <w:t>claim</w:t>
+      </w:r>
+      <w:r>
+        <w:rPr>
+          <w:b w:val="0"/>
+        </w:rPr>
+        <w:t xml:space="preserve"> remains unsupported.</w:t>
+      </w:r>
+    </w:p>
+    <w:p>
+      <w:pPr>
+        <w:pStyle w:val="Heading3"/>
+      </w:pPr>
+      <w:r>
+        <w:t>Support without giving away the answer</w:t>
+      </w:r>
+    </w:p>
+    <w:p>
+      <w:pPr>
+        <w:spacing w:line="336" w:lineRule="auto" w:after="180"/>
+        <w:shd w:fill="F1F6F8"/>
+      </w:pPr>
+      <w:r>
+        <w:rPr>
+          <w:b w:val="0"/>
+        </w:rPr>
+        <w:t xml:space="preserve">Support: read the exact case aloud, enlarge the labelled picture, supply </w:t>
+      </w:r>
+      <w:r>
+        <w:rPr>
+          <w:b/>
+        </w:rPr>
+        <w:t>input</w:t>
+      </w:r>
+      <w:r>
+        <w:rPr>
+          <w:b w:val="0"/>
+        </w:rPr>
+        <w:t xml:space="preserve"> cards and model only the first deciding step. Accept a spoken explanation or drawing; retain the reasoning goal.</w:t>
+      </w:r>
+    </w:p>
+    <w:p>
+      <w:pPr>
+        <w:pStyle w:val="Heading3"/>
+      </w:pPr>
+      <w:r>
+        <w:t>Extend the reasoning</w:t>
+      </w:r>
+    </w:p>
+    <w:p>
+      <w:pPr>
+        <w:spacing w:line="336" w:lineRule="auto" w:after="180"/>
+        <w:shd w:fill="F5F1FB"/>
+      </w:pPr>
+      <w:r>
+        <w:rPr>
+          <w:b w:val="0"/>
+        </w:rPr>
+        <w:t xml:space="preserve">Extension: The headline changes to "every learner improves twice as much". Require a </w:t>
+      </w:r>
+      <w:r>
+        <w:rPr>
+          <w:b/>
+        </w:rPr>
+        <w:t>prediction</w:t>
+      </w:r>
+      <w:r>
+        <w:rPr>
+          <w:b w:val="0"/>
+        </w:rPr>
+        <w:t xml:space="preserve"> and a reason before comparing. Expected result: That learner </w:t>
+      </w:r>
+      <w:r>
+        <w:rPr>
+          <w:b/>
+        </w:rPr>
+        <w:t>claim</w:t>
+      </w:r>
+      <w:r>
+        <w:rPr>
+          <w:b w:val="0"/>
+        </w:rPr>
+        <w:t xml:space="preserve"> is unsupported by these answer counts.</w:t>
+      </w:r>
+    </w:p>
+    <w:p>
+      <w:pPr>
+        <w:spacing w:line="336" w:lineRule="auto" w:after="180"/>
+        <w:shd w:fill="F5F1FB"/>
+      </w:pPr>
+      <w:r>
+        <w:rPr>
+          <w:b w:val="0"/>
+        </w:rPr>
+        <w:t xml:space="preserve">Reason: The outcome and experimental unit have changed in the wording without new </w:t>
+      </w:r>
+      <w:r>
+        <w:rPr>
+          <w:b/>
+        </w:rPr>
+        <w:t>evidence</w:t>
+      </w:r>
+      <w:r>
+        <w:rPr>
+          <w:b w:val="0"/>
+        </w:rPr>
+        <w:t>.</w:t>
+      </w:r>
+    </w:p>
+    <w:p>
+      <w:pPr>
+        <w:pStyle w:val="Heading3"/>
+      </w:pPr>
+      <w:r>
+        <w:t>Protect the independent attempt</w:t>
+      </w:r>
+    </w:p>
+    <w:p>
+      <w:pPr>
+        <w:spacing w:line="336" w:lineRule="auto" w:after="180"/>
+        <w:shd w:fill="FFF5E6"/>
+      </w:pPr>
+      <w:r>
+        <w:rPr>
+          <w:b w:val="0"/>
+        </w:rPr>
         <w:t>Independent assessment: withhold the reserved answer until the learner has attempted the new case. Record support separately from correctness.</w:t>
       </w:r>
     </w:p>
@@ -2309,46 +4701,1041 @@
       </w:tr>
     </w:tbl>
     <w:p>
-      <w:r>
-        <w:t>Project checkpoint: Frame the need. Name the user, the problem, allowed inputs and a safe simple starting method.</w:t>
+      <w:pPr>
+        <w:pStyle w:val="Heading3"/>
+      </w:pPr>
+      <w:r>
+        <w:t>Project checkpoint</w:t>
       </w:r>
     </w:p>
     <w:p>
-      <w:r>
-        <w:t>Use the weekly teacher answer for topic-specific reasoning. A saved progress tick is an activity record; judge mastery from the learner’s explanation and evidence.</w:t>
+      <w:pPr>
+        <w:spacing w:line="336" w:lineRule="auto" w:after="180"/>
+        <w:shd w:fill="EDF7F3"/>
+      </w:pPr>
+      <w:r>
+        <w:rPr>
+          <w:b w:val="0"/>
+        </w:rPr>
+        <w:t xml:space="preserve">Project checkpoint: Frame the need. Name the user, the problem, allowed </w:t>
+      </w:r>
+      <w:r>
+        <w:rPr>
+          <w:b/>
+        </w:rPr>
+        <w:t>input</w:t>
+      </w:r>
+      <w:r>
+        <w:rPr>
+          <w:b w:val="0"/>
+        </w:rPr>
+        <w:t>s and a safe simple starting method.</w:t>
       </w:r>
     </w:p>
     <w:p>
       <w:pPr>
-        <w:pStyle w:val="Heading1"/>
-      </w:pPr>
-      <w:r>
-        <w:t>08. Use feedback, labs and repair paths</w:t>
+        <w:spacing w:line="336" w:lineRule="auto" w:after="180"/>
+      </w:pPr>
+      <w:r>
+        <w:rPr>
+          <w:b w:val="0"/>
+        </w:rPr>
+        <w:t xml:space="preserve">Use the weekly teacher answer for topic-specific reasoning. A saved progress tick is an activity record; judge mastery from the learner’s explanation and </w:t>
+      </w:r>
+      <w:r>
+        <w:rPr>
+          <w:b/>
+        </w:rPr>
+        <w:t>evidence</w:t>
+      </w:r>
+      <w:r>
+        <w:rPr>
+          <w:b w:val="0"/>
+        </w:rPr>
+        <w:t>.</w:t>
       </w:r>
     </w:p>
     <w:p>
-      <w:r>
-        <w:t>Use the two formative questions as supported practice, not as independent mastery scores. Discuss the deciding evidence rather than accepting a guessed selection.</w:t>
+      <w:pPr>
+        <w:pStyle w:val="Heading1"/>
+      </w:pPr>
+      <w:r>
+        <w:t>08. Use feedback, labs and repair paths</w:t>
       </w:r>
     </w:p>
     <w:p>
       <w:r>
-        <w:t>The feedback comes from the reviewed public worked case. Do not reveal the separately reserved independent teacher answer until the learner has attempted that case.</w:t>
+        <w:t>Use feedback, earlier review and portfolios purposefully. Apply the coding routine only when this lesson has an executable lab.</w:t>
       </w:r>
     </w:p>
     <w:p>
-      <w:r>
-        <w:t>Ask students to predict before running code. Preserve errors and actual outputs; collect a changed test and an explanation. The branch-boundary and indexing lessons deliberately include failure cases.</w:t>
+      <w:pPr>
+        <w:spacing w:line="336" w:lineRule="auto" w:after="180"/>
+      </w:pPr>
+      <w:r>
+        <w:rPr>
+          <w:b w:val="0"/>
+        </w:rPr>
+        <w:t xml:space="preserve">Use the two formative questions as supported practice, not as independent mastery scores. Discuss the deciding </w:t>
+      </w:r>
+      <w:r>
+        <w:rPr>
+          <w:b/>
+        </w:rPr>
+        <w:t>evidence</w:t>
+      </w:r>
+      <w:r>
+        <w:rPr>
+          <w:b w:val="0"/>
+        </w:rPr>
+        <w:t xml:space="preserve"> rather than accepting a guessed selection.</w:t>
       </w:r>
     </w:p>
     <w:p>
-      <w:r>
-        <w:t>Use the earlier worked-explanation links to address a specific missing building block, then return to the current question. Adapt this suggestion after observing the learner; it is not an automatic diagnosis.</w:t>
+      <w:pPr>
+        <w:spacing w:line="336" w:lineRule="auto" w:after="180"/>
+      </w:pPr>
+      <w:r>
+        <w:rPr>
+          <w:b w:val="0"/>
+        </w:rPr>
+        <w:t>The feedback comes from the reviewed public worked case. Do not reveal the separately reserved independent teacher answer until the learner has attempted that case.</w:t>
       </w:r>
     </w:p>
     <w:p>
-      <w:r>
-        <w:t>Collect the completed-work portfolio as evidence. Record support separately from correctness, and assess explanation, trace/test and limitations. Progress ticks and quiz selections alone do not establish mastery.</w:t>
+      <w:pPr>
+        <w:pStyle w:val="Heading3"/>
+      </w:pPr>
+      <w:r>
+        <w:t>For later coding lessons</w:t>
+      </w:r>
+    </w:p>
+    <w:p>
+      <w:r>
+        <w:t>This week has no code block. Use this routine when a later lesson includes an executable lab.</w:t>
+      </w:r>
+    </w:p>
+    <w:p>
+      <w:pPr>
+        <w:spacing w:line="336" w:lineRule="auto" w:after="180"/>
+        <w:shd w:fill="F1F6F8"/>
+      </w:pPr>
+      <w:r>
+        <w:rPr>
+          <w:b w:val="0"/>
+        </w:rPr>
+        <w:t xml:space="preserve">Ask students to predict before running code. Preserve errors and actual </w:t>
+      </w:r>
+      <w:r>
+        <w:rPr>
+          <w:b/>
+        </w:rPr>
+        <w:t>output</w:t>
+      </w:r>
+      <w:r>
+        <w:rPr>
+          <w:b w:val="0"/>
+        </w:rPr>
+        <w:t>s; collect a changed test and an explanation. The branch-boundary and indexing lessons deliberately include failure cases.</w:t>
+      </w:r>
+    </w:p>
+    <w:p>
+      <w:pPr>
+        <w:spacing w:line="336" w:lineRule="auto" w:after="180"/>
+      </w:pPr>
+      <w:r>
+        <w:rPr>
+          <w:b w:val="0"/>
+        </w:rPr>
+        <w:t>Use the earlier worked-explanation links to address a specific missing building block, then return to the current question. Adapt this suggestion after observing the learner; it is not an automatic diagnosis.</w:t>
+      </w:r>
+    </w:p>
+    <w:p>
+      <w:pPr>
+        <w:spacing w:line="336" w:lineRule="auto" w:after="180"/>
+      </w:pPr>
+      <w:r>
+        <w:rPr>
+          <w:b w:val="0"/>
+        </w:rPr>
+        <w:t xml:space="preserve">Collect the completed-work portfolio as </w:t>
+      </w:r>
+      <w:r>
+        <w:rPr>
+          <w:b/>
+        </w:rPr>
+        <w:t>evidence</w:t>
+      </w:r>
+      <w:r>
+        <w:rPr>
+          <w:b w:val="0"/>
+        </w:rPr>
+        <w:t>. Record support separately from correctness, and assess explanation, trace/test and limitations. Progress ticks and quiz selections alone do not establish mastery.</w:t>
+      </w:r>
+    </w:p>
+    <w:p>
+      <w:pPr>
+        <w:pStyle w:val="Heading1"/>
+      </w:pPr>
+      <w:r>
+        <w:t>09. Visual concept journey</w:t>
+      </w:r>
+    </w:p>
+    <w:p>
+      <w:r>
+        <w:t>Show one Reading a research claim graphic at a time, request a prediction and discuss its trace before the independent assessment.</w:t>
+      </w:r>
+    </w:p>
+    <w:p>
+      <w:pPr>
+        <w:spacing w:line="336" w:lineRule="auto" w:after="180"/>
+      </w:pPr>
+      <w:r>
+        <w:rPr>
+          <w:b w:val="0"/>
+        </w:rPr>
+        <w:t xml:space="preserve">Use one picture at a time. Hide a worked result before asking for a </w:t>
+      </w:r>
+      <w:r>
+        <w:rPr>
+          <w:b/>
+        </w:rPr>
+        <w:t>prediction</w:t>
+      </w:r>
+      <w:r>
+        <w:rPr>
+          <w:b w:val="0"/>
+        </w:rPr>
+        <w:t>, then reveal it for feedback. These are supported teaching cases; retain the separate independent assessment for a fresh first attempt.</w:t>
+      </w:r>
+    </w:p>
+    <w:p>
+      <w:pPr>
+        <w:pStyle w:val="Heading3"/>
+      </w:pPr>
+      <w:r>
+        <w:t>01. Reading a research claim: the case</w:t>
+      </w:r>
+    </w:p>
+    <w:p>
+      <w:r>
+        <w:drawing>
+          <wp:inline xmlns:a="http://schemas.openxmlformats.org/drawingml/2006/main" xmlns:pic="http://schemas.openxmlformats.org/drawingml/2006/picture">
+            <wp:extent cx="5486400" cy="2834640"/>
+            <wp:docPr id="3" name="Picture 3" descr="Read a claim with its denominator. A fictional paper headline says a prompt is twice as effective. Its table reports four correct cases instead of two. Supplied facts: Baseline: 2/10 correct. New prompt: 4/10 on the same ten cases. Scoring is fixed."/>
+            <wp:cNvGraphicFramePr>
+              <a:graphicFrameLocks noChangeAspect="1"/>
+            </wp:cNvGraphicFramePr>
+            <a:graphic>
+              <a:graphicData uri="http://schemas.openxmlformats.org/drawingml/2006/picture">
+                <pic:pic>
+                  <pic:nvPicPr>
+                    <pic:cNvPr id="0" name="academy-story-ai-7-2-01.png"/>
+                    <pic:cNvPicPr/>
+                  </pic:nvPicPr>
+                  <pic:blipFill>
+                    <a:blip r:embed="rId11"/>
+                    <a:stretch>
+                      <a:fillRect/>
+                    </a:stretch>
+                  </pic:blipFill>
+                  <pic:spPr>
+                    <a:xfrm>
+                      <a:off x="0" y="0"/>
+                      <a:ext cx="5486400" cy="2834640"/>
+                    </a:xfrm>
+                    <a:prstGeom prst="rect"/>
+                  </pic:spPr>
+                </pic:pic>
+              </a:graphicData>
+            </a:graphic>
+          </wp:inline>
+        </w:drawing>
+      </w:r>
+    </w:p>
+    <w:p>
+      <w:pPr>
+        <w:spacing w:line="336" w:lineRule="auto" w:after="180"/>
+      </w:pPr>
+      <w:r>
+        <w:rPr>
+          <w:b w:val="0"/>
+        </w:rPr>
+        <w:t xml:space="preserve">Read a </w:t>
+      </w:r>
+      <w:r>
+        <w:rPr>
+          <w:b/>
+        </w:rPr>
+        <w:t>claim</w:t>
+      </w:r>
+      <w:r>
+        <w:rPr>
+          <w:b w:val="0"/>
+        </w:rPr>
+        <w:t xml:space="preserve"> with its denominator. A fictional paper headline says a prompt is twice as effective. Its table reports four correct cases instead of two. Supplied facts: Baseline: 2/10 correct.</w:t>
+      </w:r>
+    </w:p>
+    <w:p>
+      <w:pPr>
+        <w:spacing w:line="336" w:lineRule="auto" w:after="180"/>
+      </w:pPr>
+      <w:r>
+        <w:rPr>
+          <w:b w:val="0"/>
+        </w:rPr>
+        <w:t>New prompt: 4/10 on the same ten cases. Scoring is fixed.</w:t>
+      </w:r>
+    </w:p>
+    <w:p>
+      <w:pPr>
+        <w:spacing w:line="336" w:lineRule="auto" w:after="180"/>
+        <w:shd w:fill="F5F1FB"/>
+      </w:pPr>
+      <w:r>
+        <w:rPr>
+          <w:b w:val="0"/>
+        </w:rPr>
+        <w:t>Point to the given fact that matters most. Explain why it matters.</w:t>
+      </w:r>
+    </w:p>
+    <w:p>
+      <w:pPr>
+        <w:pStyle w:val="Heading3"/>
+      </w:pPr>
+      <w:r>
+        <w:t>Discuss while showing the picture</w:t>
+      </w:r>
+    </w:p>
+    <w:p>
+      <w:pPr>
+        <w:spacing w:line="336" w:lineRule="auto" w:after="180"/>
+        <w:shd w:fill="F1F6F8"/>
+      </w:pPr>
+      <w:r>
+        <w:rPr>
+          <w:b w:val="0"/>
+        </w:rPr>
+        <w:t>Teacher prompt: Point to the given fact that matters most. Explain why it matters. Ask learners to describe one label or arrow in ordinary words. Use the adjacent transcript if the image is difficult to see.</w:t>
+      </w:r>
+    </w:p>
+    <w:p>
+      <w:pPr>
+        <w:pStyle w:val="Heading3"/>
+      </w:pPr>
+      <w:r>
+        <w:t>02. Follow the deciding steps</w:t>
+      </w:r>
+    </w:p>
+    <w:p>
+      <w:r>
+        <w:drawing>
+          <wp:inline xmlns:a="http://schemas.openxmlformats.org/drawingml/2006/main" xmlns:pic="http://schemas.openxmlformats.org/drawingml/2006/picture">
+            <wp:extent cx="5486400" cy="3182112"/>
+            <wp:docPr id="4" name="Picture 4" descr="Find the measured outcome: The table counts correct answers, not learning or satisfaction. → Calculate both changes: 20%→40% is twice the rate and a 20-percentage-point increase. → Check claim scope: These ten cases support a descriptive comparison, not universal doubling."/>
+            <wp:cNvGraphicFramePr>
+              <a:graphicFrameLocks noChangeAspect="1"/>
+            </wp:cNvGraphicFramePr>
+            <a:graphic>
+              <a:graphicData uri="http://schemas.openxmlformats.org/drawingml/2006/picture">
+                <pic:pic>
+                  <pic:nvPicPr>
+                    <pic:cNvPr id="0" name="academy-story-ai-7-2-02.png"/>
+                    <pic:cNvPicPr/>
+                  </pic:nvPicPr>
+                  <pic:blipFill>
+                    <a:blip r:embed="rId12"/>
+                    <a:stretch>
+                      <a:fillRect/>
+                    </a:stretch>
+                  </pic:blipFill>
+                  <pic:spPr>
+                    <a:xfrm>
+                      <a:off x="0" y="0"/>
+                      <a:ext cx="5486400" cy="3182112"/>
+                    </a:xfrm>
+                    <a:prstGeom prst="rect"/>
+                  </pic:spPr>
+                </pic:pic>
+              </a:graphicData>
+            </a:graphic>
+          </wp:inline>
+        </w:drawing>
+      </w:r>
+    </w:p>
+    <w:p>
+      <w:pPr>
+        <w:spacing w:line="336" w:lineRule="auto" w:after="180"/>
+      </w:pPr>
+      <w:r>
+        <w:rPr>
+          <w:b w:val="0"/>
+        </w:rPr>
+        <w:t xml:space="preserve">Find the measured outcome: The table counts correct answers, not learning or satisfaction. → Calculate both changes: 20%→40% is twice the rate and a 20-percentage-point increase. → Check </w:t>
+      </w:r>
+      <w:r>
+        <w:rPr>
+          <w:b/>
+        </w:rPr>
+        <w:t>claim</w:t>
+      </w:r>
+      <w:r>
+        <w:rPr>
+          <w:b w:val="0"/>
+        </w:rPr>
+        <w:t xml:space="preserve"> scope: These ten cases support a descriptive comparison, not universal doubling.</w:t>
+      </w:r>
+    </w:p>
+    <w:p>
+      <w:pPr>
+        <w:spacing w:line="336" w:lineRule="auto" w:after="180"/>
+        <w:shd w:fill="F5F1FB"/>
+      </w:pPr>
+      <w:r>
+        <w:rPr>
+          <w:b w:val="0"/>
+        </w:rPr>
+        <w:t xml:space="preserve">Point to each numbered stage and explain which recorded </w:t>
+      </w:r>
+      <w:r>
+        <w:rPr>
+          <w:b/>
+        </w:rPr>
+        <w:t>input</w:t>
+      </w:r>
+      <w:r>
+        <w:rPr>
+          <w:b w:val="0"/>
+        </w:rPr>
+        <w:t xml:space="preserve"> it uses.</w:t>
+      </w:r>
+    </w:p>
+    <w:p>
+      <w:pPr>
+        <w:pStyle w:val="Heading3"/>
+      </w:pPr>
+      <w:r>
+        <w:t>Discuss while showing the picture</w:t>
+      </w:r>
+    </w:p>
+    <w:p>
+      <w:pPr>
+        <w:spacing w:line="336" w:lineRule="auto" w:after="180"/>
+        <w:shd w:fill="F1F6F8"/>
+      </w:pPr>
+      <w:r>
+        <w:rPr>
+          <w:b w:val="0"/>
+        </w:rPr>
+        <w:t xml:space="preserve">Teacher prompt: Point to each numbered stage and explain which recorded </w:t>
+      </w:r>
+      <w:r>
+        <w:rPr>
+          <w:b/>
+        </w:rPr>
+        <w:t>input</w:t>
+      </w:r>
+      <w:r>
+        <w:rPr>
+          <w:b w:val="0"/>
+        </w:rPr>
+        <w:t xml:space="preserve"> it uses. Ask learners to describe one label or arrow in ordinary words. Use the adjacent transcript if the image is difficult to see.</w:t>
+      </w:r>
+    </w:p>
+    <w:p>
+      <w:pPr>
+        <w:pStyle w:val="Heading3"/>
+      </w:pPr>
+      <w:r>
+        <w:t>03. Correctness on ten shared cases</w:t>
+      </w:r>
+    </w:p>
+    <w:p>
+      <w:r>
+        <w:drawing>
+          <wp:inline xmlns:a="http://schemas.openxmlformats.org/drawingml/2006/main" xmlns:pic="http://schemas.openxmlformats.org/drawingml/2006/picture">
+            <wp:extent cx="5486400" cy="2834640"/>
+            <wp:docPr id="5" name="Picture 5" descr="Correctness on ten shared cases. Units: correct answers out of 10. Baseline: 2. New prompt: 4."/>
+            <wp:cNvGraphicFramePr>
+              <a:graphicFrameLocks noChangeAspect="1"/>
+            </wp:cNvGraphicFramePr>
+            <a:graphic>
+              <a:graphicData uri="http://schemas.openxmlformats.org/drawingml/2006/picture">
+                <pic:pic>
+                  <pic:nvPicPr>
+                    <pic:cNvPr id="0" name="academy-story-ai-7-2-03.png"/>
+                    <pic:cNvPicPr/>
+                  </pic:nvPicPr>
+                  <pic:blipFill>
+                    <a:blip r:embed="rId13"/>
+                    <a:stretch>
+                      <a:fillRect/>
+                    </a:stretch>
+                  </pic:blipFill>
+                  <pic:spPr>
+                    <a:xfrm>
+                      <a:off x="0" y="0"/>
+                      <a:ext cx="5486400" cy="2834640"/>
+                    </a:xfrm>
+                    <a:prstGeom prst="rect"/>
+                  </pic:spPr>
+                </pic:pic>
+              </a:graphicData>
+            </a:graphic>
+          </wp:inline>
+        </w:drawing>
+      </w:r>
+    </w:p>
+    <w:p>
+      <w:pPr>
+        <w:spacing w:line="336" w:lineRule="auto" w:after="180"/>
+      </w:pPr>
+      <w:r>
+        <w:rPr>
+          <w:b w:val="0"/>
+        </w:rPr>
+        <w:t>Correctness on ten shared cases. Units: correct answers out of 10. Baseline: 2. New prompt: 4.</w:t>
+      </w:r>
+    </w:p>
+    <w:p>
+      <w:pPr>
+        <w:spacing w:line="336" w:lineRule="auto" w:after="180"/>
+        <w:shd w:fill="F5F1FB"/>
+      </w:pPr>
+      <w:r>
+        <w:rPr>
+          <w:b w:val="0"/>
+        </w:rPr>
+        <w:t>Read the labels and values. Explain the relationship the model shows.</w:t>
+      </w:r>
+    </w:p>
+    <w:p>
+      <w:pPr>
+        <w:pStyle w:val="Heading3"/>
+      </w:pPr>
+      <w:r>
+        <w:t>Discuss while showing the picture</w:t>
+      </w:r>
+    </w:p>
+    <w:p>
+      <w:pPr>
+        <w:spacing w:line="336" w:lineRule="auto" w:after="180"/>
+        <w:shd w:fill="F1F6F8"/>
+      </w:pPr>
+      <w:r>
+        <w:rPr>
+          <w:b w:val="0"/>
+        </w:rPr>
+        <w:t>Teacher prompt: Read the labels and values. Explain the relationship the model shows. Ask learners to describe one label or arrow in ordinary words. Use the adjacent transcript if the image is difficult to see.</w:t>
+      </w:r>
+    </w:p>
+    <w:p>
+      <w:pPr>
+        <w:spacing w:line="336" w:lineRule="auto" w:after="180"/>
+        <w:shd w:fill="F1F6F8"/>
+      </w:pPr>
+      <w:r>
+        <w:rPr>
+          <w:b w:val="0"/>
+        </w:rPr>
+        <w:t>Check row/column meanings, units and denominators before discussing a difference. Supplied toy values are not real class or model results.</w:t>
+      </w:r>
+    </w:p>
+    <w:p>
+      <w:pPr>
+        <w:pStyle w:val="Heading3"/>
+      </w:pPr>
+      <w:r>
+        <w:t>04. Change one thing. Trace what follows.</w:t>
+      </w:r>
+    </w:p>
+    <w:p>
+      <w:r>
+        <w:drawing>
+          <wp:inline xmlns:a="http://schemas.openxmlformats.org/drawingml/2006/main" xmlns:pic="http://schemas.openxmlformats.org/drawingml/2006/picture">
+            <wp:extent cx="5486400" cy="3026664"/>
+            <wp:docPr id="6" name="Picture 6" descr="Original case: These ten cases support a descriptive comparison, not universal doubling. Changed condition: The headline changes to &quot;every learner improves twice as much&quot;. Expected result: That learner claim is unsupported by these answer counts. Reason: The outcome and experimental unit have changed in the wording without new evidence."/>
+            <wp:cNvGraphicFramePr>
+              <a:graphicFrameLocks noChangeAspect="1"/>
+            </wp:cNvGraphicFramePr>
+            <a:graphic>
+              <a:graphicData uri="http://schemas.openxmlformats.org/drawingml/2006/picture">
+                <pic:pic>
+                  <pic:nvPicPr>
+                    <pic:cNvPr id="0" name="academy-story-ai-7-2-04.png"/>
+                    <pic:cNvPicPr/>
+                  </pic:nvPicPr>
+                  <pic:blipFill>
+                    <a:blip r:embed="rId14"/>
+                    <a:stretch>
+                      <a:fillRect/>
+                    </a:stretch>
+                  </pic:blipFill>
+                  <pic:spPr>
+                    <a:xfrm>
+                      <a:off x="0" y="0"/>
+                      <a:ext cx="5486400" cy="3026664"/>
+                    </a:xfrm>
+                    <a:prstGeom prst="rect"/>
+                  </pic:spPr>
+                </pic:pic>
+              </a:graphicData>
+            </a:graphic>
+          </wp:inline>
+        </w:drawing>
+      </w:r>
+    </w:p>
+    <w:p>
+      <w:pPr>
+        <w:spacing w:line="336" w:lineRule="auto" w:after="180"/>
+      </w:pPr>
+      <w:r>
+        <w:rPr>
+          <w:b w:val="0"/>
+        </w:rPr>
+        <w:t>Original case: These ten cases support a descriptive comparison, not universal doubling. Changed condition: The headline changes to "every learner improves twice as much".</w:t>
+      </w:r>
+    </w:p>
+    <w:p>
+      <w:pPr>
+        <w:spacing w:line="336" w:lineRule="auto" w:after="180"/>
+      </w:pPr>
+      <w:r>
+        <w:rPr>
+          <w:b w:val="0"/>
+        </w:rPr>
+        <w:t xml:space="preserve">Expected result: That learner </w:t>
+      </w:r>
+      <w:r>
+        <w:rPr>
+          <w:b/>
+        </w:rPr>
+        <w:t>claim</w:t>
+      </w:r>
+      <w:r>
+        <w:rPr>
+          <w:b w:val="0"/>
+        </w:rPr>
+        <w:t xml:space="preserve"> is unsupported by these answer counts. Reason: The outcome and experimental unit have changed in the wording without new </w:t>
+      </w:r>
+      <w:r>
+        <w:rPr>
+          <w:b/>
+        </w:rPr>
+        <w:t>evidence</w:t>
+      </w:r>
+      <w:r>
+        <w:rPr>
+          <w:b w:val="0"/>
+        </w:rPr>
+        <w:t>.</w:t>
+      </w:r>
+    </w:p>
+    <w:p>
+      <w:pPr>
+        <w:spacing w:line="336" w:lineRule="auto" w:after="180"/>
+        <w:shd w:fill="F5F1FB"/>
+      </w:pPr>
+      <w:r>
+        <w:rPr>
+          <w:b w:val="0"/>
+        </w:rPr>
+        <w:t>Predict before checking the worked changed-case result. Name what changed and what the supplied facts allow you to conclude.</w:t>
+      </w:r>
+    </w:p>
+    <w:p>
+      <w:pPr>
+        <w:pStyle w:val="Heading3"/>
+      </w:pPr>
+      <w:r>
+        <w:t>Discuss while showing the picture</w:t>
+      </w:r>
+    </w:p>
+    <w:p>
+      <w:pPr>
+        <w:spacing w:line="336" w:lineRule="auto" w:after="180"/>
+        <w:shd w:fill="F1F6F8"/>
+      </w:pPr>
+      <w:r>
+        <w:rPr>
+          <w:b w:val="0"/>
+        </w:rPr>
+        <w:t>Teacher prompt: Predict before checking the worked changed-case result. Name what changed and what the supplied facts allow you to conclude. Ask learners to describe one label or arrow in ordinary words.</w:t>
+      </w:r>
+    </w:p>
+    <w:p>
+      <w:pPr>
+        <w:spacing w:line="336" w:lineRule="auto" w:after="180"/>
+        <w:shd w:fill="F1F6F8"/>
+      </w:pPr>
+      <w:r>
+        <w:rPr>
+          <w:b w:val="0"/>
+        </w:rPr>
+        <w:t xml:space="preserve">Use the adjacent transcript if the image is difficult to see. Changed-case reasoning: The outcome and experimental unit have changed in the wording without new </w:t>
+      </w:r>
+      <w:r>
+        <w:rPr>
+          <w:b/>
+        </w:rPr>
+        <w:t>evidence</w:t>
+      </w:r>
+      <w:r>
+        <w:rPr>
+          <w:b w:val="0"/>
+        </w:rPr>
+        <w:t>.</w:t>
+      </w:r>
+    </w:p>
+    <w:p>
+      <w:pPr>
+        <w:pStyle w:val="Heading3"/>
+      </w:pPr>
+      <w:r>
+        <w:t>05. Connect the explanation to its limit</w:t>
+      </w:r>
+    </w:p>
+    <w:p>
+      <w:r>
+        <w:drawing>
+          <wp:inline xmlns:a="http://schemas.openxmlformats.org/drawingml/2006/main" xmlns:pic="http://schemas.openxmlformats.org/drawingml/2006/picture">
+            <wp:extent cx="5486400" cy="2834640"/>
+            <wp:docPr id="7" name="Picture 7" descr="A research claim compresses a method and result. Unpack the measured variable, denominator and comparison before accepting the headline. Limit: Small case counts leave substantial uncertainty; no significance or causal effect is supplied."/>
+            <wp:cNvGraphicFramePr>
+              <a:graphicFrameLocks noChangeAspect="1"/>
+            </wp:cNvGraphicFramePr>
+            <a:graphic>
+              <a:graphicData uri="http://schemas.openxmlformats.org/drawingml/2006/picture">
+                <pic:pic>
+                  <pic:nvPicPr>
+                    <pic:cNvPr id="0" name="academy-story-ai-7-2-05.png"/>
+                    <pic:cNvPicPr/>
+                  </pic:nvPicPr>
+                  <pic:blipFill>
+                    <a:blip r:embed="rId15"/>
+                    <a:stretch>
+                      <a:fillRect/>
+                    </a:stretch>
+                  </pic:blipFill>
+                  <pic:spPr>
+                    <a:xfrm>
+                      <a:off x="0" y="0"/>
+                      <a:ext cx="5486400" cy="2834640"/>
+                    </a:xfrm>
+                    <a:prstGeom prst="rect"/>
+                  </pic:spPr>
+                </pic:pic>
+              </a:graphicData>
+            </a:graphic>
+          </wp:inline>
+        </w:drawing>
+      </w:r>
+    </w:p>
+    <w:p>
+      <w:pPr>
+        <w:spacing w:line="336" w:lineRule="auto" w:after="180"/>
+      </w:pPr>
+      <w:r>
+        <w:rPr>
+          <w:b w:val="0"/>
+        </w:rPr>
+        <w:t xml:space="preserve">A research </w:t>
+      </w:r>
+      <w:r>
+        <w:rPr>
+          <w:b/>
+        </w:rPr>
+        <w:t>claim</w:t>
+      </w:r>
+      <w:r>
+        <w:rPr>
+          <w:b w:val="0"/>
+        </w:rPr>
+        <w:t xml:space="preserve"> compresses a method and result. Unpack the measured variable, denominator and comparison before accepting the headline.</w:t>
+      </w:r>
+    </w:p>
+    <w:p>
+      <w:pPr>
+        <w:spacing w:line="336" w:lineRule="auto" w:after="180"/>
+      </w:pPr>
+      <w:r>
+        <w:rPr>
+          <w:b w:val="0"/>
+        </w:rPr>
+        <w:t>Limit: Small case counts leave substantial uncertainty; no significance or causal effect is supplied.</w:t>
+      </w:r>
+    </w:p>
+    <w:p>
+      <w:pPr>
+        <w:spacing w:line="336" w:lineRule="auto" w:after="180"/>
+        <w:shd w:fill="F5F1FB"/>
+      </w:pPr>
+      <w:r>
+        <w:rPr>
+          <w:b w:val="0"/>
+        </w:rPr>
+        <w:t xml:space="preserve">Explain the case, then point to a limit on the </w:t>
+      </w:r>
+      <w:r>
+        <w:rPr>
+          <w:b/>
+        </w:rPr>
+        <w:t>claim</w:t>
+      </w:r>
+      <w:r>
+        <w:rPr>
+          <w:b w:val="0"/>
+        </w:rPr>
+        <w:t>.</w:t>
+      </w:r>
+    </w:p>
+    <w:p>
+      <w:pPr>
+        <w:pStyle w:val="Heading3"/>
+      </w:pPr>
+      <w:r>
+        <w:t>Discuss while showing the picture</w:t>
+      </w:r>
+    </w:p>
+    <w:p>
+      <w:pPr>
+        <w:spacing w:line="336" w:lineRule="auto" w:after="180"/>
+        <w:shd w:fill="F1F6F8"/>
+      </w:pPr>
+      <w:r>
+        <w:rPr>
+          <w:b w:val="0"/>
+        </w:rPr>
+        <w:t xml:space="preserve">Teacher prompt: Explain the case, then point to a limit on the </w:t>
+      </w:r>
+      <w:r>
+        <w:rPr>
+          <w:b/>
+        </w:rPr>
+        <w:t>claim</w:t>
+      </w:r>
+      <w:r>
+        <w:rPr>
+          <w:b w:val="0"/>
+        </w:rPr>
+        <w:t>. Ask learners to describe one label or arrow in ordinary words. Use the adjacent transcript if the image is difficult to see.</w:t>
+      </w:r>
+    </w:p>
+    <w:p>
+      <w:pPr>
+        <w:spacing w:line="336" w:lineRule="auto" w:after="180"/>
+        <w:shd w:fill="F1F6F8"/>
+      </w:pPr>
+      <w:r>
+        <w:rPr>
+          <w:b w:val="0"/>
+        </w:rPr>
+        <w:t>Keep the stated scope: Small case counts leave substantial uncertainty; no significance or causal effect is supplied.</w:t>
+      </w:r>
+    </w:p>
+    <w:p>
+      <w:pPr>
+        <w:pStyle w:val="Heading3"/>
+      </w:pPr>
+      <w:r>
+        <w:t>06. Make the idea visible in your project</w:t>
+      </w:r>
+    </w:p>
+    <w:p>
+      <w:r>
+        <w:drawing>
+          <wp:inline xmlns:a="http://schemas.openxmlformats.org/drawingml/2006/main" xmlns:pic="http://schemas.openxmlformats.org/drawingml/2006/picture">
+            <wp:extent cx="5486400" cy="3681984"/>
+            <wp:docPr id="8" name="Picture 8" descr="For the Reproducible AI Research Study, retain an annotated worked trace and the changed-case reasoning. Connect the claim to its records, units and assumptions so another investigator can challenge or reproduce it. Draw your input, deciding step, result and limit. Supported question: Calculate the baseline and new rates for 2/10 and 4/10. Explain both twice the rate and the percentage-point change, and say why neither measures every learner’s improvement."/>
+            <wp:cNvGraphicFramePr>
+              <a:graphicFrameLocks noChangeAspect="1"/>
+            </wp:cNvGraphicFramePr>
+            <a:graphic>
+              <a:graphicData uri="http://schemas.openxmlformats.org/drawingml/2006/picture">
+                <pic:pic>
+                  <pic:nvPicPr>
+                    <pic:cNvPr id="0" name="academy-story-ai-7-2-06.png"/>
+                    <pic:cNvPicPr/>
+                  </pic:nvPicPr>
+                  <pic:blipFill>
+                    <a:blip r:embed="rId16"/>
+                    <a:stretch>
+                      <a:fillRect/>
+                    </a:stretch>
+                  </pic:blipFill>
+                  <pic:spPr>
+                    <a:xfrm>
+                      <a:off x="0" y="0"/>
+                      <a:ext cx="5486400" cy="3681984"/>
+                    </a:xfrm>
+                    <a:prstGeom prst="rect"/>
+                  </pic:spPr>
+                </pic:pic>
+              </a:graphicData>
+            </a:graphic>
+          </wp:inline>
+        </w:drawing>
+      </w:r>
+    </w:p>
+    <w:p>
+      <w:pPr>
+        <w:spacing w:line="336" w:lineRule="auto" w:after="180"/>
+      </w:pPr>
+      <w:r>
+        <w:rPr>
+          <w:b w:val="0"/>
+        </w:rPr>
+        <w:t xml:space="preserve">For the Reproducible AI Research Study, retain an annotated worked trace and the changed-case reasoning. Connect the </w:t>
+      </w:r>
+      <w:r>
+        <w:rPr>
+          <w:b/>
+        </w:rPr>
+        <w:t>claim</w:t>
+      </w:r>
+      <w:r>
+        <w:rPr>
+          <w:b w:val="0"/>
+        </w:rPr>
+        <w:t xml:space="preserve"> to its records, units and assumptions so another investigator can challenge or reproduce it.</w:t>
+      </w:r>
+    </w:p>
+    <w:p>
+      <w:pPr>
+        <w:spacing w:line="336" w:lineRule="auto" w:after="180"/>
+      </w:pPr>
+      <w:r>
+        <w:rPr>
+          <w:b w:val="0"/>
+        </w:rPr>
+        <w:t xml:space="preserve">Draw your </w:t>
+      </w:r>
+      <w:r>
+        <w:rPr>
+          <w:b/>
+        </w:rPr>
+        <w:t>input</w:t>
+      </w:r>
+      <w:r>
+        <w:rPr>
+          <w:b w:val="0"/>
+        </w:rPr>
+        <w:t>, deciding step, result and limit. Supported question: Calculate the baseline and new rates for 2/10 and 4/10.</w:t>
+      </w:r>
+    </w:p>
+    <w:p>
+      <w:pPr>
+        <w:spacing w:line="336" w:lineRule="auto" w:after="180"/>
+      </w:pPr>
+      <w:r>
+        <w:rPr>
+          <w:b w:val="0"/>
+        </w:rPr>
+        <w:t>Explain both twice the rate and the percentage-point change, and say why neither measures every learner’s improvement.</w:t>
+      </w:r>
+    </w:p>
+    <w:p>
+      <w:pPr>
+        <w:spacing w:line="336" w:lineRule="auto" w:after="180"/>
+        <w:shd w:fill="F5F1FB"/>
+      </w:pPr>
+      <w:r>
+        <w:rPr>
+          <w:b w:val="0"/>
+        </w:rPr>
+        <w:t xml:space="preserve">Draw your project trace and justify the deciding step using </w:t>
+      </w:r>
+      <w:r>
+        <w:rPr>
+          <w:b/>
+        </w:rPr>
+        <w:t>evidence</w:t>
+      </w:r>
+      <w:r>
+        <w:rPr>
+          <w:b w:val="0"/>
+        </w:rPr>
+        <w:t>.</w:t>
+      </w:r>
+    </w:p>
+    <w:p>
+      <w:pPr>
+        <w:pStyle w:val="Heading3"/>
+      </w:pPr>
+      <w:r>
+        <w:t>Discuss while showing the picture</w:t>
+      </w:r>
+    </w:p>
+    <w:p>
+      <w:pPr>
+        <w:spacing w:line="336" w:lineRule="auto" w:after="180"/>
+        <w:shd w:fill="F1F6F8"/>
+      </w:pPr>
+      <w:r>
+        <w:rPr>
+          <w:b w:val="0"/>
+        </w:rPr>
+        <w:t xml:space="preserve">Teacher prompt: Draw your project trace and justify the deciding step using </w:t>
+      </w:r>
+      <w:r>
+        <w:rPr>
+          <w:b/>
+        </w:rPr>
+        <w:t>evidence</w:t>
+      </w:r>
+      <w:r>
+        <w:rPr>
+          <w:b w:val="0"/>
+        </w:rPr>
+        <w:t>. Ask learners to describe one label or arrow in ordinary words. Use the adjacent transcript if the image is difficult to see.</w:t>
+      </w:r>
+    </w:p>
+    <w:p>
+      <w:pPr>
+        <w:spacing w:line="336" w:lineRule="auto" w:after="180"/>
+        <w:shd w:fill="F1F6F8"/>
+      </w:pPr>
+      <w:r>
+        <w:rPr>
+          <w:b w:val="0"/>
+        </w:rPr>
+        <w:t>Supported practice key: The table counts correct answers, not learning or satisfaction. 20%→40% is twice the rate and a 20-percentage-point increase. These ten cases support a descriptive comparison, not universal doubling.</w:t>
+      </w:r>
+    </w:p>
+    <w:p>
+      <w:pPr>
+        <w:spacing w:line="336" w:lineRule="auto" w:after="180"/>
+        <w:shd w:fill="F1F6F8"/>
+      </w:pPr>
+      <w:r>
+        <w:rPr>
+          <w:b w:val="0"/>
+        </w:rPr>
+        <w:t xml:space="preserve">Changed case: That learner </w:t>
+      </w:r>
+      <w:r>
+        <w:rPr>
+          <w:b/>
+        </w:rPr>
+        <w:t>claim</w:t>
+      </w:r>
+      <w:r>
+        <w:rPr>
+          <w:b w:val="0"/>
+        </w:rPr>
+        <w:t xml:space="preserve"> is unsupported by these answer counts. The outcome and experimental unit have changed in the wording without new </w:t>
+      </w:r>
+      <w:r>
+        <w:rPr>
+          <w:b/>
+        </w:rPr>
+        <w:t>evidence</w:t>
+      </w:r>
+      <w:r>
+        <w:rPr>
+          <w:b w:val="0"/>
+        </w:rPr>
+        <w:t>.</w:t>
       </w:r>
     </w:p>
     <w:sectPr>

--- a/downloads/teacher/ai-7-week-02.docx
+++ b/downloads/teacher/ai-7-week-02.docx
@@ -143,7 +143,7 @@
           </w:tcPr>
           <w:p>
             <w:r>
-              <w:t>Sections 1–6; record the brief recall in the workbook.</w:t>
+              <w:t>Use Your mission, Notice the evidence, See how it works, Words that unlock the idea and Follow a worked example; record the brief recall in the workbook.</w:t>
             </w:r>
           </w:p>
         </w:tc>
@@ -175,7 +175,7 @@
           </w:tcPr>
           <w:p>
             <w:r>
-              <w:t>Sections 7–10; use the matching workbook W2 and misconception check.</w:t>
+              <w:t>Use Find and repair a mistake, Practise together and Run the investigation, with workbook W2 and Individual reasoning check.</w:t>
             </w:r>
           </w:p>
         </w:tc>
@@ -207,7 +207,7 @@
           </w:tcPr>
           <w:p>
             <w:r>
-              <w:t>Sections 9 and 11–14. Give extra time to finish the full task set; use Section 15 when the week includes a coding lab.</w:t>
+              <w:t>Use Run the investigation, Build your understanding, Connect your project and Show what you know. Reserve further time for the full task set. Use a code example only where one is actually supplied.</w:t>
             </w:r>
           </w:p>
         </w:tc>
@@ -363,7 +363,7 @@
         <w:rPr>
           <w:b w:val="0"/>
         </w:rPr>
-        <w:t xml:space="preserve">Two 45-minute sessions. Reading a </w:t>
+        <w:t xml:space="preserve">Compact alternative: two 45-minute sessions for the core explanation and W1–W5 only. The main plan uses three sessions; schedule further time for the complete investigation, project, visual journey and any code examples. Reading a </w:t>
       </w:r>
       <w:r>
         <w:rPr>
@@ -1874,7 +1874,7 @@
           </w:tcPr>
           <w:p>
             <w:r>
-              <w:t>Explain section 1 and vocabulary. Complete W1 with a mechanism-based explanation.</w:t>
+              <w:t>Explain See how it works and Words that unlock the idea. Complete W1 with a mechanism-based explanation.</w:t>
             </w:r>
           </w:p>
         </w:tc>
@@ -4218,7 +4218,7 @@
           </w:tcPr>
           <w:p>
             <w:r>
-              <w:t>Sections 1–6; record the brief recall in the workbook.</w:t>
+              <w:t>Use Your mission, Notice the evidence, See how it works, Words that unlock the idea and Follow a worked example; record the brief recall in the workbook.</w:t>
             </w:r>
           </w:p>
         </w:tc>
@@ -4250,7 +4250,7 @@
           </w:tcPr>
           <w:p>
             <w:r>
-              <w:t>Sections 7–10; use the matching workbook W2 and misconception check.</w:t>
+              <w:t>Use Find and repair a mistake, Practise together and Run the investigation, with workbook W2 and Individual reasoning check.</w:t>
             </w:r>
           </w:p>
         </w:tc>
@@ -4282,7 +4282,7 @@
           </w:tcPr>
           <w:p>
             <w:r>
-              <w:t>Sections 9 and 11–14. Give extra time to finish the full task set; use Section 15 when the week includes a coding lab.</w:t>
+              <w:t>Use Run the investigation, Build your understanding, Connect your project and Show what you know. Reserve further time for the full task set. Use a code example only where one is actually supplied.</w:t>
             </w:r>
           </w:p>
         </w:tc>

--- a/downloads/teacher/ai-7-week-02.docx
+++ b/downloads/teacher/ai-7-week-02.docx
@@ -25,20 +25,38 @@
         <w:pStyle w:val="Heading1"/>
       </w:pPr>
       <w:r>
-        <w:t>01. Prepare the purpose, prerequisites and materials</w:t>
+        <w:t>Ask which variable, denominator and comparison the claim compresses.</w:t>
       </w:r>
     </w:p>
     <w:p>
       <w:r>
-        <w:t>Prepare Reading a research claim: check the target, prerequisites, resources and adaptable teaching schedule.</w:t>
+        <w:t>Teach faithful claim reading and missing uncertainty without accepting or dismissing effects beyond evidence.</w:t>
       </w:r>
     </w:p>
     <w:p>
-      <w:pPr>
-        <w:pStyle w:val="Heading3"/>
-      </w:pPr>
-      <w:r>
-        <w:t>Teach the learning cycle</w:t>
+      <w:r>
+        <w:t>Model main rates → contrast doubling and point changes → inspect paired ambiguities → assess universal-speed rewrite → retain missing methods/evidence.</w:t>
+      </w:r>
+    </w:p>
+    <w:p>
+      <w:pPr>
+        <w:pStyle w:val="Heading1"/>
+      </w:pPr>
+      <w:r>
+        <w:t>01. Prepare the connected research investigation</w:t>
+      </w:r>
+    </w:p>
+    <w:p>
+      <w:r>
+        <w:t>Keep modelling, shared practice and independent evidence distinct.</w:t>
+      </w:r>
+    </w:p>
+    <w:p>
+      <w:pPr>
+        <w:pStyle w:val="Heading2"/>
+      </w:pPr>
+      <w:r>
+        <w:t>Target and main teaching plan</w:t>
       </w:r>
     </w:p>
     <w:p>
@@ -249,18 +267,21 @@
     </w:p>
     <w:p>
       <w:pPr>
-        <w:pStyle w:val="Heading3"/>
-      </w:pPr>
-      <w:r>
-        <w:t>Retrieval answer guidance</w:t>
+        <w:pStyle w:val="Heading2"/>
+      </w:pPr>
+      <w:r>
+        <w:t>Preparation and prerequisite</w:t>
       </w:r>
     </w:p>
     <w:p>
       <w:pPr>
-        <w:pStyle w:val="Heading3"/>
-      </w:pPr>
-      <w:r>
-        <w:t>A question that evidence can answer</w:t>
+        <w:spacing w:line="336" w:lineRule="auto" w:after="180"/>
+      </w:pPr>
+      <w:r>
+        <w:rPr>
+          <w:b w:val="0"/>
+        </w:rPr>
+        <w:t>Lesson and workbook; paper and pencil</w:t>
       </w:r>
     </w:p>
     <w:p>
@@ -271,19 +292,7 @@
         <w:rPr>
           <w:b w:val="0"/>
         </w:rPr>
-        <w:t xml:space="preserve">Without opening the old lesson, explain one key idea from A question that </w:t>
-      </w:r>
-      <w:r>
-        <w:rPr>
-          <w:b/>
-        </w:rPr>
-        <w:t>evidence</w:t>
-      </w:r>
-      <w:r>
-        <w:rPr>
-          <w:b w:val="0"/>
-        </w:rPr>
-        <w:t xml:space="preserve"> can answer. Give an example and a mistake that the idea helps you avoid.</w:t>
+        <w:t>Calculator and optional local Python 3 for arithmetic; no live API or private data</w:t>
       </w:r>
     </w:p>
     <w:p>
@@ -294,31 +303,7 @@
         <w:rPr>
           <w:b w:val="0"/>
         </w:rPr>
-        <w:t xml:space="preserve">Look for: Explain the </w:t>
-      </w:r>
-      <w:r>
-        <w:rPr>
-          <w:b/>
-        </w:rPr>
-        <w:t>mechanism</w:t>
-      </w:r>
-      <w:r>
-        <w:rPr>
-          <w:b w:val="0"/>
-        </w:rPr>
-        <w:t xml:space="preserve"> and terminology of a question that </w:t>
-      </w:r>
-      <w:r>
-        <w:rPr>
-          <w:b/>
-        </w:rPr>
-        <w:t>evidence</w:t>
-      </w:r>
-      <w:r>
-        <w:rPr>
-          <w:b w:val="0"/>
-        </w:rPr>
-        <w:t xml:space="preserve"> can answer</w:t>
+        <w:t>Prepare the fresh retry separately and withhold its solution until after collection</w:t>
       </w:r>
     </w:p>
     <w:p>
@@ -329,19 +314,31 @@
         <w:rPr>
           <w:b w:val="0"/>
         </w:rPr>
-        <w:t xml:space="preserve">Reference example, not the only acceptable wording: Teacher explanation: A research question identifies an outcome, comparison and conditions that </w:t>
+        <w:t xml:space="preserve">A result depends on the </w:t>
       </w:r>
       <w:r>
         <w:rPr>
           <w:b/>
         </w:rPr>
-        <w:t>evidence</w:t>
+        <w:t>input</w:t>
       </w:r>
       <w:r>
         <w:rPr>
           <w:b w:val="0"/>
         </w:rPr>
-        <w:t xml:space="preserve"> could answer. A broad aspiration needs narrowing before a study.</w:t>
+        <w:t xml:space="preserve">s, procedure and conditions that produced it. Preserve data roles and distinguish observed outcomes from </w:t>
+      </w:r>
+      <w:r>
+        <w:rPr>
+          <w:b/>
+        </w:rPr>
+        <w:t>prediction</w:t>
+      </w:r>
+      <w:r>
+        <w:rPr>
+          <w:b w:val="0"/>
+        </w:rPr>
+        <w:t>s or unmeasured conditions.</w:t>
       </w:r>
     </w:p>
     <w:p>
@@ -352,30 +349,15 @@
         <w:rPr>
           <w:b w:val="0"/>
         </w:rPr>
-        <w:t>For fictional classroom retrieval, ask whether method B returns more relevant records than lexical baseline A on a reserved judged query set at cutoff3. Define eligible corpus and relevance rules before running.</w:t>
+        <w:t>If the prior concept cannot be explained, use a short retrieval activity before this chapter.</w:t>
       </w:r>
     </w:p>
     <w:p>
       <w:pPr>
-        <w:spacing w:line="336" w:lineRule="auto" w:after="180"/>
-      </w:pPr>
-      <w:r>
-        <w:rPr>
-          <w:b w:val="0"/>
-        </w:rPr>
-        <w:t xml:space="preserve">Compact alternative: two 45-minute sessions for the core explanation and W1–W5 only. The main plan uses three sessions; schedule further time for the complete investigation, project, visual journey and any code examples. Reading a </w:t>
-      </w:r>
-      <w:r>
-        <w:rPr>
-          <w:b/>
-        </w:rPr>
-        <w:t>claim</w:t>
-      </w:r>
-      <w:r>
-        <w:rPr>
-          <w:b w:val="0"/>
-        </w:rPr>
-        <w:t xml:space="preserve"> requires its method, data, comparison and uncertainty. Titles and abstracts may omit conditions crucial to interpretation.</w:t>
+        <w:pStyle w:val="Heading2"/>
+      </w:pPr>
+      <w:r>
+        <w:t>Opening retrieval</w:t>
       </w:r>
     </w:p>
     <w:p>
@@ -386,19 +368,19 @@
         <w:rPr>
           <w:b w:val="0"/>
         </w:rPr>
-        <w:t xml:space="preserve">Use the supplied constructed scenarios to make the </w:t>
+        <w:t xml:space="preserve">Without opening the old lesson, explain one key idea from A question that </w:t>
       </w:r>
       <w:r>
         <w:rPr>
           <w:b/>
         </w:rPr>
-        <w:t>mechanism</w:t>
+        <w:t>evidence</w:t>
       </w:r>
       <w:r>
         <w:rPr>
           <w:b w:val="0"/>
         </w:rPr>
-        <w:t xml:space="preserve"> inspectable. Collect W4 before sharing solutions.</w:t>
+        <w:t xml:space="preserve"> can answer. Give an example and a mistake that the idea helps you avoid.</w:t>
       </w:r>
     </w:p>
     <w:p>
@@ -409,27 +391,54 @@
         <w:rPr>
           <w:b w:val="0"/>
         </w:rPr>
-        <w:t xml:space="preserve">Students should name intermediate </w:t>
+        <w:t xml:space="preserve">Look for: Explain the </w:t>
       </w:r>
       <w:r>
         <w:rPr>
           <w:b/>
         </w:rPr>
+        <w:t>mechanism</w:t>
+      </w:r>
+      <w:r>
+        <w:rPr>
+          <w:b w:val="0"/>
+        </w:rPr>
+        <w:t xml:space="preserve"> and terminology of a question that </w:t>
+      </w:r>
+      <w:r>
+        <w:rPr>
+          <w:b/>
+        </w:rPr>
         <w:t>evidence</w:t>
       </w:r>
       <w:r>
         <w:rPr>
           <w:b w:val="0"/>
         </w:rPr>
-        <w:t xml:space="preserve"> and limitations; classroom pacing and learning effectiveness remain unvalidated.</w:t>
+        <w:t xml:space="preserve"> can answer</w:t>
       </w:r>
     </w:p>
     <w:p>
       <w:pPr>
-        <w:pStyle w:val="Heading3"/>
-      </w:pPr>
-      <w:r>
-        <w:t>Outcomes</w:t>
+        <w:spacing w:line="336" w:lineRule="auto" w:after="180"/>
+      </w:pPr>
+      <w:r>
+        <w:rPr>
+          <w:b w:val="0"/>
+        </w:rPr>
+        <w:t xml:space="preserve">Reference example, not the only acceptable wording: Teacher explanation: A research question identifies an outcome, comparison and conditions that </w:t>
+      </w:r>
+      <w:r>
+        <w:rPr>
+          <w:b/>
+        </w:rPr>
+        <w:t>evidence</w:t>
+      </w:r>
+      <w:r>
+        <w:rPr>
+          <w:b w:val="0"/>
+        </w:rPr>
+        <w:t xml:space="preserve"> could answer. A broad aspiration needs narrowing before a study.</w:t>
       </w:r>
     </w:p>
     <w:p>
@@ -440,36 +449,15 @@
         <w:rPr>
           <w:b w:val="0"/>
         </w:rPr>
-        <w:t xml:space="preserve">Explain the </w:t>
-      </w:r>
-      <w:r>
-        <w:rPr>
-          <w:b/>
-        </w:rPr>
-        <w:t>mechanism</w:t>
-      </w:r>
-      <w:r>
-        <w:rPr>
-          <w:b w:val="0"/>
-        </w:rPr>
-        <w:t xml:space="preserve"> and terminology of reading a research </w:t>
-      </w:r>
-      <w:r>
-        <w:rPr>
-          <w:b/>
-        </w:rPr>
-        <w:t>claim</w:t>
+        <w:t>For fictional classroom retrieval, ask whether method B returns more relevant records than lexical baseline A on a reserved judged query set at cutoff3. Define eligible corpus and relevance rules before running.</w:t>
       </w:r>
     </w:p>
     <w:p>
       <w:pPr>
-        <w:spacing w:line="336" w:lineRule="auto" w:after="180"/>
-      </w:pPr>
-      <w:r>
-        <w:rPr>
-          <w:b w:val="0"/>
-        </w:rPr>
-        <w:t>Apply the stated procedure to a new case with a traceable result</w:t>
+        <w:pStyle w:val="Heading2"/>
+      </w:pPr>
+      <w:r>
+        <w:t>Pictured end goal</w:t>
       </w:r>
     </w:p>
     <w:p>
@@ -480,56 +468,74 @@
         <w:rPr>
           <w:b w:val="0"/>
         </w:rPr>
-        <w:t>Identify an assumption or limitation and design a revealing follow-up</w:t>
+        <w:t xml:space="preserve">Explain reading a research </w:t>
+      </w:r>
+      <w:r>
+        <w:rPr>
+          <w:b/>
+        </w:rPr>
+        <w:t>claim</w:t>
+      </w:r>
+      <w:r>
+        <w:rPr>
+          <w:b w:val="0"/>
+        </w:rPr>
+        <w:t xml:space="preserve"> using the records and boundaries of this fictional investigation.</w:t>
       </w:r>
     </w:p>
     <w:p>
       <w:pPr>
-        <w:pStyle w:val="Heading3"/>
-      </w:pPr>
-      <w:r>
-        <w:t>Preparation</w:t>
+        <w:pStyle w:val="Heading2"/>
+      </w:pPr>
+      <w:r>
+        <w:t>Earlier wording, alternatives and picture transcripts · reference / check after trying</w:t>
       </w:r>
     </w:p>
     <w:p>
       <w:pPr>
-        <w:spacing w:line="336" w:lineRule="auto" w:after="180"/>
-      </w:pPr>
-      <w:r>
-        <w:rPr>
-          <w:b w:val="0"/>
-        </w:rPr>
-        <w:t>Lesson and workbook; paper and pencil</w:t>
+        <w:pStyle w:val="Heading3"/>
+      </w:pPr>
+      <w:r>
+        <w:t>Teach the learning cycle</w:t>
       </w:r>
     </w:p>
     <w:p>
       <w:pPr>
-        <w:spacing w:line="336" w:lineRule="auto" w:after="180"/>
-      </w:pPr>
-      <w:r>
-        <w:rPr>
-          <w:b w:val="0"/>
-        </w:rPr>
-        <w:t>Calculator and optional local Python 3 for arithmetic; no live API or private data</w:t>
+        <w:pStyle w:val="Heading3"/>
+      </w:pPr>
+      <w:r>
+        <w:t>Retrieval answer guidance</w:t>
       </w:r>
     </w:p>
     <w:p>
       <w:pPr>
-        <w:spacing w:line="336" w:lineRule="auto" w:after="180"/>
-      </w:pPr>
-      <w:r>
-        <w:rPr>
-          <w:b w:val="0"/>
-        </w:rPr>
-        <w:t>Prepare the fresh retry separately and withhold its solution until after collection</w:t>
+        <w:pStyle w:val="Heading3"/>
+      </w:pPr>
+      <w:r>
+        <w:t>A question that evidence can answer</w:t>
       </w:r>
     </w:p>
     <w:p>
       <w:pPr>
-        <w:pStyle w:val="Heading3"/>
-      </w:pPr>
-      <w:r>
-        <w:t>Prerequisite answer</w:t>
+        <w:spacing w:line="336" w:lineRule="auto" w:after="180"/>
+      </w:pPr>
+      <w:r>
+        <w:rPr>
+          <w:b w:val="0"/>
+        </w:rPr>
+        <w:t xml:space="preserve">Compact alternative: two 45-minute sessions for the core explanation and W1–W5 only. The main plan uses three sessions; schedule further time for the complete investigation, project, visual journey and any code examples. Reading a </w:t>
+      </w:r>
+      <w:r>
+        <w:rPr>
+          <w:b/>
+        </w:rPr>
+        <w:t>claim</w:t>
+      </w:r>
+      <w:r>
+        <w:rPr>
+          <w:b w:val="0"/>
+        </w:rPr>
+        <w:t xml:space="preserve"> requires its method, data, comparison and uncertainty. Titles and abstracts may omit conditions crucial to interpretation.</w:t>
       </w:r>
     </w:p>
     <w:p>
@@ -540,31 +546,19 @@
         <w:rPr>
           <w:b w:val="0"/>
         </w:rPr>
-        <w:t xml:space="preserve">A result depends on the </w:t>
+        <w:t xml:space="preserve">Use the supplied constructed scenarios to make the </w:t>
       </w:r>
       <w:r>
         <w:rPr>
           <w:b/>
         </w:rPr>
-        <w:t>input</w:t>
+        <w:t>mechanism</w:t>
       </w:r>
       <w:r>
         <w:rPr>
           <w:b w:val="0"/>
         </w:rPr>
-        <w:t xml:space="preserve">s, procedure and conditions that produced it. Preserve data roles and distinguish observed outcomes from </w:t>
-      </w:r>
-      <w:r>
-        <w:rPr>
-          <w:b/>
-        </w:rPr>
-        <w:t>prediction</w:t>
-      </w:r>
-      <w:r>
-        <w:rPr>
-          <w:b w:val="0"/>
-        </w:rPr>
-        <w:t>s or unmeasured conditions.</w:t>
+        <w:t xml:space="preserve"> inspectable. Collect W4 before sharing solutions.</w:t>
       </w:r>
     </w:p>
     <w:p>
@@ -575,7 +569,19 @@
         <w:rPr>
           <w:b w:val="0"/>
         </w:rPr>
-        <w:t>If the prior concept cannot be explained, use a short retrieval activity before this chapter.</w:t>
+        <w:t xml:space="preserve">Students should name intermediate </w:t>
+      </w:r>
+      <w:r>
+        <w:rPr>
+          <w:b/>
+        </w:rPr>
+        <w:t>evidence</w:t>
+      </w:r>
+      <w:r>
+        <w:rPr>
+          <w:b w:val="0"/>
+        </w:rPr>
+        <w:t xml:space="preserve"> and limitations; classroom pacing and learning effectiveness remain unvalidated.</w:t>
       </w:r>
     </w:p>
     <w:p>
@@ -583,7 +589,7 @@
         <w:pStyle w:val="Heading3"/>
       </w:pPr>
       <w:r>
-        <w:t>End goal for the pictorial case</w:t>
+        <w:t>Outcomes</w:t>
       </w:r>
     </w:p>
     <w:p>
@@ -594,19 +600,25 @@
         <w:rPr>
           <w:b w:val="0"/>
         </w:rPr>
-        <w:t xml:space="preserve">Explain reading a research </w:t>
+        <w:t xml:space="preserve">Explain the </w:t>
       </w:r>
       <w:r>
         <w:rPr>
           <w:b/>
         </w:rPr>
+        <w:t>mechanism</w:t>
+      </w:r>
+      <w:r>
+        <w:rPr>
+          <w:b w:val="0"/>
+        </w:rPr>
+        <w:t xml:space="preserve"> and terminology of reading a research </w:t>
+      </w:r>
+      <w:r>
+        <w:rPr>
+          <w:b/>
+        </w:rPr>
         <w:t>claim</w:t>
-      </w:r>
-      <w:r>
-        <w:rPr>
-          <w:b w:val="0"/>
-        </w:rPr>
-        <w:t xml:space="preserve"> using the records and boundaries of this fictional investigation.</w:t>
       </w:r>
     </w:p>
     <w:p>
@@ -617,43 +629,34 @@
         <w:rPr>
           <w:b w:val="0"/>
         </w:rPr>
-        <w:t>This added worked case illustrates the week’s main idea. Retain all original and connected topics; schedule its practice within the teaching cycle.</w:t>
+        <w:t>Apply the stated procedure to a new case with a traceable result</w:t>
       </w:r>
     </w:p>
     <w:p>
       <w:pPr>
-        <w:pStyle w:val="Heading1"/>
-      </w:pPr>
-      <w:r>
-        <w:t>02. Explain and model the mechanism</w:t>
+        <w:spacing w:line="336" w:lineRule="auto" w:after="180"/>
+      </w:pPr>
+      <w:r>
+        <w:rPr>
+          <w:b w:val="0"/>
+        </w:rPr>
+        <w:t>Identify an assumption or limitation and design a revealing follow-up</w:t>
       </w:r>
     </w:p>
     <w:p>
-      <w:r>
-        <w:t>Model Reading a research claim using the supplied case, labelled mechanism and reasoning. Make the scope of each conclusion explicit.</w:t>
+      <w:pPr>
+        <w:pStyle w:val="Heading3"/>
+      </w:pPr>
+      <w:r>
+        <w:t>Preparation</w:t>
       </w:r>
     </w:p>
     <w:p>
       <w:pPr>
-        <w:spacing w:line="336" w:lineRule="auto" w:after="180"/>
-      </w:pPr>
-      <w:r>
-        <w:rPr>
-          <w:b w:val="0"/>
-        </w:rPr>
-        <w:t xml:space="preserve">Reading a </w:t>
-      </w:r>
-      <w:r>
-        <w:rPr>
-          <w:b/>
-        </w:rPr>
-        <w:t>claim</w:t>
-      </w:r>
-      <w:r>
-        <w:rPr>
-          <w:b w:val="0"/>
-        </w:rPr>
-        <w:t xml:space="preserve"> requires its method, data, comparison and uncertainty. Titles and abstracts may omit conditions crucial to interpretation.</w:t>
+        <w:pStyle w:val="Heading3"/>
+      </w:pPr>
+      <w:r>
+        <w:t>Prerequisite answer</w:t>
       </w:r>
     </w:p>
     <w:p>
@@ -661,7 +664,7 @@
         <w:pStyle w:val="Heading3"/>
       </w:pPr>
       <w:r>
-        <w:t>Explain Reading a research claim · 1</w:t>
+        <w:t>End goal for the pictorial case</w:t>
       </w:r>
     </w:p>
     <w:p>
@@ -672,73 +675,1714 @@
         <w:rPr>
           <w:b w:val="0"/>
         </w:rPr>
-        <w:t>Begin by writing the question the procedure is intended to answer. Identify the information already supplied, the information it will produce and the information still missing.</w:t>
+        <w:t>This added worked case illustrates the week’s main idea. Retain all original and connected topics; schedule its practice within the teaching cycle.</w:t>
       </w:r>
     </w:p>
     <w:p>
       <w:pPr>
-        <w:spacing w:line="336" w:lineRule="auto" w:after="180"/>
-      </w:pPr>
-      <w:r>
-        <w:rPr>
-          <w:b w:val="0"/>
-        </w:rPr>
-        <w:t>These are constructed classroom examples; they do not require live accounts, private records or an external service. Do not treat a plausible explanation as a measured outcome.</w:t>
+        <w:pStyle w:val="Heading1"/>
+      </w:pPr>
+      <w:r>
+        <w:t>02. Teach denominator, outcome, comparison and uncertainty as one reading task</w:t>
       </w:r>
     </w:p>
     <w:p>
-      <w:pPr>
-        <w:spacing w:line="336" w:lineRule="auto" w:after="180"/>
-      </w:pPr>
-      <w:r>
-        <w:rPr>
-          <w:b w:val="0"/>
-        </w:rPr>
-        <w:t xml:space="preserve">Separate the </w:t>
-      </w:r>
-      <w:r>
-        <w:rPr>
-          <w:b/>
-        </w:rPr>
-        <w:t>claim</w:t>
-      </w:r>
-      <w:r>
-        <w:rPr>
-          <w:b w:val="0"/>
-        </w:rPr>
-        <w:t xml:space="preserve"> from supplied </w:t>
-      </w:r>
-      <w:r>
-        <w:rPr>
-          <w:b/>
-        </w:rPr>
-        <w:t>evidence</w:t>
-      </w:r>
-      <w:r>
-        <w:rPr>
-          <w:b w:val="0"/>
-        </w:rPr>
-        <w:t xml:space="preserve">. Record dataset, unit, baseline, metric and limitations. Ask whether the statement extends beyond those </w:t>
-      </w:r>
-      <w:r>
-        <w:rPr>
-          <w:b/>
-        </w:rPr>
-        <w:t>observation</w:t>
-      </w:r>
-      <w:r>
-        <w:rPr>
-          <w:b w:val="0"/>
-        </w:rPr>
-        <w:t>s.</w:t>
+      <w:r>
+        <w:t>Keep main eight-case supported counts distinct from picture ten-case correctness.</w:t>
       </w:r>
     </w:p>
     <w:p>
       <w:pPr>
+        <w:pStyle w:val="Heading2"/>
+      </w:pPr>
+      <w:r>
+        <w:t>Definitions and complete fictional claim contract</w:t>
+      </w:r>
+    </w:p>
+    <w:p>
+      <w:pPr>
+        <w:spacing w:line="336" w:lineRule="auto" w:after="180"/>
+      </w:pPr>
+      <w:r>
+        <w:rPr>
+          <w:b w:val="0"/>
+        </w:rPr>
+        <w:t xml:space="preserve">Reading a </w:t>
+      </w:r>
+      <w:r>
+        <w:rPr>
+          <w:b/>
+        </w:rPr>
+        <w:t>claim</w:t>
+      </w:r>
+      <w:r>
+        <w:rPr>
+          <w:b w:val="0"/>
+        </w:rPr>
+        <w:t xml:space="preserve"> requires its method, data, comparison and uncertainty. Titles and abstracts may omit conditions crucial to interpretation.</w:t>
+      </w:r>
+    </w:p>
+    <w:p>
+      <w:pPr>
+        <w:spacing w:line="336" w:lineRule="auto" w:after="180"/>
+      </w:pPr>
+      <w:r>
+        <w:rPr>
+          <w:b w:val="0"/>
+        </w:rPr>
+        <w:t xml:space="preserve">Separate the </w:t>
+      </w:r>
+      <w:r>
+        <w:rPr>
+          <w:b/>
+        </w:rPr>
+        <w:t>claim</w:t>
+      </w:r>
+      <w:r>
+        <w:rPr>
+          <w:b w:val="0"/>
+        </w:rPr>
+        <w:t xml:space="preserve"> from supplied </w:t>
+      </w:r>
+      <w:r>
+        <w:rPr>
+          <w:b/>
+        </w:rPr>
+        <w:t>evidence</w:t>
+      </w:r>
+      <w:r>
+        <w:rPr>
+          <w:b w:val="0"/>
+        </w:rPr>
+        <w:t xml:space="preserve">. Record dataset, unit, baseline, metric and limitations. Ask whether the statement extends beyond those </w:t>
+      </w:r>
+      <w:r>
+        <w:rPr>
+          <w:b/>
+        </w:rPr>
+        <w:t>observation</w:t>
+      </w:r>
+      <w:r>
+        <w:rPr>
+          <w:b w:val="0"/>
+        </w:rPr>
+        <w:t>s.</w:t>
+      </w:r>
+    </w:p>
+    <w:tbl>
+      <w:tblPr>
+        <w:tblStyle w:val="LightShading-Accent1"/>
+        <w:tblW w:type="auto" w:w="0"/>
+        <w:tblLook w:firstColumn="1" w:firstRow="1" w:lastColumn="0" w:lastRow="0" w:noHBand="0" w:noVBand="1" w:val="04A0"/>
+      </w:tblPr>
+      <w:tblGrid>
+        <w:gridCol w:w="5112"/>
+        <w:gridCol w:w="5112"/>
+      </w:tblGrid>
+      <w:tr>
+        <w:trPr>
+          <w:tblHeader/>
+        </w:trPr>
+        <w:tc>
+          <w:tcPr>
+            <w:tcW w:type="dxa" w:w="5112"/>
+          </w:tcPr>
+          <w:p>
+            <w:r>
+              <w:t>Claim-audit item</w:t>
+            </w:r>
+          </w:p>
+        </w:tc>
+        <w:tc>
+          <w:tcPr>
+            <w:tcW w:type="dxa" w:w="5112"/>
+          </w:tcPr>
+          <w:p>
+            <w:r>
+              <w:t>Complete supplied fictional evidence</w:t>
+            </w:r>
+          </w:p>
+        </w:tc>
+      </w:tr>
+      <w:tr>
+        <w:tc>
+          <w:tcPr>
+            <w:tcW w:type="dxa" w:w="5112"/>
+          </w:tcPr>
+          <w:p>
+            <w:r>
+              <w:t>Main dataset/unit</w:t>
+            </w:r>
+          </w:p>
+        </w:tc>
+        <w:tc>
+          <w:tcPr>
+            <w:tcW w:type="dxa" w:w="5112"/>
+          </w:tcPr>
+          <w:p>
+            <w:r>
+              <w:t>Eight fixed constructed answer cases; case is the reported unit</w:t>
+            </w:r>
+          </w:p>
+        </w:tc>
+      </w:tr>
+      <w:tr>
+        <w:tc>
+          <w:tcPr>
+            <w:tcW w:type="dxa" w:w="5112"/>
+          </w:tcPr>
+          <w:p>
+            <w:r>
+              <w:t>Main baseline A</w:t>
+            </w:r>
+          </w:p>
+        </w:tc>
+        <w:tc>
+          <w:tcPr>
+            <w:tcW w:type="dxa" w:w="5112"/>
+          </w:tcPr>
+          <w:p>
+            <w:r>
+              <w:t>5 supported answers / 8 cases</w:t>
+            </w:r>
+          </w:p>
+        </w:tc>
+      </w:tr>
+      <w:tr>
+        <w:tc>
+          <w:tcPr>
+            <w:tcW w:type="dxa" w:w="5112"/>
+          </w:tcPr>
+          <w:p>
+            <w:r>
+              <w:t>Main method B</w:t>
+            </w:r>
+          </w:p>
+        </w:tc>
+        <w:tc>
+          <w:tcPr>
+            <w:tcW w:type="dxa" w:w="5112"/>
+          </w:tcPr>
+          <w:p>
+            <w:r>
+              <w:t>6 supported answers / same 8 cases</w:t>
+            </w:r>
+          </w:p>
+        </w:tc>
+      </w:tr>
+      <w:tr>
+        <w:tc>
+          <w:tcPr>
+            <w:tcW w:type="dxa" w:w="5112"/>
+          </w:tcPr>
+          <w:p>
+            <w:r>
+              <w:t>Main outcome</w:t>
+            </w:r>
+          </w:p>
+        </w:tc>
+        <w:tc>
+          <w:tcPr>
+            <w:tcW w:type="dxa" w:w="5112"/>
+          </w:tcPr>
+          <w:p>
+            <w:r>
+              <w:t>Supplied supported-answer flag; do not relabel it learner improvement or overall usefulness</w:t>
+            </w:r>
+          </w:p>
+        </w:tc>
+      </w:tr>
+      <w:tr>
+        <w:tc>
+          <w:tcPr>
+            <w:tcW w:type="dxa" w:w="5112"/>
+          </w:tcPr>
+          <w:p>
+            <w:r>
+              <w:t>Main descriptive change</w:t>
+            </w:r>
+          </w:p>
+        </w:tc>
+        <w:tc>
+          <w:tcPr>
+            <w:tcW w:type="dxa" w:w="5112"/>
+          </w:tcPr>
+          <w:p>
+            <w:r>
+              <w:t>62.5% to 75%; +12.5 percentage points; ratio 1.2</w:t>
+            </w:r>
+          </w:p>
+        </w:tc>
+      </w:tr>
+      <w:tr>
+        <w:tc>
+          <w:tcPr>
+            <w:tcW w:type="dxa" w:w="5112"/>
+          </w:tcPr>
+          <w:p>
+            <w:r>
+              <w:t>Missing method details</w:t>
+            </w:r>
+          </w:p>
+        </w:tc>
+        <w:tc>
+          <w:tcPr>
+            <w:tcW w:type="dxa" w:w="5112"/>
+          </w:tcPr>
+          <w:p>
+            <w:r>
+              <w:t>Exact support rubric, versions, evaluation conditions and sampling/uncertainty analysis not supplied by the headline</w:t>
+            </w:r>
+          </w:p>
+        </w:tc>
+      </w:tr>
+      <w:tr>
+        <w:tc>
+          <w:tcPr>
+            <w:tcW w:type="dxa" w:w="5112"/>
+          </w:tcPr>
+          <w:p>
+            <w:r>
+              <w:t>Separate picture</w:t>
+            </w:r>
+          </w:p>
+        </w:tc>
+        <w:tc>
+          <w:tcPr>
+            <w:tcW w:type="dxa" w:w="5112"/>
+          </w:tcPr>
+          <w:p>
+            <w:r>
+              <w:t>Correct-answer count 2/10 to 4/10 on same ten cases with fixed scoring</w:t>
+            </w:r>
+          </w:p>
+        </w:tc>
+      </w:tr>
+      <w:tr>
+        <w:tc>
+          <w:tcPr>
+            <w:tcW w:type="dxa" w:w="5112"/>
+          </w:tcPr>
+          <w:p>
+            <w:r>
+              <w:t>Picture descriptive change</w:t>
+            </w:r>
+          </w:p>
+        </w:tc>
+        <w:tc>
+          <w:tcPr>
+            <w:tcW w:type="dxa" w:w="5112"/>
+          </w:tcPr>
+          <w:p>
+            <w:r>
+              <w:t>20% to 40%; +20 percentage points; rate ratio 2, relative increase 100%</w:t>
+            </w:r>
+          </w:p>
+        </w:tc>
+      </w:tr>
+      <w:tr>
+        <w:tc>
+          <w:tcPr>
+            <w:tcW w:type="dxa" w:w="5112"/>
+          </w:tcPr>
+          <w:p>
+            <w:r>
+              <w:t>Limits</w:t>
+            </w:r>
+          </w:p>
+        </w:tc>
+        <w:tc>
+          <w:tcPr>
+            <w:tcW w:type="dxa" w:w="5112"/>
+          </w:tcPr>
+          <w:p>
+            <w:r>
+              <w:t>No population interval, significance result, causal effect or individual-learning evidence supplied</w:t>
+            </w:r>
+          </w:p>
+        </w:tc>
+      </w:tr>
+      <w:tr>
+        <w:tc>
+          <w:tcPr>
+            <w:tcW w:type="dxa" w:w="5112"/>
+          </w:tcPr>
+          <w:p>
+            <w:r>
+              <w:t>Evidence status</w:t>
+            </w:r>
+          </w:p>
+        </w:tc>
+        <w:tc>
+          <w:tcPr>
+            <w:tcW w:type="dxa" w:w="5112"/>
+          </w:tcPr>
+          <w:p>
+            <w:r>
+              <w:t>All counts and any added possible paired records are fictional examples, not a real paper or new experiment</w:t>
+            </w:r>
+          </w:p>
+        </w:tc>
+      </w:tr>
+    </w:tbl>
+    <w:p>
+      <w:pPr>
+        <w:pStyle w:val="Heading2"/>
+      </w:pPr>
+      <w:r>
+        <w:t>Main arithmetic ledger and checked reasoning</w:t>
+      </w:r>
+    </w:p>
+    <w:tbl>
+      <w:tblPr>
+        <w:tblStyle w:val="LightShading-Accent1"/>
+        <w:tblW w:type="auto" w:w="0"/>
+        <w:tblLook w:firstColumn="1" w:firstRow="1" w:lastColumn="0" w:lastRow="0" w:noHBand="0" w:noVBand="1" w:val="04A0"/>
+      </w:tblPr>
+      <w:tblGrid>
+        <w:gridCol w:w="2556"/>
+        <w:gridCol w:w="2556"/>
+        <w:gridCol w:w="2556"/>
+        <w:gridCol w:w="2556"/>
+      </w:tblGrid>
+      <w:tr>
+        <w:trPr>
+          <w:tblHeader/>
+        </w:trPr>
+        <w:tc>
+          <w:tcPr>
+            <w:tcW w:type="dxa" w:w="2556"/>
+          </w:tcPr>
+          <w:p>
+            <w:r>
+              <w:t>Main fictional comparison</w:t>
+            </w:r>
+          </w:p>
+        </w:tc>
+        <w:tc>
+          <w:tcPr>
+            <w:tcW w:type="dxa" w:w="2556"/>
+          </w:tcPr>
+          <w:p>
+            <w:r>
+              <w:t>Baseline A</w:t>
+            </w:r>
+          </w:p>
+        </w:tc>
+        <w:tc>
+          <w:tcPr>
+            <w:tcW w:type="dxa" w:w="2556"/>
+          </w:tcPr>
+          <w:p>
+            <w:r>
+              <w:t>Method B</w:t>
+            </w:r>
+          </w:p>
+        </w:tc>
+        <w:tc>
+          <w:tcPr>
+            <w:tcW w:type="dxa" w:w="2556"/>
+          </w:tcPr>
+          <w:p>
+            <w:r>
+              <w:t>Supported descriptive statement</w:t>
+            </w:r>
+          </w:p>
+        </w:tc>
+      </w:tr>
+      <w:tr>
+        <w:tc>
+          <w:tcPr>
+            <w:tcW w:type="dxa" w:w="2556"/>
+          </w:tcPr>
+          <w:p>
+            <w:r>
+              <w:t>Supported count / same cases</w:t>
+            </w:r>
+          </w:p>
+        </w:tc>
+        <w:tc>
+          <w:tcPr>
+            <w:tcW w:type="dxa" w:w="2556"/>
+          </w:tcPr>
+          <w:p>
+            <w:r>
+              <w:t>5 / 8</w:t>
+            </w:r>
+          </w:p>
+        </w:tc>
+        <w:tc>
+          <w:tcPr>
+            <w:tcW w:type="dxa" w:w="2556"/>
+          </w:tcPr>
+          <w:p>
+            <w:r>
+              <w:t>6 / 8</w:t>
+            </w:r>
+          </w:p>
+        </w:tc>
+        <w:tc>
+          <w:tcPr>
+            <w:tcW w:type="dxa" w:w="2556"/>
+          </w:tcPr>
+          <w:p>
+            <w:r>
+              <w:t>One more supported answer in these counts</w:t>
+            </w:r>
+          </w:p>
+        </w:tc>
+      </w:tr>
+      <w:tr>
+        <w:tc>
+          <w:tcPr>
+            <w:tcW w:type="dxa" w:w="2556"/>
+          </w:tcPr>
+          <w:p>
+            <w:r>
+              <w:t>Observed percentage</w:t>
+            </w:r>
+          </w:p>
+        </w:tc>
+        <w:tc>
+          <w:tcPr>
+            <w:tcW w:type="dxa" w:w="2556"/>
+          </w:tcPr>
+          <w:p>
+            <w:r>
+              <w:t>62.5%</w:t>
+            </w:r>
+          </w:p>
+        </w:tc>
+        <w:tc>
+          <w:tcPr>
+            <w:tcW w:type="dxa" w:w="2556"/>
+          </w:tcPr>
+          <w:p>
+            <w:r>
+              <w:t>75%</w:t>
+            </w:r>
+          </w:p>
+        </w:tc>
+        <w:tc>
+          <w:tcPr>
+            <w:tcW w:type="dxa" w:w="2556"/>
+          </w:tcPr>
+          <w:p>
+            <w:r>
+              <w:t>+12.5 percentage points</w:t>
+            </w:r>
+          </w:p>
+        </w:tc>
+      </w:tr>
+      <w:tr>
+        <w:tc>
+          <w:tcPr>
+            <w:tcW w:type="dxa" w:w="2556"/>
+          </w:tcPr>
+          <w:p>
+            <w:r>
+              <w:t>Rate ratio</w:t>
+            </w:r>
+          </w:p>
+        </w:tc>
+        <w:tc>
+          <w:tcPr>
+            <w:tcW w:type="dxa" w:w="2556"/>
+          </w:tcPr>
+          <w:p>
+            <w:r>
+              <w:t>Reference</w:t>
+            </w:r>
+          </w:p>
+        </w:tc>
+        <w:tc>
+          <w:tcPr>
+            <w:tcW w:type="dxa" w:w="2556"/>
+          </w:tcPr>
+          <w:p>
+            <w:r>
+              <w:t>(6/8) / (5/8) = 1.2</w:t>
+            </w:r>
+          </w:p>
+        </w:tc>
+        <w:tc>
+          <w:tcPr>
+            <w:tcW w:type="dxa" w:w="2556"/>
+          </w:tcPr>
+          <w:p>
+            <w:r>
+              <w:t>20% relative increase in this measured rate</w:t>
+            </w:r>
+          </w:p>
+        </w:tc>
+      </w:tr>
+      <w:tr>
+        <w:tc>
+          <w:tcPr>
+            <w:tcW w:type="dxa" w:w="2556"/>
+          </w:tcPr>
+          <w:p>
+            <w:r>
+              <w:t>Case-level transitions</w:t>
+            </w:r>
+          </w:p>
+        </w:tc>
+        <w:tc>
+          <w:tcPr>
+            <w:tcW w:type="dxa" w:w="2556"/>
+          </w:tcPr>
+          <w:p>
+            <w:r>
+              <w:t>Not supplied</w:t>
+            </w:r>
+          </w:p>
+        </w:tc>
+        <w:tc>
+          <w:tcPr>
+            <w:tcW w:type="dxa" w:w="2556"/>
+          </w:tcPr>
+          <w:p>
+            <w:r>
+              <w:t>Not supplied</w:t>
+            </w:r>
+          </w:p>
+        </w:tc>
+        <w:tc>
+          <w:tcPr>
+            <w:tcW w:type="dxa" w:w="2556"/>
+          </w:tcPr>
+          <w:p>
+            <w:r>
+              <w:t>Totals do not show who gained or regressed</w:t>
+            </w:r>
+          </w:p>
+        </w:tc>
+      </w:tr>
+      <w:tr>
+        <w:tc>
+          <w:tcPr>
+            <w:tcW w:type="dxa" w:w="2556"/>
+          </w:tcPr>
+          <w:p>
+            <w:r>
+              <w:t>Broader inference</w:t>
+            </w:r>
+          </w:p>
+        </w:tc>
+        <w:tc>
+          <w:tcPr>
+            <w:tcW w:type="dxa" w:w="2556"/>
+          </w:tcPr>
+          <w:p>
+            <w:r>
+              <w:t>No sampling/uncertainty analysis</w:t>
+            </w:r>
+          </w:p>
+        </w:tc>
+        <w:tc>
+          <w:tcPr>
+            <w:tcW w:type="dxa" w:w="2556"/>
+          </w:tcPr>
+          <w:p>
+            <w:r>
+              <w:t>No general task or learner outcomes</w:t>
+            </w:r>
+          </w:p>
+        </w:tc>
+        <w:tc>
+          <w:tcPr>
+            <w:tcW w:type="dxa" w:w="2556"/>
+          </w:tcPr>
+          <w:p>
+            <w:r>
+              <w:t>Do not claim universal superiority or causal effect</w:t>
+            </w:r>
+          </w:p>
+        </w:tc>
+      </w:tr>
+    </w:tbl>
+    <w:p>
+      <w:pPr>
+        <w:spacing w:line="336" w:lineRule="auto" w:after="180"/>
+      </w:pPr>
+      <w:r>
+        <w:rPr>
+          <w:b w:val="0"/>
+        </w:rPr>
+        <w:t>Main 5/8 = 62.5%, 6/8 = 75%, difference 12.5 percentage points, ratio 1.2. Outcome is supported answers, not learner improvement. Picture separate 2/10 = 20%, 4/10 = 40%, ratio 2 and 100% relative increase, absolute +20 points; six new-version cases still incorrect. No individual learner data or significance/causal result supplied.</w:t>
+      </w:r>
+    </w:p>
+    <w:p>
+      <w:pPr>
+        <w:spacing w:line="336" w:lineRule="auto" w:after="180"/>
+      </w:pPr>
+      <w:r>
+        <w:rPr>
+          <w:b w:val="0"/>
+        </w:rPr>
+        <w:t>Two added possible paired patterns share main totals but differ in gains/losses; do not call them the paper’s actual case records. Selected four-fixture medians 2 versus 3 seconds give an observed one-second median difference locally; record workload, environment, quality and timing boundaries, without universal speed or unprovided raw timing claims.</w:t>
+      </w:r>
+    </w:p>
+    <w:p>
+      <w:pPr>
         <w:pStyle w:val="Heading3"/>
       </w:pPr>
       <w:r>
-        <w:t>Explain Reading a research claim · 2</w:t>
+        <w:t>Reading a research claim — evidence trace</w:t>
+      </w:r>
+    </w:p>
+    <w:tbl>
+      <w:tblPr>
+        <w:tblStyle w:val="LightShading-Accent1"/>
+        <w:tblW w:type="auto" w:w="0"/>
+        <w:tblLook w:firstColumn="1" w:firstRow="1" w:lastColumn="0" w:lastRow="0" w:noHBand="0" w:noVBand="1" w:val="04A0"/>
+      </w:tblPr>
+      <w:tblGrid>
+        <w:gridCol w:w="3408"/>
+        <w:gridCol w:w="3408"/>
+        <w:gridCol w:w="3408"/>
+      </w:tblGrid>
+      <w:tr>
+        <w:trPr>
+          <w:tblHeader/>
+        </w:trPr>
+        <w:tc>
+          <w:tcPr>
+            <w:tcW w:type="dxa" w:w="3408"/>
+          </w:tcPr>
+          <w:p>
+            <w:r>
+              <w:t>Input and scope</w:t>
+            </w:r>
+          </w:p>
+        </w:tc>
+        <w:tc>
+          <w:tcPr>
+            <w:tcW w:type="dxa" w:w="3408"/>
+          </w:tcPr>
+          <w:p>
+            <w:r>
+              <w:t>Check or calculation</w:t>
+            </w:r>
+          </w:p>
+        </w:tc>
+        <w:tc>
+          <w:tcPr>
+            <w:tcW w:type="dxa" w:w="3408"/>
+          </w:tcPr>
+          <w:p>
+            <w:r>
+              <w:t>Conclusion and limit</w:t>
+            </w:r>
+          </w:p>
+        </w:tc>
+      </w:tr>
+      <w:tr>
+        <w:tc>
+          <w:tcPr>
+            <w:tcW w:type="dxa" w:w="3408"/>
+          </w:tcPr>
+          <w:p>
+            <w:r>
+              <w:t>A fictional report says method B is better after 6/8 supported answers versus baseline 5/8 on the same constructed cases.</w:t>
+            </w:r>
+          </w:p>
+        </w:tc>
+        <w:tc>
+          <w:tcPr>
+            <w:tcW w:type="dxa" w:w="3408"/>
+          </w:tcPr>
+          <w:p>
+            <w:r>
+              <w:t>Separate the claim from supplied evidence. Record dataset, unit, baseline, metric and limitations. Ask whether the statement extends beyond those observations.</w:t>
+            </w:r>
+          </w:p>
+        </w:tc>
+        <w:tc>
+          <w:tcPr>
+            <w:tcW w:type="dxa" w:w="3408"/>
+          </w:tcPr>
+          <w:p>
+            <w:r>
+              <w:t>B has 75% versus 62.5%, a 12.5-percentage-point difference on eight cases. Better in this measured outcome does not establish broader tasks or uncertainty.</w:t>
+            </w:r>
+          </w:p>
+        </w:tc>
+      </w:tr>
+    </w:tbl>
+    <w:p>
+      <w:r>
+        <w:t>The figure connects this chapter's worked input, declared procedure and result. Read the complete worked reasoning for qualifiers and intermediate steps; the abbreviated labels do not replace that reasoning.</w:t>
+      </w:r>
+    </w:p>
+    <w:p>
+      <w:pPr>
+        <w:spacing w:line="336" w:lineRule="auto" w:after="180"/>
+      </w:pPr>
+      <w:r>
+        <w:rPr>
+          <w:b w:val="0"/>
+        </w:rPr>
+        <w:t xml:space="preserve">Guided: B has 75% versus 62.5%, a 12.5-percentage-point difference on eight cases. Better in this measured outcome does not establish broader tasks or uncertainty. Qualification: A numerical improvement can be real in the sample while the broader </w:t>
+      </w:r>
+      <w:r>
+        <w:rPr>
+          <w:b/>
+        </w:rPr>
+        <w:t>claim</w:t>
+      </w:r>
+      <w:r>
+        <w:rPr>
+          <w:b w:val="0"/>
+        </w:rPr>
+        <w:t xml:space="preserve"> remains unsupported. Exit: accept a concrete variation with its predicted outcome and a stated condition that would challenge the </w:t>
+      </w:r>
+      <w:r>
+        <w:rPr>
+          <w:b/>
+        </w:rPr>
+        <w:t>mechanism</w:t>
+      </w:r>
+      <w:r>
+        <w:rPr>
+          <w:b w:val="0"/>
+        </w:rPr>
+        <w:t xml:space="preserve">; reject a </w:t>
+      </w:r>
+      <w:r>
+        <w:rPr>
+          <w:b/>
+        </w:rPr>
+        <w:t>claim</w:t>
+      </w:r>
+      <w:r>
+        <w:rPr>
+          <w:b w:val="0"/>
+        </w:rPr>
+        <w:t xml:space="preserve"> resting on unmeasured </w:t>
+      </w:r>
+      <w:r>
+        <w:rPr>
+          <w:b/>
+        </w:rPr>
+        <w:t>evidence</w:t>
+      </w:r>
+      <w:r>
+        <w:rPr>
+          <w:b w:val="0"/>
+        </w:rPr>
+        <w:t>.</w:t>
+      </w:r>
+    </w:p>
+    <w:p>
+      <w:pPr>
+        <w:spacing w:line="336" w:lineRule="auto" w:after="180"/>
+      </w:pPr>
+      <w:r>
+        <w:rPr>
+          <w:b w:val="0"/>
+        </w:rPr>
+        <w:t>A fictional report says method B is better after 6/8 supported answers versus baseline 5/8 on the same constructed cases.</w:t>
+      </w:r>
+    </w:p>
+    <w:p>
+      <w:pPr>
+        <w:spacing w:line="336" w:lineRule="auto" w:after="180"/>
+      </w:pPr>
+      <w:r>
+        <w:rPr>
+          <w:b w:val="0"/>
+        </w:rPr>
+        <w:t>B has 75% versus 62.5%, a 12.5-percentage-point difference on eight cases. Better in this measured outcome does not establish broader tasks or uncertainty.</w:t>
+      </w:r>
+    </w:p>
+    <w:p>
+      <w:pPr>
+        <w:spacing w:line="336" w:lineRule="auto" w:after="180"/>
+      </w:pPr>
+      <w:r>
+        <w:rPr>
+          <w:b w:val="0"/>
+        </w:rPr>
+        <w:t xml:space="preserve">Compare the intermediate </w:t>
+      </w:r>
+      <w:r>
+        <w:rPr>
+          <w:b/>
+        </w:rPr>
+        <w:t>evidence</w:t>
+      </w:r>
+      <w:r>
+        <w:rPr>
+          <w:b w:val="0"/>
+        </w:rPr>
+        <w:t xml:space="preserve"> with the final statement. Explain why each number or decision follows from the stated </w:t>
+      </w:r>
+      <w:r>
+        <w:rPr>
+          <w:b/>
+        </w:rPr>
+        <w:t>input</w:t>
+      </w:r>
+      <w:r>
+        <w:rPr>
+          <w:b w:val="0"/>
+        </w:rPr>
+        <w:t>s.</w:t>
+      </w:r>
+    </w:p>
+    <w:p>
+      <w:pPr>
+        <w:spacing w:line="336" w:lineRule="auto" w:after="180"/>
+      </w:pPr>
+      <w:r>
+        <w:rPr>
+          <w:b w:val="0"/>
+        </w:rPr>
+        <w:t xml:space="preserve">The conclusion belongs to this scenario and procedure; changing the </w:t>
+      </w:r>
+      <w:r>
+        <w:rPr>
+          <w:b/>
+        </w:rPr>
+        <w:t>input</w:t>
+      </w:r>
+      <w:r>
+        <w:rPr>
+          <w:b w:val="0"/>
+        </w:rPr>
+        <w:t>s, evaluation population or authority can change what it establishes. Retain the raw record so a later revision can be compared honestly.</w:t>
+      </w:r>
+    </w:p>
+    <w:p>
+      <w:pPr>
+        <w:pStyle w:val="Heading2"/>
+      </w:pPr>
+      <w:r>
+        <w:t>Unit, relative-change and inference probes</w:t>
+      </w:r>
+    </w:p>
+    <w:tbl>
+      <w:tblPr>
+        <w:tblStyle w:val="LightShading-Accent1"/>
+        <w:tblW w:type="auto" w:w="0"/>
+        <w:tblLook w:firstColumn="1" w:firstRow="1" w:lastColumn="0" w:lastRow="0" w:noHBand="0" w:noVBand="1" w:val="04A0"/>
+      </w:tblPr>
+      <w:tblGrid>
+        <w:gridCol w:w="5112"/>
+        <w:gridCol w:w="5112"/>
+      </w:tblGrid>
+      <w:tr>
+        <w:trPr>
+          <w:tblHeader/>
+        </w:trPr>
+        <w:tc>
+          <w:tcPr>
+            <w:tcW w:type="dxa" w:w="5112"/>
+          </w:tcPr>
+          <w:p>
+            <w:r>
+              <w:t>Claim-audit probe</w:t>
+            </w:r>
+          </w:p>
+        </w:tc>
+        <w:tc>
+          <w:tcPr>
+            <w:tcW w:type="dxa" w:w="5112"/>
+          </w:tcPr>
+          <w:p>
+            <w:r>
+              <w:t>Expected interpretation</w:t>
+            </w:r>
+          </w:p>
+        </w:tc>
+      </w:tr>
+      <w:tr>
+        <w:tc>
+          <w:tcPr>
+            <w:tcW w:type="dxa" w:w="5112"/>
+          </w:tcPr>
+          <w:p>
+            <w:r>
+              <w:t>Count improves with same denominator</w:t>
+            </w:r>
+          </w:p>
+        </w:tc>
+        <w:tc>
+          <w:tcPr>
+            <w:tcW w:type="dxa" w:w="5112"/>
+          </w:tcPr>
+          <w:p>
+            <w:r>
+              <w:t>Compute a descriptive rate difference under that outcome</w:t>
+            </w:r>
+          </w:p>
+        </w:tc>
+      </w:tr>
+      <w:tr>
+        <w:tc>
+          <w:tcPr>
+            <w:tcW w:type="dxa" w:w="5112"/>
+          </w:tcPr>
+          <w:p>
+            <w:r>
+              <w:t>“Better” omits metric or baseline</w:t>
+            </w:r>
+          </w:p>
+        </w:tc>
+        <w:tc>
+          <w:tcPr>
+            <w:tcW w:type="dxa" w:w="5112"/>
+          </w:tcPr>
+          <w:p>
+            <w:r>
+              <w:t>Ask what was measured and compared</w:t>
+            </w:r>
+          </w:p>
+        </w:tc>
+      </w:tr>
+      <w:tr>
+        <w:tc>
+          <w:tcPr>
+            <w:tcW w:type="dxa" w:w="5112"/>
+          </w:tcPr>
+          <w:p>
+            <w:r>
+              <w:t>Percent change confused with percentage points</w:t>
+            </w:r>
+          </w:p>
+        </w:tc>
+        <w:tc>
+          <w:tcPr>
+            <w:tcW w:type="dxa" w:w="5112"/>
+          </w:tcPr>
+          <w:p>
+            <w:r>
+              <w:t>Write both starting and ending rates before calculating</w:t>
+            </w:r>
+          </w:p>
+        </w:tc>
+      </w:tr>
+      <w:tr>
+        <w:tc>
+          <w:tcPr>
+            <w:tcW w:type="dxa" w:w="5112"/>
+          </w:tcPr>
+          <w:p>
+            <w:r>
+              <w:t>Rate ratio with zero baseline</w:t>
+            </w:r>
+          </w:p>
+        </w:tc>
+        <w:tc>
+          <w:tcPr>
+            <w:tcW w:type="dxa" w:w="5112"/>
+          </w:tcPr>
+          <w:p>
+            <w:r>
+              <w:t>Undefined; do not invent a finite doubling ratio</w:t>
+            </w:r>
+          </w:p>
+        </w:tc>
+      </w:tr>
+      <w:tr>
+        <w:tc>
+          <w:tcPr>
+            <w:tcW w:type="dxa" w:w="5112"/>
+          </w:tcPr>
+          <w:p>
+            <w:r>
+              <w:t>Same aggregate counts, different paired records</w:t>
+            </w:r>
+          </w:p>
+        </w:tc>
+        <w:tc>
+          <w:tcPr>
+            <w:tcW w:type="dxa" w:w="5112"/>
+          </w:tcPr>
+          <w:p>
+            <w:r>
+              <w:t>Individual gains/losses are not identified by totals</w:t>
+            </w:r>
+          </w:p>
+        </w:tc>
+      </w:tr>
+      <w:tr>
+        <w:tc>
+          <w:tcPr>
+            <w:tcW w:type="dxa" w:w="5112"/>
+          </w:tcPr>
+          <w:p>
+            <w:r>
+              <w:t>Headline names learners but table counts answers</w:t>
+            </w:r>
+          </w:p>
+        </w:tc>
+        <w:tc>
+          <w:tcPr>
+            <w:tcW w:type="dxa" w:w="5112"/>
+          </w:tcPr>
+          <w:p>
+            <w:r>
+              <w:t>Unit/outcome mismatch</w:t>
+            </w:r>
+          </w:p>
+        </w:tc>
+      </w:tr>
+      <w:tr>
+        <w:tc>
+          <w:tcPr>
+            <w:tcW w:type="dxa" w:w="5112"/>
+          </w:tcPr>
+          <w:p>
+            <w:r>
+              <w:t>No uncertainty analysis supplied</w:t>
+            </w:r>
+          </w:p>
+        </w:tc>
+        <w:tc>
+          <w:tcPr>
+            <w:tcW w:type="dxa" w:w="5112"/>
+          </w:tcPr>
+          <w:p>
+            <w:r>
+              <w:t>No significance or population-precision claim established</w:t>
+            </w:r>
+          </w:p>
+        </w:tc>
+      </w:tr>
+      <w:tr>
+        <w:tc>
+          <w:tcPr>
+            <w:tcW w:type="dxa" w:w="5112"/>
+          </w:tcPr>
+          <w:p>
+            <w:r>
+              <w:t>Matched cases alone</w:t>
+            </w:r>
+          </w:p>
+        </w:tc>
+        <w:tc>
+          <w:tcPr>
+            <w:tcW w:type="dxa" w:w="5112"/>
+          </w:tcPr>
+          <w:p>
+            <w:r>
+              <w:t>Useful comparability condition, not automatic causal identification</w:t>
+            </w:r>
+          </w:p>
+        </w:tc>
+      </w:tr>
+      <w:tr>
+        <w:tc>
+          <w:tcPr>
+            <w:tcW w:type="dxa" w:w="5112"/>
+          </w:tcPr>
+          <w:p>
+            <w:r>
+              <w:t>One small fictional report</w:t>
+            </w:r>
+          </w:p>
+        </w:tc>
+        <w:tc>
+          <w:tcPr>
+            <w:tcW w:type="dxa" w:w="5112"/>
+          </w:tcPr>
+          <w:p>
+            <w:r>
+              <w:t>No universal task, learner or deployment conclusion</w:t>
+            </w:r>
+          </w:p>
+        </w:tc>
+      </w:tr>
+    </w:tbl>
+    <w:p>
+      <w:pPr>
+        <w:pStyle w:val="Heading2"/>
+      </w:pPr>
+      <w:r>
+        <w:t>Separate prompt comparison and full absolute/relative arithmetic</w:t>
+      </w:r>
+    </w:p>
+    <w:p>
+      <w:pPr>
+        <w:spacing w:line="336" w:lineRule="auto" w:after="180"/>
+      </w:pPr>
+      <w:r>
+        <w:rPr>
+          <w:b w:val="0"/>
+        </w:rPr>
+        <w:t xml:space="preserve">Read a </w:t>
+      </w:r>
+      <w:r>
+        <w:rPr>
+          <w:b/>
+        </w:rPr>
+        <w:t>claim</w:t>
+      </w:r>
+      <w:r>
+        <w:rPr>
+          <w:b w:val="0"/>
+        </w:rPr>
+        <w:t xml:space="preserve"> with its denominator. A fictional paper headline says a prompt is twice as effective. Its table reports four correct cases instead of two.</w:t>
+      </w:r>
+    </w:p>
+    <w:p>
+      <w:pPr>
+        <w:spacing w:line="336" w:lineRule="auto" w:after="180"/>
+      </w:pPr>
+      <w:r>
+        <w:rPr>
+          <w:b w:val="0"/>
+        </w:rPr>
+        <w:t>Baseline: 2/10 correct. New prompt: 4/10 on the same ten cases. Scoring is fixed.</w:t>
+      </w:r>
+    </w:p>
+    <w:p>
+      <w:pPr>
+        <w:spacing w:line="336" w:lineRule="auto" w:after="180"/>
+      </w:pPr>
+      <w:r>
+        <w:rPr>
+          <w:b w:val="0"/>
+        </w:rPr>
+        <w:t>The picture is a separate fictional prompt comparison: baseline 2/10 correct versus new 4/10, both under the same ten-case scoring. Rates are 20% and 40%. The latter is twice the former, a 100% relative increase, but the absolute change is 20 percentage points and the new prompt still fails six of ten cases. None of these quantities measures each learner’s improvement.</w:t>
+      </w:r>
+    </w:p>
+    <w:p>
+      <w:pPr>
+        <w:spacing w:line="336" w:lineRule="auto" w:after="180"/>
+      </w:pPr>
+      <w:r>
+        <w:rPr>
+          <w:b w:val="0"/>
+        </w:rPr>
+        <w:t>The changed headline “every learner improves twice as much” changes both the unit and outcome without supplying learner data. No significance, population interval or causal study is provided; do not replace that gap with either a claim of statistical significance or a claim that no real effect exists.</w:t>
+      </w:r>
+    </w:p>
+    <w:tbl>
+      <w:tblPr>
+        <w:tblStyle w:val="LightShading-Accent1"/>
+        <w:tblW w:type="auto" w:w="0"/>
+        <w:tblLook w:firstColumn="1" w:firstRow="1" w:lastColumn="0" w:lastRow="0" w:noHBand="0" w:noVBand="1" w:val="04A0"/>
+      </w:tblPr>
+      <w:tblGrid>
+        <w:gridCol w:w="3408"/>
+        <w:gridCol w:w="3408"/>
+        <w:gridCol w:w="3408"/>
+      </w:tblGrid>
+      <w:tr>
+        <w:trPr>
+          <w:tblHeader/>
+        </w:trPr>
+        <w:tc>
+          <w:tcPr>
+            <w:tcW w:type="dxa" w:w="3408"/>
+          </w:tcPr>
+          <w:p>
+            <w:r>
+              <w:t>Separate picture quantity</w:t>
+            </w:r>
+          </w:p>
+        </w:tc>
+        <w:tc>
+          <w:tcPr>
+            <w:tcW w:type="dxa" w:w="3408"/>
+          </w:tcPr>
+          <w:p>
+            <w:r>
+              <w:t>Calculation</w:t>
+            </w:r>
+          </w:p>
+        </w:tc>
+        <w:tc>
+          <w:tcPr>
+            <w:tcW w:type="dxa" w:w="3408"/>
+          </w:tcPr>
+          <w:p>
+            <w:r>
+              <w:t>Meaning and limit</w:t>
+            </w:r>
+          </w:p>
+        </w:tc>
+      </w:tr>
+      <w:tr>
+        <w:tc>
+          <w:tcPr>
+            <w:tcW w:type="dxa" w:w="3408"/>
+          </w:tcPr>
+          <w:p>
+            <w:r>
+              <w:t>Baseline correctness</w:t>
+            </w:r>
+          </w:p>
+        </w:tc>
+        <w:tc>
+          <w:tcPr>
+            <w:tcW w:type="dxa" w:w="3408"/>
+          </w:tcPr>
+          <w:p>
+            <w:r>
+              <w:t>2/10 × 100 = 20%</w:t>
+            </w:r>
+          </w:p>
+        </w:tc>
+        <w:tc>
+          <w:tcPr>
+            <w:tcW w:type="dxa" w:w="3408"/>
+          </w:tcPr>
+          <w:p>
+            <w:r>
+              <w:t>Observed correct-answer rate</w:t>
+            </w:r>
+          </w:p>
+        </w:tc>
+      </w:tr>
+      <w:tr>
+        <w:tc>
+          <w:tcPr>
+            <w:tcW w:type="dxa" w:w="3408"/>
+          </w:tcPr>
+          <w:p>
+            <w:r>
+              <w:t>New correctness</w:t>
+            </w:r>
+          </w:p>
+        </w:tc>
+        <w:tc>
+          <w:tcPr>
+            <w:tcW w:type="dxa" w:w="3408"/>
+          </w:tcPr>
+          <w:p>
+            <w:r>
+              <w:t>4/10 × 100 = 40%</w:t>
+            </w:r>
+          </w:p>
+        </w:tc>
+        <w:tc>
+          <w:tcPr>
+            <w:tcW w:type="dxa" w:w="3408"/>
+          </w:tcPr>
+          <w:p>
+            <w:r>
+              <w:t>Observed rate; six cases still incorrect</w:t>
+            </w:r>
+          </w:p>
+        </w:tc>
+      </w:tr>
+      <w:tr>
+        <w:tc>
+          <w:tcPr>
+            <w:tcW w:type="dxa" w:w="3408"/>
+          </w:tcPr>
+          <w:p>
+            <w:r>
+              <w:t>Absolute rate change</w:t>
+            </w:r>
+          </w:p>
+        </w:tc>
+        <w:tc>
+          <w:tcPr>
+            <w:tcW w:type="dxa" w:w="3408"/>
+          </w:tcPr>
+          <w:p>
+            <w:r>
+              <w:t>40% − 20% = 20 percentage points</w:t>
+            </w:r>
+          </w:p>
+        </w:tc>
+        <w:tc>
+          <w:tcPr>
+            <w:tcW w:type="dxa" w:w="3408"/>
+          </w:tcPr>
+          <w:p>
+            <w:r>
+              <w:t>Not a 20% relative increase</w:t>
+            </w:r>
+          </w:p>
+        </w:tc>
+      </w:tr>
+      <w:tr>
+        <w:tc>
+          <w:tcPr>
+            <w:tcW w:type="dxa" w:w="3408"/>
+          </w:tcPr>
+          <w:p>
+            <w:r>
+              <w:t>Rate ratio</w:t>
+            </w:r>
+          </w:p>
+        </w:tc>
+        <w:tc>
+          <w:tcPr>
+            <w:tcW w:type="dxa" w:w="3408"/>
+          </w:tcPr>
+          <w:p>
+            <w:r>
+              <w:t>40% / 20% = 2</w:t>
+            </w:r>
+          </w:p>
+        </w:tc>
+        <w:tc>
+          <w:tcPr>
+            <w:tcW w:type="dxa" w:w="3408"/>
+          </w:tcPr>
+          <w:p>
+            <w:r>
+              <w:t>Twice the observed rate</w:t>
+            </w:r>
+          </w:p>
+        </w:tc>
+      </w:tr>
+      <w:tr>
+        <w:tc>
+          <w:tcPr>
+            <w:tcW w:type="dxa" w:w="3408"/>
+          </w:tcPr>
+          <w:p>
+            <w:r>
+              <w:t>Relative increase</w:t>
+            </w:r>
+          </w:p>
+        </w:tc>
+        <w:tc>
+          <w:tcPr>
+            <w:tcW w:type="dxa" w:w="3408"/>
+          </w:tcPr>
+          <w:p>
+            <w:r>
+              <w:t>(40% − 20%)/20% = 100%</w:t>
+            </w:r>
+          </w:p>
+        </w:tc>
+        <w:tc>
+          <w:tcPr>
+            <w:tcW w:type="dxa" w:w="3408"/>
+          </w:tcPr>
+          <w:p>
+            <w:r>
+              <w:t>Not twice every learner’s improvement</w:t>
+            </w:r>
+          </w:p>
+        </w:tc>
+      </w:tr>
+      <w:tr>
+        <w:tc>
+          <w:tcPr>
+            <w:tcW w:type="dxa" w:w="3408"/>
+          </w:tcPr>
+          <w:p>
+            <w:r>
+              <w:t>Learner outcome</w:t>
+            </w:r>
+          </w:p>
+        </w:tc>
+        <w:tc>
+          <w:tcPr>
+            <w:tcW w:type="dxa" w:w="3408"/>
+          </w:tcPr>
+          <w:p>
+            <w:r>
+              <w:t>No learner measurements supplied</w:t>
+            </w:r>
+          </w:p>
+        </w:tc>
+        <w:tc>
+          <w:tcPr>
+            <w:tcW w:type="dxa" w:w="3408"/>
+          </w:tcPr>
+          <w:p>
+            <w:r>
+              <w:t>Cannot infer individual learning effects</w:t>
+            </w:r>
+          </w:p>
+        </w:tc>
+      </w:tr>
+    </w:tbl>
+    <w:p>
+      <w:pPr>
+        <w:pStyle w:val="Heading2"/>
+      </w:pPr>
+      <w:r>
+        <w:t>Picture trace and unsupported-learner-headline key</w:t>
+      </w:r>
+    </w:p>
+    <w:p>
+      <w:r>
+        <w:drawing>
+          <wp:inline xmlns:a="http://schemas.openxmlformats.org/drawingml/2006/main" xmlns:pic="http://schemas.openxmlformats.org/drawingml/2006/picture">
+            <wp:extent cx="5486400" cy="3182112"/>
+            <wp:docPr id="1" name="Picture 1" descr="Find the measured outcome: The table counts correct answers, not learning or satisfaction. → Calculate both changes: 20%→40% is twice the rate and a 20-percentage-point increase. → Check claim scope: These ten cases support a descriptive comparison, not universal doubling."/>
+            <wp:cNvGraphicFramePr>
+              <a:graphicFrameLocks noChangeAspect="1"/>
+            </wp:cNvGraphicFramePr>
+            <a:graphic>
+              <a:graphicData uri="http://schemas.openxmlformats.org/drawingml/2006/picture">
+                <pic:pic>
+                  <pic:nvPicPr>
+                    <pic:cNvPr id="0" name="academy-story-ai-7-2-02.png"/>
+                    <pic:cNvPicPr/>
+                  </pic:nvPicPr>
+                  <pic:blipFill>
+                    <a:blip r:embed="rId9"/>
+                    <a:stretch>
+                      <a:fillRect/>
+                    </a:stretch>
+                  </pic:blipFill>
+                  <pic:spPr>
+                    <a:xfrm>
+                      <a:off x="0" y="0"/>
+                      <a:ext cx="5486400" cy="3182112"/>
+                    </a:xfrm>
+                    <a:prstGeom prst="rect"/>
+                  </pic:spPr>
+                </pic:pic>
+              </a:graphicData>
+            </a:graphic>
+          </wp:inline>
+        </w:drawing>
+      </w:r>
+    </w:p>
+    <w:p>
+      <w:pPr>
+        <w:pStyle w:val="Heading3"/>
+      </w:pPr>
+      <w:r>
+        <w:t>Read the picture one step at a time</w:t>
+      </w:r>
+    </w:p>
+    <w:tbl>
+      <w:tblPr>
+        <w:tblStyle w:val="LightShading-Accent1"/>
+        <w:tblW w:type="auto" w:w="0"/>
+        <w:tblLook w:firstColumn="1" w:firstRow="1" w:lastColumn="0" w:lastRow="0" w:noHBand="0" w:noVBand="1" w:val="04A0"/>
+      </w:tblPr>
+      <w:tblGrid>
+        <w:gridCol w:w="5112"/>
+        <w:gridCol w:w="5112"/>
+      </w:tblGrid>
+      <w:tr>
+        <w:trPr>
+          <w:tblHeader/>
+        </w:trPr>
+        <w:tc>
+          <w:tcPr>
+            <w:tcW w:type="dxa" w:w="5112"/>
+          </w:tcPr>
+          <w:p>
+            <w:r>
+              <w:t>Step</w:t>
+            </w:r>
+          </w:p>
+        </w:tc>
+        <w:tc>
+          <w:tcPr>
+            <w:tcW w:type="dxa" w:w="5112"/>
+          </w:tcPr>
+          <w:p>
+            <w:r>
+              <w:t>What happens and why</w:t>
+            </w:r>
+          </w:p>
+        </w:tc>
+      </w:tr>
+      <w:tr>
+        <w:tc>
+          <w:tcPr>
+            <w:tcW w:type="dxa" w:w="5112"/>
+          </w:tcPr>
+          <w:p>
+            <w:r>
+              <w:t>1. Find the measured outcome</w:t>
+            </w:r>
+          </w:p>
+        </w:tc>
+        <w:tc>
+          <w:tcPr>
+            <w:tcW w:type="dxa" w:w="5112"/>
+          </w:tcPr>
+          <w:p>
+            <w:r>
+              <w:t>The table counts correct answers, not learning or satisfaction.</w:t>
+            </w:r>
+          </w:p>
+        </w:tc>
+      </w:tr>
+      <w:tr>
+        <w:tc>
+          <w:tcPr>
+            <w:tcW w:type="dxa" w:w="5112"/>
+          </w:tcPr>
+          <w:p>
+            <w:r>
+              <w:t>2. Calculate both changes</w:t>
+            </w:r>
+          </w:p>
+        </w:tc>
+        <w:tc>
+          <w:tcPr>
+            <w:tcW w:type="dxa" w:w="5112"/>
+          </w:tcPr>
+          <w:p>
+            <w:r>
+              <w:t>20%→40% is twice the rate and a 20-percentage-point increase.</w:t>
+            </w:r>
+          </w:p>
+        </w:tc>
+      </w:tr>
+      <w:tr>
+        <w:tc>
+          <w:tcPr>
+            <w:tcW w:type="dxa" w:w="5112"/>
+          </w:tcPr>
+          <w:p>
+            <w:r>
+              <w:t>3. Check claim scope</w:t>
+            </w:r>
+          </w:p>
+        </w:tc>
+        <w:tc>
+          <w:tcPr>
+            <w:tcW w:type="dxa" w:w="5112"/>
+          </w:tcPr>
+          <w:p>
+            <w:r>
+              <w:t>These ten cases support a descriptive comparison, not universal doubling.</w:t>
+            </w:r>
+          </w:p>
+        </w:tc>
+      </w:tr>
+    </w:tbl>
+    <w:p>
+      <w:r>
+        <w:t>Match each pictured step to the supplied facts. This is a worked teaching case, not an independent assessment.</w:t>
+      </w:r>
+    </w:p>
+    <w:p>
+      <w:pPr>
+        <w:spacing w:line="336" w:lineRule="auto" w:after="180"/>
+      </w:pPr>
+      <w:r>
+        <w:rPr>
+          <w:b w:val="0"/>
+        </w:rPr>
+        <w:t xml:space="preserve">A research </w:t>
+      </w:r>
+      <w:r>
+        <w:rPr>
+          <w:b/>
+        </w:rPr>
+        <w:t>claim</w:t>
+      </w:r>
+      <w:r>
+        <w:rPr>
+          <w:b w:val="0"/>
+        </w:rPr>
+        <w:t xml:space="preserve"> compresses a method and result. Unpack the measured variable, denominator and comparison before accepting the headline.</w:t>
+      </w:r>
+    </w:p>
+    <w:p>
+      <w:pPr>
+        <w:spacing w:line="336" w:lineRule="auto" w:after="180"/>
+      </w:pPr>
+      <w:r>
+        <w:rPr>
+          <w:b w:val="0"/>
+        </w:rPr>
+        <w:t>Small case counts leave substantial uncertainty; no significance or causal effect is supplied.</w:t>
+      </w:r>
+    </w:p>
+    <w:p>
+      <w:pPr>
+        <w:spacing w:line="336" w:lineRule="auto" w:after="180"/>
+      </w:pPr>
+      <w:r>
+        <w:rPr>
+          <w:b w:val="0"/>
+        </w:rPr>
+        <w:t>Change: The headline changes to "every learner improves twice as much".</w:t>
+      </w:r>
+    </w:p>
+    <w:p>
+      <w:pPr>
+        <w:spacing w:line="336" w:lineRule="auto" w:after="180"/>
+      </w:pPr>
+      <w:r>
+        <w:rPr>
+          <w:b/>
+        </w:rPr>
+        <w:t>Prediction</w:t>
+      </w:r>
+      <w:r>
+        <w:rPr>
+          <w:b w:val="0"/>
+        </w:rPr>
+        <w:t xml:space="preserve">: That learner </w:t>
+      </w:r>
+      <w:r>
+        <w:rPr>
+          <w:b/>
+        </w:rPr>
+        <w:t>claim</w:t>
+      </w:r>
+      <w:r>
+        <w:rPr>
+          <w:b w:val="0"/>
+        </w:rPr>
+        <w:t xml:space="preserve"> is unsupported by these answer counts.</w:t>
+      </w:r>
+    </w:p>
+    <w:p>
+      <w:pPr>
+        <w:spacing w:line="336" w:lineRule="auto" w:after="180"/>
+      </w:pPr>
+      <w:r>
+        <w:rPr>
+          <w:b w:val="0"/>
+        </w:rPr>
+        <w:t xml:space="preserve">Reason: The outcome and experimental unit have changed in the wording without new </w:t>
+      </w:r>
+      <w:r>
+        <w:rPr>
+          <w:b/>
+        </w:rPr>
+        <w:t>evidence</w:t>
+      </w:r>
+      <w:r>
+        <w:rPr>
+          <w:b w:val="0"/>
+        </w:rPr>
+        <w:t>.</w:t>
+      </w:r>
+    </w:p>
+    <w:p>
+      <w:pPr>
+        <w:pStyle w:val="Heading2"/>
+      </w:pPr>
+      <w:r>
+        <w:t>Earlier wording, alternatives and picture transcripts · reference / check after trying</w:t>
+      </w:r>
+    </w:p>
+    <w:p>
+      <w:pPr>
+        <w:spacing w:line="336" w:lineRule="auto" w:after="180"/>
+      </w:pPr>
+      <w:r>
+        <w:rPr>
+          <w:b w:val="0"/>
+        </w:rPr>
+        <w:t>Begin by writing the question the procedure is intended to answer. Identify the information already supplied, the information it will produce and the information still missing.</w:t>
+      </w:r>
+    </w:p>
+    <w:p>
+      <w:pPr>
+        <w:spacing w:line="336" w:lineRule="auto" w:after="180"/>
+      </w:pPr>
+      <w:r>
+        <w:rPr>
+          <w:b w:val="0"/>
+        </w:rPr>
+        <w:t>These are constructed classroom examples; they do not require live accounts, private records or an external service. Do not treat a plausible explanation as a measured outcome.</w:t>
       </w:r>
     </w:p>
     <w:p>
@@ -894,99 +2538,30 @@
         <w:pStyle w:val="Heading3"/>
       </w:pPr>
       <w:r>
-        <w:t>Reading a research claim — evidence trace</w:t>
-      </w:r>
-    </w:p>
-    <w:tbl>
-      <w:tblPr>
-        <w:tblStyle w:val="LightShading-Accent1"/>
-        <w:tblW w:type="auto" w:w="0"/>
-        <w:tblLook w:firstColumn="1" w:firstRow="1" w:lastColumn="0" w:lastRow="0" w:noHBand="0" w:noVBand="1" w:val="04A0"/>
-      </w:tblPr>
-      <w:tblGrid>
-        <w:gridCol w:w="3408"/>
-        <w:gridCol w:w="3408"/>
-        <w:gridCol w:w="3408"/>
-      </w:tblGrid>
-      <w:tr>
-        <w:trPr>
-          <w:tblHeader/>
-        </w:trPr>
-        <w:tc>
-          <w:tcPr>
-            <w:tcW w:type="dxa" w:w="3408"/>
-          </w:tcPr>
-          <w:p>
-            <w:r>
-              <w:t>Input and scope</w:t>
-            </w:r>
-          </w:p>
-        </w:tc>
-        <w:tc>
-          <w:tcPr>
-            <w:tcW w:type="dxa" w:w="3408"/>
-          </w:tcPr>
-          <w:p>
-            <w:r>
-              <w:t>Check or calculation</w:t>
-            </w:r>
-          </w:p>
-        </w:tc>
-        <w:tc>
-          <w:tcPr>
-            <w:tcW w:type="dxa" w:w="3408"/>
-          </w:tcPr>
-          <w:p>
-            <w:r>
-              <w:t>Conclusion and limit</w:t>
-            </w:r>
-          </w:p>
-        </w:tc>
-      </w:tr>
-      <w:tr>
-        <w:tc>
-          <w:tcPr>
-            <w:tcW w:type="dxa" w:w="3408"/>
-          </w:tcPr>
-          <w:p>
-            <w:r>
-              <w:t>A fictional report says method B is better after6/8 supported answers versus baseline5/8 on the same constructed cases.</w:t>
-            </w:r>
-          </w:p>
-        </w:tc>
-        <w:tc>
-          <w:tcPr>
-            <w:tcW w:type="dxa" w:w="3408"/>
-          </w:tcPr>
-          <w:p>
-            <w:r>
-              <w:t>Separate the claim from supplied evidence. Record dataset, unit, baseline, metric and limitations. Ask whether the statement extends beyond those observations.</w:t>
-            </w:r>
-          </w:p>
-        </w:tc>
-        <w:tc>
-          <w:tcPr>
-            <w:tcW w:type="dxa" w:w="3408"/>
-          </w:tcPr>
-          <w:p>
-            <w:r>
-              <w:t>B has75% versus62.5%, a12.5-point difference on eight cases. Better in this measured outcome does not establish broader tasks or uncertainty.</w:t>
-            </w:r>
-          </w:p>
-        </w:tc>
-      </w:tr>
-    </w:tbl>
-    <w:p>
-      <w:r>
-        <w:t>The figure connects this chapter's worked input, declared procedure and result. Read the complete worked reasoning for qualifiers and intermediate steps; the abbreviated labels do not replace that reasoning.</w:t>
+        <w:t>Model the reasoning aloud</w:t>
       </w:r>
     </w:p>
     <w:p>
       <w:pPr>
-        <w:pStyle w:val="Heading3"/>
-      </w:pPr>
-      <w:r>
-        <w:t>Explain Reading a research claim · 3</w:t>
+        <w:spacing w:line="336" w:lineRule="auto" w:after="180"/>
+      </w:pPr>
+      <w:r>
+        <w:rPr>
+          <w:b w:val="0"/>
+        </w:rPr>
+        <w:t xml:space="preserve">Use the complete worked example below before asking learners to complete W2. Reveal a small part, invite a </w:t>
+      </w:r>
+      <w:r>
+        <w:rPr>
+          <w:b/>
+        </w:rPr>
+        <w:t>prediction</w:t>
+      </w:r>
+      <w:r>
+        <w:rPr>
+          <w:b w:val="0"/>
+        </w:rPr>
+        <w:t>, then explain the deciding step.</w:t>
       </w:r>
     </w:p>
     <w:p>
@@ -997,207 +2572,7 @@
         <w:rPr>
           <w:b w:val="0"/>
         </w:rPr>
-        <w:t>Guided: B has75% versus62.5%, a12.5-point difference on eight cases. Better in this measured outcome does not establish broader tasks or uncertainty.</w:t>
-      </w:r>
-    </w:p>
-    <w:p>
-      <w:pPr>
-        <w:spacing w:line="336" w:lineRule="auto" w:after="180"/>
-      </w:pPr>
-      <w:r>
-        <w:rPr>
-          <w:b w:val="0"/>
-        </w:rPr>
-        <w:t xml:space="preserve">Qualification: A numerical improvement can be real in the sample while the broader </w:t>
-      </w:r>
-      <w:r>
-        <w:rPr>
-          <w:b/>
-        </w:rPr>
-        <w:t>claim</w:t>
-      </w:r>
-      <w:r>
-        <w:rPr>
-          <w:b w:val="0"/>
-        </w:rPr>
-        <w:t xml:space="preserve"> remains unsupported.</w:t>
-      </w:r>
-    </w:p>
-    <w:p>
-      <w:pPr>
-        <w:spacing w:line="336" w:lineRule="auto" w:after="180"/>
-      </w:pPr>
-      <w:r>
-        <w:rPr>
-          <w:b w:val="0"/>
-        </w:rPr>
-        <w:t xml:space="preserve">Exit: accept a concrete variation with its predicted outcome and a stated condition that would challenge the </w:t>
-      </w:r>
-      <w:r>
-        <w:rPr>
-          <w:b/>
-        </w:rPr>
-        <w:t>mechanism</w:t>
-      </w:r>
-      <w:r>
-        <w:rPr>
-          <w:b w:val="0"/>
-        </w:rPr>
-        <w:t xml:space="preserve">; reject a </w:t>
-      </w:r>
-      <w:r>
-        <w:rPr>
-          <w:b/>
-        </w:rPr>
-        <w:t>claim</w:t>
-      </w:r>
-      <w:r>
-        <w:rPr>
-          <w:b w:val="0"/>
-        </w:rPr>
-        <w:t xml:space="preserve"> resting on unmeasured </w:t>
-      </w:r>
-      <w:r>
-        <w:rPr>
-          <w:b/>
-        </w:rPr>
-        <w:t>evidence</w:t>
-      </w:r>
-      <w:r>
-        <w:rPr>
-          <w:b w:val="0"/>
-        </w:rPr>
-        <w:t>.</w:t>
-      </w:r>
-    </w:p>
-    <w:p>
-      <w:pPr>
-        <w:pStyle w:val="Heading3"/>
-      </w:pPr>
-      <w:r>
-        <w:t>Model the reasoning aloud</w:t>
-      </w:r>
-    </w:p>
-    <w:p>
-      <w:pPr>
-        <w:spacing w:line="336" w:lineRule="auto" w:after="180"/>
-      </w:pPr>
-      <w:r>
-        <w:rPr>
-          <w:b w:val="0"/>
-        </w:rPr>
-        <w:t xml:space="preserve">Use the complete worked example below before asking learners to complete W2. Reveal a small part, invite a </w:t>
-      </w:r>
-      <w:r>
-        <w:rPr>
-          <w:b/>
-        </w:rPr>
-        <w:t>prediction</w:t>
-      </w:r>
-      <w:r>
-        <w:rPr>
-          <w:b w:val="0"/>
-        </w:rPr>
-        <w:t>, then explain the deciding step.</w:t>
-      </w:r>
-    </w:p>
-    <w:p>
-      <w:pPr>
-        <w:spacing w:line="336" w:lineRule="auto" w:after="180"/>
-      </w:pPr>
-      <w:r>
-        <w:rPr>
-          <w:b w:val="0"/>
-        </w:rPr>
         <w:t>These teacher notes contain solutions; do not reveal the independent case answer during modelling.</w:t>
-      </w:r>
-    </w:p>
-    <w:p>
-      <w:pPr>
-        <w:spacing w:line="336" w:lineRule="auto" w:after="180"/>
-      </w:pPr>
-      <w:r>
-        <w:rPr>
-          <w:b w:val="0"/>
-        </w:rPr>
-        <w:t>A fictional report says method B is better after6/8 supported answers versus baseline5/8 on the same constructed cases.</w:t>
-      </w:r>
-    </w:p>
-    <w:p>
-      <w:pPr>
-        <w:spacing w:line="336" w:lineRule="auto" w:after="180"/>
-      </w:pPr>
-      <w:r>
-        <w:rPr>
-          <w:b w:val="0"/>
-        </w:rPr>
-        <w:t>B has75% versus62.5%, a12.5-point difference on eight cases. Better in this measured outcome does not establish broader tasks or uncertainty.</w:t>
-      </w:r>
-    </w:p>
-    <w:p>
-      <w:pPr>
-        <w:pStyle w:val="Heading3"/>
-      </w:pPr>
-      <w:r>
-        <w:t>Model the reasoning aloud · 4</w:t>
-      </w:r>
-    </w:p>
-    <w:p>
-      <w:pPr>
-        <w:spacing w:line="336" w:lineRule="auto" w:after="180"/>
-      </w:pPr>
-      <w:r>
-        <w:rPr>
-          <w:b w:val="0"/>
-        </w:rPr>
-        <w:t xml:space="preserve">Compare the intermediate </w:t>
-      </w:r>
-      <w:r>
-        <w:rPr>
-          <w:b/>
-        </w:rPr>
-        <w:t>evidence</w:t>
-      </w:r>
-      <w:r>
-        <w:rPr>
-          <w:b w:val="0"/>
-        </w:rPr>
-        <w:t xml:space="preserve"> with the final statement. Explain why each number or decision follows from the stated </w:t>
-      </w:r>
-      <w:r>
-        <w:rPr>
-          <w:b/>
-        </w:rPr>
-        <w:t>input</w:t>
-      </w:r>
-      <w:r>
-        <w:rPr>
-          <w:b w:val="0"/>
-        </w:rPr>
-        <w:t>s.</w:t>
-      </w:r>
-    </w:p>
-    <w:p>
-      <w:pPr>
-        <w:spacing w:line="336" w:lineRule="auto" w:after="180"/>
-      </w:pPr>
-      <w:r>
-        <w:rPr>
-          <w:b w:val="0"/>
-        </w:rPr>
-        <w:t xml:space="preserve">The conclusion belongs to this scenario and procedure; changing the </w:t>
-      </w:r>
-      <w:r>
-        <w:rPr>
-          <w:b/>
-        </w:rPr>
-        <w:t>input</w:t>
-      </w:r>
-      <w:r>
-        <w:rPr>
-          <w:b w:val="0"/>
-        </w:rPr>
-        <w:t>s, evaluation population or authority can change what it establishes. Retain the raw record so a later revision can be compared honestly.</w:t>
       </w:r>
     </w:p>
     <w:tbl>
@@ -1323,53 +2698,10 @@
     </w:p>
     <w:p>
       <w:pPr>
-        <w:spacing w:line="336" w:lineRule="auto" w:after="180"/>
-      </w:pPr>
-      <w:r>
-        <w:rPr>
-          <w:b w:val="0"/>
-        </w:rPr>
-        <w:t xml:space="preserve">Read a </w:t>
-      </w:r>
-      <w:r>
-        <w:rPr>
-          <w:b/>
-        </w:rPr>
-        <w:t>claim</w:t>
-      </w:r>
-      <w:r>
-        <w:rPr>
-          <w:b w:val="0"/>
-        </w:rPr>
-        <w:t xml:space="preserve"> with its denominator. A fictional paper headline says a prompt is twice as effective. Its table reports four correct cases instead of two.</w:t>
-      </w:r>
-    </w:p>
-    <w:p>
-      <w:pPr>
         <w:pStyle w:val="Heading3"/>
       </w:pPr>
       <w:r>
         <w:t>The facts we will use</w:t>
-      </w:r>
-    </w:p>
-    <w:p>
-      <w:pPr>
-        <w:pStyle w:val="Heading3"/>
-      </w:pPr>
-      <w:r>
-        <w:t>Supplied facts</w:t>
-      </w:r>
-    </w:p>
-    <w:p>
-      <w:pPr>
-        <w:spacing w:line="336" w:lineRule="auto" w:after="180"/>
-        <w:shd w:fill="F1F6FC"/>
-      </w:pPr>
-      <w:r>
-        <w:rPr>
-          <w:b w:val="0"/>
-        </w:rPr>
-        <w:t>Baseline: 2/10 correct. New prompt: 4/10 on the same ten cases. Scoring is fixed.</w:t>
       </w:r>
     </w:p>
     <w:p>
@@ -1377,7 +2709,7 @@
         <w:drawing>
           <wp:inline xmlns:a="http://schemas.openxmlformats.org/drawingml/2006/main" xmlns:pic="http://schemas.openxmlformats.org/drawingml/2006/picture">
             <wp:extent cx="5486400" cy="2641600"/>
-            <wp:docPr id="1" name="Picture 1" descr="Correctness on ten shared cases"/>
+            <wp:docPr id="2" name="Picture 2" descr="Correctness on ten shared cases"/>
             <wp:cNvGraphicFramePr>
               <a:graphicFrameLocks noChangeAspect="1"/>
             </wp:cNvGraphicFramePr>
@@ -1389,7 +2721,7 @@
                     <pic:cNvPicPr/>
                   </pic:nvPicPr>
                   <pic:blipFill>
-                    <a:blip r:embed="rId9"/>
+                    <a:blip r:embed="rId10"/>
                     <a:stretch>
                       <a:fillRect/>
                     </a:stretch>
@@ -1413,7 +2745,7 @@
         <w:drawing>
           <wp:inline xmlns:a="http://schemas.openxmlformats.org/drawingml/2006/main" xmlns:pic="http://schemas.openxmlformats.org/drawingml/2006/picture">
             <wp:extent cx="5486400" cy="5261429"/>
-            <wp:docPr id="2" name="Picture 2" descr="Reading a research claim. Find the measured outcome: The table counts correct answers, not learning or satisfaction.. Calculate both changes: 20%→40% is twice the rate and a 20-percentage-point increase.. Check claim scope: These ten cases support a descriptive comparison, not universal doubling."/>
+            <wp:docPr id="3" name="Picture 3" descr="Reading a research claim. Find the measured outcome: The table counts correct answers, not learning or satisfaction.. Calculate both changes: 20%→40% is twice the rate and a 20-percentage-point increase.. Check claim scope: These ten cases support a descriptive comparison, not universal doubling."/>
             <wp:cNvGraphicFramePr>
               <a:graphicFrameLocks noChangeAspect="1"/>
             </wp:cNvGraphicFramePr>
@@ -1425,7 +2757,7 @@
                     <pic:cNvPicPr/>
                   </pic:nvPicPr>
                   <pic:blipFill>
-                    <a:blip r:embed="rId10"/>
+                    <a:blip r:embed="rId11"/>
                     <a:stretch>
                       <a:fillRect/>
                     </a:stretch>
@@ -1449,114 +2781,7 @@
         <w:pStyle w:val="Heading3"/>
       </w:pPr>
       <w:r>
-        <w:t>Read the picture one step at a time</w:t>
-      </w:r>
-    </w:p>
-    <w:tbl>
-      <w:tblPr>
-        <w:tblStyle w:val="LightShading-Accent1"/>
-        <w:tblW w:type="auto" w:w="0"/>
-        <w:tblLook w:firstColumn="1" w:firstRow="1" w:lastColumn="0" w:lastRow="0" w:noHBand="0" w:noVBand="1" w:val="04A0"/>
-      </w:tblPr>
-      <w:tblGrid>
-        <w:gridCol w:w="5112"/>
-        <w:gridCol w:w="5112"/>
-      </w:tblGrid>
-      <w:tr>
-        <w:trPr>
-          <w:tblHeader/>
-        </w:trPr>
-        <w:tc>
-          <w:tcPr>
-            <w:tcW w:type="dxa" w:w="5112"/>
-          </w:tcPr>
-          <w:p>
-            <w:r>
-              <w:t>Step</w:t>
-            </w:r>
-          </w:p>
-        </w:tc>
-        <w:tc>
-          <w:tcPr>
-            <w:tcW w:type="dxa" w:w="5112"/>
-          </w:tcPr>
-          <w:p>
-            <w:r>
-              <w:t>What happens and why</w:t>
-            </w:r>
-          </w:p>
-        </w:tc>
-      </w:tr>
-      <w:tr>
-        <w:tc>
-          <w:tcPr>
-            <w:tcW w:type="dxa" w:w="5112"/>
-          </w:tcPr>
-          <w:p>
-            <w:r>
-              <w:t>1. Find the measured outcome</w:t>
-            </w:r>
-          </w:p>
-        </w:tc>
-        <w:tc>
-          <w:tcPr>
-            <w:tcW w:type="dxa" w:w="5112"/>
-          </w:tcPr>
-          <w:p>
-            <w:r>
-              <w:t>The table counts correct answers, not learning or satisfaction.</w:t>
-            </w:r>
-          </w:p>
-        </w:tc>
-      </w:tr>
-      <w:tr>
-        <w:tc>
-          <w:tcPr>
-            <w:tcW w:type="dxa" w:w="5112"/>
-          </w:tcPr>
-          <w:p>
-            <w:r>
-              <w:t>2. Calculate both changes</w:t>
-            </w:r>
-          </w:p>
-        </w:tc>
-        <w:tc>
-          <w:tcPr>
-            <w:tcW w:type="dxa" w:w="5112"/>
-          </w:tcPr>
-          <w:p>
-            <w:r>
-              <w:t>20%→40% is twice the rate and a 20-percentage-point increase.</w:t>
-            </w:r>
-          </w:p>
-        </w:tc>
-      </w:tr>
-      <w:tr>
-        <w:tc>
-          <w:tcPr>
-            <w:tcW w:type="dxa" w:w="5112"/>
-          </w:tcPr>
-          <w:p>
-            <w:r>
-              <w:t>3. Check claim scope</w:t>
-            </w:r>
-          </w:p>
-        </w:tc>
-        <w:tc>
-          <w:tcPr>
-            <w:tcW w:type="dxa" w:w="5112"/>
-          </w:tcPr>
-          <w:p>
-            <w:r>
-              <w:t>These ten cases support a descriptive comparison, not universal doubling.</w:t>
-            </w:r>
-          </w:p>
-        </w:tc>
-      </w:tr>
-    </w:tbl>
-    <w:p>
-      <w:r>
-        <w:t>Match each pictured step to the supplied facts. This is a worked teaching case, not an independent assessment.</w:t>
+        <w:t>Why this result follows</w:t>
       </w:r>
     </w:p>
     <w:p>
@@ -1564,7 +2789,7 @@
         <w:pStyle w:val="Heading3"/>
       </w:pPr>
       <w:r>
-        <w:t>Why this result follows</w:t>
+        <w:t>What this example does not establish</w:t>
       </w:r>
     </w:p>
     <w:p>
@@ -1572,173 +2797,180 @@
         <w:pStyle w:val="Heading3"/>
       </w:pPr>
       <w:r>
-        <w:t>Why the result follows</w:t>
+        <w:t>Change one thing in the pictured case</w:t>
       </w:r>
     </w:p>
     <w:p>
       <w:pPr>
-        <w:spacing w:line="336" w:lineRule="auto" w:after="180"/>
-        <w:shd w:fill="F1F6FC"/>
-      </w:pPr>
-      <w:r>
-        <w:rPr>
-          <w:b w:val="0"/>
-        </w:rPr>
-        <w:t xml:space="preserve">A research </w:t>
-      </w:r>
-      <w:r>
-        <w:rPr>
-          <w:b/>
-        </w:rPr>
-        <w:t>claim</w:t>
-      </w:r>
-      <w:r>
-        <w:rPr>
-          <w:b w:val="0"/>
-        </w:rPr>
-        <w:t xml:space="preserve"> compresses a method and result. Unpack the measured variable, denominator and comparison before accepting the headline.</w:t>
+        <w:pStyle w:val="Heading3"/>
+      </w:pPr>
+      <w:r>
+        <w:t>Ask while showing the picture</w:t>
       </w:r>
     </w:p>
     <w:p>
       <w:pPr>
-        <w:pStyle w:val="Heading3"/>
-      </w:pPr>
-      <w:r>
-        <w:t>What this example does not establish</w:t>
+        <w:spacing w:line="336" w:lineRule="auto" w:after="180"/>
+      </w:pPr>
+      <w:r>
+        <w:rPr>
+          <w:b w:val="0"/>
+        </w:rPr>
+        <w:t xml:space="preserve">Cover the result. Ask learners to name the </w:t>
+      </w:r>
+      <w:r>
+        <w:rPr>
+          <w:b/>
+        </w:rPr>
+        <w:t>input</w:t>
+      </w:r>
+      <w:r>
+        <w:rPr>
+          <w:b w:val="0"/>
+        </w:rPr>
+        <w:t xml:space="preserve">s and predict the next step. Uncover one step, connect the icon to the actual procedure, and explain its </w:t>
+      </w:r>
+      <w:r>
+        <w:rPr>
+          <w:b/>
+        </w:rPr>
+        <w:t>evidence</w:t>
+      </w:r>
+      <w:r>
+        <w:rPr>
+          <w:b w:val="0"/>
+        </w:rPr>
+        <w:t>. Then change the supplied condition and compare.</w:t>
       </w:r>
     </w:p>
     <w:p>
       <w:pPr>
-        <w:pStyle w:val="Heading3"/>
-      </w:pPr>
-      <w:r>
-        <w:t>Keep the stated limit</w:t>
+        <w:spacing w:line="336" w:lineRule="auto" w:after="180"/>
+      </w:pPr>
+      <w:r>
+        <w:rPr>
+          <w:b w:val="0"/>
+        </w:rPr>
+        <w:t>The picture is a representation; it does not document execution of a real AI model.</w:t>
       </w:r>
     </w:p>
     <w:p>
       <w:pPr>
-        <w:spacing w:line="336" w:lineRule="auto" w:after="180"/>
-        <w:shd w:fill="FFF5E6"/>
-      </w:pPr>
-      <w:r>
-        <w:rPr>
-          <w:b w:val="0"/>
-        </w:rPr>
-        <w:t>Small case counts leave substantial uncertainty; no significance or causal effect is supplied.</w:t>
+        <w:pStyle w:val="Heading1"/>
+      </w:pPr>
+      <w:r>
+        <w:t>03. Model a step,then remove help</w:t>
       </w:r>
     </w:p>
     <w:p>
-      <w:pPr>
-        <w:pStyle w:val="Heading3"/>
-      </w:pPr>
-      <w:r>
-        <w:t>Change one thing in the pictured case</w:t>
+      <w:r>
+        <w:t>Collect each learner’s reasoning before showing a key.</w:t>
       </w:r>
     </w:p>
     <w:p>
       <w:pPr>
-        <w:pStyle w:val="Heading3"/>
-      </w:pPr>
-      <w:r>
-        <w:t>Change one thing</w:t>
+        <w:pStyle w:val="Heading2"/>
+      </w:pPr>
+      <w:r>
+        <w:t>Current completion task and checked reasoning</w:t>
       </w:r>
     </w:p>
     <w:p>
       <w:pPr>
         <w:spacing w:line="336" w:lineRule="auto" w:after="180"/>
-        <w:shd w:fill="F5F1FB"/>
       </w:pPr>
       <w:r>
         <w:rPr>
           <w:b w:val="0"/>
         </w:rPr>
-        <w:t>Change: The headline changes to "every learner improves twice as much".</w:t>
+        <w:t>Completion task: A fictional report says method B is better after 6/8 supported answers versus baseline 5/8 on the same constructed cases. Show the intermediate steps and give the conclusion with its scope.</w:t>
       </w:r>
     </w:p>
     <w:p>
       <w:pPr>
-        <w:pStyle w:val="Heading3"/>
-      </w:pPr>
-      <w:r>
-        <w:t>Predicted result</w:t>
+        <w:spacing w:line="336" w:lineRule="auto" w:after="180"/>
+      </w:pPr>
+      <w:r>
+        <w:rPr>
+          <w:b w:val="0"/>
+        </w:rPr>
+        <w:t>Teacher check: Teacher explanation: B has 75% versus 62.5%, a 12.5-percentage-point difference on eight cases. Better in this measured outcome does not establish broader tasks or uncertainty.</w:t>
       </w:r>
     </w:p>
     <w:p>
       <w:pPr>
         <w:spacing w:line="336" w:lineRule="auto" w:after="180"/>
-        <w:shd w:fill="F1F6FC"/>
-      </w:pPr>
+      </w:pPr>
+      <w:r>
+        <w:rPr>
+          <w:b w:val="0"/>
+        </w:rPr>
+        <w:t xml:space="preserve">Start by identifying the given </w:t>
+      </w:r>
       <w:r>
         <w:rPr>
           <w:b/>
         </w:rPr>
-        <w:t>Prediction</w:t>
+        <w:t>input</w:t>
       </w:r>
       <w:r>
         <w:rPr>
           <w:b w:val="0"/>
         </w:rPr>
-        <w:t xml:space="preserve">: That learner </w:t>
-      </w:r>
-      <w:r>
-        <w:rPr>
-          <w:b/>
-        </w:rPr>
-        <w:t>claim</w:t>
-      </w:r>
-      <w:r>
-        <w:rPr>
-          <w:b w:val="0"/>
-        </w:rPr>
-        <w:t xml:space="preserve"> is unsupported by these answer counts.</w:t>
+        <w:t>s together. Leave the intermediate steps blank. If needed, model one step, then withdraw that help on the next step. Move to a full trace only when the partial trace is understood.</w:t>
       </w:r>
     </w:p>
     <w:p>
       <w:pPr>
-        <w:pStyle w:val="Heading3"/>
-      </w:pPr>
-      <w:r>
-        <w:t>Why the result follows</w:t>
+        <w:spacing w:line="336" w:lineRule="auto" w:after="180"/>
+      </w:pPr>
+      <w:r>
+        <w:rPr>
+          <w:b w:val="0"/>
+        </w:rPr>
+        <w:t>For partners, alternate explainer and checker; collect a response from every learner before discussion.</w:t>
       </w:r>
     </w:p>
     <w:p>
       <w:pPr>
-        <w:spacing w:line="336" w:lineRule="auto" w:after="180"/>
-        <w:shd w:fill="F1F6FC"/>
-      </w:pPr>
-      <w:r>
-        <w:rPr>
-          <w:b w:val="0"/>
-        </w:rPr>
-        <w:t xml:space="preserve">Reason: The outcome and experimental unit have changed in the wording without new </w:t>
-      </w:r>
-      <w:r>
-        <w:rPr>
-          <w:b/>
-        </w:rPr>
-        <w:t>evidence</w:t>
-      </w:r>
-      <w:r>
-        <w:rPr>
-          <w:b w:val="0"/>
-        </w:rPr>
-        <w:t>.</w:t>
+        <w:pStyle w:val="Heading2"/>
+      </w:pPr>
+      <w:r>
+        <w:t>Individual misconception check</w:t>
       </w:r>
     </w:p>
     <w:p>
       <w:pPr>
-        <w:pStyle w:val="Heading3"/>
-      </w:pPr>
-      <w:r>
-        <w:t>Ask while showing the picture</w:t>
+        <w:spacing w:line="336" w:lineRule="auto" w:after="180"/>
+      </w:pPr>
+      <w:r>
+        <w:rPr>
+          <w:b w:val="0"/>
+        </w:rPr>
+        <w:t xml:space="preserve">Use the worked case for Reading a research </w:t>
+      </w:r>
+      <w:r>
+        <w:rPr>
+          <w:b/>
+        </w:rPr>
+        <w:t>claim</w:t>
+      </w:r>
+      <w:r>
+        <w:rPr>
+          <w:b w:val="0"/>
+        </w:rPr>
+        <w:t>. Proposed explanation: “The worked result establishes every future case”. Decide whether this explanation is supported.</w:t>
       </w:r>
     </w:p>
     <w:p>
       <w:pPr>
-        <w:pStyle w:val="Heading3"/>
-      </w:pPr>
-      <w:r>
-        <w:t>Ask while showing the picture · 5</w:t>
+        <w:spacing w:line="336" w:lineRule="auto" w:after="180"/>
+      </w:pPr>
+      <w:r>
+        <w:rPr>
+          <w:b w:val="0"/>
+        </w:rPr>
+        <w:t>Point to the step or supplied fact that decides; explain your repair if needed.</w:t>
       </w:r>
     </w:p>
     <w:p>
@@ -1749,31 +2981,19 @@
         <w:rPr>
           <w:b w:val="0"/>
         </w:rPr>
-        <w:t xml:space="preserve">Cover the result. Ask learners to name the </w:t>
+        <w:t xml:space="preserve">Expected correction: A numerical improvement can be real in the sample while the broader </w:t>
       </w:r>
       <w:r>
         <w:rPr>
           <w:b/>
         </w:rPr>
-        <w:t>input</w:t>
+        <w:t>claim</w:t>
       </w:r>
       <w:r>
         <w:rPr>
           <w:b w:val="0"/>
         </w:rPr>
-        <w:t xml:space="preserve">s and predict the next step. Uncover one step, connect the icon to the actual procedure, and explain its </w:t>
-      </w:r>
-      <w:r>
-        <w:rPr>
-          <w:b/>
-        </w:rPr>
-        <w:t>evidence</w:t>
-      </w:r>
-      <w:r>
-        <w:rPr>
-          <w:b w:val="0"/>
-        </w:rPr>
-        <w:t>. Then change the supplied condition and compare.</w:t>
+        <w:t xml:space="preserve"> remains unsupported.</w:t>
       </w:r>
     </w:p>
     <w:p>
@@ -1784,20 +3004,238 @@
         <w:rPr>
           <w:b w:val="0"/>
         </w:rPr>
-        <w:t>The picture is a representation; it does not document execution of a real AI model.</w:t>
+        <w:t>Collect explanations, not only yes/no votes. If a misunderstanding is common, re-model the relevant step for the class.</w:t>
       </w:r>
     </w:p>
     <w:p>
       <w:pPr>
-        <w:pStyle w:val="Heading1"/>
-      </w:pPr>
-      <w:r>
-        <w:t>03. Demonstrate and guide practice</w:t>
+        <w:spacing w:line="336" w:lineRule="auto" w:after="180"/>
+      </w:pPr>
+      <w:r>
+        <w:rPr>
+          <w:b w:val="0"/>
+        </w:rPr>
+        <w:t>If it affects a few learners, give a short targeted group explanation while others solve a more demanding variation.</w:t>
       </w:r>
     </w:p>
     <w:p>
-      <w:r>
-        <w:t>Demonstrate Reading a research claim, reduce support deliberately and check individual reasoning before discussing answers.</w:t>
+      <w:pPr>
+        <w:pStyle w:val="Heading2"/>
+      </w:pPr>
+      <w:r>
+        <w:t>Pictured reasoning and changed case</w:t>
+      </w:r>
+    </w:p>
+    <w:p>
+      <w:pPr>
+        <w:spacing w:line="336" w:lineRule="auto" w:after="180"/>
+      </w:pPr>
+      <w:r>
+        <w:rPr>
+          <w:b w:val="0"/>
+        </w:rPr>
+        <w:t>Calculate the baseline and new rates for 2/10 and 4/10. Explain both twice the rate and the percentage-point change, and say why neither measures every learner’s improvement.</w:t>
+      </w:r>
+    </w:p>
+    <w:p>
+      <w:pPr>
+        <w:spacing w:line="336" w:lineRule="auto" w:after="180"/>
+      </w:pPr>
+      <w:r>
+        <w:rPr>
+          <w:b w:val="0"/>
+        </w:rPr>
+        <w:t>The table counts correct answers, not learning or satisfaction. 20%→40% is twice the rate and a 20-percentage-point increase. These ten cases support a descriptive comparison, not universal doubling.</w:t>
+      </w:r>
+    </w:p>
+    <w:p>
+      <w:pPr>
+        <w:spacing w:line="336" w:lineRule="auto" w:after="180"/>
+      </w:pPr>
+      <w:r>
+        <w:rPr>
+          <w:b w:val="0"/>
+        </w:rPr>
+        <w:t xml:space="preserve">Changed case: That learner </w:t>
+      </w:r>
+      <w:r>
+        <w:rPr>
+          <w:b/>
+        </w:rPr>
+        <w:t>claim</w:t>
+      </w:r>
+      <w:r>
+        <w:rPr>
+          <w:b w:val="0"/>
+        </w:rPr>
+        <w:t xml:space="preserve"> is unsupported by these answer counts. The outcome and experimental unit have changed in the wording without new </w:t>
+      </w:r>
+      <w:r>
+        <w:rPr>
+          <w:b/>
+        </w:rPr>
+        <w:t>evidence</w:t>
+      </w:r>
+      <w:r>
+        <w:rPr>
+          <w:b w:val="0"/>
+        </w:rPr>
+        <w:t>.</w:t>
+      </w:r>
+    </w:p>
+    <w:p>
+      <w:pPr>
+        <w:spacing w:line="336" w:lineRule="auto" w:after="180"/>
+      </w:pPr>
+      <w:r>
+        <w:rPr>
+          <w:b w:val="0"/>
+        </w:rPr>
+        <w:t xml:space="preserve">Changed-case reasoning: That learner </w:t>
+      </w:r>
+      <w:r>
+        <w:rPr>
+          <w:b/>
+        </w:rPr>
+        <w:t>claim</w:t>
+      </w:r>
+      <w:r>
+        <w:rPr>
+          <w:b w:val="0"/>
+        </w:rPr>
+        <w:t xml:space="preserve"> is unsupported by these answer counts. The outcome and experimental unit have changed in the wording without new </w:t>
+      </w:r>
+      <w:r>
+        <w:rPr>
+          <w:b/>
+        </w:rPr>
+        <w:t>evidence</w:t>
+      </w:r>
+      <w:r>
+        <w:rPr>
+          <w:b w:val="0"/>
+        </w:rPr>
+        <w:t>.</w:t>
+      </w:r>
+    </w:p>
+    <w:p>
+      <w:pPr>
+        <w:spacing w:line="336" w:lineRule="auto" w:after="180"/>
+      </w:pPr>
+      <w:r>
+        <w:rPr>
+          <w:b w:val="0"/>
+        </w:rPr>
+        <w:t xml:space="preserve">Collect each learner’s explanation before discussion. Use the first missing connection between </w:t>
+      </w:r>
+      <w:r>
+        <w:rPr>
+          <w:b/>
+        </w:rPr>
+        <w:t>input</w:t>
+      </w:r>
+      <w:r>
+        <w:rPr>
+          <w:b w:val="0"/>
+        </w:rPr>
+        <w:t xml:space="preserve">, deciding step and result to choose support. This question is worked-case practice, not fresh mastery </w:t>
+      </w:r>
+      <w:r>
+        <w:rPr>
+          <w:b/>
+        </w:rPr>
+        <w:t>evidence</w:t>
+      </w:r>
+      <w:r>
+        <w:rPr>
+          <w:b w:val="0"/>
+        </w:rPr>
+        <w:t>.</w:t>
+      </w:r>
+    </w:p>
+    <w:p>
+      <w:pPr>
+        <w:pStyle w:val="Heading2"/>
+      </w:pPr>
+      <w:r>
+        <w:t>Accessible support and extension</w:t>
+      </w:r>
+    </w:p>
+    <w:p>
+      <w:pPr>
+        <w:spacing w:line="336" w:lineRule="auto" w:after="180"/>
+      </w:pPr>
+      <w:r>
+        <w:rPr>
+          <w:b w:val="0"/>
+        </w:rPr>
+        <w:t xml:space="preserve">Use the worked example in Sections 3 and 6. Collect a </w:t>
+      </w:r>
+      <w:r>
+        <w:rPr>
+          <w:b/>
+        </w:rPr>
+        <w:t>prediction</w:t>
+      </w:r>
+      <w:r>
+        <w:rPr>
+          <w:b w:val="0"/>
+        </w:rPr>
+        <w:t xml:space="preserve"> before revealing its result; ask the learner to point to each intermediate fact.</w:t>
+      </w:r>
+    </w:p>
+    <w:p>
+      <w:pPr>
+        <w:spacing w:line="336" w:lineRule="auto" w:after="180"/>
+      </w:pPr>
+      <w:r>
+        <w:rPr>
+          <w:b w:val="0"/>
+        </w:rPr>
+        <w:t xml:space="preserve">Provide an </w:t>
+      </w:r>
+      <w:r>
+        <w:rPr>
+          <w:b/>
+        </w:rPr>
+        <w:t>input</w:t>
+      </w:r>
+      <w:r>
+        <w:rPr>
+          <w:b w:val="0"/>
+        </w:rPr>
+        <w:t>/procedure/result/limit frame and a calculator when needed. Ask students to identify the first step before completing the whole trace.</w:t>
+      </w:r>
+    </w:p>
+    <w:p>
+      <w:pPr>
+        <w:spacing w:line="336" w:lineRule="auto" w:after="180"/>
+      </w:pPr>
+      <w:r>
+        <w:rPr>
+          <w:b w:val="0"/>
+        </w:rPr>
+        <w:t xml:space="preserve">Extension: compare two concrete variants of this </w:t>
+      </w:r>
+      <w:r>
+        <w:rPr>
+          <w:b/>
+        </w:rPr>
+        <w:t>mechanism</w:t>
+      </w:r>
+      <w:r>
+        <w:rPr>
+          <w:b w:val="0"/>
+        </w:rPr>
+        <w:t xml:space="preserve"> while holding unrelated conditions fixed; report both successful and unsuccessful outcomes.</w:t>
+      </w:r>
+    </w:p>
+    <w:p>
+      <w:pPr>
+        <w:pStyle w:val="Heading2"/>
+      </w:pPr>
+      <w:r>
+        <w:t>Earlier wording, alternatives and picture transcripts · reference / check after trying</w:t>
       </w:r>
     </w:p>
     <w:tbl>
@@ -2014,71 +3452,26 @@
     </w:tbl>
     <w:p>
       <w:pPr>
-        <w:spacing w:line="336" w:lineRule="auto" w:after="180"/>
-      </w:pPr>
-      <w:r>
-        <w:rPr>
-          <w:b w:val="0"/>
-        </w:rPr>
-        <w:t xml:space="preserve">Use the worked example in Sections 3 and 6. Collect a </w:t>
-      </w:r>
-      <w:r>
-        <w:rPr>
-          <w:b/>
-        </w:rPr>
-        <w:t>prediction</w:t>
-      </w:r>
-      <w:r>
-        <w:rPr>
-          <w:b w:val="0"/>
-        </w:rPr>
-        <w:t xml:space="preserve"> before revealing its result; ask the learner to point to each intermediate fact.</w:t>
+        <w:pStyle w:val="Heading3"/>
+      </w:pPr>
+      <w:r>
+        <w:t>Reduce help deliberately</w:t>
       </w:r>
     </w:p>
     <w:p>
       <w:pPr>
-        <w:spacing w:line="336" w:lineRule="auto" w:after="180"/>
-      </w:pPr>
-      <w:r>
-        <w:rPr>
-          <w:b w:val="0"/>
-        </w:rPr>
-        <w:t xml:space="preserve">Provide an </w:t>
-      </w:r>
-      <w:r>
-        <w:rPr>
-          <w:b/>
-        </w:rPr>
-        <w:t>input</w:t>
-      </w:r>
-      <w:r>
-        <w:rPr>
-          <w:b w:val="0"/>
-        </w:rPr>
-        <w:t>/procedure/result/limit frame and a calculator when needed. Ask students to identify the first step before completing the whole trace.</w:t>
+        <w:pStyle w:val="Heading3"/>
+      </w:pPr>
+      <w:r>
+        <w:t>Individual reasoning check</w:t>
       </w:r>
     </w:p>
     <w:p>
       <w:pPr>
-        <w:spacing w:line="336" w:lineRule="auto" w:after="180"/>
-      </w:pPr>
-      <w:r>
-        <w:rPr>
-          <w:b w:val="0"/>
-        </w:rPr>
-        <w:t xml:space="preserve">Extension: compare two concrete variants of this </w:t>
-      </w:r>
-      <w:r>
-        <w:rPr>
-          <w:b/>
-        </w:rPr>
-        <w:t>mechanism</w:t>
-      </w:r>
-      <w:r>
-        <w:rPr>
-          <w:b w:val="0"/>
-        </w:rPr>
-        <w:t xml:space="preserve"> while holding unrelated conditions fixed; report both successful and unsuccessful outcomes.</w:t>
+        <w:pStyle w:val="Heading3"/>
+      </w:pPr>
+      <w:r>
+        <w:t>Pictorial practice question</w:t>
       </w:r>
     </w:p>
     <w:p>
@@ -2086,47 +3479,39 @@
         <w:pStyle w:val="Heading3"/>
       </w:pPr>
       <w:r>
-        <w:t>Reduce help deliberately</w:t>
+        <w:t>Reasoned teacher answer</w:t>
       </w:r>
     </w:p>
     <w:p>
       <w:pPr>
-        <w:pStyle w:val="Heading3"/>
-      </w:pPr>
-      <w:r>
-        <w:t>Completion practice</w:t>
+        <w:pStyle w:val="Heading1"/>
+      </w:pPr>
+      <w:r>
+        <w:t>04. Run the complete supplied investigation</w:t>
       </w:r>
     </w:p>
     <w:p>
-      <w:pPr>
-        <w:spacing w:line="336" w:lineRule="auto" w:after="180"/>
-        <w:shd w:fill="F5F1FB"/>
-      </w:pPr>
-      <w:r>
-        <w:rPr>
-          <w:b w:val="0"/>
-        </w:rPr>
-        <w:t>Completion task: A fictional report says method B is better after6/8 supported answers versus baseline5/8 on the same constructed cases. Show the intermediate steps and give the conclusion with its scope.</w:t>
+      <w:r>
+        <w:t>Separate predictions,actual runs and paper traces.</w:t>
       </w:r>
     </w:p>
     <w:p>
       <w:pPr>
-        <w:pStyle w:val="Heading3"/>
-      </w:pPr>
-      <w:r>
-        <w:t>Reasoning to listen for</w:t>
+        <w:pStyle w:val="Heading2"/>
+      </w:pPr>
+      <w:r>
+        <w:t>Complete inputs,expected results and limits</w:t>
       </w:r>
     </w:p>
     <w:p>
       <w:pPr>
         <w:spacing w:line="336" w:lineRule="auto" w:after="180"/>
-        <w:shd w:fill="F1F6FC"/>
       </w:pPr>
       <w:r>
         <w:rPr>
           <w:b w:val="0"/>
         </w:rPr>
-        <w:t>Teacher check: Teacher explanation: B has75% versus62.5%, a12.5-point difference on eight cases. Better in this measured outcome does not establish broader tasks or uncertainty.</w:t>
+        <w:t>Main observed supported-answer rates 62.5/75% differ by 12.5 percentage points; picture correctness 20/40% doubles relatively but rises 20 points and supplies no individual-learning data. Added paired possibilities are illustrations only. Selected medians 2 versus 3 seconds on four local fixtures support an observed local one-second median difference, not universal speed.</w:t>
       </w:r>
     </w:p>
     <w:p>
@@ -2137,38 +3522,38 @@
         <w:rPr>
           <w:b w:val="0"/>
         </w:rPr>
-        <w:t xml:space="preserve">Start by identifying the given </w:t>
-      </w:r>
-      <w:r>
-        <w:rPr>
-          <w:b/>
-        </w:rPr>
-        <w:t>input</w:t>
-      </w:r>
-      <w:r>
-        <w:rPr>
-          <w:b w:val="0"/>
-        </w:rPr>
-        <w:t>s together. Leave the intermediate steps blank. If needed, model one step, then withdraw that help on the next step. Move to a full trace only when the partial trace is understood.</w:t>
+        <w:t>Require workload, environment, timing boundary and quality records; no raw distributions, uncertainty or causal result is provided.</w:t>
       </w:r>
     </w:p>
     <w:p>
       <w:pPr>
-        <w:spacing w:line="336" w:lineRule="auto" w:after="180"/>
-      </w:pPr>
-      <w:r>
-        <w:rPr>
-          <w:b w:val="0"/>
-        </w:rPr>
-        <w:t>For partners, alternate explainer and checker; collect a response from every learner before discussion.</w:t>
+        <w:pStyle w:val="Heading2"/>
+      </w:pPr>
+      <w:r>
+        <w:t>Diagnose the current misconceptions</w:t>
       </w:r>
     </w:p>
     <w:p>
       <w:pPr>
-        <w:pStyle w:val="Heading3"/>
-      </w:pPr>
-      <w:r>
-        <w:t>Individual reasoning check</w:t>
+        <w:spacing w:line="336" w:lineRule="auto" w:after="180"/>
+      </w:pPr>
+      <w:r>
+        <w:rPr>
+          <w:b w:val="0"/>
+        </w:rPr>
+        <w:t xml:space="preserve">The worked result establishes every future case: A numerical improvement can be real in the sample while the broader </w:t>
+      </w:r>
+      <w:r>
+        <w:rPr>
+          <w:b/>
+        </w:rPr>
+        <w:t>claim</w:t>
+      </w:r>
+      <w:r>
+        <w:rPr>
+          <w:b w:val="0"/>
+        </w:rPr>
+        <w:t xml:space="preserve"> remains unsupported.</w:t>
       </w:r>
     </w:p>
     <w:p>
@@ -2179,19 +3564,31 @@
         <w:rPr>
           <w:b w:val="0"/>
         </w:rPr>
-        <w:t xml:space="preserve">Use the worked case for Reading a research </w:t>
+        <w:t xml:space="preserve">A missing </w:t>
       </w:r>
       <w:r>
         <w:rPr>
           <w:b/>
         </w:rPr>
-        <w:t>claim</w:t>
+        <w:t>input</w:t>
       </w:r>
       <w:r>
         <w:rPr>
           <w:b w:val="0"/>
         </w:rPr>
-        <w:t>. Proposed explanation: “The worked result establishes every future case”. Decide whether this explanation is supported.</w:t>
+        <w:t xml:space="preserve"> may be replaced without recording the change: A replacement changes the </w:t>
+      </w:r>
+      <w:r>
+        <w:rPr>
+          <w:b/>
+        </w:rPr>
+        <w:t>evidence</w:t>
+      </w:r>
+      <w:r>
+        <w:rPr>
+          <w:b w:val="0"/>
+        </w:rPr>
+        <w:t xml:space="preserve"> or contract. Record the change and its justification; do not silently turn unknown into a measured value.</w:t>
       </w:r>
     </w:p>
     <w:p>
@@ -2202,341 +3599,62 @@
         <w:rPr>
           <w:b w:val="0"/>
         </w:rPr>
-        <w:t>Point to the step or supplied fact that decides; explain your repair if needed.</w:t>
+        <w:t xml:space="preserve">Repeating an assessed case is new independent </w:t>
+      </w:r>
+      <w:r>
+        <w:rPr>
+          <w:b/>
+        </w:rPr>
+        <w:t>evidence</w:t>
+      </w:r>
+      <w:r>
+        <w:rPr>
+          <w:b w:val="0"/>
+        </w:rPr>
+        <w:t>: A replay checks consistency. An example used for feedback or revision cannot later be described as untouched final evaluation.</w:t>
       </w:r>
     </w:p>
     <w:p>
       <w:pPr>
-        <w:pStyle w:val="Heading3"/>
-      </w:pPr>
-      <w:r>
-        <w:t>Expected repair</w:t>
+        <w:spacing w:line="336" w:lineRule="auto" w:after="180"/>
+      </w:pPr>
+      <w:r>
+        <w:rPr>
+          <w:b w:val="0"/>
+        </w:rPr>
+        <w:t xml:space="preserve">Use Section 9 for the </w:t>
+      </w:r>
+      <w:r>
+        <w:rPr>
+          <w:b/>
+        </w:rPr>
+        <w:t>evidence</w:t>
+      </w:r>
+      <w:r>
+        <w:rPr>
+          <w:b w:val="0"/>
+        </w:rPr>
+        <w:t xml:space="preserve"> ledger. Add a boundary or missing-</w:t>
+      </w:r>
+      <w:r>
+        <w:rPr>
+          <w:b/>
+        </w:rPr>
+        <w:t>input</w:t>
+      </w:r>
+      <w:r>
+        <w:rPr>
+          <w:b w:val="0"/>
+        </w:rPr>
+        <w:t xml:space="preserve"> case and record the expected response before checking. More successful repeats of one case do not establish wider coverage.</w:t>
       </w:r>
     </w:p>
     <w:p>
       <w:pPr>
-        <w:spacing w:line="336" w:lineRule="auto" w:after="180"/>
-        <w:shd w:fill="F1F6FC"/>
-      </w:pPr>
-      <w:r>
-        <w:rPr>
-          <w:b w:val="0"/>
-        </w:rPr>
-        <w:t xml:space="preserve">Expected correction: A numerical improvement can be real in the sample while the broader </w:t>
-      </w:r>
-      <w:r>
-        <w:rPr>
-          <w:b/>
-        </w:rPr>
-        <w:t>claim</w:t>
-      </w:r>
-      <w:r>
-        <w:rPr>
-          <w:b w:val="0"/>
-        </w:rPr>
-        <w:t xml:space="preserve"> remains unsupported.</w:t>
-      </w:r>
-    </w:p>
-    <w:p>
-      <w:pPr>
-        <w:spacing w:line="336" w:lineRule="auto" w:after="180"/>
-      </w:pPr>
-      <w:r>
-        <w:rPr>
-          <w:b w:val="0"/>
-        </w:rPr>
-        <w:t>Collect explanations, not only yes/no votes. If a misunderstanding is common, re-model the relevant step for the class.</w:t>
-      </w:r>
-    </w:p>
-    <w:p>
-      <w:pPr>
-        <w:spacing w:line="336" w:lineRule="auto" w:after="180"/>
-      </w:pPr>
-      <w:r>
-        <w:rPr>
-          <w:b w:val="0"/>
-        </w:rPr>
-        <w:t>If it affects a few learners, give a short targeted group explanation while others solve a more demanding variation.</w:t>
-      </w:r>
-    </w:p>
-    <w:p>
-      <w:pPr>
-        <w:pStyle w:val="Heading3"/>
-      </w:pPr>
-      <w:r>
-        <w:t>Pictorial practice question</w:t>
-      </w:r>
-    </w:p>
-    <w:p>
-      <w:pPr>
-        <w:spacing w:line="336" w:lineRule="auto" w:after="180"/>
-      </w:pPr>
-      <w:r>
-        <w:rPr>
-          <w:b w:val="0"/>
-        </w:rPr>
-        <w:t>Calculate the baseline and new rates for 2/10 and 4/10. Explain both twice the rate and the percentage-point change, and say why neither measures every learner’s improvement.</w:t>
-      </w:r>
-    </w:p>
-    <w:p>
-      <w:pPr>
-        <w:pStyle w:val="Heading3"/>
-      </w:pPr>
-      <w:r>
-        <w:t>Reasoned teacher answer</w:t>
-      </w:r>
-    </w:p>
-    <w:p>
-      <w:pPr>
-        <w:spacing w:line="336" w:lineRule="auto" w:after="180"/>
-      </w:pPr>
-      <w:r>
-        <w:rPr>
-          <w:b w:val="0"/>
-        </w:rPr>
-        <w:t>The table counts correct answers, not learning or satisfaction. 20%→40% is twice the rate and a 20-percentage-point increase. These ten cases support a descriptive comparison, not universal doubling.</w:t>
-      </w:r>
-    </w:p>
-    <w:p>
-      <w:pPr>
-        <w:spacing w:line="336" w:lineRule="auto" w:after="180"/>
-      </w:pPr>
-      <w:r>
-        <w:rPr>
-          <w:b w:val="0"/>
-        </w:rPr>
-        <w:t xml:space="preserve">Changed case: That learner </w:t>
-      </w:r>
-      <w:r>
-        <w:rPr>
-          <w:b/>
-        </w:rPr>
-        <w:t>claim</w:t>
-      </w:r>
-      <w:r>
-        <w:rPr>
-          <w:b w:val="0"/>
-        </w:rPr>
-        <w:t xml:space="preserve"> is unsupported by these answer counts. The outcome and experimental unit have changed in the wording without new </w:t>
-      </w:r>
-      <w:r>
-        <w:rPr>
-          <w:b/>
-        </w:rPr>
-        <w:t>evidence</w:t>
-      </w:r>
-      <w:r>
-        <w:rPr>
-          <w:b w:val="0"/>
-        </w:rPr>
-        <w:t>.</w:t>
-      </w:r>
-    </w:p>
-    <w:p>
-      <w:pPr>
-        <w:spacing w:line="336" w:lineRule="auto" w:after="180"/>
-      </w:pPr>
-      <w:r>
-        <w:rPr>
-          <w:b w:val="0"/>
-        </w:rPr>
-        <w:t xml:space="preserve">Changed-case reasoning: That learner </w:t>
-      </w:r>
-      <w:r>
-        <w:rPr>
-          <w:b/>
-        </w:rPr>
-        <w:t>claim</w:t>
-      </w:r>
-      <w:r>
-        <w:rPr>
-          <w:b w:val="0"/>
-        </w:rPr>
-        <w:t xml:space="preserve"> is unsupported by these answer counts. The outcome and experimental unit have changed in the wording without new </w:t>
-      </w:r>
-      <w:r>
-        <w:rPr>
-          <w:b/>
-        </w:rPr>
-        <w:t>evidence</w:t>
-      </w:r>
-      <w:r>
-        <w:rPr>
-          <w:b w:val="0"/>
-        </w:rPr>
-        <w:t>.</w:t>
-      </w:r>
-    </w:p>
-    <w:p>
-      <w:pPr>
-        <w:spacing w:line="336" w:lineRule="auto" w:after="180"/>
-      </w:pPr>
-      <w:r>
-        <w:rPr>
-          <w:b w:val="0"/>
-        </w:rPr>
-        <w:t xml:space="preserve">Collect each learner’s explanation before discussion. Use the first missing connection between </w:t>
-      </w:r>
-      <w:r>
-        <w:rPr>
-          <w:b/>
-        </w:rPr>
-        <w:t>input</w:t>
-      </w:r>
-      <w:r>
-        <w:rPr>
-          <w:b w:val="0"/>
-        </w:rPr>
-        <w:t xml:space="preserve">, deciding step and result to choose support. This question is worked-case practice, not fresh mastery </w:t>
-      </w:r>
-      <w:r>
-        <w:rPr>
-          <w:b/>
-        </w:rPr>
-        <w:t>evidence</w:t>
-      </w:r>
-      <w:r>
-        <w:rPr>
-          <w:b w:val="0"/>
-        </w:rPr>
-        <w:t>.</w:t>
-      </w:r>
-    </w:p>
-    <w:p>
-      <w:pPr>
-        <w:pStyle w:val="Heading1"/>
-      </w:pPr>
-      <w:r>
-        <w:t>04. Run the investigation and diagnose misconceptions</w:t>
-      </w:r>
-    </w:p>
-    <w:p>
-      <w:r>
-        <w:t>Run the Reading a research claim investigation and use the first unsupported step to choose a teaching response.</w:t>
-      </w:r>
-    </w:p>
-    <w:p>
-      <w:pPr>
-        <w:spacing w:line="336" w:lineRule="auto" w:after="180"/>
-      </w:pPr>
-      <w:r>
-        <w:rPr>
-          <w:b w:val="0"/>
-        </w:rPr>
-        <w:t xml:space="preserve">The worked result establishes every future case: A numerical improvement can be real in the sample while the broader </w:t>
-      </w:r>
-      <w:r>
-        <w:rPr>
-          <w:b/>
-        </w:rPr>
-        <w:t>claim</w:t>
-      </w:r>
-      <w:r>
-        <w:rPr>
-          <w:b w:val="0"/>
-        </w:rPr>
-        <w:t xml:space="preserve"> remains unsupported.</w:t>
-      </w:r>
-    </w:p>
-    <w:p>
-      <w:pPr>
-        <w:spacing w:line="336" w:lineRule="auto" w:after="180"/>
-      </w:pPr>
-      <w:r>
-        <w:rPr>
-          <w:b w:val="0"/>
-        </w:rPr>
-        <w:t xml:space="preserve">A missing </w:t>
-      </w:r>
-      <w:r>
-        <w:rPr>
-          <w:b/>
-        </w:rPr>
-        <w:t>input</w:t>
-      </w:r>
-      <w:r>
-        <w:rPr>
-          <w:b w:val="0"/>
-        </w:rPr>
-        <w:t xml:space="preserve"> may be replaced without recording the change: A replacement changes the </w:t>
-      </w:r>
-      <w:r>
-        <w:rPr>
-          <w:b/>
-        </w:rPr>
-        <w:t>evidence</w:t>
-      </w:r>
-      <w:r>
-        <w:rPr>
-          <w:b w:val="0"/>
-        </w:rPr>
-        <w:t xml:space="preserve"> or contract. Record the change and its justification; do not silently turn unknown into a measured value.</w:t>
-      </w:r>
-    </w:p>
-    <w:p>
-      <w:pPr>
-        <w:spacing w:line="336" w:lineRule="auto" w:after="180"/>
-      </w:pPr>
-      <w:r>
-        <w:rPr>
-          <w:b w:val="0"/>
-        </w:rPr>
-        <w:t xml:space="preserve">Repeating an assessed case is new independent </w:t>
-      </w:r>
-      <w:r>
-        <w:rPr>
-          <w:b/>
-        </w:rPr>
-        <w:t>evidence</w:t>
-      </w:r>
-      <w:r>
-        <w:rPr>
-          <w:b w:val="0"/>
-        </w:rPr>
-        <w:t>: A replay checks consistency. An example used for feedback or revision cannot later be described as untouched final evaluation.</w:t>
-      </w:r>
-    </w:p>
-    <w:p>
-      <w:pPr>
-        <w:spacing w:line="336" w:lineRule="auto" w:after="180"/>
-      </w:pPr>
-      <w:r>
-        <w:rPr>
-          <w:b w:val="0"/>
-        </w:rPr>
-        <w:t xml:space="preserve">Use Section 9 for the </w:t>
-      </w:r>
-      <w:r>
-        <w:rPr>
-          <w:b/>
-        </w:rPr>
-        <w:t>evidence</w:t>
-      </w:r>
-      <w:r>
-        <w:rPr>
-          <w:b w:val="0"/>
-        </w:rPr>
-        <w:t xml:space="preserve"> ledger. Add a boundary or missing-</w:t>
-      </w:r>
-      <w:r>
-        <w:rPr>
-          <w:b/>
-        </w:rPr>
-        <w:t>input</w:t>
-      </w:r>
-      <w:r>
-        <w:rPr>
-          <w:b w:val="0"/>
-        </w:rPr>
-        <w:t xml:space="preserve"> case and record the expected response before checking. More successful repeats of one case do not establish wider coverage.</w:t>
-      </w:r>
-    </w:p>
-    <w:p>
-      <w:pPr>
-        <w:pStyle w:val="Heading3"/>
-      </w:pPr>
-      <w:r>
-        <w:t>Match the support to the first error</w:t>
+        <w:pStyle w:val="Heading2"/>
+      </w:pPr>
+      <w:r>
+        <w:t>Choose accessible support</w:t>
       </w:r>
     </w:p>
     <w:tbl>
@@ -2709,57 +3827,39 @@
     </w:p>
     <w:p>
       <w:pPr>
-        <w:pStyle w:val="Heading1"/>
-      </w:pPr>
-      <w:r>
-        <w:t>05. Assess and explain the answers</w:t>
+        <w:pStyle w:val="Heading2"/>
+      </w:pPr>
+      <w:r>
+        <w:t>Earlier wording, alternatives and picture transcripts · reference / check after trying</w:t>
       </w:r>
     </w:p>
     <w:p>
-      <w:r>
-        <w:t>Use the Reading a research claim questions, teacher keys and criteria after the relevant attempts. Previously discussed cases are practice; protect the separately selected independent task.</w:t>
+      <w:pPr>
+        <w:pStyle w:val="Heading3"/>
+      </w:pPr>
+      <w:r>
+        <w:t>Match the support to the first error</w:t>
       </w:r>
     </w:p>
     <w:p>
       <w:pPr>
-        <w:pStyle w:val="Heading3"/>
-      </w:pPr>
-      <w:r>
-        <w:t>Guided and exit questions</w:t>
+        <w:pStyle w:val="Heading1"/>
+      </w:pPr>
+      <w:r>
+        <w:t>05. Assess the new research scenario</w:t>
       </w:r>
     </w:p>
     <w:p>
-      <w:pPr>
-        <w:spacing w:line="336" w:lineRule="auto" w:after="180"/>
-      </w:pPr>
-      <w:r>
-        <w:rPr>
-          <w:b w:val="0"/>
-        </w:rPr>
-        <w:t>Guided: B has75% versus62.5%, a12.5-point difference on eight cases. Better in this measured outcome does not establish broader tasks or uncertainty.</w:t>
+      <w:r>
+        <w:t>Keep the selected answer private until after a first attempt.</w:t>
       </w:r>
     </w:p>
     <w:p>
       <w:pPr>
-        <w:spacing w:line="336" w:lineRule="auto" w:after="180"/>
-      </w:pPr>
-      <w:r>
-        <w:rPr>
-          <w:b w:val="0"/>
-        </w:rPr>
-        <w:t xml:space="preserve">Qualification: A numerical improvement can be real in the sample while the broader </w:t>
-      </w:r>
-      <w:r>
-        <w:rPr>
-          <w:b/>
-        </w:rPr>
-        <w:t>claim</w:t>
-      </w:r>
-      <w:r>
-        <w:rPr>
-          <w:b w:val="0"/>
-        </w:rPr>
-        <w:t xml:space="preserve"> remains unsupported.</w:t>
+        <w:pStyle w:val="Heading2"/>
+      </w:pPr>
+      <w:r>
+        <w:t>Selected independent task and checked answer</w:t>
       </w:r>
     </w:p>
     <w:p>
@@ -2770,679 +3870,38 @@
         <w:rPr>
           <w:b w:val="0"/>
         </w:rPr>
-        <w:t xml:space="preserve">Exit: accept a concrete variation with its predicted outcome and a stated condition that would challenge the </w:t>
+        <w:t xml:space="preserve">Selected case: Report </w:t>
       </w:r>
       <w:r>
         <w:rPr>
           <w:b/>
         </w:rPr>
-        <w:t>mechanism</w:t>
+        <w:t>claim</w:t>
       </w:r>
       <w:r>
         <w:rPr>
           <w:b w:val="0"/>
         </w:rPr>
-        <w:t xml:space="preserve">; reject a </w:t>
-      </w:r>
-      <w:r>
-        <w:rPr>
-          <w:b/>
-        </w:rPr>
-        <w:t>claim</w:t>
-      </w:r>
-      <w:r>
-        <w:rPr>
-          <w:b w:val="0"/>
-        </w:rPr>
-        <w:t xml:space="preserve"> resting on unmeasured </w:t>
-      </w:r>
-      <w:r>
-        <w:rPr>
-          <w:b/>
-        </w:rPr>
-        <w:t>evidence</w:t>
-      </w:r>
-      <w:r>
-        <w:rPr>
-          <w:b w:val="0"/>
-        </w:rPr>
-        <w:t>.</w:t>
+        <w:t>s universal speed after median 2 seconds versus 3 on four local fixtures. Audit scope.</w:t>
       </w:r>
     </w:p>
     <w:p>
       <w:pPr>
-        <w:pStyle w:val="Heading3"/>
-      </w:pPr>
-      <w:r>
-        <w:t>W1 Explain the mechanism</w:t>
+        <w:spacing w:line="336" w:lineRule="auto" w:after="180"/>
+      </w:pPr>
+      <w:r>
+        <w:rPr>
+          <w:b w:val="0"/>
+        </w:rPr>
+        <w:t>Teacher explanation: Observed median difference 1 second in four local fixtures supports that comparison only; workload, environment and quality must be recorded.</w:t>
       </w:r>
     </w:p>
     <w:p>
       <w:pPr>
-        <w:pStyle w:val="Heading3"/>
-      </w:pPr>
-      <w:r>
-        <w:t>Workbook question · W1</w:t>
-      </w:r>
-    </w:p>
-    <w:p>
-      <w:pPr>
-        <w:spacing w:line="336" w:lineRule="auto" w:after="180"/>
-        <w:shd w:fill="F5F1FB"/>
-      </w:pPr>
-      <w:r>
-        <w:rPr>
-          <w:b w:val="0"/>
-        </w:rPr>
-        <w:t xml:space="preserve">Explain the weekly </w:t>
-      </w:r>
-      <w:r>
-        <w:rPr>
-          <w:b/>
-        </w:rPr>
-        <w:t>mechanism</w:t>
-      </w:r>
-      <w:r>
-        <w:rPr>
-          <w:b w:val="0"/>
-        </w:rPr>
-        <w:t xml:space="preserve"> in your own words. Use the worked scenario to name its </w:t>
-      </w:r>
-      <w:r>
-        <w:rPr>
-          <w:b/>
-        </w:rPr>
-        <w:t>input</w:t>
-      </w:r>
-      <w:r>
-        <w:rPr>
-          <w:b w:val="0"/>
-        </w:rPr>
-        <w:t xml:space="preserve">, decision rule and </w:t>
-      </w:r>
-      <w:r>
-        <w:rPr>
-          <w:b/>
-        </w:rPr>
-        <w:t>output</w:t>
-      </w:r>
-      <w:r>
-        <w:rPr>
-          <w:b w:val="0"/>
-        </w:rPr>
-        <w:t>.</w:t>
-      </w:r>
-    </w:p>
-    <w:p>
-      <w:pPr>
-        <w:pStyle w:val="Heading3"/>
-      </w:pPr>
-      <w:r>
-        <w:t>Teacher reasoning · W1</w:t>
-      </w:r>
-    </w:p>
-    <w:p>
-      <w:pPr>
-        <w:spacing w:line="336" w:lineRule="auto" w:after="180"/>
-        <w:shd w:fill="F1F6FC"/>
-      </w:pPr>
-      <w:r>
-        <w:rPr>
-          <w:b w:val="0"/>
-        </w:rPr>
-        <w:t xml:space="preserve">Teacher explanation: Reading a </w:t>
-      </w:r>
-      <w:r>
-        <w:rPr>
-          <w:b/>
-        </w:rPr>
-        <w:t>claim</w:t>
-      </w:r>
-      <w:r>
-        <w:rPr>
-          <w:b w:val="0"/>
-        </w:rPr>
-        <w:t xml:space="preserve"> requires its method, data, comparison and uncertainty. Titles and abstracts may omit conditions crucial to interpretation. Separate the </w:t>
-      </w:r>
-      <w:r>
-        <w:rPr>
-          <w:b/>
-        </w:rPr>
-        <w:t>claim</w:t>
-      </w:r>
-      <w:r>
-        <w:rPr>
-          <w:b w:val="0"/>
-        </w:rPr>
-        <w:t xml:space="preserve"> from supplied </w:t>
-      </w:r>
-      <w:r>
-        <w:rPr>
-          <w:b/>
-        </w:rPr>
-        <w:t>evidence</w:t>
-      </w:r>
-      <w:r>
-        <w:rPr>
-          <w:b w:val="0"/>
-        </w:rPr>
-        <w:t>.</w:t>
-      </w:r>
-    </w:p>
-    <w:p>
-      <w:pPr>
-        <w:spacing w:line="336" w:lineRule="auto" w:after="180"/>
-        <w:shd w:fill="F1F6FC"/>
-      </w:pPr>
-      <w:r>
-        <w:rPr>
-          <w:b w:val="0"/>
-        </w:rPr>
-        <w:t xml:space="preserve">Record dataset, unit, baseline, metric and limitations. Ask whether the statement extends beyond those </w:t>
-      </w:r>
-      <w:r>
-        <w:rPr>
-          <w:b/>
-        </w:rPr>
-        <w:t>observation</w:t>
-      </w:r>
-      <w:r>
-        <w:rPr>
-          <w:b w:val="0"/>
-        </w:rPr>
-        <w:t>s.</w:t>
-      </w:r>
-    </w:p>
-    <w:p>
-      <w:pPr>
-        <w:pStyle w:val="Heading3"/>
-      </w:pPr>
-      <w:r>
-        <w:t>W2 Trace the worked case</w:t>
-      </w:r>
-    </w:p>
-    <w:p>
-      <w:pPr>
-        <w:pStyle w:val="Heading3"/>
-      </w:pPr>
-      <w:r>
-        <w:t>Workbook question · W2</w:t>
-      </w:r>
-    </w:p>
-    <w:p>
-      <w:pPr>
-        <w:spacing w:line="336" w:lineRule="auto" w:after="180"/>
-        <w:shd w:fill="F5F1FB"/>
-      </w:pPr>
-      <w:r>
-        <w:rPr>
-          <w:b w:val="0"/>
-        </w:rPr>
-        <w:t>A fictional report says method B is better after6/8 supported answers versus baseline5/8 on the same constructed cases. Show the intermediate steps and give the conclusion with its scope.</w:t>
-      </w:r>
-    </w:p>
-    <w:p>
-      <w:pPr>
-        <w:pStyle w:val="Heading3"/>
-      </w:pPr>
-      <w:r>
-        <w:t>Teacher reasoning · W2</w:t>
-      </w:r>
-    </w:p>
-    <w:p>
-      <w:pPr>
-        <w:spacing w:line="336" w:lineRule="auto" w:after="180"/>
-        <w:shd w:fill="F1F6FC"/>
-      </w:pPr>
-      <w:r>
-        <w:rPr>
-          <w:b w:val="0"/>
-        </w:rPr>
-        <w:t>Teacher explanation: B has75% versus62.5%, a12.5-point difference on eight cases. Better in this measured outcome does not establish broader tasks or uncertainty.</w:t>
-      </w:r>
-    </w:p>
-    <w:p>
-      <w:pPr>
-        <w:pStyle w:val="Heading3"/>
-      </w:pPr>
-      <w:r>
-        <w:t>W3 Audit the limit</w:t>
-      </w:r>
-    </w:p>
-    <w:p>
-      <w:pPr>
-        <w:pStyle w:val="Heading3"/>
-      </w:pPr>
-      <w:r>
-        <w:t>Workbook question · W3</w:t>
-      </w:r>
-    </w:p>
-    <w:p>
-      <w:pPr>
-        <w:spacing w:line="336" w:lineRule="auto" w:after="180"/>
-        <w:shd w:fill="F5F1FB"/>
-      </w:pPr>
-      <w:r>
-        <w:rPr>
-          <w:b w:val="0"/>
-        </w:rPr>
-        <w:t xml:space="preserve">A report omits this qualification: A numerical improvement can be real in the sample while the broader </w:t>
-      </w:r>
-      <w:r>
-        <w:rPr>
-          <w:b/>
-        </w:rPr>
-        <w:t>claim</w:t>
-      </w:r>
-      <w:r>
-        <w:rPr>
-          <w:b w:val="0"/>
-        </w:rPr>
-        <w:t xml:space="preserve"> remains unsupported.</w:t>
-      </w:r>
-    </w:p>
-    <w:p>
-      <w:pPr>
-        <w:spacing w:line="336" w:lineRule="auto" w:after="180"/>
-        <w:shd w:fill="F5F1FB"/>
-      </w:pPr>
-      <w:r>
-        <w:rPr>
-          <w:b w:val="0"/>
-        </w:rPr>
-        <w:t>Explain how omitting it could change a reader's interpretation, and write an accurate replacement.</w:t>
-      </w:r>
-    </w:p>
-    <w:p>
-      <w:pPr>
-        <w:pStyle w:val="Heading3"/>
-      </w:pPr>
-      <w:r>
-        <w:t>Teacher reasoning · W3</w:t>
-      </w:r>
-    </w:p>
-    <w:p>
-      <w:pPr>
-        <w:spacing w:line="336" w:lineRule="auto" w:after="180"/>
-        <w:shd w:fill="F1F6FC"/>
-      </w:pPr>
-      <w:r>
-        <w:rPr>
-          <w:b w:val="0"/>
-        </w:rPr>
-        <w:t xml:space="preserve">Teacher explanation: A numerical improvement can be real in the sample while the broader </w:t>
-      </w:r>
-      <w:r>
-        <w:rPr>
-          <w:b/>
-        </w:rPr>
-        <w:t>claim</w:t>
-      </w:r>
-      <w:r>
-        <w:rPr>
-          <w:b w:val="0"/>
-        </w:rPr>
-        <w:t xml:space="preserve"> remains unsupported.</w:t>
-      </w:r>
-    </w:p>
-    <w:p>
-      <w:pPr>
-        <w:spacing w:line="336" w:lineRule="auto" w:after="180"/>
-        <w:shd w:fill="F1F6FC"/>
-      </w:pPr>
-      <w:r>
-        <w:rPr>
-          <w:b w:val="0"/>
-        </w:rPr>
-        <w:t xml:space="preserve">State the observed result separately from the unverified or out-of-scope </w:t>
-      </w:r>
-      <w:r>
-        <w:rPr>
-          <w:b/>
-        </w:rPr>
-        <w:t>claim</w:t>
-      </w:r>
-      <w:r>
-        <w:rPr>
-          <w:b w:val="0"/>
-        </w:rPr>
-        <w:t xml:space="preserve">; preserve the original </w:t>
-      </w:r>
-      <w:r>
-        <w:rPr>
-          <w:b/>
-        </w:rPr>
-        <w:t>evidence</w:t>
-      </w:r>
-      <w:r>
-        <w:rPr>
-          <w:b w:val="0"/>
-        </w:rPr>
-        <w:t xml:space="preserve"> rather than inventing a missing fact.</w:t>
-      </w:r>
-    </w:p>
-    <w:p>
-      <w:pPr>
-        <w:pStyle w:val="Heading3"/>
-      </w:pPr>
-      <w:r>
-        <w:t>W4 Apply a new case independently</w:t>
-      </w:r>
-    </w:p>
-    <w:p>
-      <w:pPr>
-        <w:pStyle w:val="Heading3"/>
-      </w:pPr>
-      <w:r>
-        <w:t>Workbook question · W4</w:t>
-      </w:r>
-    </w:p>
-    <w:p>
-      <w:pPr>
-        <w:spacing w:line="336" w:lineRule="auto" w:after="180"/>
-        <w:shd w:fill="F5F1FB"/>
-      </w:pPr>
-      <w:r>
-        <w:rPr>
-          <w:b w:val="0"/>
-        </w:rPr>
-        <w:t xml:space="preserve">Report </w:t>
-      </w:r>
-      <w:r>
-        <w:rPr>
-          <w:b/>
-        </w:rPr>
-        <w:t>claim</w:t>
-      </w:r>
-      <w:r>
-        <w:rPr>
-          <w:b w:val="0"/>
-        </w:rPr>
-        <w:t>s universal speed after median2 seconds versus3 on four local fixtures. Audit scope.</w:t>
-      </w:r>
-    </w:p>
-    <w:p>
-      <w:pPr>
-        <w:pStyle w:val="Heading3"/>
-      </w:pPr>
-      <w:r>
-        <w:t>Teacher reasoning · W4</w:t>
-      </w:r>
-    </w:p>
-    <w:p>
-      <w:pPr>
-        <w:spacing w:line="336" w:lineRule="auto" w:after="180"/>
-        <w:shd w:fill="F1F6FC"/>
-      </w:pPr>
-      <w:r>
-        <w:rPr>
-          <w:b w:val="0"/>
-        </w:rPr>
-        <w:t>Teacher explanation: Observed median difference1 second in four local fixtures supports that comparison only; workload, environment and quality must be recorded.</w:t>
-      </w:r>
-    </w:p>
-    <w:p>
-      <w:pPr>
-        <w:pStyle w:val="Heading3"/>
-      </w:pPr>
-      <w:r>
-        <w:t>W5 Design a revealing follow-up</w:t>
-      </w:r>
-    </w:p>
-    <w:p>
-      <w:pPr>
-        <w:pStyle w:val="Heading3"/>
-      </w:pPr>
-      <w:r>
-        <w:t>Workbook question · W5</w:t>
-      </w:r>
-    </w:p>
-    <w:p>
-      <w:pPr>
-        <w:spacing w:line="336" w:lineRule="auto" w:after="180"/>
-        <w:shd w:fill="F5F1FB"/>
-      </w:pPr>
-      <w:r>
-        <w:rPr>
-          <w:b w:val="0"/>
-        </w:rPr>
-        <w:t>For the worked scenario, propose one additional case that could reveal a failure, describe its expected outcome before running it, and explain what would need to remain fixed for a fair comparison.</w:t>
-      </w:r>
-    </w:p>
-    <w:p>
-      <w:pPr>
-        <w:spacing w:line="336" w:lineRule="auto" w:after="180"/>
-        <w:shd w:fill="F5F1FB"/>
-      </w:pPr>
-      <w:r>
-        <w:rPr>
-          <w:b w:val="0"/>
-        </w:rPr>
-        <w:t>Do not reuse W4 as a new final test after receiving feedback.</w:t>
-      </w:r>
-    </w:p>
-    <w:p>
-      <w:pPr>
-        <w:pStyle w:val="Heading3"/>
-      </w:pPr>
-      <w:r>
-        <w:t>Teacher reasoning · W5</w:t>
-      </w:r>
-    </w:p>
-    <w:p>
-      <w:pPr>
-        <w:spacing w:line="336" w:lineRule="auto" w:after="180"/>
-        <w:shd w:fill="F1F6FC"/>
-      </w:pPr>
-      <w:r>
-        <w:rPr>
-          <w:b w:val="0"/>
-        </w:rPr>
-        <w:t xml:space="preserve">Teacher explanation: Accept a concrete variant of the worked </w:t>
-      </w:r>
-      <w:r>
-        <w:rPr>
-          <w:b/>
-        </w:rPr>
-        <w:t>input</w:t>
-      </w:r>
-      <w:r>
-        <w:rPr>
-          <w:b w:val="0"/>
-        </w:rPr>
-        <w:t xml:space="preserve"> or a missing/conflicting/boundary condition, with an expectation derived from the declared procedure.</w:t>
-      </w:r>
-    </w:p>
-    <w:p>
-      <w:pPr>
-        <w:spacing w:line="336" w:lineRule="auto" w:after="180"/>
-        <w:shd w:fill="F1F6FC"/>
-      </w:pPr>
-      <w:r>
-        <w:rPr>
-          <w:b w:val="0"/>
-        </w:rPr>
-        <w:t xml:space="preserve">Require preserved settings, original </w:t>
-      </w:r>
-      <w:r>
-        <w:rPr>
-          <w:b/>
-        </w:rPr>
-        <w:t>output</w:t>
-      </w:r>
-      <w:r>
-        <w:rPr>
-          <w:b w:val="0"/>
-        </w:rPr>
-        <w:t xml:space="preserve">s and data roles. A numerical improvement can be real in the sample while the broader </w:t>
-      </w:r>
-      <w:r>
-        <w:rPr>
-          <w:b/>
-        </w:rPr>
-        <w:t>claim</w:t>
-      </w:r>
-      <w:r>
-        <w:rPr>
-          <w:b w:val="0"/>
-        </w:rPr>
-        <w:t xml:space="preserve"> remains unsupported.</w:t>
-      </w:r>
-    </w:p>
-    <w:p>
-      <w:pPr>
-        <w:spacing w:line="336" w:lineRule="auto" w:after="180"/>
-        <w:shd w:fill="F1F6FC"/>
-      </w:pPr>
-      <w:r>
-        <w:rPr>
-          <w:b w:val="0"/>
-        </w:rPr>
-        <w:t xml:space="preserve">The new case should test this particular </w:t>
-      </w:r>
-      <w:r>
-        <w:rPr>
-          <w:b/>
-        </w:rPr>
-        <w:t>mechanism</w:t>
-      </w:r>
-      <w:r>
-        <w:rPr>
-          <w:b w:val="0"/>
-        </w:rPr>
-        <w:t xml:space="preserve"> rather than merely restate the original result.</w:t>
-      </w:r>
-    </w:p>
-    <w:p>
-      <w:pPr>
-        <w:pStyle w:val="Heading3"/>
-      </w:pPr>
-      <w:r>
-        <w:t>Independent assessment and fresh retry</w:t>
-      </w:r>
-    </w:p>
-    <w:p>
-      <w:pPr>
-        <w:pStyle w:val="Heading3"/>
-      </w:pPr>
-      <w:r>
-        <w:t>Teacher key · Independent assessment and fresh retry</w:t>
-      </w:r>
-    </w:p>
-    <w:p>
-      <w:pPr>
-        <w:spacing w:line="336" w:lineRule="auto" w:after="180"/>
-        <w:shd w:fill="F1F6FC"/>
-      </w:pPr>
-      <w:r>
-        <w:rPr>
-          <w:b w:val="0"/>
-        </w:rPr>
-        <w:t>W4: Observed median difference1 second in four local fixtures supports that comparison only; workload, environment and quality must be recorded. Require intermediate reasoning and the stated scope.</w:t>
-      </w:r>
-    </w:p>
-    <w:p>
-      <w:pPr>
-        <w:spacing w:line="336" w:lineRule="auto" w:after="180"/>
-        <w:shd w:fill="F1F6FC"/>
-      </w:pPr>
-      <w:r>
-        <w:rPr>
-          <w:b w:val="0"/>
-        </w:rPr>
-        <w:t xml:space="preserve">Fresh retry: Report </w:t>
-      </w:r>
-      <w:r>
-        <w:rPr>
-          <w:b/>
-        </w:rPr>
-        <w:t>claim</w:t>
-      </w:r>
-      <w:r>
-        <w:rPr>
-          <w:b w:val="0"/>
-        </w:rPr>
-        <w:t>s zero errors from ten passing fixtures. Expected reasoning: Ten observed passes do not prove zero population or future errors; retain the tested scope.</w:t>
-      </w:r>
-    </w:p>
-    <w:p>
-      <w:pPr>
-        <w:spacing w:line="336" w:lineRule="auto" w:after="180"/>
-        <w:shd w:fill="F1F6FC"/>
-      </w:pPr>
-      <w:r>
-        <w:rPr>
-          <w:b w:val="0"/>
-        </w:rPr>
-        <w:t>If students need support, record it and reassess with another new case rather than awarding independence to a copied answer.</w:t>
-      </w:r>
-    </w:p>
-    <w:p>
-      <w:pPr>
-        <w:pStyle w:val="Heading3"/>
-      </w:pPr>
-      <w:r>
-        <w:t>Assess independent transfer</w:t>
-      </w:r>
-    </w:p>
-    <w:p>
-      <w:pPr>
-        <w:pStyle w:val="Heading3"/>
-      </w:pPr>
-      <w:r>
-        <w:t>Independent question · withhold the key</w:t>
-      </w:r>
-    </w:p>
-    <w:p>
-      <w:pPr>
-        <w:spacing w:line="336" w:lineRule="auto" w:after="180"/>
-        <w:shd w:fill="F5F1FB"/>
-      </w:pPr>
-      <w:r>
-        <w:rPr>
-          <w:b w:val="0"/>
-        </w:rPr>
-        <w:t xml:space="preserve">Selected case: Report </w:t>
-      </w:r>
-      <w:r>
-        <w:rPr>
-          <w:b/>
-        </w:rPr>
-        <w:t>claim</w:t>
-      </w:r>
-      <w:r>
-        <w:rPr>
-          <w:b w:val="0"/>
-        </w:rPr>
-        <w:t>s universal speed after median2 seconds versus3 on four local fixtures. Audit scope.</w:t>
-      </w:r>
-    </w:p>
-    <w:p>
-      <w:pPr>
-        <w:pStyle w:val="Heading3"/>
-      </w:pPr>
-      <w:r>
-        <w:t>Selected case answer</w:t>
-      </w:r>
-    </w:p>
-    <w:p>
-      <w:pPr>
-        <w:pStyle w:val="Heading3"/>
-      </w:pPr>
-      <w:r>
-        <w:t>Teacher key · Selected case answer</w:t>
-      </w:r>
-    </w:p>
-    <w:p>
-      <w:pPr>
-        <w:spacing w:line="336" w:lineRule="auto" w:after="180"/>
-        <w:shd w:fill="F1F6FC"/>
-      </w:pPr>
-      <w:r>
-        <w:rPr>
-          <w:b w:val="0"/>
-        </w:rPr>
-        <w:t>Teacher explanation: Observed median difference1 second in four local fixtures supports that comparison only; workload, environment and quality must be recorded.</w:t>
+        <w:pStyle w:val="Heading2"/>
+      </w:pPr>
+      <w:r>
+        <w:t>Judge explanation,trace and limits</w:t>
       </w:r>
     </w:p>
     <w:tbl>
@@ -3549,54 +4008,55 @@
     </w:tbl>
     <w:p>
       <w:pPr>
-        <w:pStyle w:val="Heading3"/>
-      </w:pPr>
-      <w:r>
-        <w:t>Teacher key · Selected case answer</w:t>
+        <w:spacing w:line="336" w:lineRule="auto" w:after="180"/>
+      </w:pPr>
+      <w:r>
+        <w:rPr>
+          <w:b w:val="0"/>
+        </w:rPr>
+        <w:t>Record each dimension as not yet, with support, or independent. Accept a valid alternative procedure with a defensible trace.</w:t>
       </w:r>
     </w:p>
     <w:p>
       <w:pPr>
         <w:spacing w:line="336" w:lineRule="auto" w:after="180"/>
-        <w:shd w:fill="F1F6FC"/>
       </w:pPr>
       <w:r>
         <w:rPr>
           <w:b w:val="0"/>
         </w:rPr>
-        <w:t>Record each dimension as not yet, with support, or independent. Accept a valid alternative procedure with a defensible trace.</w:t>
+        <w:t xml:space="preserve">Do not penalise an honestly recorded model failure if the learner correctly explains its </w:t>
+      </w:r>
+      <w:r>
+        <w:rPr>
+          <w:b/>
+        </w:rPr>
+        <w:t>evidence</w:t>
+      </w:r>
+      <w:r>
+        <w:rPr>
+          <w:b w:val="0"/>
+        </w:rPr>
+        <w:t xml:space="preserve"> and limits.</w:t>
       </w:r>
     </w:p>
     <w:p>
       <w:pPr>
-        <w:spacing w:line="336" w:lineRule="auto" w:after="180"/>
-        <w:shd w:fill="F1F6FC"/>
-      </w:pPr>
-      <w:r>
-        <w:rPr>
-          <w:b w:val="0"/>
-        </w:rPr>
-        <w:t xml:space="preserve">Do not penalise an honestly recorded model failure if the learner correctly explains its </w:t>
-      </w:r>
-      <w:r>
-        <w:rPr>
-          <w:b/>
-        </w:rPr>
-        <w:t>evidence</w:t>
-      </w:r>
-      <w:r>
-        <w:rPr>
-          <w:b w:val="0"/>
-        </w:rPr>
-        <w:t xml:space="preserve"> and limits.</w:t>
+        <w:pStyle w:val="Heading2"/>
+      </w:pPr>
+      <w:r>
+        <w:t>Give one usable repair</w:t>
       </w:r>
     </w:p>
     <w:p>
       <w:pPr>
-        <w:pStyle w:val="Heading3"/>
-      </w:pPr>
-      <w:r>
-        <w:t>Feedback that the learner uses</w:t>
+        <w:spacing w:line="336" w:lineRule="auto" w:after="180"/>
+      </w:pPr>
+      <w:r>
+        <w:rPr>
+          <w:b w:val="0"/>
+        </w:rPr>
+        <w:t>Name the earliest unsupported step and give one action to repair it. Have the learner make that repair now and explain why. Then assess the relevant skill on a fresh, fully specified case.</w:t>
       </w:r>
     </w:p>
     <w:p>
@@ -3607,31 +4067,109 @@
         <w:rPr>
           <w:b w:val="0"/>
         </w:rPr>
-        <w:t>Name the earliest unsupported step and give one action to repair it. Have the learner make that repair now and explain why. Then assess the relevant skill on a fresh, fully specified case.</w:t>
+        <w:t>Confirm it was not previously practised with feedback; solve and check the new case before assigning it. A follow-up design prompt is a starting brief, not automatically an equivalent test.</w:t>
       </w:r>
     </w:p>
     <w:p>
       <w:pPr>
-        <w:spacing w:line="336" w:lineRule="auto" w:after="180"/>
-      </w:pPr>
-      <w:r>
-        <w:rPr>
-          <w:b w:val="0"/>
-        </w:rPr>
-        <w:t>Confirm it was not previously practised with feedback; solve and check the new case before assigning it. A follow-up design prompt is a starting brief, not automatically an equivalent test.</w:t>
+        <w:pStyle w:val="Heading2"/>
+      </w:pPr>
+      <w:r>
+        <w:t>W1 Explain the mechanism</w:t>
       </w:r>
     </w:p>
     <w:p>
       <w:pPr>
-        <w:pStyle w:val="Heading1"/>
-      </w:pPr>
-      <w:r>
-        <w:t>06. Connect the project, support and next lesson</w:t>
+        <w:spacing w:line="336" w:lineRule="auto" w:after="180"/>
+      </w:pPr>
+      <w:r>
+        <w:rPr>
+          <w:b w:val="0"/>
+        </w:rPr>
+        <w:t xml:space="preserve">Explain the weekly </w:t>
+      </w:r>
+      <w:r>
+        <w:rPr>
+          <w:b/>
+        </w:rPr>
+        <w:t>mechanism</w:t>
+      </w:r>
+      <w:r>
+        <w:rPr>
+          <w:b w:val="0"/>
+        </w:rPr>
+        <w:t xml:space="preserve"> in your own words. Use the worked scenario to name its </w:t>
+      </w:r>
+      <w:r>
+        <w:rPr>
+          <w:b/>
+        </w:rPr>
+        <w:t>input</w:t>
+      </w:r>
+      <w:r>
+        <w:rPr>
+          <w:b w:val="0"/>
+        </w:rPr>
+        <w:t xml:space="preserve">, decision rule and </w:t>
+      </w:r>
+      <w:r>
+        <w:rPr>
+          <w:b/>
+        </w:rPr>
+        <w:t>output</w:t>
+      </w:r>
+      <w:r>
+        <w:rPr>
+          <w:b w:val="0"/>
+        </w:rPr>
+        <w:t>.</w:t>
       </w:r>
     </w:p>
     <w:p>
-      <w:r>
-        <w:t>Connect Reading a research claim to Reproducible AI Research Study, adapt support and plan a later changed-case check.</w:t>
+      <w:pPr>
+        <w:spacing w:line="336" w:lineRule="auto" w:after="180"/>
+      </w:pPr>
+      <w:r>
+        <w:rPr>
+          <w:b w:val="0"/>
+        </w:rPr>
+        <w:t xml:space="preserve">Teacher explanation: Reading a </w:t>
+      </w:r>
+      <w:r>
+        <w:rPr>
+          <w:b/>
+        </w:rPr>
+        <w:t>claim</w:t>
+      </w:r>
+      <w:r>
+        <w:rPr>
+          <w:b w:val="0"/>
+        </w:rPr>
+        <w:t xml:space="preserve"> requires its method, data, comparison and uncertainty. Titles and abstracts may omit conditions crucial to interpretation. Separate the </w:t>
+      </w:r>
+      <w:r>
+        <w:rPr>
+          <w:b/>
+        </w:rPr>
+        <w:t>claim</w:t>
+      </w:r>
+      <w:r>
+        <w:rPr>
+          <w:b w:val="0"/>
+        </w:rPr>
+        <w:t xml:space="preserve"> from supplied </w:t>
+      </w:r>
+      <w:r>
+        <w:rPr>
+          <w:b/>
+        </w:rPr>
+        <w:t>evidence</w:t>
+      </w:r>
+      <w:r>
+        <w:rPr>
+          <w:b w:val="0"/>
+        </w:rPr>
+        <w:t>.</w:t>
       </w:r>
     </w:p>
     <w:p>
@@ -3642,90 +4180,27 @@
         <w:rPr>
           <w:b w:val="0"/>
         </w:rPr>
-        <w:t xml:space="preserve">Add a labelled reading a research </w:t>
+        <w:t xml:space="preserve">Record dataset, unit, baseline, metric and limitations. Ask whether the statement extends beyond those </w:t>
       </w:r>
       <w:r>
         <w:rPr>
           <w:b/>
         </w:rPr>
-        <w:t>claim</w:t>
+        <w:t>observation</w:t>
       </w:r>
       <w:r>
         <w:rPr>
           <w:b w:val="0"/>
         </w:rPr>
-        <w:t xml:space="preserve"> </w:t>
-      </w:r>
-      <w:r>
-        <w:rPr>
-          <w:b/>
-        </w:rPr>
-        <w:t>evidence</w:t>
-      </w:r>
-      <w:r>
-        <w:rPr>
-          <w:b w:val="0"/>
-        </w:rPr>
-        <w:t xml:space="preserve"> sheet to Reproducible AI Research Study. Show how you can explain the </w:t>
-      </w:r>
-      <w:r>
-        <w:rPr>
-          <w:b/>
-        </w:rPr>
-        <w:t>mechanism</w:t>
-      </w:r>
-      <w:r>
-        <w:rPr>
-          <w:b w:val="0"/>
-        </w:rPr>
-        <w:t xml:space="preserve"> and terminology of reading a research </w:t>
-      </w:r>
-      <w:r>
-        <w:rPr>
-          <w:b/>
-        </w:rPr>
-        <w:t>claim</w:t>
-      </w:r>
-      <w:r>
-        <w:rPr>
-          <w:b w:val="0"/>
-        </w:rPr>
-        <w:t>.</w:t>
+        <w:t>s.</w:t>
       </w:r>
     </w:p>
     <w:p>
       <w:pPr>
-        <w:spacing w:line="336" w:lineRule="auto" w:after="180"/>
-      </w:pPr>
-      <w:r>
-        <w:rPr>
-          <w:b w:val="0"/>
-        </w:rPr>
-        <w:t xml:space="preserve">Use the supplied fictional case and keep its </w:t>
-      </w:r>
-      <w:r>
-        <w:rPr>
-          <w:b/>
-        </w:rPr>
-        <w:t>input</w:t>
-      </w:r>
-      <w:r>
-        <w:rPr>
-          <w:b w:val="0"/>
-        </w:rPr>
-        <w:t xml:space="preserve">s, intermediate steps, calculation or </w:t>
-      </w:r>
-      <w:r>
-        <w:rPr>
-          <w:b/>
-        </w:rPr>
-        <w:t>prediction</w:t>
-      </w:r>
-      <w:r>
-        <w:rPr>
-          <w:b w:val="0"/>
-        </w:rPr>
-        <w:t>, and limitation. Connect this record to last week’s record; a matching answer without a trace is insufficient.</w:t>
+        <w:pStyle w:val="Heading2"/>
+      </w:pPr>
+      <w:r>
+        <w:t>W2 Trace the worked case</w:t>
       </w:r>
     </w:p>
     <w:p>
@@ -3736,19 +4211,7 @@
         <w:rPr>
           <w:b w:val="0"/>
         </w:rPr>
-        <w:t xml:space="preserve">Provide an </w:t>
-      </w:r>
-      <w:r>
-        <w:rPr>
-          <w:b/>
-        </w:rPr>
-        <w:t>input</w:t>
-      </w:r>
-      <w:r>
-        <w:rPr>
-          <w:b w:val="0"/>
-        </w:rPr>
-        <w:t>/procedure/result/limit frame and a calculator when needed. Ask students to identify the first step before completing the whole trace.</w:t>
+        <w:t>A fictional report says method B is better after 6/8 supported answers versus baseline 5/8 on the same constructed cases. Show the intermediate steps and give the conclusion with its scope.</w:t>
       </w:r>
     </w:p>
     <w:p>
@@ -3759,42 +4222,15 @@
         <w:rPr>
           <w:b w:val="0"/>
         </w:rPr>
-        <w:t xml:space="preserve">Extension: compare two concrete variants of this </w:t>
-      </w:r>
-      <w:r>
-        <w:rPr>
-          <w:b/>
-        </w:rPr>
-        <w:t>mechanism</w:t>
-      </w:r>
-      <w:r>
-        <w:rPr>
-          <w:b w:val="0"/>
-        </w:rPr>
-        <w:t xml:space="preserve"> while holding unrelated conditions fixed; report both successful and unsuccessful outcomes.</w:t>
+        <w:t>Teacher explanation: B has 75% versus 62.5%, a 12.5-percentage-point difference on eight cases. Better in this measured outcome does not establish broader tasks or uncertainty.</w:t>
       </w:r>
     </w:p>
     <w:p>
       <w:pPr>
-        <w:spacing w:line="336" w:lineRule="auto" w:after="180"/>
-      </w:pPr>
-      <w:r>
-        <w:rPr>
-          <w:b w:val="0"/>
-        </w:rPr>
-        <w:t xml:space="preserve">Next connection: Finding primary research. Preserve the current case record and retrieve its </w:t>
-      </w:r>
-      <w:r>
-        <w:rPr>
-          <w:b/>
-        </w:rPr>
-        <w:t>evidence</w:t>
-      </w:r>
-      <w:r>
-        <w:rPr>
-          <w:b w:val="0"/>
-        </w:rPr>
-        <w:t xml:space="preserve"> boundary before moving on.</w:t>
+        <w:pStyle w:val="Heading2"/>
+      </w:pPr>
+      <w:r>
+        <w:t>W3 Audit the limit</w:t>
       </w:r>
     </w:p>
     <w:p>
@@ -3805,15 +4241,629 @@
         <w:rPr>
           <w:b w:val="0"/>
         </w:rPr>
-        <w:t>Retain the project ledger and assess a changed case after support. Check the relevant prerequisite before carrying this component forward.</w:t>
+        <w:t xml:space="preserve">A report omits this qualification: A numerical improvement can be real in the sample while the broader </w:t>
+      </w:r>
+      <w:r>
+        <w:rPr>
+          <w:b/>
+        </w:rPr>
+        <w:t>claim</w:t>
+      </w:r>
+      <w:r>
+        <w:rPr>
+          <w:b w:val="0"/>
+        </w:rPr>
+        <w:t xml:space="preserve"> remains unsupported.</w:t>
       </w:r>
     </w:p>
     <w:p>
       <w:pPr>
+        <w:spacing w:line="336" w:lineRule="auto" w:after="180"/>
+      </w:pPr>
+      <w:r>
+        <w:rPr>
+          <w:b w:val="0"/>
+        </w:rPr>
+        <w:t>Explain how omitting it could change a reader's interpretation, and write an accurate replacement.</w:t>
+      </w:r>
+    </w:p>
+    <w:p>
+      <w:pPr>
+        <w:spacing w:line="336" w:lineRule="auto" w:after="180"/>
+      </w:pPr>
+      <w:r>
+        <w:rPr>
+          <w:b w:val="0"/>
+        </w:rPr>
+        <w:t xml:space="preserve">Teacher explanation: A numerical improvement can be real in the sample while the broader </w:t>
+      </w:r>
+      <w:r>
+        <w:rPr>
+          <w:b/>
+        </w:rPr>
+        <w:t>claim</w:t>
+      </w:r>
+      <w:r>
+        <w:rPr>
+          <w:b w:val="0"/>
+        </w:rPr>
+        <w:t xml:space="preserve"> remains unsupported.</w:t>
+      </w:r>
+    </w:p>
+    <w:p>
+      <w:pPr>
+        <w:spacing w:line="336" w:lineRule="auto" w:after="180"/>
+      </w:pPr>
+      <w:r>
+        <w:rPr>
+          <w:b w:val="0"/>
+        </w:rPr>
+        <w:t xml:space="preserve">State the observed result separately from the unverified or out-of-scope </w:t>
+      </w:r>
+      <w:r>
+        <w:rPr>
+          <w:b/>
+        </w:rPr>
+        <w:t>claim</w:t>
+      </w:r>
+      <w:r>
+        <w:rPr>
+          <w:b w:val="0"/>
+        </w:rPr>
+        <w:t xml:space="preserve">; preserve the original </w:t>
+      </w:r>
+      <w:r>
+        <w:rPr>
+          <w:b/>
+        </w:rPr>
+        <w:t>evidence</w:t>
+      </w:r>
+      <w:r>
+        <w:rPr>
+          <w:b w:val="0"/>
+        </w:rPr>
+        <w:t xml:space="preserve"> rather than inventing a missing fact.</w:t>
+      </w:r>
+    </w:p>
+    <w:p>
+      <w:pPr>
+        <w:pStyle w:val="Heading2"/>
+      </w:pPr>
+      <w:r>
+        <w:t>W5 Design a revealing follow-up</w:t>
+      </w:r>
+    </w:p>
+    <w:p>
+      <w:pPr>
+        <w:spacing w:line="336" w:lineRule="auto" w:after="180"/>
+      </w:pPr>
+      <w:r>
+        <w:rPr>
+          <w:b w:val="0"/>
+        </w:rPr>
+        <w:t>For the worked scenario, propose one additional case that could reveal a failure, describe its expected outcome before running it, and explain what would need to remain fixed for a fair comparison.</w:t>
+      </w:r>
+    </w:p>
+    <w:p>
+      <w:pPr>
+        <w:spacing w:line="336" w:lineRule="auto" w:after="180"/>
+      </w:pPr>
+      <w:r>
+        <w:rPr>
+          <w:b w:val="0"/>
+        </w:rPr>
+        <w:t>Do not reuse W4 as a new final test after receiving feedback.</w:t>
+      </w:r>
+    </w:p>
+    <w:p>
+      <w:pPr>
+        <w:spacing w:line="336" w:lineRule="auto" w:after="180"/>
+      </w:pPr>
+      <w:r>
+        <w:rPr>
+          <w:b w:val="0"/>
+        </w:rPr>
+        <w:t xml:space="preserve">Teacher explanation: Accept a concrete variant of the worked </w:t>
+      </w:r>
+      <w:r>
+        <w:rPr>
+          <w:b/>
+        </w:rPr>
+        <w:t>input</w:t>
+      </w:r>
+      <w:r>
+        <w:rPr>
+          <w:b w:val="0"/>
+        </w:rPr>
+        <w:t xml:space="preserve"> or a missing/conflicting/boundary condition, with an expectation derived from the declared procedure.</w:t>
+      </w:r>
+    </w:p>
+    <w:p>
+      <w:pPr>
+        <w:spacing w:line="336" w:lineRule="auto" w:after="180"/>
+      </w:pPr>
+      <w:r>
+        <w:rPr>
+          <w:b w:val="0"/>
+        </w:rPr>
+        <w:t xml:space="preserve">Require preserved settings, original </w:t>
+      </w:r>
+      <w:r>
+        <w:rPr>
+          <w:b/>
+        </w:rPr>
+        <w:t>output</w:t>
+      </w:r>
+      <w:r>
+        <w:rPr>
+          <w:b w:val="0"/>
+        </w:rPr>
+        <w:t xml:space="preserve">s and data roles. A numerical improvement can be real in the sample while the broader </w:t>
+      </w:r>
+      <w:r>
+        <w:rPr>
+          <w:b/>
+        </w:rPr>
+        <w:t>claim</w:t>
+      </w:r>
+      <w:r>
+        <w:rPr>
+          <w:b w:val="0"/>
+        </w:rPr>
+        <w:t xml:space="preserve"> remains unsupported.</w:t>
+      </w:r>
+    </w:p>
+    <w:p>
+      <w:pPr>
+        <w:spacing w:line="336" w:lineRule="auto" w:after="180"/>
+      </w:pPr>
+      <w:r>
+        <w:rPr>
+          <w:b w:val="0"/>
+        </w:rPr>
+        <w:t xml:space="preserve">The new case should test this particular </w:t>
+      </w:r>
+      <w:r>
+        <w:rPr>
+          <w:b/>
+        </w:rPr>
+        <w:t>mechanism</w:t>
+      </w:r>
+      <w:r>
+        <w:rPr>
+          <w:b w:val="0"/>
+        </w:rPr>
+        <w:t xml:space="preserve"> rather than merely restate the original result.</w:t>
+      </w:r>
+    </w:p>
+    <w:p>
+      <w:pPr>
+        <w:pStyle w:val="Heading2"/>
+      </w:pPr>
+      <w:r>
+        <w:t>Earlier wording, alternatives and picture transcripts · reference / check after trying</w:t>
+      </w:r>
+    </w:p>
+    <w:p>
+      <w:pPr>
         <w:pStyle w:val="Heading3"/>
       </w:pPr>
       <w:r>
-        <w:t>Plan the delayed return</w:t>
+        <w:t>Guided and exit questions</w:t>
+      </w:r>
+    </w:p>
+    <w:p>
+      <w:pPr>
+        <w:spacing w:line="336" w:lineRule="auto" w:after="180"/>
+      </w:pPr>
+      <w:r>
+        <w:rPr>
+          <w:b w:val="0"/>
+        </w:rPr>
+        <w:t xml:space="preserve">Guided: B has 75% versus 62.5%, a 12.5-percentage-point difference on eight cases. Better in this measured outcome does not establish broader tasks or uncertainty. Qualification: A numerical improvement can be real in the sample while the broader </w:t>
+      </w:r>
+      <w:r>
+        <w:rPr>
+          <w:b/>
+        </w:rPr>
+        <w:t>claim</w:t>
+      </w:r>
+      <w:r>
+        <w:rPr>
+          <w:b w:val="0"/>
+        </w:rPr>
+        <w:t xml:space="preserve"> remains unsupported. Exit: accept a concrete variation with its predicted outcome and a stated condition that would challenge the </w:t>
+      </w:r>
+      <w:r>
+        <w:rPr>
+          <w:b/>
+        </w:rPr>
+        <w:t>mechanism</w:t>
+      </w:r>
+      <w:r>
+        <w:rPr>
+          <w:b w:val="0"/>
+        </w:rPr>
+        <w:t xml:space="preserve">; reject a </w:t>
+      </w:r>
+      <w:r>
+        <w:rPr>
+          <w:b/>
+        </w:rPr>
+        <w:t>claim</w:t>
+      </w:r>
+      <w:r>
+        <w:rPr>
+          <w:b w:val="0"/>
+        </w:rPr>
+        <w:t xml:space="preserve"> resting on unmeasured </w:t>
+      </w:r>
+      <w:r>
+        <w:rPr>
+          <w:b/>
+        </w:rPr>
+        <w:t>evidence</w:t>
+      </w:r>
+      <w:r>
+        <w:rPr>
+          <w:b w:val="0"/>
+        </w:rPr>
+        <w:t>.</w:t>
+      </w:r>
+    </w:p>
+    <w:p>
+      <w:pPr>
+        <w:pStyle w:val="Heading3"/>
+      </w:pPr>
+      <w:r>
+        <w:t>W1 Explain the mechanism</w:t>
+      </w:r>
+    </w:p>
+    <w:p>
+      <w:pPr>
+        <w:pStyle w:val="Heading3"/>
+      </w:pPr>
+      <w:r>
+        <w:t>W2 Trace the worked case</w:t>
+      </w:r>
+    </w:p>
+    <w:p>
+      <w:pPr>
+        <w:pStyle w:val="Heading3"/>
+      </w:pPr>
+      <w:r>
+        <w:t>W3 Audit the limit</w:t>
+      </w:r>
+    </w:p>
+    <w:p>
+      <w:pPr>
+        <w:pStyle w:val="Heading3"/>
+      </w:pPr>
+      <w:r>
+        <w:t>W4 Apply a new case independently</w:t>
+      </w:r>
+    </w:p>
+    <w:p>
+      <w:pPr>
+        <w:spacing w:line="336" w:lineRule="auto" w:after="180"/>
+      </w:pPr>
+      <w:r>
+        <w:rPr>
+          <w:b w:val="0"/>
+        </w:rPr>
+        <w:t xml:space="preserve">Report </w:t>
+      </w:r>
+      <w:r>
+        <w:rPr>
+          <w:b/>
+        </w:rPr>
+        <w:t>claim</w:t>
+      </w:r>
+      <w:r>
+        <w:rPr>
+          <w:b w:val="0"/>
+        </w:rPr>
+        <w:t>s universal speed after median 2 seconds versus 3 on four local fixtures. Audit scope.</w:t>
+      </w:r>
+    </w:p>
+    <w:p>
+      <w:pPr>
+        <w:spacing w:line="336" w:lineRule="auto" w:after="180"/>
+      </w:pPr>
+      <w:r>
+        <w:rPr>
+          <w:b w:val="0"/>
+        </w:rPr>
+        <w:t>Teacher explanation: Observed median difference 1 second in four local fixtures supports that comparison only; workload, environment and quality must be recorded.</w:t>
+      </w:r>
+    </w:p>
+    <w:p>
+      <w:pPr>
+        <w:pStyle w:val="Heading3"/>
+      </w:pPr>
+      <w:r>
+        <w:t>W5 Design a revealing follow-up</w:t>
+      </w:r>
+    </w:p>
+    <w:p>
+      <w:pPr>
+        <w:pStyle w:val="Heading3"/>
+      </w:pPr>
+      <w:r>
+        <w:t>Independent assessment and fresh retry</w:t>
+      </w:r>
+    </w:p>
+    <w:p>
+      <w:pPr>
+        <w:spacing w:line="336" w:lineRule="auto" w:after="180"/>
+      </w:pPr>
+      <w:r>
+        <w:rPr>
+          <w:b w:val="0"/>
+        </w:rPr>
+        <w:t xml:space="preserve">W4: Observed median difference 1 second in four local fixtures supports that comparison only; workload, environment and quality must be recorded. Require intermediate reasoning and the stated scope. Fresh retry: Report </w:t>
+      </w:r>
+      <w:r>
+        <w:rPr>
+          <w:b/>
+        </w:rPr>
+        <w:t>claim</w:t>
+      </w:r>
+      <w:r>
+        <w:rPr>
+          <w:b w:val="0"/>
+        </w:rPr>
+        <w:t>s zero errors from ten passing fixtures. Expected reasoning: Ten observed passes do not prove zero population or future errors; retain the tested scope. If students need support, record it and reassess with another new case rather than awarding independence to a copied answer.</w:t>
+      </w:r>
+    </w:p>
+    <w:p>
+      <w:pPr>
+        <w:pStyle w:val="Heading3"/>
+      </w:pPr>
+      <w:r>
+        <w:t>Assess independent transfer</w:t>
+      </w:r>
+    </w:p>
+    <w:p>
+      <w:pPr>
+        <w:pStyle w:val="Heading3"/>
+      </w:pPr>
+      <w:r>
+        <w:t>Selected case answer</w:t>
+      </w:r>
+    </w:p>
+    <w:p>
+      <w:pPr>
+        <w:pStyle w:val="Heading3"/>
+      </w:pPr>
+      <w:r>
+        <w:t>Feedback that the learner uses</w:t>
+      </w:r>
+    </w:p>
+    <w:p>
+      <w:pPr>
+        <w:pStyle w:val="Heading1"/>
+      </w:pPr>
+      <w:r>
+        <w:t>06. Connect, support and revisit research reasoning</w:t>
+      </w:r>
+    </w:p>
+    <w:p>
+      <w:r>
+        <w:t>Use saved evidence and assumptions to choose the next question.</w:t>
+      </w:r>
+    </w:p>
+    <w:p>
+      <w:pPr>
+        <w:pStyle w:val="Heading2"/>
+      </w:pPr>
+      <w:r>
+        <w:t>Project and next-week bridge</w:t>
+      </w:r>
+    </w:p>
+    <w:p>
+      <w:pPr>
+        <w:spacing w:line="336" w:lineRule="auto" w:after="180"/>
+      </w:pPr>
+      <w:r>
+        <w:rPr>
+          <w:b w:val="0"/>
+        </w:rPr>
+        <w:t xml:space="preserve">Add a labelled reading a research </w:t>
+      </w:r>
+      <w:r>
+        <w:rPr>
+          <w:b/>
+        </w:rPr>
+        <w:t>claim</w:t>
+      </w:r>
+      <w:r>
+        <w:rPr>
+          <w:b w:val="0"/>
+        </w:rPr>
+        <w:t xml:space="preserve"> </w:t>
+      </w:r>
+      <w:r>
+        <w:rPr>
+          <w:b/>
+        </w:rPr>
+        <w:t>evidence</w:t>
+      </w:r>
+      <w:r>
+        <w:rPr>
+          <w:b w:val="0"/>
+        </w:rPr>
+        <w:t xml:space="preserve"> sheet to Reproducible AI Research Study. Show how you can explain the </w:t>
+      </w:r>
+      <w:r>
+        <w:rPr>
+          <w:b/>
+        </w:rPr>
+        <w:t>mechanism</w:t>
+      </w:r>
+      <w:r>
+        <w:rPr>
+          <w:b w:val="0"/>
+        </w:rPr>
+        <w:t xml:space="preserve"> and terminology of reading a research </w:t>
+      </w:r>
+      <w:r>
+        <w:rPr>
+          <w:b/>
+        </w:rPr>
+        <w:t>claim</w:t>
+      </w:r>
+      <w:r>
+        <w:rPr>
+          <w:b w:val="0"/>
+        </w:rPr>
+        <w:t>.</w:t>
+      </w:r>
+    </w:p>
+    <w:p>
+      <w:pPr>
+        <w:spacing w:line="336" w:lineRule="auto" w:after="180"/>
+      </w:pPr>
+      <w:r>
+        <w:rPr>
+          <w:b w:val="0"/>
+        </w:rPr>
+        <w:t xml:space="preserve">Use the supplied fictional case and keep its </w:t>
+      </w:r>
+      <w:r>
+        <w:rPr>
+          <w:b/>
+        </w:rPr>
+        <w:t>input</w:t>
+      </w:r>
+      <w:r>
+        <w:rPr>
+          <w:b w:val="0"/>
+        </w:rPr>
+        <w:t xml:space="preserve">s, intermediate steps, calculation or </w:t>
+      </w:r>
+      <w:r>
+        <w:rPr>
+          <w:b/>
+        </w:rPr>
+        <w:t>prediction</w:t>
+      </w:r>
+      <w:r>
+        <w:rPr>
+          <w:b w:val="0"/>
+        </w:rPr>
+        <w:t>, and limitation. Connect this record to last week’s record; a matching answer without a trace is insufficient.</w:t>
+      </w:r>
+    </w:p>
+    <w:p>
+      <w:pPr>
+        <w:spacing w:line="336" w:lineRule="auto" w:after="180"/>
+      </w:pPr>
+      <w:r>
+        <w:rPr>
+          <w:b w:val="0"/>
+        </w:rPr>
+        <w:t xml:space="preserve">Provide an </w:t>
+      </w:r>
+      <w:r>
+        <w:rPr>
+          <w:b/>
+        </w:rPr>
+        <w:t>input</w:t>
+      </w:r>
+      <w:r>
+        <w:rPr>
+          <w:b w:val="0"/>
+        </w:rPr>
+        <w:t>/procedure/result/limit frame and a calculator when needed. Ask students to identify the first step before completing the whole trace.</w:t>
+      </w:r>
+    </w:p>
+    <w:p>
+      <w:pPr>
+        <w:spacing w:line="336" w:lineRule="auto" w:after="180"/>
+      </w:pPr>
+      <w:r>
+        <w:rPr>
+          <w:b w:val="0"/>
+        </w:rPr>
+        <w:t xml:space="preserve">Extension: compare two concrete variants of this </w:t>
+      </w:r>
+      <w:r>
+        <w:rPr>
+          <w:b/>
+        </w:rPr>
+        <w:t>mechanism</w:t>
+      </w:r>
+      <w:r>
+        <w:rPr>
+          <w:b w:val="0"/>
+        </w:rPr>
+        <w:t xml:space="preserve"> while holding unrelated conditions fixed; report both successful and unsuccessful outcomes.</w:t>
+      </w:r>
+    </w:p>
+    <w:p>
+      <w:pPr>
+        <w:spacing w:line="336" w:lineRule="auto" w:after="180"/>
+      </w:pPr>
+      <w:r>
+        <w:rPr>
+          <w:b w:val="0"/>
+        </w:rPr>
+        <w:t xml:space="preserve">Next connection: Finding primary research. Preserve the current case record and retrieve its </w:t>
+      </w:r>
+      <w:r>
+        <w:rPr>
+          <w:b/>
+        </w:rPr>
+        <w:t>evidence</w:t>
+      </w:r>
+      <w:r>
+        <w:rPr>
+          <w:b w:val="0"/>
+        </w:rPr>
+        <w:t xml:space="preserve"> boundary before moving on.</w:t>
+      </w:r>
+    </w:p>
+    <w:p>
+      <w:pPr>
+        <w:spacing w:line="336" w:lineRule="auto" w:after="180"/>
+      </w:pPr>
+      <w:r>
+        <w:rPr>
+          <w:b w:val="0"/>
+        </w:rPr>
+        <w:t>Retain the project ledger and assess a changed case after support. Check the relevant prerequisite before carrying this component forward.</w:t>
+      </w:r>
+    </w:p>
+    <w:p>
+      <w:pPr>
+        <w:spacing w:line="336" w:lineRule="auto" w:after="180"/>
+      </w:pPr>
+      <w:r>
+        <w:rPr>
+          <w:b w:val="0"/>
+        </w:rPr>
+        <w:t xml:space="preserve">For the Reproducible AI Research Study, retain an annotated worked trace and the changed-case reasoning. Connect the </w:t>
+      </w:r>
+      <w:r>
+        <w:rPr>
+          <w:b/>
+        </w:rPr>
+        <w:t>claim</w:t>
+      </w:r>
+      <w:r>
+        <w:rPr>
+          <w:b w:val="0"/>
+        </w:rPr>
+        <w:t xml:space="preserve"> to its records, units and assumptions so another investigator can challenge or reproduce it.</w:t>
+      </w:r>
+    </w:p>
+    <w:p>
+      <w:pPr>
+        <w:pStyle w:val="Heading2"/>
+      </w:pPr>
+      <w:r>
+        <w:t>Delayed return and support record</w:t>
       </w:r>
     </w:p>
     <w:p>
@@ -4042,60 +5092,60 @@
     </w:p>
     <w:p>
       <w:pPr>
-        <w:pStyle w:val="Heading3"/>
-      </w:pPr>
-      <w:r>
-        <w:t>Project evidence from this case</w:t>
+        <w:pStyle w:val="Heading2"/>
+      </w:pPr>
+      <w:r>
+        <w:t>Earlier wording, alternatives and picture transcripts · reference / check after trying</w:t>
       </w:r>
     </w:p>
     <w:p>
       <w:pPr>
-        <w:spacing w:line="336" w:lineRule="auto" w:after="180"/>
-      </w:pPr>
-      <w:r>
-        <w:rPr>
-          <w:b w:val="0"/>
-        </w:rPr>
-        <w:t xml:space="preserve">For the Reproducible AI Research Study, retain an annotated worked trace and the changed-case reasoning. Connect the </w:t>
-      </w:r>
-      <w:r>
-        <w:rPr>
-          <w:b/>
-        </w:rPr>
-        <w:t>claim</w:t>
-      </w:r>
-      <w:r>
-        <w:rPr>
-          <w:b w:val="0"/>
-        </w:rPr>
-        <w:t xml:space="preserve"> to its records, units and assumptions so another investigator can challenge or reproduce it.</w:t>
+        <w:pStyle w:val="Heading3"/>
+      </w:pPr>
+      <w:r>
+        <w:t>Plan the delayed return</w:t>
       </w:r>
     </w:p>
     <w:p>
       <w:pPr>
-        <w:pStyle w:val="Heading1"/>
-      </w:pPr>
-      <w:r>
-        <w:t>07. Prepare, teach and assess</w:t>
+        <w:pStyle w:val="Heading3"/>
+      </w:pPr>
+      <w:r>
+        <w:t>Project evidence from this case</w:t>
       </w:r>
     </w:p>
     <w:p>
-      <w:r>
-        <w:t>Use this preparation summary alongside the detailed Reading a research claim lesson; it is a checklist rather than a replacement for the full sequence.</w:t>
+      <w:pPr>
+        <w:pStyle w:val="Heading1"/>
+      </w:pPr>
+      <w:r>
+        <w:t>Reference bank and extra practice</w:t>
       </w:r>
     </w:p>
     <w:p>
       <w:pPr>
-        <w:pStyle w:val="Heading3"/>
-      </w:pPr>
-      <w:r>
-        <w:t>Teaching target</w:t>
+        <w:pStyle w:val="Heading1"/>
+      </w:pPr>
+      <w:r>
+        <w:t>07. Reference · Alternative planning checklist</w:t>
       </w:r>
     </w:p>
     <w:p>
+      <w:r>
+        <w:t>Use alongside the main route when helpful.</w:t>
+      </w:r>
+    </w:p>
+    <w:p>
+      <w:pPr>
+        <w:pStyle w:val="Heading2"/>
+      </w:pPr>
+      <w:r>
+        <w:t>Planning,assessment and project reminders</w:t>
+      </w:r>
+    </w:p>
+    <w:p>
       <w:pPr>
         <w:spacing w:line="336" w:lineRule="auto" w:after="180"/>
-        <w:shd w:fill="EDF7F3"/>
       </w:pPr>
       <w:r>
         <w:rPr>
@@ -4296,7 +5346,7 @@
         <w:rPr>
           <w:b w:val="0"/>
         </w:rPr>
-        <w:t>Before class, solve the supported practice: A fictional report says method B is better after6/8 supported answers versus baseline5/8 on the same constructed cases.</w:t>
+        <w:t>Before class, solve the supported practice: A fictional report says method B is better after 6/8 supported answers versus baseline 5/8 on the same constructed cases. Show the intermediate steps and give the conclusion with its scope.</w:t>
       </w:r>
     </w:p>
     <w:p>
@@ -4307,27 +5357,41 @@
         <w:rPr>
           <w:b w:val="0"/>
         </w:rPr>
-        <w:t>Show the intermediate steps and give the conclusion with its scope.</w:t>
+        <w:t>Reasoned practice answer: Teacher explanation: B has 75% versus 62.5%, a 12.5-percentage-point difference on eight cases. Better in this measured outcome does not establish broader tasks or uncertainty.</w:t>
       </w:r>
     </w:p>
     <w:p>
       <w:pPr>
-        <w:pStyle w:val="Heading3"/>
-      </w:pPr>
-      <w:r>
-        <w:t>Supported practice answer</w:t>
+        <w:spacing w:line="336" w:lineRule="auto" w:after="180"/>
+      </w:pPr>
+      <w:r>
+        <w:rPr>
+          <w:b w:val="0"/>
+        </w:rPr>
+        <w:t xml:space="preserve">Check every learner before discussion: Use the worked case for Reading a research </w:t>
+      </w:r>
+      <w:r>
+        <w:rPr>
+          <w:b/>
+        </w:rPr>
+        <w:t>claim</w:t>
+      </w:r>
+      <w:r>
+        <w:rPr>
+          <w:b w:val="0"/>
+        </w:rPr>
+        <w:t>. Proposed explanation: “The worked result establishes every future case”. Decide whether this explanation is supported.</w:t>
       </w:r>
     </w:p>
     <w:p>
       <w:pPr>
         <w:spacing w:line="336" w:lineRule="auto" w:after="180"/>
-        <w:shd w:fill="F1F6FC"/>
       </w:pPr>
       <w:r>
         <w:rPr>
           <w:b w:val="0"/>
         </w:rPr>
-        <w:t>Reasoned practice answer: Teacher explanation: B has75% versus62.5%, a12.5-point difference on eight cases. Better in this measured outcome does not establish broader tasks or uncertainty.</w:t>
+        <w:t>Point to the step or supplied fact that decides; explain your repair if needed.</w:t>
       </w:r>
     </w:p>
     <w:p>
@@ -4338,7 +5402,7 @@
         <w:rPr>
           <w:b w:val="0"/>
         </w:rPr>
-        <w:t xml:space="preserve">Check every learner before discussion: Use the worked case for Reading a research </w:t>
+        <w:t xml:space="preserve">Misconception repair: A numerical improvement can be real in the sample while the broader </w:t>
       </w:r>
       <w:r>
         <w:rPr>
@@ -4350,7 +5414,7 @@
         <w:rPr>
           <w:b w:val="0"/>
         </w:rPr>
-        <w:t>. Proposed explanation: “The worked result establishes every future case”. Decide whether this explanation is supported.</w:t>
+        <w:t xml:space="preserve"> remains unsupported.</w:t>
       </w:r>
     </w:p>
     <w:p>
@@ -4361,153 +5425,82 @@
         <w:rPr>
           <w:b w:val="0"/>
         </w:rPr>
-        <w:t>Point to the step or supplied fact that decides; explain your repair if needed.</w:t>
+        <w:t xml:space="preserve">Support: read the exact case aloud, enlarge the labelled picture, supply </w:t>
+      </w:r>
+      <w:r>
+        <w:rPr>
+          <w:b/>
+        </w:rPr>
+        <w:t>input</w:t>
+      </w:r>
+      <w:r>
+        <w:rPr>
+          <w:b w:val="0"/>
+        </w:rPr>
+        <w:t xml:space="preserve"> cards and model only the first deciding step. Accept a spoken explanation or drawing; retain the reasoning goal.</w:t>
       </w:r>
     </w:p>
     <w:p>
       <w:pPr>
-        <w:pStyle w:val="Heading3"/>
-      </w:pPr>
-      <w:r>
-        <w:t>Repair the misconception</w:t>
+        <w:spacing w:line="336" w:lineRule="auto" w:after="180"/>
+      </w:pPr>
+      <w:r>
+        <w:rPr>
+          <w:b w:val="0"/>
+        </w:rPr>
+        <w:t xml:space="preserve">Extension: The headline changes to "every learner improves twice as much". Require a </w:t>
+      </w:r>
+      <w:r>
+        <w:rPr>
+          <w:b/>
+        </w:rPr>
+        <w:t>prediction</w:t>
+      </w:r>
+      <w:r>
+        <w:rPr>
+          <w:b w:val="0"/>
+        </w:rPr>
+        <w:t xml:space="preserve"> and a reason before comparing. Expected result: That learner </w:t>
+      </w:r>
+      <w:r>
+        <w:rPr>
+          <w:b/>
+        </w:rPr>
+        <w:t>claim</w:t>
+      </w:r>
+      <w:r>
+        <w:rPr>
+          <w:b w:val="0"/>
+        </w:rPr>
+        <w:t xml:space="preserve"> is unsupported by these answer counts.</w:t>
       </w:r>
     </w:p>
     <w:p>
       <w:pPr>
         <w:spacing w:line="336" w:lineRule="auto" w:after="180"/>
-        <w:shd w:fill="FFF5E6"/>
       </w:pPr>
       <w:r>
         <w:rPr>
           <w:b w:val="0"/>
         </w:rPr>
-        <w:t xml:space="preserve">Misconception repair: A numerical improvement can be real in the sample while the broader </w:t>
+        <w:t xml:space="preserve">Reason: The outcome and experimental unit have changed in the wording without new </w:t>
       </w:r>
       <w:r>
         <w:rPr>
           <w:b/>
         </w:rPr>
-        <w:t>claim</w:t>
+        <w:t>evidence</w:t>
       </w:r>
       <w:r>
         <w:rPr>
           <w:b w:val="0"/>
         </w:rPr>
-        <w:t xml:space="preserve"> remains unsupported.</w:t>
+        <w:t>.</w:t>
       </w:r>
     </w:p>
     <w:p>
       <w:pPr>
-        <w:pStyle w:val="Heading3"/>
-      </w:pPr>
-      <w:r>
-        <w:t>Support without giving away the answer</w:t>
-      </w:r>
-    </w:p>
-    <w:p>
-      <w:pPr>
         <w:spacing w:line="336" w:lineRule="auto" w:after="180"/>
-        <w:shd w:fill="F1F6F8"/>
-      </w:pPr>
-      <w:r>
-        <w:rPr>
-          <w:b w:val="0"/>
-        </w:rPr>
-        <w:t xml:space="preserve">Support: read the exact case aloud, enlarge the labelled picture, supply </w:t>
-      </w:r>
-      <w:r>
-        <w:rPr>
-          <w:b/>
-        </w:rPr>
-        <w:t>input</w:t>
-      </w:r>
-      <w:r>
-        <w:rPr>
-          <w:b w:val="0"/>
-        </w:rPr>
-        <w:t xml:space="preserve"> cards and model only the first deciding step. Accept a spoken explanation or drawing; retain the reasoning goal.</w:t>
-      </w:r>
-    </w:p>
-    <w:p>
-      <w:pPr>
-        <w:pStyle w:val="Heading3"/>
-      </w:pPr>
-      <w:r>
-        <w:t>Extend the reasoning</w:t>
-      </w:r>
-    </w:p>
-    <w:p>
-      <w:pPr>
-        <w:spacing w:line="336" w:lineRule="auto" w:after="180"/>
-        <w:shd w:fill="F5F1FB"/>
-      </w:pPr>
-      <w:r>
-        <w:rPr>
-          <w:b w:val="0"/>
-        </w:rPr>
-        <w:t xml:space="preserve">Extension: The headline changes to "every learner improves twice as much". Require a </w:t>
-      </w:r>
-      <w:r>
-        <w:rPr>
-          <w:b/>
-        </w:rPr>
-        <w:t>prediction</w:t>
-      </w:r>
-      <w:r>
-        <w:rPr>
-          <w:b w:val="0"/>
-        </w:rPr>
-        <w:t xml:space="preserve"> and a reason before comparing. Expected result: That learner </w:t>
-      </w:r>
-      <w:r>
-        <w:rPr>
-          <w:b/>
-        </w:rPr>
-        <w:t>claim</w:t>
-      </w:r>
-      <w:r>
-        <w:rPr>
-          <w:b w:val="0"/>
-        </w:rPr>
-        <w:t xml:space="preserve"> is unsupported by these answer counts.</w:t>
-      </w:r>
-    </w:p>
-    <w:p>
-      <w:pPr>
-        <w:spacing w:line="336" w:lineRule="auto" w:after="180"/>
-        <w:shd w:fill="F5F1FB"/>
-      </w:pPr>
-      <w:r>
-        <w:rPr>
-          <w:b w:val="0"/>
-        </w:rPr>
-        <w:t xml:space="preserve">Reason: The outcome and experimental unit have changed in the wording without new </w:t>
-      </w:r>
-      <w:r>
-        <w:rPr>
-          <w:b/>
-        </w:rPr>
-        <w:t>evidence</w:t>
-      </w:r>
-      <w:r>
-        <w:rPr>
-          <w:b w:val="0"/>
-        </w:rPr>
-        <w:t>.</w:t>
-      </w:r>
-    </w:p>
-    <w:p>
-      <w:pPr>
-        <w:pStyle w:val="Heading3"/>
-      </w:pPr>
-      <w:r>
-        <w:t>Protect the independent attempt</w:t>
-      </w:r>
-    </w:p>
-    <w:p>
-      <w:pPr>
-        <w:spacing w:line="336" w:lineRule="auto" w:after="180"/>
-        <w:shd w:fill="FFF5E6"/>
       </w:pPr>
       <w:r>
         <w:rPr>
@@ -4702,70 +5695,69 @@
     </w:tbl>
     <w:p>
       <w:pPr>
-        <w:pStyle w:val="Heading3"/>
-      </w:pPr>
-      <w:r>
-        <w:t>Project checkpoint</w:t>
+        <w:spacing w:line="336" w:lineRule="auto" w:after="180"/>
+      </w:pPr>
+      <w:r>
+        <w:rPr>
+          <w:b w:val="0"/>
+        </w:rPr>
+        <w:t xml:space="preserve">Project checkpoint: Frame the need. Name the user, the problem, allowed </w:t>
+      </w:r>
+      <w:r>
+        <w:rPr>
+          <w:b/>
+        </w:rPr>
+        <w:t>input</w:t>
+      </w:r>
+      <w:r>
+        <w:rPr>
+          <w:b w:val="0"/>
+        </w:rPr>
+        <w:t>s and a safe simple starting method.</w:t>
       </w:r>
     </w:p>
     <w:p>
       <w:pPr>
         <w:spacing w:line="336" w:lineRule="auto" w:after="180"/>
-        <w:shd w:fill="EDF7F3"/>
       </w:pPr>
       <w:r>
         <w:rPr>
           <w:b w:val="0"/>
         </w:rPr>
-        <w:t xml:space="preserve">Project checkpoint: Frame the need. Name the user, the problem, allowed </w:t>
+        <w:t xml:space="preserve">Use the weekly teacher answer for topic-specific reasoning. A saved progress tick is an activity record; judge mastery from the learner’s explanation and </w:t>
       </w:r>
       <w:r>
         <w:rPr>
           <w:b/>
         </w:rPr>
-        <w:t>input</w:t>
+        <w:t>evidence</w:t>
       </w:r>
       <w:r>
         <w:rPr>
           <w:b w:val="0"/>
         </w:rPr>
-        <w:t>s and a safe simple starting method.</w:t>
+        <w:t>.</w:t>
       </w:r>
     </w:p>
     <w:p>
       <w:pPr>
-        <w:spacing w:line="336" w:lineRule="auto" w:after="180"/>
-      </w:pPr>
-      <w:r>
-        <w:rPr>
-          <w:b w:val="0"/>
-        </w:rPr>
-        <w:t xml:space="preserve">Use the weekly teacher answer for topic-specific reasoning. A saved progress tick is an activity record; judge mastery from the learner’s explanation and </w:t>
-      </w:r>
-      <w:r>
-        <w:rPr>
-          <w:b/>
-        </w:rPr>
-        <w:t>evidence</w:t>
-      </w:r>
-      <w:r>
-        <w:rPr>
-          <w:b w:val="0"/>
-        </w:rPr>
-        <w:t>.</w:t>
+        <w:pStyle w:val="Heading1"/>
+      </w:pPr>
+      <w:r>
+        <w:t>08. Reference · Feedback,labs and repair paths</w:t>
       </w:r>
     </w:p>
     <w:p>
-      <w:pPr>
-        <w:pStyle w:val="Heading1"/>
-      </w:pPr>
-      <w:r>
-        <w:t>08. Use feedback, labs and repair paths</w:t>
+      <w:r>
+        <w:t>Retain the first attempt and the evidence used for a repair.</w:t>
       </w:r>
     </w:p>
     <w:p>
-      <w:r>
-        <w:t>Use feedback, earlier review and portfolios purposefully. Apply the coding routine only when this lesson has an executable lab.</w:t>
+      <w:pPr>
+        <w:pStyle w:val="Heading2"/>
+      </w:pPr>
+      <w:r>
+        <w:t>Feedback and record guidance</w:t>
       </w:r>
     </w:p>
     <w:p>
@@ -4803,40 +5795,42 @@
       </w:r>
     </w:p>
     <w:p>
-      <w:pPr>
-        <w:pStyle w:val="Heading3"/>
-      </w:pPr>
-      <w:r>
-        <w:t>For later coding lessons</w:t>
+      <w:r>
+        <w:t>This week has no code block. Use this routine when a later lesson includes an executable lab.</w:t>
       </w:r>
     </w:p>
     <w:p>
-      <w:r>
-        <w:t>This week has no code block. Use this routine when a later lesson includes an executable lab.</w:t>
+      <w:pPr>
+        <w:spacing w:line="336" w:lineRule="auto" w:after="180"/>
+      </w:pPr>
+      <w:r>
+        <w:rPr>
+          <w:b w:val="0"/>
+        </w:rPr>
+        <w:t xml:space="preserve">Ask students to predict before running code. Preserve errors and actual </w:t>
+      </w:r>
+      <w:r>
+        <w:rPr>
+          <w:b/>
+        </w:rPr>
+        <w:t>output</w:t>
+      </w:r>
+      <w:r>
+        <w:rPr>
+          <w:b w:val="0"/>
+        </w:rPr>
+        <w:t>s; collect a changed test and an explanation. The branch-boundary and indexing lessons deliberately include failure cases.</w:t>
       </w:r>
     </w:p>
     <w:p>
       <w:pPr>
         <w:spacing w:line="336" w:lineRule="auto" w:after="180"/>
-        <w:shd w:fill="F1F6F8"/>
       </w:pPr>
       <w:r>
         <w:rPr>
           <w:b w:val="0"/>
         </w:rPr>
-        <w:t xml:space="preserve">Ask students to predict before running code. Preserve errors and actual </w:t>
-      </w:r>
-      <w:r>
-        <w:rPr>
-          <w:b/>
-        </w:rPr>
-        <w:t>output</w:t>
-      </w:r>
-      <w:r>
-        <w:rPr>
-          <w:b w:val="0"/>
-        </w:rPr>
-        <w:t>s; collect a changed test and an explanation. The branch-boundary and indexing lessons deliberately include failure cases.</w:t>
+        <w:t>Use the earlier worked-explanation links to address a specific missing building block, then return to the current question. Adapt this suggestion after observing the learner; it is not an automatic diagnosis.</w:t>
       </w:r>
     </w:p>
     <w:p>
@@ -4847,71 +5841,37 @@
         <w:rPr>
           <w:b w:val="0"/>
         </w:rPr>
-        <w:t>Use the earlier worked-explanation links to address a specific missing building block, then return to the current question. Adapt this suggestion after observing the learner; it is not an automatic diagnosis.</w:t>
+        <w:t xml:space="preserve">Collect the completed-work portfolio as </w:t>
+      </w:r>
+      <w:r>
+        <w:rPr>
+          <w:b/>
+        </w:rPr>
+        <w:t>evidence</w:t>
+      </w:r>
+      <w:r>
+        <w:rPr>
+          <w:b w:val="0"/>
+        </w:rPr>
+        <w:t>. Record support separately from correctness, and assess explanation, trace/test and limitations. Progress ticks and quiz selections alone do not establish mastery.</w:t>
       </w:r>
     </w:p>
     <w:p>
       <w:pPr>
-        <w:spacing w:line="336" w:lineRule="auto" w:after="180"/>
-      </w:pPr>
-      <w:r>
-        <w:rPr>
-          <w:b w:val="0"/>
-        </w:rPr>
-        <w:t xml:space="preserve">Collect the completed-work portfolio as </w:t>
-      </w:r>
-      <w:r>
-        <w:rPr>
-          <w:b/>
-        </w:rPr>
-        <w:t>evidence</w:t>
-      </w:r>
-      <w:r>
-        <w:rPr>
-          <w:b w:val="0"/>
-        </w:rPr>
-        <w:t>. Record support separately from correctness, and assess explanation, trace/test and limitations. Progress ticks and quiz selections alone do not establish mastery.</w:t>
+        <w:pStyle w:val="Heading1"/>
+      </w:pPr>
+      <w:r>
+        <w:t>09. Reference · Teach with the six pictures</w:t>
       </w:r>
     </w:p>
     <w:p>
-      <w:pPr>
-        <w:pStyle w:val="Heading1"/>
-      </w:pPr>
-      <w:r>
-        <w:t>09. Visual concept journey</w:t>
+      <w:r>
+        <w:t>Choose one picture for a particular reasoning move.</w:t>
       </w:r>
     </w:p>
     <w:p>
-      <w:r>
-        <w:t>Show one Reading a research claim graphic at a time, request a prediction and discuss its trace before the independent assessment.</w:t>
-      </w:r>
-    </w:p>
-    <w:p>
-      <w:pPr>
-        <w:spacing w:line="336" w:lineRule="auto" w:after="180"/>
-      </w:pPr>
-      <w:r>
-        <w:rPr>
-          <w:b w:val="0"/>
-        </w:rPr>
-        <w:t xml:space="preserve">Use one picture at a time. Hide a worked result before asking for a </w:t>
-      </w:r>
-      <w:r>
-        <w:rPr>
-          <w:b/>
-        </w:rPr>
-        <w:t>prediction</w:t>
-      </w:r>
-      <w:r>
-        <w:rPr>
-          <w:b w:val="0"/>
-        </w:rPr>
-        <w:t>, then reveal it for feedback. These are supported teaching cases; retain the separate independent assessment for a fresh first attempt.</w:t>
-      </w:r>
-    </w:p>
-    <w:p>
-      <w:pPr>
-        <w:pStyle w:val="Heading3"/>
+      <w:pPr>
+        <w:pStyle w:val="Heading2"/>
       </w:pPr>
       <w:r>
         <w:t>01. Reading a research claim: the case</w:t>
@@ -4922,7 +5882,7 @@
         <w:drawing>
           <wp:inline xmlns:a="http://schemas.openxmlformats.org/drawingml/2006/main" xmlns:pic="http://schemas.openxmlformats.org/drawingml/2006/picture">
             <wp:extent cx="5486400" cy="2834640"/>
-            <wp:docPr id="3" name="Picture 3" descr="Read a claim with its denominator. A fictional paper headline says a prompt is twice as effective. Its table reports four correct cases instead of two. Supplied facts: Baseline: 2/10 correct. New prompt: 4/10 on the same ten cases. Scoring is fixed."/>
+            <wp:docPr id="4" name="Picture 4" descr="Read a claim with its denominator. A fictional paper headline says a prompt is twice as effective. Its table reports four correct cases instead of two. Supplied facts: Baseline: 2/10 correct. New prompt: 4/10 on the same ten cases. Scoring is fixed."/>
             <wp:cNvGraphicFramePr>
               <a:graphicFrameLocks noChangeAspect="1"/>
             </wp:cNvGraphicFramePr>
@@ -4934,7 +5894,7 @@
                     <pic:cNvPicPr/>
                   </pic:nvPicPr>
                   <pic:blipFill>
-                    <a:blip r:embed="rId11"/>
+                    <a:blip r:embed="rId12"/>
                     <a:stretch>
                       <a:fillRect/>
                     </a:stretch>
@@ -4990,7 +5950,6 @@
     <w:p>
       <w:pPr>
         <w:spacing w:line="336" w:lineRule="auto" w:after="180"/>
-        <w:shd w:fill="F5F1FB"/>
       </w:pPr>
       <w:r>
         <w:rPr>
@@ -5001,27 +5960,18 @@
     </w:p>
     <w:p>
       <w:pPr>
-        <w:pStyle w:val="Heading3"/>
-      </w:pPr>
-      <w:r>
-        <w:t>Discuss while showing the picture</w:t>
+        <w:spacing w:line="336" w:lineRule="auto" w:after="180"/>
+      </w:pPr>
+      <w:r>
+        <w:rPr>
+          <w:b w:val="0"/>
+        </w:rPr>
+        <w:t>Teacher prompt: Point to the given fact that matters most. Explain why it matters. Ask learners to describe one label or arrow in ordinary words. Use the adjacent transcript if the image is difficult to see.</w:t>
       </w:r>
     </w:p>
     <w:p>
       <w:pPr>
-        <w:spacing w:line="336" w:lineRule="auto" w:after="180"/>
-        <w:shd w:fill="F1F6F8"/>
-      </w:pPr>
-      <w:r>
-        <w:rPr>
-          <w:b w:val="0"/>
-        </w:rPr>
-        <w:t>Teacher prompt: Point to the given fact that matters most. Explain why it matters. Ask learners to describe one label or arrow in ordinary words. Use the adjacent transcript if the image is difficult to see.</w:t>
-      </w:r>
-    </w:p>
-    <w:p>
-      <w:pPr>
-        <w:pStyle w:val="Heading3"/>
+        <w:pStyle w:val="Heading2"/>
       </w:pPr>
       <w:r>
         <w:t>02. Follow the deciding steps</w:t>
@@ -5032,7 +5982,7 @@
         <w:drawing>
           <wp:inline xmlns:a="http://schemas.openxmlformats.org/drawingml/2006/main" xmlns:pic="http://schemas.openxmlformats.org/drawingml/2006/picture">
             <wp:extent cx="5486400" cy="3182112"/>
-            <wp:docPr id="4" name="Picture 4" descr="Find the measured outcome: The table counts correct answers, not learning or satisfaction. → Calculate both changes: 20%→40% is twice the rate and a 20-percentage-point increase. → Check claim scope: These ten cases support a descriptive comparison, not universal doubling."/>
+            <wp:docPr id="5" name="Picture 5" descr="Find the measured outcome: The table counts correct answers, not learning or satisfaction. → Calculate both changes: 20%→40% is twice the rate and a 20-percentage-point increase. → Check claim scope: These ten cases support a descriptive comparison, not universal doubling."/>
             <wp:cNvGraphicFramePr>
               <a:graphicFrameLocks noChangeAspect="1"/>
             </wp:cNvGraphicFramePr>
@@ -5044,7 +5994,7 @@
                     <pic:cNvPicPr/>
                   </pic:nvPicPr>
                   <pic:blipFill>
-                    <a:blip r:embed="rId12"/>
+                    <a:blip r:embed="rId9"/>
                     <a:stretch>
                       <a:fillRect/>
                     </a:stretch>
@@ -5089,7 +6039,6 @@
     <w:p>
       <w:pPr>
         <w:spacing w:line="336" w:lineRule="auto" w:after="180"/>
-        <w:shd w:fill="F5F1FB"/>
       </w:pPr>
       <w:r>
         <w:rPr>
@@ -5112,39 +6061,30 @@
     </w:p>
     <w:p>
       <w:pPr>
-        <w:pStyle w:val="Heading3"/>
-      </w:pPr>
-      <w:r>
-        <w:t>Discuss while showing the picture</w:t>
+        <w:spacing w:line="336" w:lineRule="auto" w:after="180"/>
+      </w:pPr>
+      <w:r>
+        <w:rPr>
+          <w:b w:val="0"/>
+        </w:rPr>
+        <w:t xml:space="preserve">Teacher prompt: Point to each numbered stage and explain which recorded </w:t>
+      </w:r>
+      <w:r>
+        <w:rPr>
+          <w:b/>
+        </w:rPr>
+        <w:t>input</w:t>
+      </w:r>
+      <w:r>
+        <w:rPr>
+          <w:b w:val="0"/>
+        </w:rPr>
+        <w:t xml:space="preserve"> it uses. Ask learners to describe one label or arrow in ordinary words. Use the adjacent transcript if the image is difficult to see.</w:t>
       </w:r>
     </w:p>
     <w:p>
       <w:pPr>
-        <w:spacing w:line="336" w:lineRule="auto" w:after="180"/>
-        <w:shd w:fill="F1F6F8"/>
-      </w:pPr>
-      <w:r>
-        <w:rPr>
-          <w:b w:val="0"/>
-        </w:rPr>
-        <w:t xml:space="preserve">Teacher prompt: Point to each numbered stage and explain which recorded </w:t>
-      </w:r>
-      <w:r>
-        <w:rPr>
-          <w:b/>
-        </w:rPr>
-        <w:t>input</w:t>
-      </w:r>
-      <w:r>
-        <w:rPr>
-          <w:b w:val="0"/>
-        </w:rPr>
-        <w:t xml:space="preserve"> it uses. Ask learners to describe one label or arrow in ordinary words. Use the adjacent transcript if the image is difficult to see.</w:t>
-      </w:r>
-    </w:p>
-    <w:p>
-      <w:pPr>
-        <w:pStyle w:val="Heading3"/>
+        <w:pStyle w:val="Heading2"/>
       </w:pPr>
       <w:r>
         <w:t>03. Correctness on ten shared cases</w:t>
@@ -5155,7 +6095,7 @@
         <w:drawing>
           <wp:inline xmlns:a="http://schemas.openxmlformats.org/drawingml/2006/main" xmlns:pic="http://schemas.openxmlformats.org/drawingml/2006/picture">
             <wp:extent cx="5486400" cy="2834640"/>
-            <wp:docPr id="5" name="Picture 5" descr="Correctness on ten shared cases. Units: correct answers out of 10. Baseline: 2. New prompt: 4."/>
+            <wp:docPr id="6" name="Picture 6" descr="Correctness on ten shared cases. Units: correct answers out of 10. Baseline: 2. New prompt: 4."/>
             <wp:cNvGraphicFramePr>
               <a:graphicFrameLocks noChangeAspect="1"/>
             </wp:cNvGraphicFramePr>
@@ -5200,7 +6140,6 @@
     <w:p>
       <w:pPr>
         <w:spacing w:line="336" w:lineRule="auto" w:after="180"/>
-        <w:shd w:fill="F5F1FB"/>
       </w:pPr>
       <w:r>
         <w:rPr>
@@ -5211,39 +6150,29 @@
     </w:p>
     <w:p>
       <w:pPr>
-        <w:pStyle w:val="Heading3"/>
-      </w:pPr>
-      <w:r>
-        <w:t>Discuss while showing the picture</w:t>
+        <w:spacing w:line="336" w:lineRule="auto" w:after="180"/>
+      </w:pPr>
+      <w:r>
+        <w:rPr>
+          <w:b w:val="0"/>
+        </w:rPr>
+        <w:t>Teacher prompt: Read the labels and values. Explain the relationship the model shows. Ask learners to describe one label or arrow in ordinary words. Use the adjacent transcript if the image is difficult to see.</w:t>
       </w:r>
     </w:p>
     <w:p>
       <w:pPr>
         <w:spacing w:line="336" w:lineRule="auto" w:after="180"/>
-        <w:shd w:fill="F1F6F8"/>
       </w:pPr>
       <w:r>
         <w:rPr>
           <w:b w:val="0"/>
         </w:rPr>
-        <w:t>Teacher prompt: Read the labels and values. Explain the relationship the model shows. Ask learners to describe one label or arrow in ordinary words. Use the adjacent transcript if the image is difficult to see.</w:t>
+        <w:t>Check row/column meanings, units and denominators before discussing a difference. Supplied toy values are not real class or model results.</w:t>
       </w:r>
     </w:p>
     <w:p>
       <w:pPr>
-        <w:spacing w:line="336" w:lineRule="auto" w:after="180"/>
-        <w:shd w:fill="F1F6F8"/>
-      </w:pPr>
-      <w:r>
-        <w:rPr>
-          <w:b w:val="0"/>
-        </w:rPr>
-        <w:t>Check row/column meanings, units and denominators before discussing a difference. Supplied toy values are not real class or model results.</w:t>
-      </w:r>
-    </w:p>
-    <w:p>
-      <w:pPr>
-        <w:pStyle w:val="Heading3"/>
+        <w:pStyle w:val="Heading2"/>
       </w:pPr>
       <w:r>
         <w:t>04. Change one thing. Trace what follows.</w:t>
@@ -5254,7 +6183,7 @@
         <w:drawing>
           <wp:inline xmlns:a="http://schemas.openxmlformats.org/drawingml/2006/main" xmlns:pic="http://schemas.openxmlformats.org/drawingml/2006/picture">
             <wp:extent cx="5486400" cy="3026664"/>
-            <wp:docPr id="6" name="Picture 6" descr="Original case: These ten cases support a descriptive comparison, not universal doubling. Changed condition: The headline changes to &quot;every learner improves twice as much&quot;. Expected result: That learner claim is unsupported by these answer counts. Reason: The outcome and experimental unit have changed in the wording without new evidence."/>
+            <wp:docPr id="7" name="Picture 7" descr="Original case: These ten cases support a descriptive comparison, not universal doubling. Changed condition: The headline changes to &quot;every learner improves twice as much&quot;. Expected result: That learner claim is unsupported by these answer counts. Reason: The outcome and experimental unit have changed in the wording without new evidence."/>
             <wp:cNvGraphicFramePr>
               <a:graphicFrameLocks noChangeAspect="1"/>
             </wp:cNvGraphicFramePr>
@@ -5334,7 +6263,6 @@
     <w:p>
       <w:pPr>
         <w:spacing w:line="336" w:lineRule="auto" w:after="180"/>
-        <w:shd w:fill="F5F1FB"/>
       </w:pPr>
       <w:r>
         <w:rPr>
@@ -5345,51 +6273,41 @@
     </w:p>
     <w:p>
       <w:pPr>
-        <w:pStyle w:val="Heading3"/>
-      </w:pPr>
-      <w:r>
-        <w:t>Discuss while showing the picture</w:t>
+        <w:spacing w:line="336" w:lineRule="auto" w:after="180"/>
+      </w:pPr>
+      <w:r>
+        <w:rPr>
+          <w:b w:val="0"/>
+        </w:rPr>
+        <w:t>Teacher prompt: Predict before checking the worked changed-case result. Name what changed and what the supplied facts allow you to conclude. Ask learners to describe one label or arrow in ordinary words.</w:t>
       </w:r>
     </w:p>
     <w:p>
       <w:pPr>
         <w:spacing w:line="336" w:lineRule="auto" w:after="180"/>
-        <w:shd w:fill="F1F6F8"/>
       </w:pPr>
       <w:r>
         <w:rPr>
           <w:b w:val="0"/>
         </w:rPr>
-        <w:t>Teacher prompt: Predict before checking the worked changed-case result. Name what changed and what the supplied facts allow you to conclude. Ask learners to describe one label or arrow in ordinary words.</w:t>
+        <w:t xml:space="preserve">Use the adjacent transcript if the image is difficult to see. Changed-case reasoning: The outcome and experimental unit have changed in the wording without new </w:t>
+      </w:r>
+      <w:r>
+        <w:rPr>
+          <w:b/>
+        </w:rPr>
+        <w:t>evidence</w:t>
+      </w:r>
+      <w:r>
+        <w:rPr>
+          <w:b w:val="0"/>
+        </w:rPr>
+        <w:t>.</w:t>
       </w:r>
     </w:p>
     <w:p>
       <w:pPr>
-        <w:spacing w:line="336" w:lineRule="auto" w:after="180"/>
-        <w:shd w:fill="F1F6F8"/>
-      </w:pPr>
-      <w:r>
-        <w:rPr>
-          <w:b w:val="0"/>
-        </w:rPr>
-        <w:t xml:space="preserve">Use the adjacent transcript if the image is difficult to see. Changed-case reasoning: The outcome and experimental unit have changed in the wording without new </w:t>
-      </w:r>
-      <w:r>
-        <w:rPr>
-          <w:b/>
-        </w:rPr>
-        <w:t>evidence</w:t>
-      </w:r>
-      <w:r>
-        <w:rPr>
-          <w:b w:val="0"/>
-        </w:rPr>
-        <w:t>.</w:t>
-      </w:r>
-    </w:p>
-    <w:p>
-      <w:pPr>
-        <w:pStyle w:val="Heading3"/>
+        <w:pStyle w:val="Heading2"/>
       </w:pPr>
       <w:r>
         <w:t>05. Connect the explanation to its limit</w:t>
@@ -5400,7 +6318,7 @@
         <w:drawing>
           <wp:inline xmlns:a="http://schemas.openxmlformats.org/drawingml/2006/main" xmlns:pic="http://schemas.openxmlformats.org/drawingml/2006/picture">
             <wp:extent cx="5486400" cy="2834640"/>
-            <wp:docPr id="7" name="Picture 7" descr="A research claim compresses a method and result. Unpack the measured variable, denominator and comparison before accepting the headline. Limit: Small case counts leave substantial uncertainty; no significance or causal effect is supplied."/>
+            <wp:docPr id="8" name="Picture 8" descr="A research claim compresses a method and result. Unpack the measured variable, denominator and comparison before accepting the headline. Limit: Small case counts leave substantial uncertainty; no significance or causal effect is supplied."/>
             <wp:cNvGraphicFramePr>
               <a:graphicFrameLocks noChangeAspect="1"/>
             </wp:cNvGraphicFramePr>
@@ -5468,7 +6386,6 @@
     <w:p>
       <w:pPr>
         <w:spacing w:line="336" w:lineRule="auto" w:after="180"/>
-        <w:shd w:fill="F5F1FB"/>
       </w:pPr>
       <w:r>
         <w:rPr>
@@ -5491,51 +6408,41 @@
     </w:p>
     <w:p>
       <w:pPr>
-        <w:pStyle w:val="Heading3"/>
-      </w:pPr>
-      <w:r>
-        <w:t>Discuss while showing the picture</w:t>
+        <w:spacing w:line="336" w:lineRule="auto" w:after="180"/>
+      </w:pPr>
+      <w:r>
+        <w:rPr>
+          <w:b w:val="0"/>
+        </w:rPr>
+        <w:t xml:space="preserve">Teacher prompt: Explain the case, then point to a limit on the </w:t>
+      </w:r>
+      <w:r>
+        <w:rPr>
+          <w:b/>
+        </w:rPr>
+        <w:t>claim</w:t>
+      </w:r>
+      <w:r>
+        <w:rPr>
+          <w:b w:val="0"/>
+        </w:rPr>
+        <w:t>. Ask learners to describe one label or arrow in ordinary words. Use the adjacent transcript if the image is difficult to see.</w:t>
       </w:r>
     </w:p>
     <w:p>
       <w:pPr>
         <w:spacing w:line="336" w:lineRule="auto" w:after="180"/>
-        <w:shd w:fill="F1F6F8"/>
       </w:pPr>
       <w:r>
         <w:rPr>
           <w:b w:val="0"/>
         </w:rPr>
-        <w:t xml:space="preserve">Teacher prompt: Explain the case, then point to a limit on the </w:t>
-      </w:r>
-      <w:r>
-        <w:rPr>
-          <w:b/>
-        </w:rPr>
-        <w:t>claim</w:t>
-      </w:r>
-      <w:r>
-        <w:rPr>
-          <w:b w:val="0"/>
-        </w:rPr>
-        <w:t>. Ask learners to describe one label or arrow in ordinary words. Use the adjacent transcript if the image is difficult to see.</w:t>
+        <w:t>Keep the stated scope: Small case counts leave substantial uncertainty; no significance or causal effect is supplied.</w:t>
       </w:r>
     </w:p>
     <w:p>
       <w:pPr>
-        <w:spacing w:line="336" w:lineRule="auto" w:after="180"/>
-        <w:shd w:fill="F1F6F8"/>
-      </w:pPr>
-      <w:r>
-        <w:rPr>
-          <w:b w:val="0"/>
-        </w:rPr>
-        <w:t>Keep the stated scope: Small case counts leave substantial uncertainty; no significance or causal effect is supplied.</w:t>
-      </w:r>
-    </w:p>
-    <w:p>
-      <w:pPr>
-        <w:pStyle w:val="Heading3"/>
+        <w:pStyle w:val="Heading2"/>
       </w:pPr>
       <w:r>
         <w:t>06. Make the idea visible in your project</w:t>
@@ -5546,7 +6453,7 @@
         <w:drawing>
           <wp:inline xmlns:a="http://schemas.openxmlformats.org/drawingml/2006/main" xmlns:pic="http://schemas.openxmlformats.org/drawingml/2006/picture">
             <wp:extent cx="5486400" cy="3681984"/>
-            <wp:docPr id="8" name="Picture 8" descr="For the Reproducible AI Research Study, retain an annotated worked trace and the changed-case reasoning. Connect the claim to its records, units and assumptions so another investigator can challenge or reproduce it. Draw your input, deciding step, result and limit. Supported question: Calculate the baseline and new rates for 2/10 and 4/10. Explain both twice the rate and the percentage-point change, and say why neither measures every learner’s improvement."/>
+            <wp:docPr id="9" name="Picture 9" descr="For the Reproducible AI Research Study, retain an annotated worked trace and the changed-case reasoning. Connect the claim to its records, units and assumptions so another investigator can challenge or reproduce it. Draw your input, deciding step, result and limit. Supported question: Calculate the baseline and new rates for 2/10 and 4/10. Explain both twice the rate and the percentage-point change, and say why neither measures every learner’s improvement."/>
             <wp:cNvGraphicFramePr>
               <a:graphicFrameLocks noChangeAspect="1"/>
             </wp:cNvGraphicFramePr>
@@ -5637,7 +6544,6 @@
     <w:p>
       <w:pPr>
         <w:spacing w:line="336" w:lineRule="auto" w:after="180"/>
-        <w:shd w:fill="F5F1FB"/>
       </w:pPr>
       <w:r>
         <w:rPr>
@@ -5660,82 +6566,150 @@
     </w:p>
     <w:p>
       <w:pPr>
-        <w:pStyle w:val="Heading3"/>
-      </w:pPr>
-      <w:r>
-        <w:t>Discuss while showing the picture</w:t>
+        <w:spacing w:line="336" w:lineRule="auto" w:after="180"/>
+      </w:pPr>
+      <w:r>
+        <w:rPr>
+          <w:b w:val="0"/>
+        </w:rPr>
+        <w:t xml:space="preserve">Teacher prompt: Draw your project trace and justify the deciding step using </w:t>
+      </w:r>
+      <w:r>
+        <w:rPr>
+          <w:b/>
+        </w:rPr>
+        <w:t>evidence</w:t>
+      </w:r>
+      <w:r>
+        <w:rPr>
+          <w:b w:val="0"/>
+        </w:rPr>
+        <w:t>. Ask learners to describe one label or arrow in ordinary words. Use the adjacent transcript if the image is difficult to see.</w:t>
       </w:r>
     </w:p>
     <w:p>
       <w:pPr>
         <w:spacing w:line="336" w:lineRule="auto" w:after="180"/>
-        <w:shd w:fill="F1F6F8"/>
       </w:pPr>
       <w:r>
         <w:rPr>
           <w:b w:val="0"/>
         </w:rPr>
-        <w:t xml:space="preserve">Teacher prompt: Draw your project trace and justify the deciding step using </w:t>
-      </w:r>
-      <w:r>
-        <w:rPr>
-          <w:b/>
-        </w:rPr>
-        <w:t>evidence</w:t>
-      </w:r>
-      <w:r>
-        <w:rPr>
-          <w:b w:val="0"/>
-        </w:rPr>
-        <w:t>. Ask learners to describe one label or arrow in ordinary words. Use the adjacent transcript if the image is difficult to see.</w:t>
+        <w:t>Supported practice key: The table counts correct answers, not learning or satisfaction. 20%→40% is twice the rate and a 20-percentage-point increase. These ten cases support a descriptive comparison, not universal doubling.</w:t>
       </w:r>
     </w:p>
     <w:p>
       <w:pPr>
         <w:spacing w:line="336" w:lineRule="auto" w:after="180"/>
-        <w:shd w:fill="F1F6F8"/>
       </w:pPr>
       <w:r>
         <w:rPr>
           <w:b w:val="0"/>
         </w:rPr>
-        <w:t>Supported practice key: The table counts correct answers, not learning or satisfaction. 20%→40% is twice the rate and a 20-percentage-point increase. These ten cases support a descriptive comparison, not universal doubling.</w:t>
+        <w:t xml:space="preserve">Changed case: That learner </w:t>
+      </w:r>
+      <w:r>
+        <w:rPr>
+          <w:b/>
+        </w:rPr>
+        <w:t>claim</w:t>
+      </w:r>
+      <w:r>
+        <w:rPr>
+          <w:b w:val="0"/>
+        </w:rPr>
+        <w:t xml:space="preserve"> is unsupported by these answer counts. The outcome and experimental unit have changed in the wording without new </w:t>
+      </w:r>
+      <w:r>
+        <w:rPr>
+          <w:b/>
+        </w:rPr>
+        <w:t>evidence</w:t>
+      </w:r>
+      <w:r>
+        <w:rPr>
+          <w:b w:val="0"/>
+        </w:rPr>
+        <w:t>.</w:t>
       </w:r>
     </w:p>
     <w:p>
       <w:pPr>
+        <w:pStyle w:val="Heading2"/>
+      </w:pPr>
+      <w:r>
+        <w:t>Earlier wording, alternatives and picture transcripts · reference / check after trying</w:t>
+      </w:r>
+    </w:p>
+    <w:p>
+      <w:pPr>
         <w:spacing w:line="336" w:lineRule="auto" w:after="180"/>
-        <w:shd w:fill="F1F6F8"/>
       </w:pPr>
       <w:r>
         <w:rPr>
           <w:b w:val="0"/>
         </w:rPr>
-        <w:t xml:space="preserve">Changed case: That learner </w:t>
+        <w:t xml:space="preserve">Use one picture at a time. Hide a worked result before asking for a </w:t>
       </w:r>
       <w:r>
         <w:rPr>
           <w:b/>
         </w:rPr>
-        <w:t>claim</w:t>
+        <w:t>prediction</w:t>
       </w:r>
       <w:r>
         <w:rPr>
           <w:b w:val="0"/>
         </w:rPr>
-        <w:t xml:space="preserve"> is unsupported by these answer counts. The outcome and experimental unit have changed in the wording without new </w:t>
-      </w:r>
-      <w:r>
-        <w:rPr>
-          <w:b/>
-        </w:rPr>
-        <w:t>evidence</w:t>
-      </w:r>
-      <w:r>
-        <w:rPr>
-          <w:b w:val="0"/>
-        </w:rPr>
-        <w:t>.</w:t>
+        <w:t>, then reveal it for feedback. These are supported teaching cases; retain the separate independent assessment for a fresh first attempt.</w:t>
+      </w:r>
+    </w:p>
+    <w:p>
+      <w:pPr>
+        <w:pStyle w:val="Heading3"/>
+      </w:pPr>
+      <w:r>
+        <w:t>01. Reading a research claim: the case</w:t>
+      </w:r>
+    </w:p>
+    <w:p>
+      <w:pPr>
+        <w:pStyle w:val="Heading3"/>
+      </w:pPr>
+      <w:r>
+        <w:t>02. Follow the deciding steps</w:t>
+      </w:r>
+    </w:p>
+    <w:p>
+      <w:pPr>
+        <w:pStyle w:val="Heading3"/>
+      </w:pPr>
+      <w:r>
+        <w:t>03. Correctness on ten shared cases</w:t>
+      </w:r>
+    </w:p>
+    <w:p>
+      <w:pPr>
+        <w:pStyle w:val="Heading3"/>
+      </w:pPr>
+      <w:r>
+        <w:t>04. Change one thing. Trace what follows.</w:t>
+      </w:r>
+    </w:p>
+    <w:p>
+      <w:pPr>
+        <w:pStyle w:val="Heading3"/>
+      </w:pPr>
+      <w:r>
+        <w:t>05. Connect the explanation to its limit</w:t>
+      </w:r>
+    </w:p>
+    <w:p>
+      <w:pPr>
+        <w:pStyle w:val="Heading3"/>
+      </w:pPr>
+      <w:r>
+        <w:t>06. Make the idea visible in your project</w:t>
       </w:r>
     </w:p>
     <w:sectPr>
